--- a/ind/docx/09.content.docx
+++ b/ind/docx/09.content.docx
@@ -4,6 +4,15 @@
   <w:body>
     <w:p/>
     <w:p>
+      <w:r/>
+    </w:p>
+    <w:p>
+      <w:pPr>
+        <w:pStyle w:val="Heading2"/>
+      </w:pPr>
+      <w:r>
+        <w:t>Resource: Catatan Studi (Tyndale)</w:t>
+      </w:r>
       <w:r/>
     </w:p>
     <w:p>
@@ -21,7 +30,7 @@
         <w:rPr>
           <w:b/>
         </w:rPr>
-        <w:t>Study Notes (Tyndale)</w:t>
+        <w:t>Catatan Studi (Tyndale)</w:t>
       </w:r>
       <w:r>
         <w:t xml:space="preserve"> (Indonesian) is based on</w:t>
@@ -74,7 +83,7 @@
         <w:pStyle w:val="Heading1"/>
       </w:pPr>
       <w:r>
-        <w:t>Study Notes (Tyndale)</w:t>
+        <w:t>Catatan Studi (Tyndale)</w:t>
       </w:r>
     </w:p>
     <w:p>
@@ -83,6 +92,51 @@
           <w:headerReference w:type="even" r:id="rId8"/>
           <w:headerReference w:type="default" r:id="rId9"/>
           <w:footerReference w:type="default" r:id="rId10"/>
+          <w:footnotePr>
+            <w:numRestart w:val="eachSect"/>
+          </w:footnotePr>
+          <w:type w:val="continuous"/>
+          <w:pgSz w:w="12240" w:h="15840" w:code="1"/>
+          <w:pgMar w:top="1440" w:right="1440" w:bottom="1440" w:left="1440" w:header="504" w:footer="504" w:gutter="0"/>
+          <w:cols w:space="708"/>
+          <w:titlePg/>
+          <w:docGrid w:linePitch="360"/>
+        </w:sectPr>
+      </w:pPr>
+    </w:p>
+    <w:p>
+      <w:r/>
+    </w:p>
+    <w:p>
+      <w:pPr>
+        <w:pStyle w:val="Heading2"/>
+      </w:pPr>
+      <w:r>
+        <w:t>1SA</w:t>
+      </w:r>
+      <w:r/>
+    </w:p>
+    <w:p>
+      <w:r/>
+      <w:r>
+        <w:rPr>
+          <w:i/>
+        </w:rPr>
+        <w:t>1 Samuel 25:1</w:t>
+      </w:r>
+      <w:r/>
+    </w:p>
+    <w:p>
+      <w:r/>
+      <w:r>
+        <w:t xml:space="preserve"> </w:t>
+      </w:r>
+      <w:r/>
+      <w:r/>
+    </w:p>
+    <w:p>
+      <w:pPr>
+        <w:sectPr>
           <w:footnotePr>
             <w:numRestart w:val="eachSect"/>
           </w:footnotePr>

--- a/ind/docx/09.content.docx
+++ b/ind/docx/09.content.docx
@@ -4,48 +4,88 @@
   <w:body>
     <w:p/>
     <w:p>
-      <w:r/>
+      <w:pPr/>
+      <w:r>
+        <w:rPr>
+          <w:lang w:val="id_ID" w:bidi="id_ID"/>
+        </w:rPr>
+      </w:r>
     </w:p>
     <w:p>
       <w:pPr>
         <w:pStyle w:val="Heading2"/>
       </w:pPr>
       <w:r>
+        <w:rPr>
+          <w:lang w:val="id_ID" w:bidi="id_ID"/>
+        </w:rPr>
         <w:t>Resource: Catatan Studi (Tyndale)</w:t>
       </w:r>
-      <w:r/>
+      <w:r>
+        <w:rPr>
+          <w:lang w:val="id_ID" w:bidi="id_ID"/>
+        </w:rPr>
+      </w:r>
     </w:p>
     <w:p>
       <w:pPr>
         <w:pStyle w:val="Heading2"/>
       </w:pPr>
       <w:r>
+        <w:rPr>
+          <w:lang w:val="id_ID" w:bidi="id_ID"/>
+        </w:rPr>
         <w:t>License Information</w:t>
       </w:r>
-      <w:r/>
+      <w:r>
+        <w:rPr>
+          <w:lang w:val="id_ID" w:bidi="id_ID"/>
+        </w:rPr>
+      </w:r>
     </w:p>
     <w:p>
-      <w:r/>
+      <w:pPr/>
+      <w:r>
+        <w:rPr>
+          <w:lang w:val="id_ID" w:bidi="id_ID"/>
+        </w:rPr>
+      </w:r>
       <w:r>
         <w:rPr>
           <w:b/>
+          <w:lang w:val="id_ID" w:bidi="id_ID"/>
         </w:rPr>
         <w:t>Catatan Studi (Tyndale)</w:t>
       </w:r>
       <w:r>
+        <w:rPr>
+          <w:lang w:val="id_ID" w:bidi="id_ID"/>
+        </w:rPr>
         <w:t xml:space="preserve"> (Indonesian) is based on</w:t>
       </w:r>
       <w:r>
+        <w:rPr>
+          <w:lang w:val="id_ID" w:bidi="id_ID"/>
+        </w:rPr>
         <w:t xml:space="preserve">: </w:t>
       </w:r>
       <w:r>
+        <w:rPr>
+          <w:lang w:val="id_ID" w:bidi="id_ID"/>
+        </w:rPr>
         <w:t>Tyndale Open Study Notes</w:t>
       </w:r>
       <w:r>
+        <w:rPr>
+          <w:lang w:val="id_ID" w:bidi="id_ID"/>
+        </w:rPr>
         <w:t xml:space="preserve">, </w:t>
       </w:r>
       <w:hyperlink r:id="rId13">
         <w:r>
+          <w:rPr>
+            <w:lang w:val="id_ID" w:bidi="id_ID"/>
+          </w:rPr>
           <w:rPr>
             <w:color w:val="0000EE"/>
             <w:u w:val="single"/>
@@ -54,10 +94,16 @@
         </w:r>
       </w:hyperlink>
       <w:r>
+        <w:rPr>
+          <w:lang w:val="id_ID" w:bidi="id_ID"/>
+        </w:rPr>
         <w:t xml:space="preserve">, 2019, which is licensed under a </w:t>
       </w:r>
       <w:hyperlink r:id="rId14">
         <w:r>
+          <w:rPr>
+            <w:lang w:val="id_ID" w:bidi="id_ID"/>
+          </w:rPr>
           <w:rPr>
             <w:color w:val="0000EE"/>
             <w:u w:val="single"/>
@@ -66,23 +112,49 @@
         </w:r>
       </w:hyperlink>
       <w:r>
+        <w:rPr>
+          <w:lang w:val="id_ID" w:bidi="id_ID"/>
+        </w:rPr>
         <w:t>.</w:t>
       </w:r>
-      <w:r/>
+      <w:r>
+        <w:rPr>
+          <w:lang w:val="id_ID" w:bidi="id_ID"/>
+        </w:rPr>
+      </w:r>
     </w:p>
     <w:p>
-      <w:r/>
+      <w:pPr/>
       <w:r>
+        <w:rPr>
+          <w:lang w:val="id_ID" w:bidi="id_ID"/>
+        </w:rPr>
+      </w:r>
+      <w:r>
+        <w:rPr>
+          <w:lang w:val="id_ID" w:bidi="id_ID"/>
+        </w:rPr>
         <w:t>This PDF version is provided under the same license.</w:t>
       </w:r>
-      <w:r/>
-      <w:r/>
+      <w:r>
+        <w:rPr>
+          <w:lang w:val="id_ID" w:bidi="id_ID"/>
+        </w:rPr>
+      </w:r>
+      <w:r>
+        <w:rPr>
+          <w:lang w:val="id_ID" w:bidi="id_ID"/>
+        </w:rPr>
+      </w:r>
     </w:p>
     <w:p>
       <w:pPr>
         <w:pStyle w:val="Heading1"/>
       </w:pPr>
       <w:r>
+        <w:rPr>
+          <w:lang w:val="id_ID" w:bidi="id_ID"/>
+        </w:rPr>
         <w:t>Catatan Studi (Tyndale)</w:t>
       </w:r>
     </w:p>
@@ -105,34 +177,72 @@
       </w:pPr>
     </w:p>
     <w:p>
-      <w:r/>
+      <w:pPr/>
+      <w:r>
+        <w:rPr>
+          <w:lang w:val="id_ID" w:bidi="id_ID"/>
+        </w:rPr>
+      </w:r>
     </w:p>
     <w:p>
       <w:pPr>
         <w:pStyle w:val="Heading2"/>
       </w:pPr>
       <w:r>
+        <w:rPr>
+          <w:lang w:val="id_ID" w:bidi="id_ID"/>
+        </w:rPr>
         <w:t>1SA</w:t>
       </w:r>
-      <w:r/>
+      <w:r>
+        <w:rPr>
+          <w:lang w:val="id_ID" w:bidi="id_ID"/>
+        </w:rPr>
+      </w:r>
     </w:p>
     <w:p>
-      <w:r/>
+      <w:pPr/>
+      <w:r>
+        <w:rPr>
+          <w:lang w:val="id_ID" w:bidi="id_ID"/>
+        </w:rPr>
+      </w:r>
       <w:r>
         <w:rPr>
           <w:i/>
+          <w:lang w:val="id_ID" w:bidi="id_ID"/>
         </w:rPr>
         <w:t>1 Samuel 25:1</w:t>
       </w:r>
-      <w:r/>
+      <w:r>
+        <w:rPr>
+          <w:lang w:val="id_ID" w:bidi="id_ID"/>
+        </w:rPr>
+      </w:r>
     </w:p>
     <w:p>
-      <w:r/>
+      <w:pPr/>
       <w:r>
+        <w:rPr>
+          <w:lang w:val="id_ID" w:bidi="id_ID"/>
+        </w:rPr>
+      </w:r>
+      <w:r>
+        <w:rPr>
+          <w:lang w:val="id_ID" w:bidi="id_ID"/>
+        </w:rPr>
         <w:t xml:space="preserve"> </w:t>
       </w:r>
-      <w:r/>
-      <w:r/>
+      <w:r>
+        <w:rPr>
+          <w:lang w:val="id_ID" w:bidi="id_ID"/>
+        </w:rPr>
+      </w:r>
+      <w:r>
+        <w:rPr>
+          <w:lang w:val="id_ID" w:bidi="id_ID"/>
+        </w:rPr>
+      </w:r>
     </w:p>
     <w:p>
       <w:pPr>
@@ -150,30 +260,59 @@
       </w:pPr>
     </w:p>
     <w:p>
-      <w:r/>
+      <w:pPr/>
+      <w:r>
+        <w:rPr>
+          <w:lang w:val="id_ID" w:bidi="id_ID"/>
+        </w:rPr>
+      </w:r>
     </w:p>
     <w:p>
       <w:pPr>
         <w:pStyle w:val="Heading2"/>
       </w:pPr>
       <w:r>
+        <w:rPr>
+          <w:lang w:val="id_ID" w:bidi="id_ID"/>
+        </w:rPr>
         <w:t>1 Samuel 25:1</w:t>
       </w:r>
-      <w:r/>
+      <w:r>
+        <w:rPr>
+          <w:lang w:val="id_ID" w:bidi="id_ID"/>
+        </w:rPr>
+      </w:r>
     </w:p>
     <w:p>
-      <w:r/>
+      <w:pPr/>
       <w:r>
+        <w:rPr>
+          <w:lang w:val="id_ID" w:bidi="id_ID"/>
+        </w:rPr>
+      </w:r>
+      <w:r>
+        <w:rPr>
+          <w:lang w:val="id_ID" w:bidi="id_ID"/>
+        </w:rPr>
         <w:t xml:space="preserve">Paran: Menurut Teks Masoret, Daud pergi ke padang gurun Paran setelah kematian Samuel. Namun, Septuaginta menuliskannya sebagai Maon, yang lebih sesuai dengan kisah berikutnya yang terjadi di wilayah Maon/Karmel di Yehuda. Kota di bagian selatan Yehuda ini (lihat </w:t>
       </w:r>
       <w:r>
+        <w:rPr>
+          <w:lang w:val="id_ID" w:bidi="id_ID"/>
+        </w:rPr>
         <w:t>catatan studi pada 1 Sam. 23:24</w:t>
       </w:r>
       <w:r>
+        <w:rPr>
+          <w:lang w:val="id_ID" w:bidi="id_ID"/>
+        </w:rPr>
         <w:t>) kemungkinan adalah kampung halaman dari Nabal. Padang gurun Paran sendiri terletak lebih jauh ke selatan, di bagian utara Sinai dekat Kadesh-Barnea, dan di bagian lain digambarkan sebagai tempat perlindungan (</w:t>
       </w:r>
       <w:hyperlink r:id="rId15">
         <w:r>
+          <w:rPr>
+            <w:lang w:val="id_ID" w:bidi="id_ID"/>
+          </w:rPr>
           <w:rPr>
             <w:color w:val="0000EE"/>
             <w:u w:val="single"/>
@@ -182,10 +321,16 @@
         </w:r>
       </w:hyperlink>
       <w:r>
+        <w:rPr>
+          <w:lang w:val="id_ID" w:bidi="id_ID"/>
+        </w:rPr>
         <w:t xml:space="preserve">; </w:t>
       </w:r>
       <w:hyperlink r:id="rId16">
         <w:r>
+          <w:rPr>
+            <w:lang w:val="id_ID" w:bidi="id_ID"/>
+          </w:rPr>
           <w:rPr>
             <w:color w:val="0000EE"/>
             <w:u w:val="single"/>
@@ -194,10 +339,21 @@
         </w:r>
       </w:hyperlink>
       <w:r>
+        <w:rPr>
+          <w:lang w:val="id_ID" w:bidi="id_ID"/>
+        </w:rPr>
         <w:t>).</w:t>
       </w:r>
-      <w:r/>
-      <w:r/>
+      <w:r>
+        <w:rPr>
+          <w:lang w:val="id_ID" w:bidi="id_ID"/>
+        </w:rPr>
+      </w:r>
+      <w:r>
+        <w:rPr>
+          <w:lang w:val="id_ID" w:bidi="id_ID"/>
+        </w:rPr>
+      </w:r>
     </w:p>
     <w:sectPr>
       <w:footnotePr>
@@ -2099,7 +2255,7 @@
     <w:rPrDefault>
       <w:rPr>
         <w:rFonts w:ascii="Times New Roman" w:eastAsia="Times New Roman" w:hAnsi="Times New Roman" w:cs="Times New Roman"/>
-        <w:lang w:val="en-US" w:eastAsia="en-US" w:bidi="ar-SA"/>
+        <w:lang w:val="id_ID" w:eastAsia="en-US" w:bidi="ar-SA"/>
       </w:rPr>
     </w:rPrDefault>
     <w:pPrDefault/>

--- a/ind/docx/09.content.docx
+++ b/ind/docx/09.content.docx
@@ -20,22 +20,6 @@
           <w:lang w:val="id_ID" w:bidi="id_ID"/>
         </w:rPr>
         <w:t>Resource: Catatan Studi (Tyndale)</w:t>
-      </w:r>
-      <w:r>
-        <w:rPr>
-          <w:lang w:val="id_ID" w:bidi="id_ID"/>
-        </w:rPr>
-      </w:r>
-    </w:p>
-    <w:p>
-      <w:pPr>
-        <w:pStyle w:val="Heading2"/>
-      </w:pPr>
-      <w:r>
-        <w:rPr>
-          <w:lang w:val="id_ID" w:bidi="id_ID"/>
-        </w:rPr>
-        <w:t>License Information</w:t>
       </w:r>
       <w:r>
         <w:rPr>
@@ -55,72 +39,7 @@
           <w:b/>
           <w:lang w:val="id_ID" w:bidi="id_ID"/>
         </w:rPr>
-        <w:t>Catatan Studi (Tyndale)</w:t>
-      </w:r>
-      <w:r>
-        <w:rPr>
-          <w:lang w:val="id_ID" w:bidi="id_ID"/>
-        </w:rPr>
-        <w:t xml:space="preserve"> (Indonesian) is based on</w:t>
-      </w:r>
-      <w:r>
-        <w:rPr>
-          <w:lang w:val="id_ID" w:bidi="id_ID"/>
-        </w:rPr>
-        <w:t xml:space="preserve">: </w:t>
-      </w:r>
-      <w:r>
-        <w:rPr>
-          <w:lang w:val="id_ID" w:bidi="id_ID"/>
-        </w:rPr>
-        <w:t>Tyndale Open Study Notes</w:t>
-      </w:r>
-      <w:r>
-        <w:rPr>
-          <w:lang w:val="id_ID" w:bidi="id_ID"/>
-        </w:rPr>
-        <w:t xml:space="preserve">, </w:t>
-      </w:r>
-      <w:hyperlink r:id="rId13">
-        <w:r>
-          <w:rPr>
-            <w:lang w:val="id_ID" w:bidi="id_ID"/>
-          </w:rPr>
-          <w:rPr>
-            <w:color w:val="0000EE"/>
-            <w:u w:val="single"/>
-          </w:rPr>
-          <w:t>Tyndale House Publishers</w:t>
-        </w:r>
-      </w:hyperlink>
-      <w:r>
-        <w:rPr>
-          <w:lang w:val="id_ID" w:bidi="id_ID"/>
-        </w:rPr>
-        <w:t xml:space="preserve">, 2019, which is licensed under a </w:t>
-      </w:r>
-      <w:hyperlink r:id="rId14">
-        <w:r>
-          <w:rPr>
-            <w:lang w:val="id_ID" w:bidi="id_ID"/>
-          </w:rPr>
-          <w:rPr>
-            <w:color w:val="0000EE"/>
-            <w:u w:val="single"/>
-          </w:rPr>
-          <w:t>CC BY-SA 4.0 license</w:t>
-        </w:r>
-      </w:hyperlink>
-      <w:r>
-        <w:rPr>
-          <w:lang w:val="id_ID" w:bidi="id_ID"/>
-        </w:rPr>
-        <w:t>.</w:t>
-      </w:r>
-      <w:r>
-        <w:rPr>
-          <w:lang w:val="id_ID" w:bidi="id_ID"/>
-        </w:rPr>
+        <w:t>Aquifer Open Study Notes</w:t>
       </w:r>
     </w:p>
     <w:p>
@@ -134,7 +53,45 @@
         <w:rPr>
           <w:lang w:val="id_ID" w:bidi="id_ID"/>
         </w:rPr>
-        <w:t>This PDF version is provided under the same license.</w:t>
+        <w:t xml:space="preserve">This work is an adaptation of </w:t>
+      </w:r>
+      <w:r>
+        <w:rPr>
+          <w:lang w:val="id_ID" w:bidi="id_ID"/>
+        </w:rPr>
+        <w:t>Tyndale Open Study Notes</w:t>
+      </w:r>
+      <w:r>
+        <w:rPr>
+          <w:lang w:val="id_ID" w:bidi="id_ID"/>
+        </w:rPr>
+        <w:t xml:space="preserve"> © 2023 Tyndale House Publishers, licensed under the CC BY-SA 4.0 license. The adaptation, </w:t>
+      </w:r>
+      <w:r>
+        <w:rPr>
+          <w:lang w:val="id_ID" w:bidi="id_ID"/>
+        </w:rPr>
+        <w:t>Aquifer Open Study Notes</w:t>
+      </w:r>
+      <w:r>
+        <w:rPr>
+          <w:lang w:val="id_ID" w:bidi="id_ID"/>
+        </w:rPr>
+        <w:t>, was created by Mission Mutual and is also licensed under CC BY-SA 4.0.</w:t>
+      </w:r>
+    </w:p>
+    <w:p>
+      <w:pPr/>
+      <w:r>
+        <w:rPr>
+          <w:lang w:val="id_ID" w:bidi="id_ID"/>
+        </w:rPr>
+      </w:r>
+      <w:r>
+        <w:rPr>
+          <w:lang w:val="id_ID" w:bidi="id_ID"/>
+        </w:rPr>
+        <w:t>This resource has been adapted into multiple languages, including English, Tok Pisin, Arabic (عربي), French (Français), Hindi (हिंदी), Indonesian (Bahasa Indonesia), Portuguese (Português), Russian (Русский), Spanish (Español), Swahili (Kiswahili), and Simplified Chinese (简体中文).</w:t>
       </w:r>
       <w:r>
         <w:rPr>
@@ -308,7 +265,7 @@
         </w:rPr>
         <w:t>) kemungkinan adalah kampung halaman dari Nabal. Padang gurun Paran sendiri terletak lebih jauh ke selatan, di bagian utara Sinai dekat Kadesh-Barnea, dan di bagian lain digambarkan sebagai tempat perlindungan (</w:t>
       </w:r>
-      <w:hyperlink r:id="rId15">
+      <w:hyperlink r:id="rId13">
         <w:r>
           <w:rPr>
             <w:lang w:val="id_ID" w:bidi="id_ID"/>
@@ -326,7 +283,7 @@
         </w:rPr>
         <w:t xml:space="preserve">; </w:t>
       </w:r>
-      <w:hyperlink r:id="rId16">
+      <w:hyperlink r:id="rId14">
         <w:r>
           <w:rPr>
             <w:lang w:val="id_ID" w:bidi="id_ID"/>

--- a/ind/docx/09.content.docx
+++ b/ind/docx/09.content.docx
@@ -163,13 +163,6 @@
         <w:rPr>
           <w:lang w:val="id_ID" w:bidi="id_ID"/>
         </w:rPr>
-      </w:r>
-      <w:r>
-        <w:rPr>
-          <w:i/>
-          <w:lang w:val="id_ID" w:bidi="id_ID"/>
-        </w:rPr>
-        <w:t>1 Samuel 25:1</w:t>
       </w:r>
       <w:r>
         <w:rPr>

--- a/ind/docx/09.content.docx
+++ b/ind/docx/09.content.docx
@@ -150,19 +150,6 @@
           <w:lang w:val="id_ID" w:bidi="id_ID"/>
         </w:rPr>
         <w:t>1SA</w:t>
-      </w:r>
-      <w:r>
-        <w:rPr>
-          <w:lang w:val="id_ID" w:bidi="id_ID"/>
-        </w:rPr>
-      </w:r>
-    </w:p>
-    <w:p>
-      <w:pPr/>
-      <w:r>
-        <w:rPr>
-          <w:lang w:val="id_ID" w:bidi="id_ID"/>
-        </w:rPr>
       </w:r>
       <w:r>
         <w:rPr>

--- a/ind/docx/09.content.docx
+++ b/ind/docx/09.content.docx
@@ -19,7 +19,7 @@
         <w:rPr>
           <w:lang w:val="id_ID" w:bidi="id_ID"/>
         </w:rPr>
-        <w:t>Resource: Catatan Studi (Tyndale)</w:t>
+        <w:t>Resource: Tyndale Open Study Notes</w:t>
       </w:r>
       <w:r>
         <w:rPr>
@@ -112,7 +112,7 @@
         <w:rPr>
           <w:lang w:val="id_ID" w:bidi="id_ID"/>
         </w:rPr>
-        <w:t>Catatan Studi (Tyndale)</w:t>
+        <w:t>Tyndale Open Study Notes</w:t>
       </w:r>
     </w:p>
     <w:p>

--- a/ind/docx/09.content.docx
+++ b/ind/docx/09.content.docx
@@ -212,6 +212,6746 @@
         <w:rPr>
           <w:lang w:val="id_ID" w:bidi="id_ID"/>
         </w:rPr>
+        <w:t>1 Samuel 1:1</w:t>
+      </w:r>
+      <w:r>
+        <w:rPr>
+          <w:lang w:val="id_ID" w:bidi="id_ID"/>
+        </w:rPr>
+      </w:r>
+    </w:p>
+    <w:p>
+      <w:pPr>
+        <w:pStyle w:val="ListBullet"/>
+        <w:spacing w:line="240" w:lineRule="auto"/>
+        <w:ind w:left="720"/>
+      </w:pPr>
+      <w:r>
+        <w:rPr>
+          <w:lang w:val="id_ID" w:bidi="id_ID"/>
+        </w:rPr>
+      </w:r>
+      <w:r>
+        <w:rPr>
+          <w:lang w:val="id_ID" w:bidi="id_ID"/>
+        </w:rPr>
+        <w:t>Elkana adalah seorang Lewi (anggota suku Lewi) (</w:t>
+      </w:r>
+      <w:hyperlink r:id="rId13">
+        <w:r>
+          <w:rPr>
+            <w:lang w:val="id_ID" w:bidi="id_ID"/>
+          </w:rPr>
+          <w:rPr>
+            <w:color w:val="0000EE"/>
+            <w:u w:val="single"/>
+          </w:rPr>
+          <w:t>1 Tawarikh 6:22–27</w:t>
+        </w:r>
+      </w:hyperlink>
+      <w:r>
+        <w:rPr>
+          <w:lang w:val="id_ID" w:bidi="id_ID"/>
+        </w:rPr>
+        <w:t>). Setelah bangsa Israel menaklukkan Tanah Perjanjian, orang Lewi menerima kota-kota yang terletak di wilayah suku-suku lain, termasuk di wilayah Efraim (</w:t>
+      </w:r>
+      <w:hyperlink r:id="rId14">
+        <w:r>
+          <w:rPr>
+            <w:lang w:val="id_ID" w:bidi="id_ID"/>
+          </w:rPr>
+          <w:rPr>
+            <w:color w:val="0000EE"/>
+            <w:u w:val="single"/>
+          </w:rPr>
+          <w:t>Yosua 21:20</w:t>
+        </w:r>
+      </w:hyperlink>
+      <w:r>
+        <w:rPr>
+          <w:lang w:val="id_ID" w:bidi="id_ID"/>
+        </w:rPr>
+        <w:t>).</w:t>
+      </w:r>
+    </w:p>
+    <w:p>
+      <w:pPr>
+        <w:pStyle w:val="ListBullet"/>
+        <w:spacing w:line="240" w:lineRule="auto"/>
+        <w:ind w:left="720"/>
+      </w:pPr>
+      <w:r>
+        <w:rPr>
+          <w:lang w:val="id_ID" w:bidi="id_ID"/>
+        </w:rPr>
+      </w:r>
+      <w:r>
+        <w:rPr>
+          <w:lang w:val="id_ID" w:bidi="id_ID"/>
+        </w:rPr>
+        <w:t>Kota asal Elkana adalah dari Rama (</w:t>
+      </w:r>
+      <w:hyperlink r:id="rId15">
+        <w:r>
+          <w:rPr>
+            <w:lang w:val="id_ID" w:bidi="id_ID"/>
+          </w:rPr>
+          <w:rPr>
+            <w:color w:val="0000EE"/>
+            <w:u w:val="single"/>
+          </w:rPr>
+          <w:t>1 Samuel 2:11</w:t>
+        </w:r>
+      </w:hyperlink>
+      <w:r>
+        <w:rPr>
+          <w:lang w:val="id_ID" w:bidi="id_ID"/>
+        </w:rPr>
+        <w:t xml:space="preserve">). Jangan bingungkan Rama ini dengan kota lain yang bernama Rama yang berada di tanah Benyamin (lihat </w:t>
+      </w:r>
+      <w:hyperlink r:id="rId16">
+        <w:r>
+          <w:rPr>
+            <w:lang w:val="id_ID" w:bidi="id_ID"/>
+          </w:rPr>
+          <w:rPr>
+            <w:color w:val="0000EE"/>
+            <w:u w:val="single"/>
+          </w:rPr>
+          <w:t>Yosua 18:25</w:t>
+        </w:r>
+      </w:hyperlink>
+      <w:r>
+        <w:rPr>
+          <w:lang w:val="id_ID" w:bidi="id_ID"/>
+        </w:rPr>
+        <w:t xml:space="preserve">; </w:t>
+      </w:r>
+      <w:hyperlink r:id="rId17">
+        <w:r>
+          <w:rPr>
+            <w:lang w:val="id_ID" w:bidi="id_ID"/>
+          </w:rPr>
+          <w:rPr>
+            <w:color w:val="0000EE"/>
+            <w:u w:val="single"/>
+          </w:rPr>
+          <w:t>Hakim-Hakim 19:13</w:t>
+        </w:r>
+      </w:hyperlink>
+      <w:r>
+        <w:rPr>
+          <w:lang w:val="id_ID" w:bidi="id_ID"/>
+        </w:rPr>
+        <w:t xml:space="preserve">; </w:t>
+      </w:r>
+      <w:hyperlink r:id="rId18">
+        <w:r>
+          <w:rPr>
+            <w:lang w:val="id_ID" w:bidi="id_ID"/>
+          </w:rPr>
+          <w:rPr>
+            <w:color w:val="0000EE"/>
+            <w:u w:val="single"/>
+          </w:rPr>
+          <w:t>Matius 2:18</w:t>
+        </w:r>
+      </w:hyperlink>
+      <w:r>
+        <w:rPr>
+          <w:lang w:val="id_ID" w:bidi="id_ID"/>
+        </w:rPr>
+        <w:t>).</w:t>
+      </w:r>
+    </w:p>
+    <w:p>
+      <w:pPr>
+        <w:pStyle w:val="ListBullet"/>
+        <w:spacing w:line="240" w:lineRule="auto"/>
+        <w:ind w:left="720"/>
+      </w:pPr>
+      <w:r>
+        <w:rPr>
+          <w:lang w:val="id_ID" w:bidi="id_ID"/>
+        </w:rPr>
+      </w:r>
+      <w:r>
+        <w:rPr>
+          <w:lang w:val="id_ID" w:bidi="id_ID"/>
+        </w:rPr>
+        <w:t>Wilayah Zuf mendapatkan namanya dari salah seorang leluhur Elkana, seorang Lewi dari kaum Kehat (</w:t>
+      </w:r>
+      <w:hyperlink r:id="rId19">
+        <w:r>
+          <w:rPr>
+            <w:lang w:val="id_ID" w:bidi="id_ID"/>
+          </w:rPr>
+          <w:rPr>
+            <w:color w:val="0000EE"/>
+            <w:u w:val="single"/>
+          </w:rPr>
+          <w:t>1 Tawarikh 6:35</w:t>
+        </w:r>
+      </w:hyperlink>
+      <w:r>
+        <w:rPr>
+          <w:lang w:val="id_ID" w:bidi="id_ID"/>
+        </w:rPr>
+        <w:t>). Saul pertama kali bertemu Samuel di Zuf ketika ia sedang mencari keledai-keledai milik ayahnya (</w:t>
+      </w:r>
+      <w:hyperlink r:id="rId20">
+        <w:r>
+          <w:rPr>
+            <w:lang w:val="id_ID" w:bidi="id_ID"/>
+          </w:rPr>
+          <w:rPr>
+            <w:color w:val="0000EE"/>
+            <w:u w:val="single"/>
+          </w:rPr>
+          <w:t>1 Samuel 9:5</w:t>
+        </w:r>
+      </w:hyperlink>
+      <w:r>
+        <w:rPr>
+          <w:lang w:val="id_ID" w:bidi="id_ID"/>
+        </w:rPr>
+        <w:t>).</w:t>
+      </w:r>
+    </w:p>
+    <w:p>
+      <w:pPr>
+        <w:pStyle w:val="ListBullet"/>
+        <w:spacing w:line="240" w:lineRule="auto"/>
+        <w:ind w:left="720"/>
+      </w:pPr>
+      <w:r>
+        <w:rPr>
+          <w:lang w:val="id_ID" w:bidi="id_ID"/>
+        </w:rPr>
+      </w:r>
+      <w:r>
+        <w:rPr>
+          <w:lang w:val="id_ID" w:bidi="id_ID"/>
+        </w:rPr>
+        <w:t>Sejarah panjang keluarga Elkana menunjukkan bahwa ia memiliki peran penting dalam masyarakat.</w:t>
+      </w:r>
+      <w:r>
+        <w:rPr>
+          <w:lang w:val="id_ID" w:bidi="id_ID"/>
+        </w:rPr>
+      </w:r>
+      <w:r>
+        <w:rPr>
+          <w:lang w:val="id_ID" w:bidi="id_ID"/>
+        </w:rPr>
+      </w:r>
+    </w:p>
+    <w:p>
+      <w:pPr/>
+      <w:r>
+        <w:rPr>
+          <w:lang w:val="id_ID" w:bidi="id_ID"/>
+        </w:rPr>
+      </w:r>
+    </w:p>
+    <w:p>
+      <w:pPr>
+        <w:pStyle w:val="Heading2"/>
+      </w:pPr>
+      <w:r>
+        <w:rPr>
+          <w:lang w:val="id_ID" w:bidi="id_ID"/>
+        </w:rPr>
+        <w:t>1 Samuel 1:2</w:t>
+      </w:r>
+      <w:r>
+        <w:rPr>
+          <w:lang w:val="id_ID" w:bidi="id_ID"/>
+        </w:rPr>
+      </w:r>
+    </w:p>
+    <w:p>
+      <w:pPr/>
+      <w:r>
+        <w:rPr>
+          <w:lang w:val="id_ID" w:bidi="id_ID"/>
+        </w:rPr>
+      </w:r>
+      <w:r>
+        <w:rPr>
+          <w:lang w:val="id_ID" w:bidi="id_ID"/>
+        </w:rPr>
+        <w:t>Dalam Alkitab, ketika seorang laki-laki menikahi dua istri pada waktu yang sama, hal ini sering kali menimbulkan konflik serius (</w:t>
+      </w:r>
+      <w:hyperlink r:id="rId21">
+        <w:r>
+          <w:rPr>
+            <w:lang w:val="id_ID" w:bidi="id_ID"/>
+          </w:rPr>
+          <w:rPr>
+            <w:color w:val="0000EE"/>
+            <w:u w:val="single"/>
+          </w:rPr>
+          <w:t>1 Samuel 1:6–7</w:t>
+        </w:r>
+      </w:hyperlink>
+      <w:r>
+        <w:rPr>
+          <w:lang w:val="id_ID" w:bidi="id_ID"/>
+        </w:rPr>
+        <w:t xml:space="preserve">; </w:t>
+      </w:r>
+      <w:hyperlink r:id="rId22">
+        <w:r>
+          <w:rPr>
+            <w:lang w:val="id_ID" w:bidi="id_ID"/>
+          </w:rPr>
+          <w:rPr>
+            <w:color w:val="0000EE"/>
+            <w:u w:val="single"/>
+          </w:rPr>
+          <w:t>Kejadian 16</w:t>
+        </w:r>
+      </w:hyperlink>
+      <w:r>
+        <w:rPr>
+          <w:lang w:val="id_ID" w:bidi="id_ID"/>
+        </w:rPr>
+        <w:t xml:space="preserve">; </w:t>
+      </w:r>
+      <w:hyperlink r:id="rId23">
+        <w:r>
+          <w:rPr>
+            <w:lang w:val="id_ID" w:bidi="id_ID"/>
+          </w:rPr>
+          <w:rPr>
+            <w:color w:val="0000EE"/>
+            <w:u w:val="single"/>
+          </w:rPr>
+          <w:t>21</w:t>
+        </w:r>
+      </w:hyperlink>
+      <w:r>
+        <w:rPr>
+          <w:lang w:val="id_ID" w:bidi="id_ID"/>
+        </w:rPr>
+        <w:t xml:space="preserve">; </w:t>
+      </w:r>
+      <w:hyperlink r:id="rId24">
+        <w:r>
+          <w:rPr>
+            <w:lang w:val="id_ID" w:bidi="id_ID"/>
+          </w:rPr>
+          <w:rPr>
+            <w:color w:val="0000EE"/>
+            <w:u w:val="single"/>
+          </w:rPr>
+          <w:t>29</w:t>
+        </w:r>
+      </w:hyperlink>
+      <w:r>
+        <w:rPr>
+          <w:lang w:val="id_ID" w:bidi="id_ID"/>
+        </w:rPr>
+        <w:t>).</w:t>
+      </w:r>
+      <w:r>
+        <w:rPr>
+          <w:lang w:val="id_ID" w:bidi="id_ID"/>
+        </w:rPr>
+      </w:r>
+      <w:r>
+        <w:rPr>
+          <w:lang w:val="id_ID" w:bidi="id_ID"/>
+        </w:rPr>
+      </w:r>
+    </w:p>
+    <w:p>
+      <w:pPr/>
+      <w:r>
+        <w:rPr>
+          <w:lang w:val="id_ID" w:bidi="id_ID"/>
+        </w:rPr>
+      </w:r>
+    </w:p>
+    <w:p>
+      <w:pPr>
+        <w:pStyle w:val="Heading2"/>
+      </w:pPr>
+      <w:r>
+        <w:rPr>
+          <w:lang w:val="id_ID" w:bidi="id_ID"/>
+        </w:rPr>
+        <w:t>1 Samuel 1:3</w:t>
+      </w:r>
+      <w:r>
+        <w:rPr>
+          <w:lang w:val="id_ID" w:bidi="id_ID"/>
+        </w:rPr>
+      </w:r>
+    </w:p>
+    <w:p>
+      <w:pPr/>
+      <w:r>
+        <w:rPr>
+          <w:lang w:val="id_ID" w:bidi="id_ID"/>
+        </w:rPr>
+      </w:r>
+      <w:r>
+        <w:rPr>
+          <w:lang w:val="id_ID" w:bidi="id_ID"/>
+        </w:rPr>
+        <w:t>Elkana melakukan perjalanan ini setiap tahun; hukum mengharuskan umat menghadiri tiga hari raya tahunan (</w:t>
+      </w:r>
+      <w:hyperlink r:id="rId25">
+        <w:r>
+          <w:rPr>
+            <w:lang w:val="id_ID" w:bidi="id_ID"/>
+          </w:rPr>
+          <w:rPr>
+            <w:color w:val="0000EE"/>
+            <w:u w:val="single"/>
+          </w:rPr>
+          <w:t>Kel. 23:14–17</w:t>
+        </w:r>
+      </w:hyperlink>
+      <w:r>
+        <w:rPr>
+          <w:lang w:val="id_ID" w:bidi="id_ID"/>
+        </w:rPr>
+        <w:t>). • Menurut hukum Allah, bangsa Israel harus mempersembahkan korban di tempat suci yang dipilih Allah (</w:t>
+      </w:r>
+      <w:hyperlink r:id="rId26">
+        <w:r>
+          <w:rPr>
+            <w:lang w:val="id_ID" w:bidi="id_ID"/>
+          </w:rPr>
+          <w:rPr>
+            <w:color w:val="0000EE"/>
+            <w:u w:val="single"/>
+          </w:rPr>
+          <w:t>Ul. 12:1–28</w:t>
+        </w:r>
+      </w:hyperlink>
+      <w:r>
+        <w:rPr>
+          <w:lang w:val="id_ID" w:bidi="id_ID"/>
+        </w:rPr>
+        <w:t>). Sejak zaman Yosua (</w:t>
+      </w:r>
+      <w:hyperlink r:id="rId27">
+        <w:r>
+          <w:rPr>
+            <w:lang w:val="id_ID" w:bidi="id_ID"/>
+          </w:rPr>
+          <w:rPr>
+            <w:color w:val="0000EE"/>
+            <w:u w:val="single"/>
+          </w:rPr>
+          <w:t>Yos. 18:1</w:t>
+        </w:r>
+      </w:hyperlink>
+      <w:r>
+        <w:rPr>
+          <w:lang w:val="id_ID" w:bidi="id_ID"/>
+        </w:rPr>
+        <w:t>) hingga era Samuel, tempat kudus Allah—Kemah Suci—berada di Silo, sebuah kota di Efraim, sekitar 8,5 mil di utara Betel, di jalan menuju Sikhem. Raja Daud akhirnya memindahkannya ke Yerusalem (</w:t>
+      </w:r>
+      <w:hyperlink r:id="rId28">
+        <w:r>
+          <w:rPr>
+            <w:lang w:val="id_ID" w:bidi="id_ID"/>
+          </w:rPr>
+          <w:rPr>
+            <w:color w:val="0000EE"/>
+            <w:u w:val="single"/>
+          </w:rPr>
+          <w:t>2Sam. 6</w:t>
+        </w:r>
+      </w:hyperlink>
+      <w:r>
+        <w:rPr>
+          <w:lang w:val="id_ID" w:bidi="id_ID"/>
+        </w:rPr>
+        <w:t xml:space="preserve">). • Tuhan semesta alam: Sepanjang Perjanjian Lama Ibrani, Allah sering disebut sebagai Yahweh Tseba’oth atau ’Elohim Tseba’oth. Secara tradisional, gelar ini diterjemahkan sebagai “Tuhan semesta alam” dan “Allah dari bala tentara.” Istilah “bala tentara” (Ibrani tseba’oth, secara tradisional “sabaoth”) biasanya berarti “tentara” atau "pasukan." Ini dapat merujuk pada tentara manusia, seperti tentara Israel (misalnya, </w:t>
+      </w:r>
+      <w:hyperlink r:id="rId29">
+        <w:r>
+          <w:rPr>
+            <w:lang w:val="id_ID" w:bidi="id_ID"/>
+          </w:rPr>
+          <w:rPr>
+            <w:color w:val="0000EE"/>
+            <w:u w:val="single"/>
+          </w:rPr>
+          <w:t>1Sam. 17:45</w:t>
+        </w:r>
+      </w:hyperlink>
+      <w:r>
+        <w:rPr>
+          <w:lang w:val="id_ID" w:bidi="id_ID"/>
+        </w:rPr>
+        <w:t xml:space="preserve">), atau tentara asing yang diutus untuk melaksanakan tujuan Tuhan (misalnya, </w:t>
+      </w:r>
+      <w:hyperlink r:id="rId30">
+        <w:r>
+          <w:rPr>
+            <w:lang w:val="id_ID" w:bidi="id_ID"/>
+          </w:rPr>
+          <w:rPr>
+            <w:color w:val="0000EE"/>
+            <w:u w:val="single"/>
+          </w:rPr>
+          <w:t>Yes. 9:11–13</w:t>
+        </w:r>
+      </w:hyperlink>
+      <w:r>
+        <w:rPr>
+          <w:lang w:val="id_ID" w:bidi="id_ID"/>
+        </w:rPr>
+        <w:t xml:space="preserve">). Namun, paling sering istilah ini merujuk pada bala tentara malaikat Allah yang diutus dari surga untuk menjalankan perintah-Nya dan berperang di bumi (misalnya, </w:t>
+      </w:r>
+      <w:hyperlink r:id="rId31">
+        <w:r>
+          <w:rPr>
+            <w:lang w:val="id_ID" w:bidi="id_ID"/>
+          </w:rPr>
+          <w:rPr>
+            <w:color w:val="0000EE"/>
+            <w:u w:val="single"/>
+          </w:rPr>
+          <w:t>2Raj. 6:17</w:t>
+        </w:r>
+      </w:hyperlink>
+      <w:r>
+        <w:rPr>
+          <w:lang w:val="id_ID" w:bidi="id_ID"/>
+        </w:rPr>
+        <w:t>). Penunjukan ini mengantisipasi peran Allah sebagai pejuang perkasa dalam peristiwa yang melibatkan Tabut Perjanjian dan orang Filistin (</w:t>
+      </w:r>
+      <w:hyperlink r:id="rId32">
+        <w:r>
+          <w:rPr>
+            <w:lang w:val="id_ID" w:bidi="id_ID"/>
+          </w:rPr>
+          <w:rPr>
+            <w:color w:val="0000EE"/>
+            <w:u w:val="single"/>
+          </w:rPr>
+          <w:t>1Sam. 4–6</w:t>
+        </w:r>
+      </w:hyperlink>
+      <w:r>
+        <w:rPr>
+          <w:lang w:val="id_ID" w:bidi="id_ID"/>
+        </w:rPr>
+        <w:t>).</w:t>
+      </w:r>
+      <w:r>
+        <w:rPr>
+          <w:lang w:val="id_ID" w:bidi="id_ID"/>
+        </w:rPr>
+      </w:r>
+      <w:r>
+        <w:rPr>
+          <w:lang w:val="id_ID" w:bidi="id_ID"/>
+        </w:rPr>
+      </w:r>
+    </w:p>
+    <w:p>
+      <w:pPr/>
+      <w:r>
+        <w:rPr>
+          <w:lang w:val="id_ID" w:bidi="id_ID"/>
+        </w:rPr>
+      </w:r>
+    </w:p>
+    <w:p>
+      <w:pPr>
+        <w:pStyle w:val="Heading2"/>
+      </w:pPr>
+      <w:r>
+        <w:rPr>
+          <w:lang w:val="id_ID" w:bidi="id_ID"/>
+        </w:rPr>
+        <w:t>1 Samuel 1:4</w:t>
+      </w:r>
+      <w:r>
+        <w:rPr>
+          <w:lang w:val="id_ID" w:bidi="id_ID"/>
+        </w:rPr>
+      </w:r>
+    </w:p>
+    <w:p>
+      <w:pPr/>
+      <w:r>
+        <w:rPr>
+          <w:lang w:val="id_ID" w:bidi="id_ID"/>
+        </w:rPr>
+      </w:r>
+      <w:r>
+        <w:rPr>
+          <w:lang w:val="id_ID" w:bidi="id_ID"/>
+        </w:rPr>
+        <w:t xml:space="preserve">korban … sebagian: Pengorbanan tertentu melibatkan pembagian daging dari hewan korban untuk perjamuan bersama (lihat </w:t>
+      </w:r>
+      <w:hyperlink r:id="rId33">
+        <w:r>
+          <w:rPr>
+            <w:lang w:val="id_ID" w:bidi="id_ID"/>
+          </w:rPr>
+          <w:rPr>
+            <w:color w:val="0000EE"/>
+            <w:u w:val="single"/>
+          </w:rPr>
+          <w:t>Im. 7:11–34</w:t>
+        </w:r>
+      </w:hyperlink>
+      <w:r>
+        <w:rPr>
+          <w:lang w:val="id_ID" w:bidi="id_ID"/>
+        </w:rPr>
+        <w:t>).</w:t>
+      </w:r>
+      <w:r>
+        <w:rPr>
+          <w:lang w:val="id_ID" w:bidi="id_ID"/>
+        </w:rPr>
+      </w:r>
+      <w:r>
+        <w:rPr>
+          <w:lang w:val="id_ID" w:bidi="id_ID"/>
+        </w:rPr>
+      </w:r>
+    </w:p>
+    <w:p>
+      <w:pPr/>
+      <w:r>
+        <w:rPr>
+          <w:lang w:val="id_ID" w:bidi="id_ID"/>
+        </w:rPr>
+      </w:r>
+    </w:p>
+    <w:p>
+      <w:pPr>
+        <w:pStyle w:val="Heading2"/>
+      </w:pPr>
+      <w:r>
+        <w:rPr>
+          <w:lang w:val="id_ID" w:bidi="id_ID"/>
+        </w:rPr>
+        <w:t>1 Samuel 1:7</w:t>
+      </w:r>
+      <w:r>
+        <w:rPr>
+          <w:lang w:val="id_ID" w:bidi="id_ID"/>
+        </w:rPr>
+      </w:r>
+    </w:p>
+    <w:p>
+      <w:pPr/>
+      <w:r>
+        <w:rPr>
+          <w:lang w:val="id_ID" w:bidi="id_ID"/>
+        </w:rPr>
+      </w:r>
+      <w:r>
+        <w:rPr>
+          <w:lang w:val="id_ID" w:bidi="id_ID"/>
+        </w:rPr>
+        <w:t xml:space="preserve">rumah Tuhan: Juga disebut "Bait Suci Tuhan" dalam </w:t>
+      </w:r>
+      <w:hyperlink r:id="rId34">
+        <w:r>
+          <w:rPr>
+            <w:lang w:val="id_ID" w:bidi="id_ID"/>
+          </w:rPr>
+          <w:rPr>
+            <w:color w:val="0000EE"/>
+            <w:u w:val="single"/>
+          </w:rPr>
+          <w:t>1Sam. 1:9</w:t>
+        </w:r>
+      </w:hyperlink>
+      <w:r>
+        <w:rPr>
+          <w:lang w:val="id_ID" w:bidi="id_ID"/>
+        </w:rPr>
+        <w:t>. Sebutan ini menunjukkan bahwa Kemah Suci, sebuah struktur portabel, berfungsi sebagai tempat ibadah utama di Silo.</w:t>
+      </w:r>
+      <w:r>
+        <w:rPr>
+          <w:lang w:val="id_ID" w:bidi="id_ID"/>
+        </w:rPr>
+      </w:r>
+      <w:r>
+        <w:rPr>
+          <w:lang w:val="id_ID" w:bidi="id_ID"/>
+        </w:rPr>
+      </w:r>
+    </w:p>
+    <w:p>
+      <w:pPr/>
+      <w:r>
+        <w:rPr>
+          <w:lang w:val="id_ID" w:bidi="id_ID"/>
+        </w:rPr>
+      </w:r>
+    </w:p>
+    <w:p>
+      <w:pPr>
+        <w:pStyle w:val="Heading2"/>
+      </w:pPr>
+      <w:r>
+        <w:rPr>
+          <w:lang w:val="id_ID" w:bidi="id_ID"/>
+        </w:rPr>
+        <w:t>1 Samuel 1:9</w:t>
+      </w:r>
+      <w:r>
+        <w:rPr>
+          <w:lang w:val="id_ID" w:bidi="id_ID"/>
+        </w:rPr>
+      </w:r>
+    </w:p>
+    <w:p>
+      <w:pPr/>
+      <w:r>
+        <w:rPr>
+          <w:lang w:val="id_ID" w:bidi="id_ID"/>
+        </w:rPr>
+      </w:r>
+      <w:r>
+        <w:rPr>
+          <w:lang w:val="id_ID" w:bidi="id_ID"/>
+        </w:rPr>
+        <w:t xml:space="preserve">Kemah Suci: Secara harfiah berarti </w:t>
+      </w:r>
+      <w:r>
+        <w:rPr>
+          <w:i/>
+          <w:lang w:val="id_ID" w:bidi="id_ID"/>
+        </w:rPr>
+        <w:t>Bait Suci</w:t>
+      </w:r>
+      <w:r>
+        <w:rPr>
+          <w:lang w:val="id_ID" w:bidi="id_ID"/>
+        </w:rPr>
+        <w:t xml:space="preserve"> Tuhan. Karena Bait Salomo belum dibangun, istilah </w:t>
+      </w:r>
+      <w:r>
+        <w:rPr>
+          <w:i/>
+          <w:lang w:val="id_ID" w:bidi="id_ID"/>
+        </w:rPr>
+        <w:t>bait suci</w:t>
+      </w:r>
+      <w:r>
+        <w:rPr>
+          <w:lang w:val="id_ID" w:bidi="id_ID"/>
+        </w:rPr>
+        <w:t xml:space="preserve"> di sini merujuk pada Kemah Suci, tempat ibadah utama bagi umat Tuhan.</w:t>
+      </w:r>
+      <w:r>
+        <w:rPr>
+          <w:lang w:val="id_ID" w:bidi="id_ID"/>
+        </w:rPr>
+      </w:r>
+      <w:r>
+        <w:rPr>
+          <w:lang w:val="id_ID" w:bidi="id_ID"/>
+        </w:rPr>
+      </w:r>
+    </w:p>
+    <w:p>
+      <w:pPr/>
+      <w:r>
+        <w:rPr>
+          <w:lang w:val="id_ID" w:bidi="id_ID"/>
+        </w:rPr>
+      </w:r>
+    </w:p>
+    <w:p>
+      <w:pPr>
+        <w:pStyle w:val="Heading2"/>
+      </w:pPr>
+      <w:r>
+        <w:rPr>
+          <w:lang w:val="id_ID" w:bidi="id_ID"/>
+        </w:rPr>
+        <w:t>1 Samuel 1:11</w:t>
+      </w:r>
+      <w:r>
+        <w:rPr>
+          <w:lang w:val="id_ID" w:bidi="id_ID"/>
+        </w:rPr>
+      </w:r>
+    </w:p>
+    <w:p>
+      <w:pPr/>
+      <w:r>
+        <w:rPr>
+          <w:lang w:val="id_ID" w:bidi="id_ID"/>
+        </w:rPr>
+      </w:r>
+      <w:r>
+        <w:rPr>
+          <w:lang w:val="id_ID" w:bidi="id_ID"/>
+        </w:rPr>
+        <w:t xml:space="preserve">Nazar Hana adalah memberikan kembali anaknya kepada Tuhan sebagai seorang Nazir (lihat </w:t>
+      </w:r>
+      <w:hyperlink r:id="rId35">
+        <w:r>
+          <w:rPr>
+            <w:lang w:val="id_ID" w:bidi="id_ID"/>
+          </w:rPr>
+          <w:rPr>
+            <w:color w:val="0000EE"/>
+            <w:u w:val="single"/>
+          </w:rPr>
+          <w:t>Bil. 6:1–21</w:t>
+        </w:r>
+      </w:hyperlink>
+      <w:r>
+        <w:rPr>
+          <w:lang w:val="id_ID" w:bidi="id_ID"/>
+        </w:rPr>
+        <w:t xml:space="preserve">). Hana mungkin berharap anaknya akan menjadi seperti Simson (bdk. </w:t>
+      </w:r>
+      <w:hyperlink r:id="rId36">
+        <w:r>
+          <w:rPr>
+            <w:lang w:val="id_ID" w:bidi="id_ID"/>
+          </w:rPr>
+          <w:rPr>
+            <w:color w:val="0000EE"/>
+            <w:u w:val="single"/>
+          </w:rPr>
+          <w:t>Hak. 13</w:t>
+        </w:r>
+      </w:hyperlink>
+      <w:r>
+        <w:rPr>
+          <w:lang w:val="id_ID" w:bidi="id_ID"/>
+        </w:rPr>
+        <w:t>), seorang penyelamat bagi umat Allah.</w:t>
+      </w:r>
+      <w:r>
+        <w:rPr>
+          <w:lang w:val="id_ID" w:bidi="id_ID"/>
+        </w:rPr>
+      </w:r>
+      <w:r>
+        <w:rPr>
+          <w:lang w:val="id_ID" w:bidi="id_ID"/>
+        </w:rPr>
+      </w:r>
+    </w:p>
+    <w:p>
+      <w:pPr/>
+      <w:r>
+        <w:rPr>
+          <w:lang w:val="id_ID" w:bidi="id_ID"/>
+        </w:rPr>
+      </w:r>
+    </w:p>
+    <w:p>
+      <w:pPr>
+        <w:pStyle w:val="Heading2"/>
+      </w:pPr>
+      <w:r>
+        <w:rPr>
+          <w:lang w:val="id_ID" w:bidi="id_ID"/>
+        </w:rPr>
+        <w:t>1 Samuel 1:13–14</w:t>
+      </w:r>
+      <w:r>
+        <w:rPr>
+          <w:lang w:val="id_ID" w:bidi="id_ID"/>
+        </w:rPr>
+      </w:r>
+    </w:p>
+    <w:p>
+      <w:pPr/>
+      <w:r>
+        <w:rPr>
+          <w:lang w:val="id_ID" w:bidi="id_ID"/>
+        </w:rPr>
+      </w:r>
+      <w:r>
+        <w:rPr>
+          <w:lang w:val="id_ID" w:bidi="id_ID"/>
+        </w:rPr>
+        <w:t xml:space="preserve">Beberapa orang mungkin memanfaatkan waktu perayaan di Silo sebagai kesempatan untuk mabuk-mabukan daripada beribadah. Eli keliru mengira Hana sebagai salah satu dari pemabuk itu (bdk. </w:t>
+      </w:r>
+      <w:hyperlink r:id="rId37">
+        <w:r>
+          <w:rPr>
+            <w:lang w:val="id_ID" w:bidi="id_ID"/>
+          </w:rPr>
+          <w:rPr>
+            <w:color w:val="0000EE"/>
+            <w:u w:val="single"/>
+          </w:rPr>
+          <w:t>Kisah. 2:13–15</w:t>
+        </w:r>
+      </w:hyperlink>
+      <w:r>
+        <w:rPr>
+          <w:lang w:val="id_ID" w:bidi="id_ID"/>
+        </w:rPr>
+        <w:t>).</w:t>
+      </w:r>
+      <w:r>
+        <w:rPr>
+          <w:lang w:val="id_ID" w:bidi="id_ID"/>
+        </w:rPr>
+      </w:r>
+      <w:r>
+        <w:rPr>
+          <w:lang w:val="id_ID" w:bidi="id_ID"/>
+        </w:rPr>
+      </w:r>
+    </w:p>
+    <w:p>
+      <w:pPr/>
+      <w:r>
+        <w:rPr>
+          <w:lang w:val="id_ID" w:bidi="id_ID"/>
+        </w:rPr>
+      </w:r>
+    </w:p>
+    <w:p>
+      <w:pPr>
+        <w:pStyle w:val="Heading2"/>
+      </w:pPr>
+      <w:r>
+        <w:rPr>
+          <w:lang w:val="id_ID" w:bidi="id_ID"/>
+        </w:rPr>
+        <w:t>1 Samuel 1:16</w:t>
+      </w:r>
+      <w:r>
+        <w:rPr>
+          <w:lang w:val="id_ID" w:bidi="id_ID"/>
+        </w:rPr>
+      </w:r>
+    </w:p>
+    <w:p>
+      <w:pPr/>
+      <w:r>
+        <w:rPr>
+          <w:lang w:val="id_ID" w:bidi="id_ID"/>
+        </w:rPr>
+      </w:r>
+      <w:r>
+        <w:rPr>
+          <w:lang w:val="id_ID" w:bidi="id_ID"/>
+        </w:rPr>
+        <w:t xml:space="preserve">Perempuan dursila (dalam bahasa Ibrani, </w:t>
+      </w:r>
+      <w:r>
+        <w:rPr>
+          <w:i/>
+          <w:lang w:val="id_ID" w:bidi="id_ID"/>
+        </w:rPr>
+        <w:t>anak perempuan Belial</w:t>
+      </w:r>
+      <w:r>
+        <w:rPr>
+          <w:lang w:val="id_ID" w:bidi="id_ID"/>
+        </w:rPr>
+        <w:t>): Ungkapan ini digunakan untuk menggambarkan orang yang tidak berguna. Belial (berarti “tidak berguna”) kemudian digunakan sebagai sebutan bagi Setan (</w:t>
+      </w:r>
+      <w:hyperlink r:id="rId38">
+        <w:r>
+          <w:rPr>
+            <w:lang w:val="id_ID" w:bidi="id_ID"/>
+          </w:rPr>
+          <w:rPr>
+            <w:color w:val="0000EE"/>
+            <w:u w:val="single"/>
+          </w:rPr>
+          <w:t>2Kor. 6:15</w:t>
+        </w:r>
+      </w:hyperlink>
+      <w:r>
+        <w:rPr>
+          <w:lang w:val="id_ID" w:bidi="id_ID"/>
+        </w:rPr>
+        <w:t xml:space="preserve">). Dalam bahasa Ibrani, ungkapan </w:t>
+      </w:r>
+      <w:r>
+        <w:rPr>
+          <w:i/>
+          <w:lang w:val="id_ID" w:bidi="id_ID"/>
+        </w:rPr>
+        <w:t>anak laki-laki</w:t>
+      </w:r>
+      <w:r>
+        <w:rPr>
+          <w:lang w:val="id_ID" w:bidi="id_ID"/>
+        </w:rPr>
+        <w:t xml:space="preserve"> atau </w:t>
+      </w:r>
+      <w:r>
+        <w:rPr>
+          <w:i/>
+          <w:lang w:val="id_ID" w:bidi="id_ID"/>
+        </w:rPr>
+        <w:t>anak perempuan</w:t>
+      </w:r>
+      <w:r>
+        <w:rPr>
+          <w:lang w:val="id_ID" w:bidi="id_ID"/>
+        </w:rPr>
+        <w:t xml:space="preserve"> dari suatu sifat menunjuk pada seseorang yang mencerminkan sifat tersebut.</w:t>
+      </w:r>
+      <w:r>
+        <w:rPr>
+          <w:lang w:val="id_ID" w:bidi="id_ID"/>
+        </w:rPr>
+      </w:r>
+      <w:r>
+        <w:rPr>
+          <w:lang w:val="id_ID" w:bidi="id_ID"/>
+        </w:rPr>
+      </w:r>
+    </w:p>
+    <w:p>
+      <w:pPr/>
+      <w:r>
+        <w:rPr>
+          <w:lang w:val="id_ID" w:bidi="id_ID"/>
+        </w:rPr>
+      </w:r>
+    </w:p>
+    <w:p>
+      <w:pPr>
+        <w:pStyle w:val="Heading2"/>
+      </w:pPr>
+      <w:r>
+        <w:rPr>
+          <w:lang w:val="id_ID" w:bidi="id_ID"/>
+        </w:rPr>
+        <w:t>1 Samuel 1:17–18</w:t>
+      </w:r>
+      <w:r>
+        <w:rPr>
+          <w:lang w:val="id_ID" w:bidi="id_ID"/>
+        </w:rPr>
+      </w:r>
+    </w:p>
+    <w:p>
+      <w:pPr/>
+      <w:r>
+        <w:rPr>
+          <w:lang w:val="id_ID" w:bidi="id_ID"/>
+        </w:rPr>
+      </w:r>
+      <w:r>
+        <w:rPr>
+          <w:lang w:val="id_ID" w:bidi="id_ID"/>
+        </w:rPr>
+        <w:t xml:space="preserve">Berkat bukanlah sekadar angan-angan. Berkat sering kali menjadi cara Allah memberikan manfaat yang nyata (lihat, misalnya, </w:t>
+      </w:r>
+      <w:hyperlink r:id="rId39">
+        <w:r>
+          <w:rPr>
+            <w:lang w:val="id_ID" w:bidi="id_ID"/>
+          </w:rPr>
+          <w:rPr>
+            <w:color w:val="0000EE"/>
+            <w:u w:val="single"/>
+          </w:rPr>
+          <w:t>Kej. 27:1–40</w:t>
+        </w:r>
+      </w:hyperlink>
+      <w:r>
+        <w:rPr>
+          <w:lang w:val="id_ID" w:bidi="id_ID"/>
+        </w:rPr>
+        <w:t xml:space="preserve">; </w:t>
+      </w:r>
+      <w:hyperlink r:id="rId40">
+        <w:r>
+          <w:rPr>
+            <w:lang w:val="id_ID" w:bidi="id_ID"/>
+          </w:rPr>
+          <w:rPr>
+            <w:color w:val="0000EE"/>
+            <w:u w:val="single"/>
+          </w:rPr>
+          <w:t>28:1–4</w:t>
+        </w:r>
+      </w:hyperlink>
+      <w:r>
+        <w:rPr>
+          <w:lang w:val="id_ID" w:bidi="id_ID"/>
+        </w:rPr>
+        <w:t xml:space="preserve">; </w:t>
+      </w:r>
+      <w:hyperlink r:id="rId41">
+        <w:r>
+          <w:rPr>
+            <w:lang w:val="id_ID" w:bidi="id_ID"/>
+          </w:rPr>
+          <w:rPr>
+            <w:color w:val="0000EE"/>
+            <w:u w:val="single"/>
+          </w:rPr>
+          <w:t>32:22–32</w:t>
+        </w:r>
+      </w:hyperlink>
+      <w:r>
+        <w:rPr>
+          <w:lang w:val="id_ID" w:bidi="id_ID"/>
+        </w:rPr>
+        <w:t xml:space="preserve">; </w:t>
+      </w:r>
+      <w:hyperlink r:id="rId42">
+        <w:r>
+          <w:rPr>
+            <w:lang w:val="id_ID" w:bidi="id_ID"/>
+          </w:rPr>
+          <w:rPr>
+            <w:color w:val="0000EE"/>
+            <w:u w:val="single"/>
+          </w:rPr>
+          <w:t>48:1–49:28</w:t>
+        </w:r>
+      </w:hyperlink>
+      <w:r>
+        <w:rPr>
+          <w:lang w:val="id_ID" w:bidi="id_ID"/>
+        </w:rPr>
+        <w:t>). Karena berkat dari imam besar Allah ini memberikan jaminan bahwa doa Hana akan dikabulkan, ia pun tidak lagi bersedih.</w:t>
+      </w:r>
+      <w:r>
+        <w:rPr>
+          <w:lang w:val="id_ID" w:bidi="id_ID"/>
+        </w:rPr>
+      </w:r>
+      <w:r>
+        <w:rPr>
+          <w:lang w:val="id_ID" w:bidi="id_ID"/>
+        </w:rPr>
+      </w:r>
+    </w:p>
+    <w:p>
+      <w:pPr/>
+      <w:r>
+        <w:rPr>
+          <w:lang w:val="id_ID" w:bidi="id_ID"/>
+        </w:rPr>
+      </w:r>
+    </w:p>
+    <w:p>
+      <w:pPr>
+        <w:pStyle w:val="Heading2"/>
+      </w:pPr>
+      <w:r>
+        <w:rPr>
+          <w:lang w:val="id_ID" w:bidi="id_ID"/>
+        </w:rPr>
+        <w:t>1 Samuel 1:22</w:t>
+      </w:r>
+      <w:r>
+        <w:rPr>
+          <w:lang w:val="id_ID" w:bidi="id_ID"/>
+        </w:rPr>
+      </w:r>
+    </w:p>
+    <w:p>
+      <w:pPr/>
+      <w:r>
+        <w:rPr>
+          <w:lang w:val="id_ID" w:bidi="id_ID"/>
+        </w:rPr>
+      </w:r>
+      <w:r>
+        <w:rPr>
+          <w:lang w:val="id_ID" w:bidi="id_ID"/>
+        </w:rPr>
+        <w:t>Nanti, apabila anak itu cerai susu: Hana kemungkinan menyusui Samuel selama dua hingga empat tahun.</w:t>
+      </w:r>
+      <w:r>
+        <w:rPr>
+          <w:lang w:val="id_ID" w:bidi="id_ID"/>
+        </w:rPr>
+      </w:r>
+      <w:r>
+        <w:rPr>
+          <w:lang w:val="id_ID" w:bidi="id_ID"/>
+        </w:rPr>
+      </w:r>
+    </w:p>
+    <w:p>
+      <w:pPr/>
+      <w:r>
+        <w:rPr>
+          <w:lang w:val="id_ID" w:bidi="id_ID"/>
+        </w:rPr>
+      </w:r>
+    </w:p>
+    <w:p>
+      <w:pPr>
+        <w:pStyle w:val="Heading2"/>
+      </w:pPr>
+      <w:r>
+        <w:rPr>
+          <w:lang w:val="id_ID" w:bidi="id_ID"/>
+        </w:rPr>
+        <w:t>1 Samuel 1:23</w:t>
+      </w:r>
+      <w:r>
+        <w:rPr>
+          <w:lang w:val="id_ID" w:bidi="id_ID"/>
+        </w:rPr>
+      </w:r>
+    </w:p>
+    <w:p>
+      <w:pPr/>
+      <w:r>
+        <w:rPr>
+          <w:lang w:val="id_ID" w:bidi="id_ID"/>
+        </w:rPr>
+      </w:r>
+      <w:r>
+        <w:rPr>
+          <w:lang w:val="id_ID" w:bidi="id_ID"/>
+        </w:rPr>
+        <w:t>Elkana sebenarnya dapat membatalkan nazar Hana (</w:t>
+      </w:r>
+      <w:hyperlink r:id="rId43">
+        <w:r>
+          <w:rPr>
+            <w:lang w:val="id_ID" w:bidi="id_ID"/>
+          </w:rPr>
+          <w:rPr>
+            <w:color w:val="0000EE"/>
+            <w:u w:val="single"/>
+          </w:rPr>
+          <w:t>Bil. 30:12–14</w:t>
+        </w:r>
+      </w:hyperlink>
+      <w:r>
+        <w:rPr>
+          <w:lang w:val="id_ID" w:bidi="id_ID"/>
+        </w:rPr>
+        <w:t>), tetapi ia justru meneguhkannya dan mendukungnya.</w:t>
+      </w:r>
+      <w:r>
+        <w:rPr>
+          <w:lang w:val="id_ID" w:bidi="id_ID"/>
+        </w:rPr>
+      </w:r>
+      <w:r>
+        <w:rPr>
+          <w:lang w:val="id_ID" w:bidi="id_ID"/>
+        </w:rPr>
+      </w:r>
+    </w:p>
+    <w:p>
+      <w:pPr/>
+      <w:r>
+        <w:rPr>
+          <w:lang w:val="id_ID" w:bidi="id_ID"/>
+        </w:rPr>
+      </w:r>
+    </w:p>
+    <w:p>
+      <w:pPr>
+        <w:pStyle w:val="Heading2"/>
+      </w:pPr>
+      <w:r>
+        <w:rPr>
+          <w:lang w:val="id_ID" w:bidi="id_ID"/>
+        </w:rPr>
+        <w:t>1 Samuel 2:1</w:t>
+      </w:r>
+      <w:r>
+        <w:rPr>
+          <w:lang w:val="id_ID" w:bidi="id_ID"/>
+        </w:rPr>
+      </w:r>
+    </w:p>
+    <w:p>
+      <w:pPr/>
+      <w:r>
+        <w:rPr>
+          <w:lang w:val="id_ID" w:bidi="id_ID"/>
+        </w:rPr>
+      </w:r>
+      <w:r>
+        <w:rPr>
+          <w:i/>
+          <w:lang w:val="id_ID" w:bidi="id_ID"/>
+        </w:rPr>
+        <w:t>tanduk kekuatanku ditinggikan</w:t>
+      </w:r>
+      <w:r>
+        <w:rPr>
+          <w:lang w:val="id_ID" w:bidi="id_ID"/>
+        </w:rPr>
+        <w:t xml:space="preserve">: Secara harfiah berarti </w:t>
+      </w:r>
+      <w:r>
+        <w:rPr>
+          <w:i/>
+          <w:lang w:val="id_ID" w:bidi="id_ID"/>
+        </w:rPr>
+        <w:t>telah mengangkat tandukku</w:t>
+      </w:r>
+      <w:r>
+        <w:rPr>
+          <w:lang w:val="id_ID" w:bidi="id_ID"/>
+        </w:rPr>
+        <w:t xml:space="preserve">; lihat juga </w:t>
+      </w:r>
+      <w:hyperlink r:id="rId44">
+        <w:r>
+          <w:rPr>
+            <w:lang w:val="id_ID" w:bidi="id_ID"/>
+          </w:rPr>
+          <w:rPr>
+            <w:color w:val="0000EE"/>
+            <w:u w:val="single"/>
+          </w:rPr>
+          <w:t>1 Samuel 2:10</w:t>
+        </w:r>
+      </w:hyperlink>
+      <w:r>
+        <w:rPr>
+          <w:lang w:val="id_ID" w:bidi="id_ID"/>
+        </w:rPr>
+        <w:t xml:space="preserve">. Tanduk binatang yang kuat, seperti lembu atau banteng, merupakan lambang kekuatan. Tanduk itu diangkat sebagai tanda kemenangan setelah mengalahkan musuh (lihat juga </w:t>
+      </w:r>
+      <w:hyperlink r:id="rId45">
+        <w:r>
+          <w:rPr>
+            <w:lang w:val="id_ID" w:bidi="id_ID"/>
+          </w:rPr>
+          <w:rPr>
+            <w:color w:val="0000EE"/>
+            <w:u w:val="single"/>
+          </w:rPr>
+          <w:t>1 Raja-raja 22:11</w:t>
+        </w:r>
+      </w:hyperlink>
+      <w:r>
+        <w:rPr>
+          <w:lang w:val="id_ID" w:bidi="id_ID"/>
+        </w:rPr>
+        <w:t>).</w:t>
+      </w:r>
+      <w:r>
+        <w:rPr>
+          <w:lang w:val="id_ID" w:bidi="id_ID"/>
+        </w:rPr>
+      </w:r>
+      <w:r>
+        <w:rPr>
+          <w:lang w:val="id_ID" w:bidi="id_ID"/>
+        </w:rPr>
+      </w:r>
+    </w:p>
+    <w:p>
+      <w:pPr/>
+      <w:r>
+        <w:rPr>
+          <w:lang w:val="id_ID" w:bidi="id_ID"/>
+        </w:rPr>
+      </w:r>
+    </w:p>
+    <w:p>
+      <w:pPr>
+        <w:pStyle w:val="Heading2"/>
+      </w:pPr>
+      <w:r>
+        <w:rPr>
+          <w:lang w:val="id_ID" w:bidi="id_ID"/>
+        </w:rPr>
+        <w:t>1 Samuel 2:1–10</w:t>
+      </w:r>
+      <w:r>
+        <w:rPr>
+          <w:lang w:val="id_ID" w:bidi="id_ID"/>
+        </w:rPr>
+      </w:r>
+    </w:p>
+    <w:p>
+      <w:pPr/>
+      <w:r>
+        <w:rPr>
+          <w:lang w:val="id_ID" w:bidi="id_ID"/>
+        </w:rPr>
+      </w:r>
+      <w:r>
+        <w:rPr>
+          <w:lang w:val="id_ID" w:bidi="id_ID"/>
+        </w:rPr>
+        <w:t>Doa Pujian Hana merayakan penyerahan Samuel untuk pelayanan Tuhan dengan bersukacita atas keunikan Allah (</w:t>
+      </w:r>
+      <w:hyperlink r:id="rId46">
+        <w:r>
+          <w:rPr>
+            <w:lang w:val="id_ID" w:bidi="id_ID"/>
+          </w:rPr>
+          <w:rPr>
+            <w:color w:val="0000EE"/>
+            <w:u w:val="single"/>
+          </w:rPr>
+          <w:t>1Sam. 2:1–2</w:t>
+        </w:r>
+      </w:hyperlink>
+      <w:r>
+        <w:rPr>
+          <w:lang w:val="id_ID" w:bidi="id_ID"/>
+        </w:rPr>
+        <w:t>), kesanggupan-Nya untuk membalikkan nasib (</w:t>
+      </w:r>
+      <w:hyperlink r:id="rId47">
+        <w:r>
+          <w:rPr>
+            <w:lang w:val="id_ID" w:bidi="id_ID"/>
+          </w:rPr>
+          <w:rPr>
+            <w:color w:val="0000EE"/>
+            <w:u w:val="single"/>
+          </w:rPr>
+          <w:t>1Sam. 2:3–9</w:t>
+        </w:r>
+      </w:hyperlink>
+      <w:r>
+        <w:rPr>
+          <w:lang w:val="id_ID" w:bidi="id_ID"/>
+        </w:rPr>
+        <w:t>), dan kuasa-Nya untuk memperkuat raja yang dipilih-Nya (</w:t>
+      </w:r>
+      <w:hyperlink r:id="rId44">
+        <w:r>
+          <w:rPr>
+            <w:lang w:val="id_ID" w:bidi="id_ID"/>
+          </w:rPr>
+          <w:rPr>
+            <w:color w:val="0000EE"/>
+            <w:u w:val="single"/>
+          </w:rPr>
+          <w:t>1Sam. 2:10</w:t>
+        </w:r>
+      </w:hyperlink>
+      <w:r>
+        <w:rPr>
+          <w:lang w:val="id_ID" w:bidi="id_ID"/>
+        </w:rPr>
+        <w:t>). Seperti Nyanyian Pujian Maria (</w:t>
+      </w:r>
+      <w:hyperlink r:id="rId48">
+        <w:r>
+          <w:rPr>
+            <w:lang w:val="id_ID" w:bidi="id_ID"/>
+          </w:rPr>
+          <w:rPr>
+            <w:color w:val="0000EE"/>
+            <w:u w:val="single"/>
+          </w:rPr>
+          <w:t>Lukas 1:46–55</w:t>
+        </w:r>
+      </w:hyperlink>
+      <w:r>
+        <w:rPr>
+          <w:lang w:val="id_ID" w:bidi="id_ID"/>
+        </w:rPr>
+        <w:t>), Doa Hana menekankan bahwa Allah merendahkan orang kaya dan berkuasa serta meninggikan orang miskin dan tertindas (</w:t>
+      </w:r>
+      <w:hyperlink r:id="rId49">
+        <w:r>
+          <w:rPr>
+            <w:lang w:val="id_ID" w:bidi="id_ID"/>
+          </w:rPr>
+          <w:rPr>
+            <w:color w:val="0000EE"/>
+            <w:u w:val="single"/>
+          </w:rPr>
+          <w:t>1Sam. 2:7–8</w:t>
+        </w:r>
+      </w:hyperlink>
+      <w:r>
+        <w:rPr>
+          <w:lang w:val="id_ID" w:bidi="id_ID"/>
+        </w:rPr>
+        <w:t xml:space="preserve">; </w:t>
+      </w:r>
+      <w:hyperlink r:id="rId50">
+        <w:r>
+          <w:rPr>
+            <w:lang w:val="id_ID" w:bidi="id_ID"/>
+          </w:rPr>
+          <w:rPr>
+            <w:color w:val="0000EE"/>
+            <w:u w:val="single"/>
+          </w:rPr>
+          <w:t>Lukas 1:52–53</w:t>
+        </w:r>
+      </w:hyperlink>
+      <w:r>
+        <w:rPr>
+          <w:lang w:val="id_ID" w:bidi="id_ID"/>
+        </w:rPr>
+        <w:t xml:space="preserve">). Doa Daud dalam </w:t>
+      </w:r>
+      <w:hyperlink r:id="rId51">
+        <w:r>
+          <w:rPr>
+            <w:lang w:val="id_ID" w:bidi="id_ID"/>
+          </w:rPr>
+          <w:rPr>
+            <w:color w:val="0000EE"/>
+            <w:u w:val="single"/>
+          </w:rPr>
+          <w:t>2Sam. 22</w:t>
+        </w:r>
+      </w:hyperlink>
+      <w:r>
+        <w:rPr>
+          <w:lang w:val="id_ID" w:bidi="id_ID"/>
+        </w:rPr>
+        <w:t xml:space="preserve"> adalah pernyataan indah lainnya tentang kuasa penyelamatan Allah yang berkaitan dengan raja pilihan-Nya (</w:t>
+      </w:r>
+      <w:hyperlink r:id="rId44">
+        <w:r>
+          <w:rPr>
+            <w:lang w:val="id_ID" w:bidi="id_ID"/>
+          </w:rPr>
+          <w:rPr>
+            <w:color w:val="0000EE"/>
+            <w:u w:val="single"/>
+          </w:rPr>
+          <w:t>1Sam. 2:10</w:t>
+        </w:r>
+      </w:hyperlink>
+      <w:r>
+        <w:rPr>
+          <w:lang w:val="id_ID" w:bidi="id_ID"/>
+        </w:rPr>
+        <w:t>). Para penguasa kaya yang tidak benar di negeri itu (Eli, Saul, Herodes) akan direndahkan, sedangkan para pemimpin yang memenuhi tujuan Allah (Samuel, Daud, Yesus) akan ditinggikan.</w:t>
+      </w:r>
+      <w:r>
+        <w:rPr>
+          <w:lang w:val="id_ID" w:bidi="id_ID"/>
+        </w:rPr>
+      </w:r>
+      <w:r>
+        <w:rPr>
+          <w:lang w:val="id_ID" w:bidi="id_ID"/>
+        </w:rPr>
+      </w:r>
+    </w:p>
+    <w:p>
+      <w:pPr/>
+      <w:r>
+        <w:rPr>
+          <w:lang w:val="id_ID" w:bidi="id_ID"/>
+        </w:rPr>
+      </w:r>
+    </w:p>
+    <w:p>
+      <w:pPr>
+        <w:pStyle w:val="Heading2"/>
+      </w:pPr>
+      <w:r>
+        <w:rPr>
+          <w:lang w:val="id_ID" w:bidi="id_ID"/>
+        </w:rPr>
+        <w:t>1 Samuel 2:2</w:t>
+      </w:r>
+      <w:r>
+        <w:rPr>
+          <w:lang w:val="id_ID" w:bidi="id_ID"/>
+        </w:rPr>
+      </w:r>
+    </w:p>
+    <w:p>
+      <w:pPr/>
+      <w:r>
+        <w:rPr>
+          <w:lang w:val="id_ID" w:bidi="id_ID"/>
+        </w:rPr>
+      </w:r>
+      <w:r>
+        <w:rPr>
+          <w:lang w:val="id_ID" w:bidi="id_ID"/>
+        </w:rPr>
+        <w:t>tidak ada yang lain kecuali Engkau: Daud menanggapi dengan cara serupa setelah menerima janji Allah mengenai kerajaannya (</w:t>
+      </w:r>
+      <w:hyperlink r:id="rId52">
+        <w:r>
+          <w:rPr>
+            <w:lang w:val="id_ID" w:bidi="id_ID"/>
+          </w:rPr>
+          <w:rPr>
+            <w:color w:val="0000EE"/>
+            <w:u w:val="single"/>
+          </w:rPr>
+          <w:t>2Sam. 7:22</w:t>
+        </w:r>
+      </w:hyperlink>
+      <w:r>
+        <w:rPr>
+          <w:lang w:val="id_ID" w:bidi="id_ID"/>
+        </w:rPr>
+        <w:t xml:space="preserve">). • Gunung batu (bdk. </w:t>
+      </w:r>
+      <w:hyperlink r:id="rId53">
+        <w:r>
+          <w:rPr>
+            <w:lang w:val="id_ID" w:bidi="id_ID"/>
+          </w:rPr>
+          <w:rPr>
+            <w:color w:val="0000EE"/>
+            <w:u w:val="single"/>
+          </w:rPr>
+          <w:t>2Sam. 22:2–3</w:t>
+        </w:r>
+      </w:hyperlink>
+      <w:r>
+        <w:rPr>
+          <w:lang w:val="id_ID" w:bidi="id_ID"/>
+        </w:rPr>
+        <w:t xml:space="preserve">, </w:t>
+      </w:r>
+      <w:hyperlink r:id="rId54">
+        <w:r>
+          <w:rPr>
+            <w:lang w:val="id_ID" w:bidi="id_ID"/>
+          </w:rPr>
+          <w:rPr>
+            <w:color w:val="0000EE"/>
+            <w:u w:val="single"/>
+          </w:rPr>
+          <w:t>32</w:t>
+        </w:r>
+      </w:hyperlink>
+      <w:r>
+        <w:rPr>
+          <w:lang w:val="id_ID" w:bidi="id_ID"/>
+        </w:rPr>
+        <w:t>): Allah memberikan kestabilan dan keamanan bagi mereka yang percaya kepada-Nya.</w:t>
+      </w:r>
+      <w:r>
+        <w:rPr>
+          <w:lang w:val="id_ID" w:bidi="id_ID"/>
+        </w:rPr>
+      </w:r>
+      <w:r>
+        <w:rPr>
+          <w:lang w:val="id_ID" w:bidi="id_ID"/>
+        </w:rPr>
+      </w:r>
+    </w:p>
+    <w:p>
+      <w:pPr/>
+      <w:r>
+        <w:rPr>
+          <w:lang w:val="id_ID" w:bidi="id_ID"/>
+        </w:rPr>
+      </w:r>
+    </w:p>
+    <w:p>
+      <w:pPr>
+        <w:pStyle w:val="Heading2"/>
+      </w:pPr>
+      <w:r>
+        <w:rPr>
+          <w:lang w:val="id_ID" w:bidi="id_ID"/>
+        </w:rPr>
+        <w:t>1 Samuel 2:3</w:t>
+      </w:r>
+      <w:r>
+        <w:rPr>
+          <w:lang w:val="id_ID" w:bidi="id_ID"/>
+        </w:rPr>
+      </w:r>
+    </w:p>
+    <w:p>
+      <w:pPr/>
+      <w:r>
+        <w:rPr>
+          <w:lang w:val="id_ID" w:bidi="id_ID"/>
+        </w:rPr>
+      </w:r>
+      <w:r>
+        <w:rPr>
+          <w:lang w:val="id_ID" w:bidi="id_ID"/>
+        </w:rPr>
+        <w:t xml:space="preserve">selalu berkata dengan sombong: Penina memperlihatkan sikap ini (lihat </w:t>
+      </w:r>
+      <w:hyperlink r:id="rId21">
+        <w:r>
+          <w:rPr>
+            <w:lang w:val="id_ID" w:bidi="id_ID"/>
+          </w:rPr>
+          <w:rPr>
+            <w:color w:val="0000EE"/>
+            <w:u w:val="single"/>
+          </w:rPr>
+          <w:t>1Sam. 1:6–7</w:t>
+        </w:r>
+      </w:hyperlink>
+      <w:r>
+        <w:rPr>
+          <w:lang w:val="id_ID" w:bidi="id_ID"/>
+        </w:rPr>
+        <w:t>). Sebaliknya, Hana dengan rendah hati bergantung kepada Allah.</w:t>
+      </w:r>
+      <w:r>
+        <w:rPr>
+          <w:lang w:val="id_ID" w:bidi="id_ID"/>
+        </w:rPr>
+      </w:r>
+      <w:r>
+        <w:rPr>
+          <w:lang w:val="id_ID" w:bidi="id_ID"/>
+        </w:rPr>
+      </w:r>
+    </w:p>
+    <w:p>
+      <w:pPr/>
+      <w:r>
+        <w:rPr>
+          <w:lang w:val="id_ID" w:bidi="id_ID"/>
+        </w:rPr>
+      </w:r>
+    </w:p>
+    <w:p>
+      <w:pPr>
+        <w:pStyle w:val="Heading2"/>
+      </w:pPr>
+      <w:r>
+        <w:rPr>
+          <w:lang w:val="id_ID" w:bidi="id_ID"/>
+        </w:rPr>
+        <w:t>1 Samuel 2:4–8</w:t>
+      </w:r>
+      <w:r>
+        <w:rPr>
+          <w:lang w:val="id_ID" w:bidi="id_ID"/>
+        </w:rPr>
+      </w:r>
+    </w:p>
+    <w:p>
+      <w:pPr/>
+      <w:r>
+        <w:rPr>
+          <w:lang w:val="id_ID" w:bidi="id_ID"/>
+        </w:rPr>
+      </w:r>
+      <w:r>
+        <w:rPr>
+          <w:lang w:val="id_ID" w:bidi="id_ID"/>
+        </w:rPr>
+        <w:t>Hana merayakan kuasa Allah yang berdaulat untuk membalikkan keadaan manusia secara drastis.</w:t>
+      </w:r>
+      <w:r>
+        <w:rPr>
+          <w:lang w:val="id_ID" w:bidi="id_ID"/>
+        </w:rPr>
+      </w:r>
+      <w:r>
+        <w:rPr>
+          <w:lang w:val="id_ID" w:bidi="id_ID"/>
+        </w:rPr>
+      </w:r>
+    </w:p>
+    <w:p>
+      <w:pPr/>
+      <w:r>
+        <w:rPr>
+          <w:lang w:val="id_ID" w:bidi="id_ID"/>
+        </w:rPr>
+      </w:r>
+    </w:p>
+    <w:p>
+      <w:pPr>
+        <w:pStyle w:val="Heading2"/>
+      </w:pPr>
+      <w:r>
+        <w:rPr>
+          <w:lang w:val="id_ID" w:bidi="id_ID"/>
+        </w:rPr>
+        <w:t>1 Samuel 2:5</w:t>
+      </w:r>
+      <w:r>
+        <w:rPr>
+          <w:lang w:val="id_ID" w:bidi="id_ID"/>
+        </w:rPr>
+      </w:r>
+    </w:p>
+    <w:p>
+      <w:pPr/>
+      <w:r>
+        <w:rPr>
+          <w:lang w:val="id_ID" w:bidi="id_ID"/>
+        </w:rPr>
+      </w:r>
+      <w:r>
+        <w:rPr>
+          <w:lang w:val="id_ID" w:bidi="id_ID"/>
+        </w:rPr>
+        <w:t xml:space="preserve">orang yang lapar dahulu, sekarang boleh beristirahat: Bdk. </w:t>
+      </w:r>
+      <w:hyperlink r:id="rId55">
+        <w:r>
+          <w:rPr>
+            <w:lang w:val="id_ID" w:bidi="id_ID"/>
+          </w:rPr>
+          <w:rPr>
+            <w:color w:val="0000EE"/>
+            <w:u w:val="single"/>
+          </w:rPr>
+          <w:t>1Sam. 1:7</w:t>
+        </w:r>
+      </w:hyperlink>
+      <w:r>
+        <w:rPr>
+          <w:lang w:val="id_ID" w:bidi="id_ID"/>
+        </w:rPr>
+        <w:t xml:space="preserve">, </w:t>
+      </w:r>
+      <w:hyperlink r:id="rId56">
+        <w:r>
+          <w:rPr>
+            <w:lang w:val="id_ID" w:bidi="id_ID"/>
+          </w:rPr>
+          <w:rPr>
+            <w:color w:val="0000EE"/>
+            <w:u w:val="single"/>
+          </w:rPr>
+          <w:t>18</w:t>
+        </w:r>
+      </w:hyperlink>
+      <w:r>
+        <w:rPr>
+          <w:lang w:val="id_ID" w:bidi="id_ID"/>
+        </w:rPr>
+        <w:t xml:space="preserve">. • Frasa "tujuh anak" secara puitis berarti bahwa perempuan yang tidak memiliki anak akan diberkati dengan rumah yang penuh dengan anak-anak (bdk. </w:t>
+      </w:r>
+      <w:hyperlink r:id="rId57">
+        <w:r>
+          <w:rPr>
+            <w:lang w:val="id_ID" w:bidi="id_ID"/>
+          </w:rPr>
+          <w:rPr>
+            <w:color w:val="0000EE"/>
+            <w:u w:val="single"/>
+          </w:rPr>
+          <w:t>1Sam. 2:21</w:t>
+        </w:r>
+      </w:hyperlink>
+      <w:r>
+        <w:rPr>
+          <w:lang w:val="id_ID" w:bidi="id_ID"/>
+        </w:rPr>
+        <w:t>).</w:t>
+      </w:r>
+      <w:r>
+        <w:rPr>
+          <w:lang w:val="id_ID" w:bidi="id_ID"/>
+        </w:rPr>
+      </w:r>
+      <w:r>
+        <w:rPr>
+          <w:lang w:val="id_ID" w:bidi="id_ID"/>
+        </w:rPr>
+      </w:r>
+    </w:p>
+    <w:p>
+      <w:pPr/>
+      <w:r>
+        <w:rPr>
+          <w:lang w:val="id_ID" w:bidi="id_ID"/>
+        </w:rPr>
+      </w:r>
+    </w:p>
+    <w:p>
+      <w:pPr>
+        <w:pStyle w:val="Heading2"/>
+      </w:pPr>
+      <w:r>
+        <w:rPr>
+          <w:lang w:val="id_ID" w:bidi="id_ID"/>
+        </w:rPr>
+        <w:t>1 Samuel 2:7–8</w:t>
+      </w:r>
+      <w:r>
+        <w:rPr>
+          <w:lang w:val="id_ID" w:bidi="id_ID"/>
+        </w:rPr>
+      </w:r>
+    </w:p>
+    <w:p>
+      <w:pPr/>
+      <w:r>
+        <w:rPr>
+          <w:lang w:val="id_ID" w:bidi="id_ID"/>
+        </w:rPr>
+      </w:r>
+      <w:r>
+        <w:rPr>
+          <w:lang w:val="id_ID" w:bidi="id_ID"/>
+        </w:rPr>
+        <w:t xml:space="preserve">Bdk. </w:t>
+      </w:r>
+      <w:hyperlink r:id="rId58">
+        <w:r>
+          <w:rPr>
+            <w:lang w:val="id_ID" w:bidi="id_ID"/>
+          </w:rPr>
+          <w:rPr>
+            <w:color w:val="0000EE"/>
+            <w:u w:val="single"/>
+          </w:rPr>
+          <w:t>Mzm. 113:7–9</w:t>
+        </w:r>
+      </w:hyperlink>
+      <w:r>
+        <w:rPr>
+          <w:lang w:val="id_ID" w:bidi="id_ID"/>
+        </w:rPr>
+        <w:t>.</w:t>
+      </w:r>
+      <w:r>
+        <w:rPr>
+          <w:lang w:val="id_ID" w:bidi="id_ID"/>
+        </w:rPr>
+      </w:r>
+      <w:r>
+        <w:rPr>
+          <w:lang w:val="id_ID" w:bidi="id_ID"/>
+        </w:rPr>
+      </w:r>
+    </w:p>
+    <w:p>
+      <w:pPr/>
+      <w:r>
+        <w:rPr>
+          <w:lang w:val="id_ID" w:bidi="id_ID"/>
+        </w:rPr>
+      </w:r>
+    </w:p>
+    <w:p>
+      <w:pPr>
+        <w:pStyle w:val="Heading2"/>
+      </w:pPr>
+      <w:r>
+        <w:rPr>
+          <w:lang w:val="id_ID" w:bidi="id_ID"/>
+        </w:rPr>
+        <w:t>1 Samuel 2:8</w:t>
+      </w:r>
+      <w:r>
+        <w:rPr>
+          <w:lang w:val="id_ID" w:bidi="id_ID"/>
+        </w:rPr>
+      </w:r>
+    </w:p>
+    <w:p>
+      <w:pPr/>
+      <w:r>
+        <w:rPr>
+          <w:lang w:val="id_ID" w:bidi="id_ID"/>
+        </w:rPr>
+      </w:r>
+      <w:r>
+        <w:rPr>
+          <w:lang w:val="id_ID" w:bidi="id_ID"/>
+        </w:rPr>
+        <w:t>Sebab Tuhan mempunyai alas bumi: Allah, Sang Pencipta dan Penguasa segala sesuatu, berkuasa mengubah keadaan (</w:t>
+      </w:r>
+      <w:hyperlink r:id="rId59">
+        <w:r>
+          <w:rPr>
+            <w:lang w:val="id_ID" w:bidi="id_ID"/>
+          </w:rPr>
+          <w:rPr>
+            <w:color w:val="0000EE"/>
+            <w:u w:val="single"/>
+          </w:rPr>
+          <w:t>1Sam. 2:4–8</w:t>
+        </w:r>
+      </w:hyperlink>
+      <w:r>
+        <w:rPr>
+          <w:lang w:val="id_ID" w:bidi="id_ID"/>
+        </w:rPr>
+        <w:t>), melindungi orang yang setia (</w:t>
+      </w:r>
+      <w:hyperlink r:id="rId60">
+        <w:r>
+          <w:rPr>
+            <w:lang w:val="id_ID" w:bidi="id_ID"/>
+          </w:rPr>
+          <w:rPr>
+            <w:color w:val="0000EE"/>
+            <w:u w:val="single"/>
+          </w:rPr>
+          <w:t>1Sam. 2:9</w:t>
+        </w:r>
+      </w:hyperlink>
+      <w:r>
+        <w:rPr>
+          <w:lang w:val="id_ID" w:bidi="id_ID"/>
+        </w:rPr>
+        <w:t>), menghakimi orang fasik, dan memberikan kekuatan kepada raja yang diurapi-Nya (</w:t>
+      </w:r>
+      <w:hyperlink r:id="rId44">
+        <w:r>
+          <w:rPr>
+            <w:lang w:val="id_ID" w:bidi="id_ID"/>
+          </w:rPr>
+          <w:rPr>
+            <w:color w:val="0000EE"/>
+            <w:u w:val="single"/>
+          </w:rPr>
+          <w:t>1Sam. 2:10</w:t>
+        </w:r>
+      </w:hyperlink>
+      <w:r>
+        <w:rPr>
+          <w:lang w:val="id_ID" w:bidi="id_ID"/>
+        </w:rPr>
+        <w:t>).</w:t>
+      </w:r>
+      <w:r>
+        <w:rPr>
+          <w:lang w:val="id_ID" w:bidi="id_ID"/>
+        </w:rPr>
+      </w:r>
+      <w:r>
+        <w:rPr>
+          <w:lang w:val="id_ID" w:bidi="id_ID"/>
+        </w:rPr>
+      </w:r>
+    </w:p>
+    <w:p>
+      <w:pPr/>
+      <w:r>
+        <w:rPr>
+          <w:lang w:val="id_ID" w:bidi="id_ID"/>
+        </w:rPr>
+      </w:r>
+    </w:p>
+    <w:p>
+      <w:pPr>
+        <w:pStyle w:val="Heading2"/>
+      </w:pPr>
+      <w:r>
+        <w:rPr>
+          <w:lang w:val="id_ID" w:bidi="id_ID"/>
+        </w:rPr>
+        <w:t>1 Samuel 2:10</w:t>
+      </w:r>
+      <w:r>
+        <w:rPr>
+          <w:lang w:val="id_ID" w:bidi="id_ID"/>
+        </w:rPr>
+      </w:r>
+    </w:p>
+    <w:p>
+      <w:pPr/>
+      <w:r>
+        <w:rPr>
+          <w:lang w:val="id_ID" w:bidi="id_ID"/>
+        </w:rPr>
+      </w:r>
+      <w:r>
+        <w:rPr>
+          <w:lang w:val="id_ID" w:bidi="id_ID"/>
+        </w:rPr>
+        <w:t xml:space="preserve">Sang raja harus memenuhi gambaran dari </w:t>
+      </w:r>
+      <w:hyperlink r:id="rId61">
+        <w:r>
+          <w:rPr>
+            <w:lang w:val="id_ID" w:bidi="id_ID"/>
+          </w:rPr>
+          <w:rPr>
+            <w:color w:val="0000EE"/>
+            <w:u w:val="single"/>
+          </w:rPr>
+          <w:t>1Sam. 2:4–9</w:t>
+        </w:r>
+      </w:hyperlink>
+      <w:r>
+        <w:rPr>
+          <w:lang w:val="id_ID" w:bidi="id_ID"/>
+        </w:rPr>
+        <w:t xml:space="preserve"> dengan menggunakan kekuatan yang diberikan Allah untuk memelihara orang-orang yang tertindas, lapar, dan mandul (lihat </w:t>
+      </w:r>
+      <w:hyperlink r:id="rId62">
+        <w:r>
+          <w:rPr>
+            <w:lang w:val="id_ID" w:bidi="id_ID"/>
+          </w:rPr>
+          <w:rPr>
+            <w:color w:val="0000EE"/>
+            <w:u w:val="single"/>
+          </w:rPr>
+          <w:t>Mzm. 72:1–4</w:t>
+        </w:r>
+      </w:hyperlink>
+      <w:r>
+        <w:rPr>
+          <w:lang w:val="id_ID" w:bidi="id_ID"/>
+        </w:rPr>
+        <w:t xml:space="preserve">, </w:t>
+      </w:r>
+      <w:hyperlink r:id="rId63">
+        <w:r>
+          <w:rPr>
+            <w:lang w:val="id_ID" w:bidi="id_ID"/>
+          </w:rPr>
+          <w:rPr>
+            <w:color w:val="0000EE"/>
+            <w:u w:val="single"/>
+          </w:rPr>
+          <w:t>12–14</w:t>
+        </w:r>
+      </w:hyperlink>
+      <w:r>
+        <w:rPr>
+          <w:lang w:val="id_ID" w:bidi="id_ID"/>
+        </w:rPr>
+        <w:t xml:space="preserve">; </w:t>
+      </w:r>
+      <w:hyperlink r:id="rId64">
+        <w:r>
+          <w:rPr>
+            <w:lang w:val="id_ID" w:bidi="id_ID"/>
+          </w:rPr>
+          <w:rPr>
+            <w:color w:val="0000EE"/>
+            <w:u w:val="single"/>
+          </w:rPr>
+          <w:t>Ams. 31:8–9</w:t>
+        </w:r>
+      </w:hyperlink>
+      <w:r>
+        <w:rPr>
+          <w:lang w:val="id_ID" w:bidi="id_ID"/>
+        </w:rPr>
+        <w:t xml:space="preserve">). • Ia memberi kekuatan: Lihat </w:t>
+      </w:r>
+      <w:r>
+        <w:rPr>
+          <w:lang w:val="id_ID" w:bidi="id_ID"/>
+        </w:rPr>
+        <w:t>catatan studi pada 1 Sam. 2:1</w:t>
+      </w:r>
+      <w:r>
+        <w:rPr>
+          <w:lang w:val="id_ID" w:bidi="id_ID"/>
+        </w:rPr>
+        <w:t xml:space="preserve">. • yang diurapi-Nya (bahasa Ibrani, </w:t>
+      </w:r>
+      <w:r>
+        <w:rPr>
+          <w:i/>
+          <w:lang w:val="id_ID" w:bidi="id_ID"/>
+        </w:rPr>
+        <w:t>mashiakh</w:t>
+      </w:r>
+      <w:r>
+        <w:rPr>
+          <w:lang w:val="id_ID" w:bidi="id_ID"/>
+        </w:rPr>
+        <w:t xml:space="preserve">): Puncak doa Hana ini bersifat nubuat, baik mengenai raja-raja yang diurapi di Israel maupun Raja tertinggi Yang Diurapi Allah—Mesias, Yesus Kristus (lihat </w:t>
+      </w:r>
+      <w:hyperlink r:id="rId65">
+        <w:r>
+          <w:rPr>
+            <w:lang w:val="id_ID" w:bidi="id_ID"/>
+          </w:rPr>
+          <w:rPr>
+            <w:color w:val="0000EE"/>
+            <w:u w:val="single"/>
+          </w:rPr>
+          <w:t>1Sam. 12:3–5</w:t>
+        </w:r>
+      </w:hyperlink>
+      <w:r>
+        <w:rPr>
+          <w:lang w:val="id_ID" w:bidi="id_ID"/>
+        </w:rPr>
+        <w:t xml:space="preserve">; </w:t>
+      </w:r>
+      <w:hyperlink r:id="rId66">
+        <w:r>
+          <w:rPr>
+            <w:lang w:val="id_ID" w:bidi="id_ID"/>
+          </w:rPr>
+          <w:rPr>
+            <w:color w:val="0000EE"/>
+            <w:u w:val="single"/>
+          </w:rPr>
+          <w:t>24:6</w:t>
+        </w:r>
+      </w:hyperlink>
+      <w:r>
+        <w:rPr>
+          <w:lang w:val="id_ID" w:bidi="id_ID"/>
+        </w:rPr>
+        <w:t xml:space="preserve">, </w:t>
+      </w:r>
+      <w:hyperlink r:id="rId67">
+        <w:r>
+          <w:rPr>
+            <w:lang w:val="id_ID" w:bidi="id_ID"/>
+          </w:rPr>
+          <w:rPr>
+            <w:color w:val="0000EE"/>
+            <w:u w:val="single"/>
+          </w:rPr>
+          <w:t>10</w:t>
+        </w:r>
+      </w:hyperlink>
+      <w:r>
+        <w:rPr>
+          <w:lang w:val="id_ID" w:bidi="id_ID"/>
+        </w:rPr>
+        <w:t xml:space="preserve">; </w:t>
+      </w:r>
+      <w:hyperlink r:id="rId68">
+        <w:r>
+          <w:rPr>
+            <w:lang w:val="id_ID" w:bidi="id_ID"/>
+          </w:rPr>
+          <w:rPr>
+            <w:color w:val="0000EE"/>
+            <w:u w:val="single"/>
+          </w:rPr>
+          <w:t>Mzm. 132:17</w:t>
+        </w:r>
+      </w:hyperlink>
+      <w:r>
+        <w:rPr>
+          <w:lang w:val="id_ID" w:bidi="id_ID"/>
+        </w:rPr>
+        <w:t xml:space="preserve">; </w:t>
+      </w:r>
+      <w:hyperlink r:id="rId69">
+        <w:r>
+          <w:rPr>
+            <w:lang w:val="id_ID" w:bidi="id_ID"/>
+          </w:rPr>
+          <w:rPr>
+            <w:color w:val="0000EE"/>
+            <w:u w:val="single"/>
+          </w:rPr>
+          <w:t>Dan. 9:25–26</w:t>
+        </w:r>
+      </w:hyperlink>
+      <w:r>
+        <w:rPr>
+          <w:lang w:val="id_ID" w:bidi="id_ID"/>
+        </w:rPr>
+        <w:t>).</w:t>
+      </w:r>
+      <w:r>
+        <w:rPr>
+          <w:lang w:val="id_ID" w:bidi="id_ID"/>
+        </w:rPr>
+      </w:r>
+      <w:r>
+        <w:rPr>
+          <w:lang w:val="id_ID" w:bidi="id_ID"/>
+        </w:rPr>
+      </w:r>
+    </w:p>
+    <w:p>
+      <w:pPr/>
+      <w:r>
+        <w:rPr>
+          <w:lang w:val="id_ID" w:bidi="id_ID"/>
+        </w:rPr>
+      </w:r>
+    </w:p>
+    <w:p>
+      <w:pPr>
+        <w:pStyle w:val="Heading2"/>
+      </w:pPr>
+      <w:r>
+        <w:rPr>
+          <w:lang w:val="id_ID" w:bidi="id_ID"/>
+        </w:rPr>
+        <w:t>1 Samuel 2:12</w:t>
+      </w:r>
+      <w:r>
+        <w:rPr>
+          <w:lang w:val="id_ID" w:bidi="id_ID"/>
+        </w:rPr>
+      </w:r>
+    </w:p>
+    <w:p>
+      <w:pPr/>
+      <w:r>
+        <w:rPr>
+          <w:lang w:val="id_ID" w:bidi="id_ID"/>
+        </w:rPr>
+      </w:r>
+      <w:r>
+        <w:rPr>
+          <w:lang w:val="id_ID" w:bidi="id_ID"/>
+        </w:rPr>
+        <w:t xml:space="preserve">dursila (bahasa Ibrani: </w:t>
+      </w:r>
+      <w:r>
+        <w:rPr>
+          <w:i/>
+          <w:lang w:val="id_ID" w:bidi="id_ID"/>
+        </w:rPr>
+        <w:t>anak-anak Belial</w:t>
+      </w:r>
+      <w:r>
+        <w:rPr>
+          <w:lang w:val="id_ID" w:bidi="id_ID"/>
+        </w:rPr>
+        <w:t xml:space="preserve">): Lihat </w:t>
+      </w:r>
+      <w:r>
+        <w:rPr>
+          <w:lang w:val="id_ID" w:bidi="id_ID"/>
+        </w:rPr>
+        <w:t>catatan studi pada 1:16</w:t>
+      </w:r>
+      <w:r>
+        <w:rPr>
+          <w:lang w:val="id_ID" w:bidi="id_ID"/>
+        </w:rPr>
+        <w:t xml:space="preserve">. • </w:t>
+      </w:r>
+      <w:r>
+        <w:rPr>
+          <w:lang w:val="id_ID" w:bidi="id_ID"/>
+        </w:rPr>
+        <w:t>tidak mengindahkan</w:t>
+      </w:r>
+      <w:r>
+        <w:rPr>
+          <w:lang w:val="id_ID" w:bidi="id_ID"/>
+        </w:rPr>
+        <w:t xml:space="preserve"> (secara harfiah: </w:t>
+      </w:r>
+      <w:r>
+        <w:rPr>
+          <w:i/>
+          <w:lang w:val="id_ID" w:bidi="id_ID"/>
+        </w:rPr>
+        <w:t>tidak mengenal</w:t>
+      </w:r>
+      <w:r>
+        <w:rPr>
+          <w:lang w:val="id_ID" w:bidi="id_ID"/>
+        </w:rPr>
+        <w:t xml:space="preserve">) Tuhan: Meskipun mereka adalah imam di tengah umat Allah, mereka tidak mengakui Allah atau berusaha untuk menaati kehendak-Nya (bdk. </w:t>
+      </w:r>
+      <w:hyperlink r:id="rId70">
+        <w:r>
+          <w:rPr>
+            <w:lang w:val="id_ID" w:bidi="id_ID"/>
+          </w:rPr>
+          <w:rPr>
+            <w:color w:val="0000EE"/>
+            <w:u w:val="single"/>
+          </w:rPr>
+          <w:t>Yer. 2:8</w:t>
+        </w:r>
+      </w:hyperlink>
+      <w:r>
+        <w:rPr>
+          <w:lang w:val="id_ID" w:bidi="id_ID"/>
+        </w:rPr>
+        <w:t>).</w:t>
+      </w:r>
+      <w:r>
+        <w:rPr>
+          <w:lang w:val="id_ID" w:bidi="id_ID"/>
+        </w:rPr>
+      </w:r>
+      <w:r>
+        <w:rPr>
+          <w:lang w:val="id_ID" w:bidi="id_ID"/>
+        </w:rPr>
+      </w:r>
+    </w:p>
+    <w:p>
+      <w:pPr/>
+      <w:r>
+        <w:rPr>
+          <w:lang w:val="id_ID" w:bidi="id_ID"/>
+        </w:rPr>
+      </w:r>
+    </w:p>
+    <w:p>
+      <w:pPr>
+        <w:pStyle w:val="Heading2"/>
+      </w:pPr>
+      <w:r>
+        <w:rPr>
+          <w:lang w:val="id_ID" w:bidi="id_ID"/>
+        </w:rPr>
+        <w:t>1 Samuel 2:13–17</w:t>
+      </w:r>
+      <w:r>
+        <w:rPr>
+          <w:lang w:val="id_ID" w:bidi="id_ID"/>
+        </w:rPr>
+      </w:r>
+    </w:p>
+    <w:p>
+      <w:pPr/>
+      <w:r>
+        <w:rPr>
+          <w:lang w:val="id_ID" w:bidi="id_ID"/>
+        </w:rPr>
+      </w:r>
+      <w:r>
+        <w:rPr>
+          <w:lang w:val="id_ID" w:bidi="id_ID"/>
+        </w:rPr>
+        <w:t xml:space="preserve">Para imam seharusnya menerima bagian daging mereka hanya setelah daging itu direbus (lihat </w:t>
+      </w:r>
+      <w:hyperlink r:id="rId71">
+        <w:r>
+          <w:rPr>
+            <w:lang w:val="id_ID" w:bidi="id_ID"/>
+          </w:rPr>
+          <w:rPr>
+            <w:color w:val="0000EE"/>
+            <w:u w:val="single"/>
+          </w:rPr>
+          <w:t>Bil. 6:19</w:t>
+        </w:r>
+      </w:hyperlink>
+      <w:r>
+        <w:rPr>
+          <w:lang w:val="id_ID" w:bidi="id_ID"/>
+        </w:rPr>
+        <w:t>). Namun, anak-anak Eli mengabaikan perintah Allah (</w:t>
+      </w:r>
+      <w:hyperlink r:id="rId72">
+        <w:r>
+          <w:rPr>
+            <w:lang w:val="id_ID" w:bidi="id_ID"/>
+          </w:rPr>
+          <w:rPr>
+            <w:color w:val="0000EE"/>
+            <w:u w:val="single"/>
+          </w:rPr>
+          <w:t>1Sam. 2:13–14</w:t>
+        </w:r>
+      </w:hyperlink>
+      <w:r>
+        <w:rPr>
+          <w:lang w:val="id_ID" w:bidi="id_ID"/>
+        </w:rPr>
+        <w:t xml:space="preserve">, </w:t>
+      </w:r>
+      <w:hyperlink r:id="rId73">
+        <w:r>
+          <w:rPr>
+            <w:lang w:val="id_ID" w:bidi="id_ID"/>
+          </w:rPr>
+          <w:rPr>
+            <w:color w:val="0000EE"/>
+            <w:u w:val="single"/>
+          </w:rPr>
+          <w:t>17</w:t>
+        </w:r>
+      </w:hyperlink>
+      <w:r>
+        <w:rPr>
+          <w:lang w:val="id_ID" w:bidi="id_ID"/>
+        </w:rPr>
+        <w:t>).</w:t>
+      </w:r>
+      <w:r>
+        <w:rPr>
+          <w:lang w:val="id_ID" w:bidi="id_ID"/>
+        </w:rPr>
+      </w:r>
+      <w:r>
+        <w:rPr>
+          <w:lang w:val="id_ID" w:bidi="id_ID"/>
+        </w:rPr>
+      </w:r>
+    </w:p>
+    <w:p>
+      <w:pPr/>
+      <w:r>
+        <w:rPr>
+          <w:lang w:val="id_ID" w:bidi="id_ID"/>
+        </w:rPr>
+      </w:r>
+    </w:p>
+    <w:p>
+      <w:pPr>
+        <w:pStyle w:val="Heading2"/>
+      </w:pPr>
+      <w:r>
+        <w:rPr>
+          <w:lang w:val="id_ID" w:bidi="id_ID"/>
+        </w:rPr>
+        <w:t>1 Samuel 2:15</w:t>
+      </w:r>
+      <w:r>
+        <w:rPr>
+          <w:lang w:val="id_ID" w:bidi="id_ID"/>
+        </w:rPr>
+      </w:r>
+    </w:p>
+    <w:p>
+      <w:pPr/>
+      <w:r>
+        <w:rPr>
+          <w:lang w:val="id_ID" w:bidi="id_ID"/>
+        </w:rPr>
+      </w:r>
+      <w:r>
+        <w:rPr>
+          <w:lang w:val="id_ID" w:bidi="id_ID"/>
+        </w:rPr>
+        <w:t>Hukum Allah menetapkan bahwa lemak binatang yang dikorbankan adalah bagian Tuhan dan harus dibakar di atas mezbah terlebih dahulu (</w:t>
+      </w:r>
+      <w:hyperlink r:id="rId74">
+        <w:r>
+          <w:rPr>
+            <w:lang w:val="id_ID" w:bidi="id_ID"/>
+          </w:rPr>
+          <w:rPr>
+            <w:color w:val="0000EE"/>
+            <w:u w:val="single"/>
+          </w:rPr>
+          <w:t>Im. 3:3–17</w:t>
+        </w:r>
+      </w:hyperlink>
+      <w:r>
+        <w:rPr>
+          <w:lang w:val="id_ID" w:bidi="id_ID"/>
+        </w:rPr>
+        <w:t>).</w:t>
+      </w:r>
+      <w:r>
+        <w:rPr>
+          <w:lang w:val="id_ID" w:bidi="id_ID"/>
+        </w:rPr>
+      </w:r>
+      <w:r>
+        <w:rPr>
+          <w:lang w:val="id_ID" w:bidi="id_ID"/>
+        </w:rPr>
+      </w:r>
+    </w:p>
+    <w:p>
+      <w:pPr/>
+      <w:r>
+        <w:rPr>
+          <w:lang w:val="id_ID" w:bidi="id_ID"/>
+        </w:rPr>
+      </w:r>
+    </w:p>
+    <w:p>
+      <w:pPr>
+        <w:pStyle w:val="Heading2"/>
+      </w:pPr>
+      <w:r>
+        <w:rPr>
+          <w:lang w:val="id_ID" w:bidi="id_ID"/>
+        </w:rPr>
+        <w:t>1 Samuel 2:18</w:t>
+      </w:r>
+      <w:r>
+        <w:rPr>
+          <w:lang w:val="id_ID" w:bidi="id_ID"/>
+        </w:rPr>
+      </w:r>
+    </w:p>
+    <w:p>
+      <w:pPr/>
+      <w:r>
+        <w:rPr>
+          <w:lang w:val="id_ID" w:bidi="id_ID"/>
+        </w:rPr>
+      </w:r>
+      <w:r>
+        <w:rPr>
+          <w:lang w:val="id_ID" w:bidi="id_ID"/>
+        </w:rPr>
+        <w:t xml:space="preserve">Klausa Samuel … pelayan di hadapan Tuhan menggambarkan pelayanan ritual orang Lewi dan imam (lihat, misalnya, </w:t>
+      </w:r>
+      <w:hyperlink r:id="rId75">
+        <w:r>
+          <w:rPr>
+            <w:lang w:val="id_ID" w:bidi="id_ID"/>
+          </w:rPr>
+          <w:rPr>
+            <w:color w:val="0000EE"/>
+            <w:u w:val="single"/>
+          </w:rPr>
+          <w:t>Bil. 3:4</w:t>
+        </w:r>
+      </w:hyperlink>
+      <w:r>
+        <w:rPr>
+          <w:lang w:val="id_ID" w:bidi="id_ID"/>
+        </w:rPr>
+        <w:t xml:space="preserve">; </w:t>
+      </w:r>
+      <w:hyperlink r:id="rId76">
+        <w:r>
+          <w:rPr>
+            <w:lang w:val="id_ID" w:bidi="id_ID"/>
+          </w:rPr>
+          <w:rPr>
+            <w:color w:val="0000EE"/>
+            <w:u w:val="single"/>
+          </w:rPr>
+          <w:t>8:19</w:t>
+        </w:r>
+      </w:hyperlink>
+      <w:r>
+        <w:rPr>
+          <w:lang w:val="id_ID" w:bidi="id_ID"/>
+        </w:rPr>
+        <w:t xml:space="preserve">, </w:t>
+      </w:r>
+      <w:hyperlink r:id="rId77">
+        <w:r>
+          <w:rPr>
+            <w:lang w:val="id_ID" w:bidi="id_ID"/>
+          </w:rPr>
+          <w:rPr>
+            <w:color w:val="0000EE"/>
+            <w:u w:val="single"/>
+          </w:rPr>
+          <w:t>24</w:t>
+        </w:r>
+      </w:hyperlink>
+      <w:r>
+        <w:rPr>
+          <w:lang w:val="id_ID" w:bidi="id_ID"/>
+        </w:rPr>
+        <w:t xml:space="preserve">; </w:t>
+      </w:r>
+      <w:hyperlink r:id="rId78">
+        <w:r>
+          <w:rPr>
+            <w:lang w:val="id_ID" w:bidi="id_ID"/>
+          </w:rPr>
+          <w:rPr>
+            <w:color w:val="0000EE"/>
+            <w:u w:val="single"/>
+          </w:rPr>
+          <w:t>Ul. 18:7</w:t>
+        </w:r>
+      </w:hyperlink>
+      <w:r>
+        <w:rPr>
+          <w:lang w:val="id_ID" w:bidi="id_ID"/>
+        </w:rPr>
+        <w:t xml:space="preserve">). Seperti anak-anak Eli, Samuel adalah seorang Lewi (lihat </w:t>
+      </w:r>
+      <w:r>
+        <w:rPr>
+          <w:lang w:val="id_ID" w:bidi="id_ID"/>
+        </w:rPr>
+        <w:t xml:space="preserve">catatan studi pada 1Sam. 1:1). </w:t>
+      </w:r>
+      <w:r>
+        <w:rPr>
+          <w:lang w:val="id_ID" w:bidi="id_ID"/>
+        </w:rPr>
+        <w:t xml:space="preserve">Namun, berbeda dengan anak-anak Eli, ia memenuhi panggilannya. • Tubuhnya berlilitkan baju efod dari kain lenan, sebagaimana para imam yang melayani di tempat kudus (lihat </w:t>
+      </w:r>
+      <w:r>
+        <w:rPr>
+          <w:lang w:val="id_ID" w:bidi="id_ID"/>
+        </w:rPr>
+        <w:t>catatan studi pada 1Sam. 22:18</w:t>
+      </w:r>
+      <w:r>
+        <w:rPr>
+          <w:lang w:val="id_ID" w:bidi="id_ID"/>
+        </w:rPr>
+        <w:t>).</w:t>
+      </w:r>
+      <w:r>
+        <w:rPr>
+          <w:lang w:val="id_ID" w:bidi="id_ID"/>
+        </w:rPr>
+      </w:r>
+      <w:r>
+        <w:rPr>
+          <w:lang w:val="id_ID" w:bidi="id_ID"/>
+        </w:rPr>
+      </w:r>
+    </w:p>
+    <w:p>
+      <w:pPr/>
+      <w:r>
+        <w:rPr>
+          <w:lang w:val="id_ID" w:bidi="id_ID"/>
+        </w:rPr>
+      </w:r>
+    </w:p>
+    <w:p>
+      <w:pPr>
+        <w:pStyle w:val="Heading2"/>
+      </w:pPr>
+      <w:r>
+        <w:rPr>
+          <w:lang w:val="id_ID" w:bidi="id_ID"/>
+        </w:rPr>
+        <w:t>1 Samuel 2:20</w:t>
+      </w:r>
+      <w:r>
+        <w:rPr>
+          <w:lang w:val="id_ID" w:bidi="id_ID"/>
+        </w:rPr>
+      </w:r>
+    </w:p>
+    <w:p>
+      <w:pPr/>
+      <w:r>
+        <w:rPr>
+          <w:lang w:val="id_ID" w:bidi="id_ID"/>
+        </w:rPr>
+      </w:r>
+      <w:r>
+        <w:rPr>
+          <w:lang w:val="id_ID" w:bidi="id_ID"/>
+        </w:rPr>
+        <w:t>Eli memberkati: Memberkati adalah salah satu tugas seorang imam (</w:t>
+      </w:r>
+      <w:hyperlink r:id="rId79">
+        <w:r>
+          <w:rPr>
+            <w:lang w:val="id_ID" w:bidi="id_ID"/>
+          </w:rPr>
+          <w:rPr>
+            <w:color w:val="0000EE"/>
+            <w:u w:val="single"/>
+          </w:rPr>
+          <w:t>Bil. 6:23–27</w:t>
+        </w:r>
+      </w:hyperlink>
+      <w:r>
+        <w:rPr>
+          <w:lang w:val="id_ID" w:bidi="id_ID"/>
+        </w:rPr>
+        <w:t xml:space="preserve">; </w:t>
+      </w:r>
+      <w:hyperlink r:id="rId80">
+        <w:r>
+          <w:rPr>
+            <w:lang w:val="id_ID" w:bidi="id_ID"/>
+          </w:rPr>
+          <w:rPr>
+            <w:color w:val="0000EE"/>
+            <w:u w:val="single"/>
+          </w:rPr>
+          <w:t>Ul. 10:8</w:t>
+        </w:r>
+      </w:hyperlink>
+      <w:r>
+        <w:rPr>
+          <w:lang w:val="id_ID" w:bidi="id_ID"/>
+        </w:rPr>
+        <w:t xml:space="preserve">; </w:t>
+      </w:r>
+      <w:hyperlink r:id="rId81">
+        <w:r>
+          <w:rPr>
+            <w:lang w:val="id_ID" w:bidi="id_ID"/>
+          </w:rPr>
+          <w:rPr>
+            <w:color w:val="0000EE"/>
+            <w:u w:val="single"/>
+          </w:rPr>
+          <w:t>1Taw. 23:13</w:t>
+        </w:r>
+      </w:hyperlink>
+      <w:r>
+        <w:rPr>
+          <w:lang w:val="id_ID" w:bidi="id_ID"/>
+        </w:rPr>
+        <w:t xml:space="preserve">). Lihat </w:t>
+      </w:r>
+      <w:r>
+        <w:rPr>
+          <w:lang w:val="id_ID" w:bidi="id_ID"/>
+        </w:rPr>
+        <w:t>catatan studi pada 1Sam. 1:17–18</w:t>
+      </w:r>
+      <w:r>
+        <w:rPr>
+          <w:lang w:val="id_ID" w:bidi="id_ID"/>
+        </w:rPr>
+        <w:t>.</w:t>
+      </w:r>
+      <w:r>
+        <w:rPr>
+          <w:lang w:val="id_ID" w:bidi="id_ID"/>
+        </w:rPr>
+      </w:r>
+      <w:r>
+        <w:rPr>
+          <w:lang w:val="id_ID" w:bidi="id_ID"/>
+        </w:rPr>
+      </w:r>
+    </w:p>
+    <w:p>
+      <w:pPr/>
+      <w:r>
+        <w:rPr>
+          <w:lang w:val="id_ID" w:bidi="id_ID"/>
+        </w:rPr>
+      </w:r>
+    </w:p>
+    <w:p>
+      <w:pPr>
+        <w:pStyle w:val="Heading2"/>
+      </w:pPr>
+      <w:r>
+        <w:rPr>
+          <w:lang w:val="id_ID" w:bidi="id_ID"/>
+        </w:rPr>
+        <w:t>1 Samuel 2:22</w:t>
+      </w:r>
+      <w:r>
+        <w:rPr>
+          <w:lang w:val="id_ID" w:bidi="id_ID"/>
+        </w:rPr>
+      </w:r>
+    </w:p>
+    <w:p>
+      <w:pPr/>
+      <w:r>
+        <w:rPr>
+          <w:lang w:val="id_ID" w:bidi="id_ID"/>
+        </w:rPr>
+      </w:r>
+      <w:r>
+        <w:rPr>
+          <w:lang w:val="id_ID" w:bidi="id_ID"/>
+        </w:rPr>
+        <w:t xml:space="preserve">tidur … perempuan-perempuan: Kemungkinan besar, anak-anak Eli telah dipengaruhi oleh praktik keagamaan Kanaan yang mencakup hubungan seksual sebagai bagian dari ritual. • yang melayani di depan pintu: Lihat </w:t>
+      </w:r>
+      <w:hyperlink r:id="rId82">
+        <w:r>
+          <w:rPr>
+            <w:lang w:val="id_ID" w:bidi="id_ID"/>
+          </w:rPr>
+          <w:rPr>
+            <w:color w:val="0000EE"/>
+            <w:u w:val="single"/>
+          </w:rPr>
+          <w:t>Kel. 38:8</w:t>
+        </w:r>
+      </w:hyperlink>
+      <w:r>
+        <w:rPr>
+          <w:lang w:val="id_ID" w:bidi="id_ID"/>
+        </w:rPr>
+        <w:t>.</w:t>
+      </w:r>
+      <w:r>
+        <w:rPr>
+          <w:lang w:val="id_ID" w:bidi="id_ID"/>
+        </w:rPr>
+      </w:r>
+      <w:r>
+        <w:rPr>
+          <w:lang w:val="id_ID" w:bidi="id_ID"/>
+        </w:rPr>
+      </w:r>
+    </w:p>
+    <w:p>
+      <w:pPr/>
+      <w:r>
+        <w:rPr>
+          <w:lang w:val="id_ID" w:bidi="id_ID"/>
+        </w:rPr>
+      </w:r>
+    </w:p>
+    <w:p>
+      <w:pPr>
+        <w:pStyle w:val="Heading2"/>
+      </w:pPr>
+      <w:r>
+        <w:rPr>
+          <w:lang w:val="id_ID" w:bidi="id_ID"/>
+        </w:rPr>
+        <w:t>1 Samuel 2:22–25</w:t>
+      </w:r>
+      <w:r>
+        <w:rPr>
+          <w:lang w:val="id_ID" w:bidi="id_ID"/>
+        </w:rPr>
+      </w:r>
+    </w:p>
+    <w:p>
+      <w:pPr/>
+      <w:r>
+        <w:rPr>
+          <w:lang w:val="id_ID" w:bidi="id_ID"/>
+        </w:rPr>
+      </w:r>
+      <w:r>
+        <w:rPr>
+          <w:lang w:val="id_ID" w:bidi="id_ID"/>
+        </w:rPr>
+        <w:t xml:space="preserve">Upaya Eli yang lemah untuk mengubah perilaku anak-anaknya (bdk. 1Sam. </w:t>
+      </w:r>
+      <w:hyperlink r:id="rId83">
+        <w:r>
+          <w:rPr>
+            <w:lang w:val="id_ID" w:bidi="id_ID"/>
+          </w:rPr>
+          <w:rPr>
+            <w:color w:val="0000EE"/>
+            <w:u w:val="single"/>
+          </w:rPr>
+          <w:t>2:29</w:t>
+        </w:r>
+      </w:hyperlink>
+      <w:r>
+        <w:rPr>
+          <w:lang w:val="id_ID" w:bidi="id_ID"/>
+        </w:rPr>
+        <w:t xml:space="preserve">) menunjukkan bahwa ia telah membesarkan mereka tanpa disiplin (1Sam. </w:t>
+      </w:r>
+      <w:hyperlink r:id="rId84">
+        <w:r>
+          <w:rPr>
+            <w:lang w:val="id_ID" w:bidi="id_ID"/>
+          </w:rPr>
+          <w:rPr>
+            <w:color w:val="0000EE"/>
+            <w:u w:val="single"/>
+          </w:rPr>
+          <w:t>3:13</w:t>
+        </w:r>
+      </w:hyperlink>
+      <w:r>
+        <w:rPr>
+          <w:lang w:val="id_ID" w:bidi="id_ID"/>
+        </w:rPr>
+        <w:t>).</w:t>
+      </w:r>
+      <w:r>
+        <w:rPr>
+          <w:lang w:val="id_ID" w:bidi="id_ID"/>
+        </w:rPr>
+      </w:r>
+      <w:r>
+        <w:rPr>
+          <w:lang w:val="id_ID" w:bidi="id_ID"/>
+        </w:rPr>
+      </w:r>
+    </w:p>
+    <w:p>
+      <w:pPr/>
+      <w:r>
+        <w:rPr>
+          <w:lang w:val="id_ID" w:bidi="id_ID"/>
+        </w:rPr>
+      </w:r>
+    </w:p>
+    <w:p>
+      <w:pPr>
+        <w:pStyle w:val="Heading2"/>
+      </w:pPr>
+      <w:r>
+        <w:rPr>
+          <w:lang w:val="id_ID" w:bidi="id_ID"/>
+        </w:rPr>
+        <w:t>1 Samuel 2:25</w:t>
+      </w:r>
+      <w:r>
+        <w:rPr>
+          <w:lang w:val="id_ID" w:bidi="id_ID"/>
+        </w:rPr>
+      </w:r>
+    </w:p>
+    <w:p>
+      <w:pPr/>
+      <w:r>
+        <w:rPr>
+          <w:lang w:val="id_ID" w:bidi="id_ID"/>
+        </w:rPr>
+      </w:r>
+      <w:r>
+        <w:rPr>
+          <w:lang w:val="id_ID" w:bidi="id_ID"/>
+        </w:rPr>
+        <w:t xml:space="preserve">Allah (atau </w:t>
+      </w:r>
+      <w:r>
+        <w:rPr>
+          <w:i/>
+          <w:lang w:val="id_ID" w:bidi="id_ID"/>
+        </w:rPr>
+        <w:t>para hakim</w:t>
+      </w:r>
+      <w:r>
+        <w:rPr>
+          <w:lang w:val="id_ID" w:bidi="id_ID"/>
+        </w:rPr>
+        <w:t xml:space="preserve">; dalam bahasa Ibrani, ’elohim): Kata kerja Ibrani yang diterjemahkan sebagai </w:t>
+      </w:r>
+      <w:r>
+        <w:rPr>
+          <w:i/>
+          <w:lang w:val="id_ID" w:bidi="id_ID"/>
+        </w:rPr>
+        <w:t>mengadili</w:t>
+      </w:r>
+      <w:r>
+        <w:rPr>
+          <w:lang w:val="id_ID" w:bidi="id_ID"/>
+        </w:rPr>
+        <w:t xml:space="preserve"> berbentuk jamak di sini, dan ketika </w:t>
+      </w:r>
+      <w:r>
+        <w:rPr>
+          <w:i/>
+          <w:lang w:val="id_ID" w:bidi="id_ID"/>
+        </w:rPr>
+        <w:t>’elohim</w:t>
+      </w:r>
+      <w:r>
+        <w:rPr>
+          <w:lang w:val="id_ID" w:bidi="id_ID"/>
+        </w:rPr>
+        <w:t xml:space="preserve"> berarti “Allah,” kata itu sering muncul dengan kata kerja tunggal. Selain itu, beberapa terjemahan kuno menerjemahkan </w:t>
+      </w:r>
+      <w:r>
+        <w:rPr>
+          <w:i/>
+          <w:lang w:val="id_ID" w:bidi="id_ID"/>
+        </w:rPr>
+        <w:t>’elohim</w:t>
+      </w:r>
+      <w:r>
+        <w:rPr>
+          <w:lang w:val="id_ID" w:bidi="id_ID"/>
+        </w:rPr>
+        <w:t xml:space="preserve"> sebagai “hakim-hakim” di sini. Jika terjemahan itu benar, para hakim akan mengadili pihak yang bersalah di pengadilan manusia biasa. Namun, banyak cendekiawan Ibrani berpendapat bahwa </w:t>
+      </w:r>
+      <w:r>
+        <w:rPr>
+          <w:i/>
+          <w:lang w:val="id_ID" w:bidi="id_ID"/>
+        </w:rPr>
+        <w:t>’elohim</w:t>
+      </w:r>
+      <w:r>
+        <w:rPr>
+          <w:lang w:val="id_ID" w:bidi="id_ID"/>
+        </w:rPr>
+        <w:t xml:space="preserve"> tidak pernah seharusnya diterjemahkan sebagai “hakim-hakim.” Jika demikian, dalam arti apa Allah </w:t>
+      </w:r>
+      <w:r>
+        <w:rPr>
+          <w:i/>
+          <w:lang w:val="id_ID" w:bidi="id_ID"/>
+        </w:rPr>
+        <w:t>dapat mengadili pihak yang bersalah?</w:t>
+      </w:r>
+      <w:r>
+        <w:rPr>
+          <w:lang w:val="id_ID" w:bidi="id_ID"/>
+        </w:rPr>
+        <w:t xml:space="preserve"> Mungkin Eli menganggap bahwa putusan pengadilan datang langsung dari Allah. Allah mungkin bekerja melalui hukum yang diwahyukan atau melalui keadaan tertentu untuk membebaskan atau menghukum orang yang dituduh melakukan kesalahan. Atau, Eli mungkin merujuk pada sistem pengorbanan. • Perzinahan (</w:t>
+      </w:r>
+      <w:hyperlink r:id="rId85">
+        <w:r>
+          <w:rPr>
+            <w:lang w:val="id_ID" w:bidi="id_ID"/>
+          </w:rPr>
+          <w:rPr>
+            <w:color w:val="0000EE"/>
+            <w:u w:val="single"/>
+          </w:rPr>
+          <w:t>1Sam. 2:22</w:t>
+        </w:r>
+      </w:hyperlink>
+      <w:r>
+        <w:rPr>
+          <w:lang w:val="id_ID" w:bidi="id_ID"/>
+        </w:rPr>
+        <w:t>) dan kerakusan (</w:t>
+      </w:r>
+      <w:hyperlink r:id="rId86">
+        <w:r>
+          <w:rPr>
+            <w:lang w:val="id_ID" w:bidi="id_ID"/>
+          </w:rPr>
+          <w:rPr>
+            <w:color w:val="0000EE"/>
+            <w:u w:val="single"/>
+          </w:rPr>
+          <w:t>1Sam. 2:12–17</w:t>
+        </w:r>
+      </w:hyperlink>
+      <w:r>
+        <w:rPr>
+          <w:lang w:val="id_ID" w:bidi="id_ID"/>
+        </w:rPr>
+        <w:t xml:space="preserve">) anak-anak Eli adalah dosa terhadap Tuhan karena mereka merusak ibadah Israel kepada-Nya. Tidak ada yang dapat mengadili bagi orang berdosa yang sepenuhnya memberontak melawan kehendak Allah (bdk. </w:t>
+      </w:r>
+      <w:hyperlink r:id="rId87">
+        <w:r>
+          <w:rPr>
+            <w:lang w:val="id_ID" w:bidi="id_ID"/>
+          </w:rPr>
+          <w:rPr>
+            <w:color w:val="0000EE"/>
+            <w:u w:val="single"/>
+          </w:rPr>
+          <w:t>Mat. 12:31).</w:t>
+        </w:r>
+      </w:hyperlink>
+      <w:r>
+        <w:rPr>
+          <w:lang w:val="id_ID" w:bidi="id_ID"/>
+        </w:rPr>
+        <w:t xml:space="preserve"> • Anak-anak Eli tidak mendengarkan ayah mereka karena Tuhan telah mulai menghukum mereka dengan mengeraskan hati mereka (bdk. </w:t>
+      </w:r>
+      <w:hyperlink r:id="rId88">
+        <w:r>
+          <w:rPr>
+            <w:lang w:val="id_ID" w:bidi="id_ID"/>
+          </w:rPr>
+          <w:rPr>
+            <w:color w:val="0000EE"/>
+            <w:u w:val="single"/>
+          </w:rPr>
+          <w:t>Kel. 4:21</w:t>
+        </w:r>
+      </w:hyperlink>
+      <w:r>
+        <w:rPr>
+          <w:lang w:val="id_ID" w:bidi="id_ID"/>
+        </w:rPr>
+        <w:t xml:space="preserve">; </w:t>
+      </w:r>
+      <w:hyperlink r:id="rId89">
+        <w:r>
+          <w:rPr>
+            <w:lang w:val="id_ID" w:bidi="id_ID"/>
+          </w:rPr>
+          <w:rPr>
+            <w:color w:val="0000EE"/>
+            <w:u w:val="single"/>
+          </w:rPr>
+          <w:t>7:3</w:t>
+        </w:r>
+      </w:hyperlink>
+      <w:r>
+        <w:rPr>
+          <w:lang w:val="id_ID" w:bidi="id_ID"/>
+        </w:rPr>
+        <w:t xml:space="preserve">; </w:t>
+      </w:r>
+      <w:hyperlink r:id="rId90">
+        <w:r>
+          <w:rPr>
+            <w:lang w:val="id_ID" w:bidi="id_ID"/>
+          </w:rPr>
+          <w:rPr>
+            <w:color w:val="0000EE"/>
+            <w:u w:val="single"/>
+          </w:rPr>
+          <w:t>8:15–32</w:t>
+        </w:r>
+      </w:hyperlink>
+      <w:r>
+        <w:rPr>
+          <w:lang w:val="id_ID" w:bidi="id_ID"/>
+        </w:rPr>
+        <w:t xml:space="preserve">; </w:t>
+      </w:r>
+      <w:hyperlink r:id="rId91">
+        <w:r>
+          <w:rPr>
+            <w:lang w:val="id_ID" w:bidi="id_ID"/>
+          </w:rPr>
+          <w:rPr>
+            <w:color w:val="0000EE"/>
+            <w:u w:val="single"/>
+          </w:rPr>
+          <w:t>10:27</w:t>
+        </w:r>
+      </w:hyperlink>
+      <w:r>
+        <w:rPr>
+          <w:lang w:val="id_ID" w:bidi="id_ID"/>
+        </w:rPr>
+        <w:t xml:space="preserve">; </w:t>
+      </w:r>
+      <w:hyperlink r:id="rId92">
+        <w:r>
+          <w:rPr>
+            <w:lang w:val="id_ID" w:bidi="id_ID"/>
+          </w:rPr>
+          <w:rPr>
+            <w:color w:val="0000EE"/>
+            <w:u w:val="single"/>
+          </w:rPr>
+          <w:t>11:10</w:t>
+        </w:r>
+      </w:hyperlink>
+      <w:r>
+        <w:rPr>
+          <w:lang w:val="id_ID" w:bidi="id_ID"/>
+        </w:rPr>
+        <w:t>).</w:t>
+      </w:r>
+      <w:r>
+        <w:rPr>
+          <w:lang w:val="id_ID" w:bidi="id_ID"/>
+        </w:rPr>
+      </w:r>
+      <w:r>
+        <w:rPr>
+          <w:lang w:val="id_ID" w:bidi="id_ID"/>
+        </w:rPr>
+      </w:r>
+    </w:p>
+    <w:p>
+      <w:pPr/>
+      <w:r>
+        <w:rPr>
+          <w:lang w:val="id_ID" w:bidi="id_ID"/>
+        </w:rPr>
+      </w:r>
+    </w:p>
+    <w:p>
+      <w:pPr>
+        <w:pStyle w:val="Heading2"/>
+      </w:pPr>
+      <w:r>
+        <w:rPr>
+          <w:lang w:val="id_ID" w:bidi="id_ID"/>
+        </w:rPr>
+        <w:t>1 Samuel 2:26</w:t>
+      </w:r>
+      <w:r>
+        <w:rPr>
+          <w:lang w:val="id_ID" w:bidi="id_ID"/>
+        </w:rPr>
+      </w:r>
+    </w:p>
+    <w:p>
+      <w:pPr/>
+      <w:r>
+        <w:rPr>
+          <w:lang w:val="id_ID" w:bidi="id_ID"/>
+        </w:rPr>
+      </w:r>
+      <w:r>
+        <w:rPr>
+          <w:lang w:val="id_ID" w:bidi="id_ID"/>
+        </w:rPr>
+        <w:t>Sebagai anak-anak, baik Samuel maupun Yesus memiliki kualitas yang luar biasa (</w:t>
+      </w:r>
+      <w:hyperlink r:id="rId57">
+        <w:r>
+          <w:rPr>
+            <w:lang w:val="id_ID" w:bidi="id_ID"/>
+          </w:rPr>
+          <w:rPr>
+            <w:color w:val="0000EE"/>
+            <w:u w:val="single"/>
+          </w:rPr>
+          <w:t>1 Samuel 2:21</w:t>
+        </w:r>
+      </w:hyperlink>
+      <w:r>
+        <w:rPr>
+          <w:lang w:val="id_ID" w:bidi="id_ID"/>
+        </w:rPr>
+        <w:t xml:space="preserve">; lihat juga </w:t>
+      </w:r>
+      <w:hyperlink r:id="rId93">
+        <w:r>
+          <w:rPr>
+            <w:lang w:val="id_ID" w:bidi="id_ID"/>
+          </w:rPr>
+          <w:rPr>
+            <w:color w:val="0000EE"/>
+            <w:u w:val="single"/>
+          </w:rPr>
+          <w:t>Lukas 2:40</w:t>
+        </w:r>
+      </w:hyperlink>
+      <w:r>
+        <w:rPr>
+          <w:lang w:val="id_ID" w:bidi="id_ID"/>
+        </w:rPr>
+        <w:t xml:space="preserve">, </w:t>
+      </w:r>
+      <w:hyperlink r:id="rId94">
+        <w:r>
+          <w:rPr>
+            <w:lang w:val="id_ID" w:bidi="id_ID"/>
+          </w:rPr>
+          <w:rPr>
+            <w:color w:val="0000EE"/>
+            <w:u w:val="single"/>
+          </w:rPr>
+          <w:t>52</w:t>
+        </w:r>
+      </w:hyperlink>
+      <w:r>
+        <w:rPr>
+          <w:lang w:val="id_ID" w:bidi="id_ID"/>
+        </w:rPr>
+        <w:t>). Samuel adalah salah satu pendahulu Yesus, yaitu seseorang yang datang sebelumnya untuk mempersiapkan jalan. Samuel menunjukkan apa yang akan terjadi pada Yesus melalui perkataannya, tindakannya, dan kadang-kadang melalui peristiwa dalam hidupnya sendiri yang serupa dengan peristiwa yang akan terjadi dalam kehidupan Yesus.</w:t>
+      </w:r>
+      <w:r>
+        <w:rPr>
+          <w:lang w:val="id_ID" w:bidi="id_ID"/>
+        </w:rPr>
+      </w:r>
+      <w:r>
+        <w:rPr>
+          <w:lang w:val="id_ID" w:bidi="id_ID"/>
+        </w:rPr>
+      </w:r>
+    </w:p>
+    <w:p>
+      <w:pPr/>
+      <w:r>
+        <w:rPr>
+          <w:lang w:val="id_ID" w:bidi="id_ID"/>
+        </w:rPr>
+      </w:r>
+    </w:p>
+    <w:p>
+      <w:pPr>
+        <w:pStyle w:val="Heading2"/>
+      </w:pPr>
+      <w:r>
+        <w:rPr>
+          <w:lang w:val="id_ID" w:bidi="id_ID"/>
+        </w:rPr>
+        <w:t>1 Samuel 2:27</w:t>
+      </w:r>
+      <w:r>
+        <w:rPr>
+          <w:lang w:val="id_ID" w:bidi="id_ID"/>
+        </w:rPr>
+      </w:r>
+    </w:p>
+    <w:p>
+      <w:pPr/>
+      <w:r>
+        <w:rPr>
+          <w:lang w:val="id_ID" w:bidi="id_ID"/>
+        </w:rPr>
+      </w:r>
+      <w:r>
+        <w:rPr>
+          <w:lang w:val="id_ID" w:bidi="id_ID"/>
+        </w:rPr>
+        <w:t>"Abdi Allah" adalah istilah lain untuk seorang nabi (</w:t>
+      </w:r>
+      <w:hyperlink r:id="rId95">
+        <w:r>
+          <w:rPr>
+            <w:lang w:val="id_ID" w:bidi="id_ID"/>
+          </w:rPr>
+          <w:rPr>
+            <w:color w:val="0000EE"/>
+            <w:u w:val="single"/>
+          </w:rPr>
+          <w:t>1 Samuel 9:6</w:t>
+        </w:r>
+      </w:hyperlink>
+      <w:r>
+        <w:rPr>
+          <w:lang w:val="id_ID" w:bidi="id_ID"/>
+        </w:rPr>
+        <w:t xml:space="preserve">; </w:t>
+      </w:r>
+      <w:hyperlink r:id="rId96">
+        <w:r>
+          <w:rPr>
+            <w:lang w:val="id_ID" w:bidi="id_ID"/>
+          </w:rPr>
+          <w:rPr>
+            <w:color w:val="0000EE"/>
+            <w:u w:val="single"/>
+          </w:rPr>
+          <w:t>1 Raja-raja 13:1</w:t>
+        </w:r>
+      </w:hyperlink>
+      <w:r>
+        <w:rPr>
+          <w:lang w:val="id_ID" w:bidi="id_ID"/>
+        </w:rPr>
+        <w:t xml:space="preserve">; </w:t>
+      </w:r>
+      <w:hyperlink r:id="rId97">
+        <w:r>
+          <w:rPr>
+            <w:lang w:val="id_ID" w:bidi="id_ID"/>
+          </w:rPr>
+          <w:rPr>
+            <w:color w:val="0000EE"/>
+            <w:u w:val="single"/>
+          </w:rPr>
+          <w:t>2 Raja-raja 1:9</w:t>
+        </w:r>
+      </w:hyperlink>
+      <w:r>
+        <w:rPr>
+          <w:lang w:val="id_ID" w:bidi="id_ID"/>
+        </w:rPr>
+        <w:t>).</w:t>
+      </w:r>
+      <w:r>
+        <w:rPr>
+          <w:lang w:val="id_ID" w:bidi="id_ID"/>
+        </w:rPr>
+      </w:r>
+      <w:r>
+        <w:rPr>
+          <w:lang w:val="id_ID" w:bidi="id_ID"/>
+        </w:rPr>
+      </w:r>
+    </w:p>
+    <w:p>
+      <w:pPr/>
+      <w:r>
+        <w:rPr>
+          <w:lang w:val="id_ID" w:bidi="id_ID"/>
+        </w:rPr>
+      </w:r>
+    </w:p>
+    <w:p>
+      <w:pPr>
+        <w:pStyle w:val="Heading2"/>
+      </w:pPr>
+      <w:r>
+        <w:rPr>
+          <w:lang w:val="id_ID" w:bidi="id_ID"/>
+        </w:rPr>
+        <w:t>1 Samuel 2:29</w:t>
+      </w:r>
+      <w:r>
+        <w:rPr>
+          <w:lang w:val="id_ID" w:bidi="id_ID"/>
+        </w:rPr>
+      </w:r>
+    </w:p>
+    <w:p>
+      <w:pPr/>
+      <w:r>
+        <w:rPr>
+          <w:lang w:val="id_ID" w:bidi="id_ID"/>
+        </w:rPr>
+      </w:r>
+      <w:r>
+        <w:rPr>
+          <w:lang w:val="id_ID" w:bidi="id_ID"/>
+        </w:rPr>
+        <w:t>Dengan tidak berhasil menghentikan kejahatan anak-anaknya, Eli menunjukkan penghinaan terhadap pengorbanan dan persembahan kepada Allah. Eli mendapatkan keuntungan dari perbuatan anak-anaknya, dan Allah menganggap Eli bertanggung jawab karena membiarkan mereka terus melakukannya.</w:t>
+      </w:r>
+      <w:r>
+        <w:rPr>
+          <w:lang w:val="id_ID" w:bidi="id_ID"/>
+        </w:rPr>
+      </w:r>
+      <w:r>
+        <w:rPr>
+          <w:lang w:val="id_ID" w:bidi="id_ID"/>
+        </w:rPr>
+      </w:r>
+    </w:p>
+    <w:p>
+      <w:pPr/>
+      <w:r>
+        <w:rPr>
+          <w:lang w:val="id_ID" w:bidi="id_ID"/>
+        </w:rPr>
+      </w:r>
+    </w:p>
+    <w:p>
+      <w:pPr>
+        <w:pStyle w:val="Heading2"/>
+      </w:pPr>
+      <w:r>
+        <w:rPr>
+          <w:lang w:val="id_ID" w:bidi="id_ID"/>
+        </w:rPr>
+        <w:t>1 Samuel 2:30</w:t>
+      </w:r>
+      <w:r>
+        <w:rPr>
+          <w:lang w:val="id_ID" w:bidi="id_ID"/>
+        </w:rPr>
+      </w:r>
+    </w:p>
+    <w:p>
+      <w:pPr/>
+      <w:r>
+        <w:rPr>
+          <w:lang w:val="id_ID" w:bidi="id_ID"/>
+        </w:rPr>
+      </w:r>
+      <w:r>
+        <w:rPr>
+          <w:lang w:val="id_ID" w:bidi="id_ID"/>
+        </w:rPr>
+        <w:t xml:space="preserve">Keluargamu dan kaummu akan hidup di hadapan-Ku selamanya: Lihat </w:t>
+      </w:r>
+      <w:hyperlink r:id="rId98">
+        <w:r>
+          <w:rPr>
+            <w:lang w:val="id_ID" w:bidi="id_ID"/>
+          </w:rPr>
+          <w:rPr>
+            <w:color w:val="0000EE"/>
+            <w:u w:val="single"/>
+          </w:rPr>
+          <w:t>Kel. 29:9</w:t>
+        </w:r>
+      </w:hyperlink>
+      <w:r>
+        <w:rPr>
+          <w:lang w:val="id_ID" w:bidi="id_ID"/>
+        </w:rPr>
+        <w:t xml:space="preserve">; </w:t>
+      </w:r>
+      <w:hyperlink r:id="rId99">
+        <w:r>
+          <w:rPr>
+            <w:lang w:val="id_ID" w:bidi="id_ID"/>
+          </w:rPr>
+          <w:rPr>
+            <w:color w:val="0000EE"/>
+            <w:u w:val="single"/>
+          </w:rPr>
+          <w:t>Bil. 25:13</w:t>
+        </w:r>
+      </w:hyperlink>
+      <w:r>
+        <w:rPr>
+          <w:lang w:val="id_ID" w:bidi="id_ID"/>
+        </w:rPr>
+        <w:t xml:space="preserve">. Namun, Allah akan menghormati keturunan Harun yang lain (lihat </w:t>
+      </w:r>
+      <w:r>
+        <w:rPr>
+          <w:lang w:val="id_ID" w:bidi="id_ID"/>
+        </w:rPr>
+        <w:t>catatan studi pada 1 Sam. 2:35</w:t>
+      </w:r>
+      <w:r>
+        <w:rPr>
+          <w:lang w:val="id_ID" w:bidi="id_ID"/>
+        </w:rPr>
+        <w:t>) dan merendahkan keluarga Eli, menyingkirkan mereka dari keimaman (</w:t>
+      </w:r>
+      <w:hyperlink r:id="rId100">
+        <w:r>
+          <w:rPr>
+            <w:lang w:val="id_ID" w:bidi="id_ID"/>
+          </w:rPr>
+          <w:rPr>
+            <w:color w:val="0000EE"/>
+            <w:u w:val="single"/>
+          </w:rPr>
+          <w:t>2:31–35</w:t>
+        </w:r>
+      </w:hyperlink>
+      <w:r>
+        <w:rPr>
+          <w:lang w:val="id_ID" w:bidi="id_ID"/>
+        </w:rPr>
+        <w:t>).</w:t>
+      </w:r>
+      <w:r>
+        <w:rPr>
+          <w:lang w:val="id_ID" w:bidi="id_ID"/>
+        </w:rPr>
+      </w:r>
+      <w:r>
+        <w:rPr>
+          <w:lang w:val="id_ID" w:bidi="id_ID"/>
+        </w:rPr>
+      </w:r>
+    </w:p>
+    <w:p>
+      <w:pPr/>
+      <w:r>
+        <w:rPr>
+          <w:lang w:val="id_ID" w:bidi="id_ID"/>
+        </w:rPr>
+      </w:r>
+    </w:p>
+    <w:p>
+      <w:pPr>
+        <w:pStyle w:val="Heading2"/>
+      </w:pPr>
+      <w:r>
+        <w:rPr>
+          <w:lang w:val="id_ID" w:bidi="id_ID"/>
+        </w:rPr>
+        <w:t>1 Samuel 2:32–33</w:t>
+      </w:r>
+      <w:r>
+        <w:rPr>
+          <w:lang w:val="id_ID" w:bidi="id_ID"/>
+        </w:rPr>
+      </w:r>
+    </w:p>
+    <w:p>
+      <w:pPr/>
+      <w:r>
+        <w:rPr>
+          <w:lang w:val="id_ID" w:bidi="id_ID"/>
+        </w:rPr>
+      </w:r>
+      <w:r>
+        <w:rPr>
+          <w:lang w:val="id_ID" w:bidi="id_ID"/>
+        </w:rPr>
+        <w:t>dalam keluargamu takkan ada seorang kakek untuk selamanya</w:t>
+      </w:r>
+      <w:r>
+        <w:rPr>
+          <w:lang w:val="id_ID" w:bidi="id_ID"/>
+        </w:rPr>
+        <w:t xml:space="preserve">: Dalam Perjanjian Lama, umur yang pendek sering kali menandakan ketidaksukaan Allah, sedangkan umur panjang melambangkan berkat Allah (bdk. </w:t>
+      </w:r>
+      <w:hyperlink r:id="rId101">
+        <w:r>
+          <w:rPr>
+            <w:lang w:val="id_ID" w:bidi="id_ID"/>
+          </w:rPr>
+          <w:rPr>
+            <w:color w:val="0000EE"/>
+            <w:u w:val="single"/>
+          </w:rPr>
+          <w:t>Kej. 15:15</w:t>
+        </w:r>
+      </w:hyperlink>
+      <w:r>
+        <w:rPr>
+          <w:lang w:val="id_ID" w:bidi="id_ID"/>
+        </w:rPr>
+        <w:t xml:space="preserve">; </w:t>
+      </w:r>
+      <w:hyperlink r:id="rId102">
+        <w:r>
+          <w:rPr>
+            <w:lang w:val="id_ID" w:bidi="id_ID"/>
+          </w:rPr>
+          <w:rPr>
+            <w:color w:val="0000EE"/>
+            <w:u w:val="single"/>
+          </w:rPr>
+          <w:t>1Raj. 3:14</w:t>
+        </w:r>
+      </w:hyperlink>
+      <w:r>
+        <w:rPr>
+          <w:lang w:val="id_ID" w:bidi="id_ID"/>
+        </w:rPr>
+        <w:t xml:space="preserve">; </w:t>
+      </w:r>
+      <w:hyperlink r:id="rId103">
+        <w:r>
+          <w:rPr>
+            <w:lang w:val="id_ID" w:bidi="id_ID"/>
+          </w:rPr>
+          <w:rPr>
+            <w:color w:val="0000EE"/>
+            <w:u w:val="single"/>
+          </w:rPr>
+          <w:t>Mzm. 91:16</w:t>
+        </w:r>
+      </w:hyperlink>
+      <w:r>
+        <w:rPr>
+          <w:lang w:val="id_ID" w:bidi="id_ID"/>
+        </w:rPr>
+        <w:t>).</w:t>
+      </w:r>
+      <w:r>
+        <w:rPr>
+          <w:lang w:val="id_ID" w:bidi="id_ID"/>
+        </w:rPr>
+      </w:r>
+      <w:r>
+        <w:rPr>
+          <w:lang w:val="id_ID" w:bidi="id_ID"/>
+        </w:rPr>
+      </w:r>
+    </w:p>
+    <w:p>
+      <w:pPr/>
+      <w:r>
+        <w:rPr>
+          <w:lang w:val="id_ID" w:bidi="id_ID"/>
+        </w:rPr>
+      </w:r>
+    </w:p>
+    <w:p>
+      <w:pPr>
+        <w:pStyle w:val="Heading2"/>
+      </w:pPr>
+      <w:r>
+        <w:rPr>
+          <w:lang w:val="id_ID" w:bidi="id_ID"/>
+        </w:rPr>
+        <w:t>1 Samuel 2:35</w:t>
+      </w:r>
+      <w:r>
+        <w:rPr>
+          <w:lang w:val="id_ID" w:bidi="id_ID"/>
+        </w:rPr>
+      </w:r>
+    </w:p>
+    <w:p>
+      <w:pPr/>
+      <w:r>
+        <w:rPr>
+          <w:lang w:val="id_ID" w:bidi="id_ID"/>
+        </w:rPr>
+      </w:r>
+      <w:r>
+        <w:rPr>
+          <w:lang w:val="id_ID" w:bidi="id_ID"/>
+        </w:rPr>
+        <w:t>seorang imam kepercayaan: Zadok dan keturunannya kemudian menggantikan keluarga Eli dalam jabatan imam (</w:t>
+      </w:r>
+      <w:hyperlink r:id="rId104">
+        <w:r>
+          <w:rPr>
+            <w:lang w:val="id_ID" w:bidi="id_ID"/>
+          </w:rPr>
+          <w:rPr>
+            <w:color w:val="0000EE"/>
+            <w:u w:val="single"/>
+          </w:rPr>
+          <w:t>1Raj. 2:26–27</w:t>
+        </w:r>
+      </w:hyperlink>
+      <w:r>
+        <w:rPr>
+          <w:lang w:val="id_ID" w:bidi="id_ID"/>
+        </w:rPr>
+        <w:t xml:space="preserve">, </w:t>
+      </w:r>
+      <w:hyperlink r:id="rId105">
+        <w:r>
+          <w:rPr>
+            <w:lang w:val="id_ID" w:bidi="id_ID"/>
+          </w:rPr>
+          <w:rPr>
+            <w:color w:val="0000EE"/>
+            <w:u w:val="single"/>
+          </w:rPr>
+          <w:t>35</w:t>
+        </w:r>
+      </w:hyperlink>
+      <w:r>
+        <w:rPr>
+          <w:lang w:val="id_ID" w:bidi="id_ID"/>
+        </w:rPr>
+        <w:t>).</w:t>
+      </w:r>
+      <w:r>
+        <w:rPr>
+          <w:lang w:val="id_ID" w:bidi="id_ID"/>
+        </w:rPr>
+      </w:r>
+      <w:r>
+        <w:rPr>
+          <w:lang w:val="id_ID" w:bidi="id_ID"/>
+        </w:rPr>
+      </w:r>
+    </w:p>
+    <w:p>
+      <w:pPr/>
+      <w:r>
+        <w:rPr>
+          <w:lang w:val="id_ID" w:bidi="id_ID"/>
+        </w:rPr>
+      </w:r>
+    </w:p>
+    <w:p>
+      <w:pPr>
+        <w:pStyle w:val="Heading2"/>
+      </w:pPr>
+      <w:r>
+        <w:rPr>
+          <w:lang w:val="id_ID" w:bidi="id_ID"/>
+        </w:rPr>
+        <w:t>1 Samuel 3:1</w:t>
+      </w:r>
+      <w:r>
+        <w:rPr>
+          <w:lang w:val="id_ID" w:bidi="id_ID"/>
+        </w:rPr>
+      </w:r>
+    </w:p>
+    <w:p>
+      <w:pPr/>
+      <w:r>
+        <w:rPr>
+          <w:lang w:val="id_ID" w:bidi="id_ID"/>
+        </w:rPr>
+      </w:r>
+      <w:r>
+        <w:rPr>
+          <w:lang w:val="id_ID" w:bidi="id_ID"/>
+        </w:rPr>
+        <w:t>firman Tuhan jarang, dan penglihatan-penglihatan pun tidak sering: Allah tidak menyatakan kehendak-Nya melalui para nabi atau imam, sehingga masa itu merupakan masa kegelapan rohani. Namun, kegelapan itu akan segera berakhir ketika Allah berbicara dengan Samuel (</w:t>
+      </w:r>
+      <w:hyperlink r:id="rId106">
+        <w:r>
+          <w:rPr>
+            <w:lang w:val="id_ID" w:bidi="id_ID"/>
+          </w:rPr>
+          <w:rPr>
+            <w:color w:val="0000EE"/>
+            <w:u w:val="single"/>
+          </w:rPr>
+          <w:t>1Sam. 3:2–4:1a</w:t>
+        </w:r>
+      </w:hyperlink>
+      <w:r>
+        <w:rPr>
+          <w:lang w:val="id_ID" w:bidi="id_ID"/>
+        </w:rPr>
+        <w:t>).</w:t>
+      </w:r>
+      <w:r>
+        <w:rPr>
+          <w:lang w:val="id_ID" w:bidi="id_ID"/>
+        </w:rPr>
+      </w:r>
+      <w:r>
+        <w:rPr>
+          <w:lang w:val="id_ID" w:bidi="id_ID"/>
+        </w:rPr>
+      </w:r>
+    </w:p>
+    <w:p>
+      <w:pPr/>
+      <w:r>
+        <w:rPr>
+          <w:lang w:val="id_ID" w:bidi="id_ID"/>
+        </w:rPr>
+      </w:r>
+    </w:p>
+    <w:p>
+      <w:pPr>
+        <w:pStyle w:val="Heading2"/>
+      </w:pPr>
+      <w:r>
+        <w:rPr>
+          <w:lang w:val="id_ID" w:bidi="id_ID"/>
+        </w:rPr>
+        <w:t>1 Samuel 3:2</w:t>
+      </w:r>
+      <w:r>
+        <w:rPr>
+          <w:lang w:val="id_ID" w:bidi="id_ID"/>
+        </w:rPr>
+      </w:r>
+    </w:p>
+    <w:p>
+      <w:pPr/>
+      <w:r>
+        <w:rPr>
+          <w:lang w:val="id_ID" w:bidi="id_ID"/>
+        </w:rPr>
+      </w:r>
+      <w:r>
+        <w:rPr>
+          <w:lang w:val="id_ID" w:bidi="id_ID"/>
+        </w:rPr>
+        <w:t>Eli hampir buta, baik secara jasmani maupun rohani (</w:t>
+      </w:r>
+      <w:hyperlink r:id="rId107">
+        <w:r>
+          <w:rPr>
+            <w:lang w:val="id_ID" w:bidi="id_ID"/>
+          </w:rPr>
+          <w:rPr>
+            <w:color w:val="0000EE"/>
+            <w:u w:val="single"/>
+          </w:rPr>
+          <w:t>1Sam. 3:1</w:t>
+        </w:r>
+      </w:hyperlink>
+      <w:r>
+        <w:rPr>
+          <w:lang w:val="id_ID" w:bidi="id_ID"/>
+        </w:rPr>
+        <w:t>).</w:t>
+      </w:r>
+      <w:r>
+        <w:rPr>
+          <w:lang w:val="id_ID" w:bidi="id_ID"/>
+        </w:rPr>
+      </w:r>
+      <w:r>
+        <w:rPr>
+          <w:lang w:val="id_ID" w:bidi="id_ID"/>
+        </w:rPr>
+      </w:r>
+    </w:p>
+    <w:p>
+      <w:pPr/>
+      <w:r>
+        <w:rPr>
+          <w:lang w:val="id_ID" w:bidi="id_ID"/>
+        </w:rPr>
+      </w:r>
+    </w:p>
+    <w:p>
+      <w:pPr>
+        <w:pStyle w:val="Heading2"/>
+      </w:pPr>
+      <w:r>
+        <w:rPr>
+          <w:lang w:val="id_ID" w:bidi="id_ID"/>
+        </w:rPr>
+        <w:t>1 Samuel 3:3</w:t>
+      </w:r>
+      <w:r>
+        <w:rPr>
+          <w:lang w:val="id_ID" w:bidi="id_ID"/>
+        </w:rPr>
+      </w:r>
+    </w:p>
+    <w:p>
+      <w:pPr/>
+      <w:r>
+        <w:rPr>
+          <w:lang w:val="id_ID" w:bidi="id_ID"/>
+        </w:rPr>
+      </w:r>
+      <w:r>
+        <w:rPr>
+          <w:lang w:val="id_ID" w:bidi="id_ID"/>
+        </w:rPr>
+        <w:t>Para imam bertanggung jawab memastikan lampu di rumah Allah tetap menyala sepanjang malam (</w:t>
+      </w:r>
+      <w:hyperlink r:id="rId108">
+        <w:r>
+          <w:rPr>
+            <w:lang w:val="id_ID" w:bidi="id_ID"/>
+          </w:rPr>
+          <w:rPr>
+            <w:color w:val="0000EE"/>
+            <w:u w:val="single"/>
+          </w:rPr>
+          <w:t>Kel. 27:20–21</w:t>
+        </w:r>
+      </w:hyperlink>
+      <w:r>
+        <w:rPr>
+          <w:lang w:val="id_ID" w:bidi="id_ID"/>
+        </w:rPr>
+        <w:t xml:space="preserve">; </w:t>
+      </w:r>
+      <w:hyperlink r:id="rId109">
+        <w:r>
+          <w:rPr>
+            <w:lang w:val="id_ID" w:bidi="id_ID"/>
+          </w:rPr>
+          <w:rPr>
+            <w:color w:val="0000EE"/>
+            <w:u w:val="single"/>
+          </w:rPr>
+          <w:t>30:7–8</w:t>
+        </w:r>
+      </w:hyperlink>
+      <w:r>
+        <w:rPr>
+          <w:lang w:val="id_ID" w:bidi="id_ID"/>
+        </w:rPr>
+        <w:t>). • Samuel telah tidur … tempat tabut Allah, yang melambangkan kedekatannya dengan hadirat dan tujuan Allah, berbeda dengan Eli dan anak-anaknya.</w:t>
+      </w:r>
+      <w:r>
+        <w:rPr>
+          <w:lang w:val="id_ID" w:bidi="id_ID"/>
+        </w:rPr>
+      </w:r>
+      <w:r>
+        <w:rPr>
+          <w:lang w:val="id_ID" w:bidi="id_ID"/>
+        </w:rPr>
+      </w:r>
+    </w:p>
+    <w:p>
+      <w:pPr/>
+      <w:r>
+        <w:rPr>
+          <w:lang w:val="id_ID" w:bidi="id_ID"/>
+        </w:rPr>
+      </w:r>
+    </w:p>
+    <w:p>
+      <w:pPr>
+        <w:pStyle w:val="Heading2"/>
+      </w:pPr>
+      <w:r>
+        <w:rPr>
+          <w:lang w:val="id_ID" w:bidi="id_ID"/>
+        </w:rPr>
+        <w:t>1 Samuel 3:7</w:t>
+      </w:r>
+      <w:r>
+        <w:rPr>
+          <w:lang w:val="id_ID" w:bidi="id_ID"/>
+        </w:rPr>
+      </w:r>
+    </w:p>
+    <w:p>
+      <w:pPr/>
+      <w:r>
+        <w:rPr>
+          <w:lang w:val="id_ID" w:bidi="id_ID"/>
+        </w:rPr>
+      </w:r>
+      <w:r>
+        <w:rPr>
+          <w:lang w:val="id_ID" w:bidi="id_ID"/>
+        </w:rPr>
+        <w:t xml:space="preserve">Samuel belum mengenal Tuhan: Ia belum memiliki pengalaman langsung dengan Tuhan. Sebaliknya, anak-anak Eli tidak mengenal Tuhan (lihat </w:t>
+      </w:r>
+      <w:r>
+        <w:rPr>
+          <w:lang w:val="id_ID" w:bidi="id_ID"/>
+        </w:rPr>
+        <w:t>catatan studi pada 1Sam. 2:12</w:t>
+      </w:r>
+      <w:r>
+        <w:rPr>
+          <w:lang w:val="id_ID" w:bidi="id_ID"/>
+        </w:rPr>
+        <w:t>) karena mereka memiliki kekurangan secara moral dan rohani.</w:t>
+      </w:r>
+      <w:r>
+        <w:rPr>
+          <w:lang w:val="id_ID" w:bidi="id_ID"/>
+        </w:rPr>
+      </w:r>
+      <w:r>
+        <w:rPr>
+          <w:lang w:val="id_ID" w:bidi="id_ID"/>
+        </w:rPr>
+      </w:r>
+    </w:p>
+    <w:p>
+      <w:pPr/>
+      <w:r>
+        <w:rPr>
+          <w:lang w:val="id_ID" w:bidi="id_ID"/>
+        </w:rPr>
+      </w:r>
+    </w:p>
+    <w:p>
+      <w:pPr>
+        <w:pStyle w:val="Heading2"/>
+      </w:pPr>
+      <w:r>
+        <w:rPr>
+          <w:lang w:val="id_ID" w:bidi="id_ID"/>
+        </w:rPr>
+        <w:t>1 Samuel 3:8</w:t>
+      </w:r>
+      <w:r>
+        <w:rPr>
+          <w:lang w:val="id_ID" w:bidi="id_ID"/>
+        </w:rPr>
+      </w:r>
+    </w:p>
+    <w:p>
+      <w:pPr/>
+      <w:r>
+        <w:rPr>
+          <w:lang w:val="id_ID" w:bidi="id_ID"/>
+        </w:rPr>
+      </w:r>
+      <w:r>
+        <w:rPr>
+          <w:lang w:val="id_ID" w:bidi="id_ID"/>
+        </w:rPr>
+        <w:t>mengertilah Eli: Terlepas dari banyak kekurangannya, Eli tidak sepenuhnya kehilangan wawasan rohani.</w:t>
+      </w:r>
+      <w:r>
+        <w:rPr>
+          <w:lang w:val="id_ID" w:bidi="id_ID"/>
+        </w:rPr>
+      </w:r>
+      <w:r>
+        <w:rPr>
+          <w:lang w:val="id_ID" w:bidi="id_ID"/>
+        </w:rPr>
+      </w:r>
+    </w:p>
+    <w:p>
+      <w:pPr/>
+      <w:r>
+        <w:rPr>
+          <w:lang w:val="id_ID" w:bidi="id_ID"/>
+        </w:rPr>
+      </w:r>
+    </w:p>
+    <w:p>
+      <w:pPr>
+        <w:pStyle w:val="Heading2"/>
+      </w:pPr>
+      <w:r>
+        <w:rPr>
+          <w:lang w:val="id_ID" w:bidi="id_ID"/>
+        </w:rPr>
+        <w:t>1 Samuel 3:10</w:t>
+      </w:r>
+      <w:r>
+        <w:rPr>
+          <w:lang w:val="id_ID" w:bidi="id_ID"/>
+        </w:rPr>
+      </w:r>
+    </w:p>
+    <w:p>
+      <w:pPr/>
+      <w:r>
+        <w:rPr>
+          <w:lang w:val="id_ID" w:bidi="id_ID"/>
+        </w:rPr>
+      </w:r>
+      <w:r>
+        <w:rPr>
+          <w:lang w:val="id_ID" w:bidi="id_ID"/>
+        </w:rPr>
+        <w:t xml:space="preserve">Pengulangan nama menandakan keseriusan momen tersebut (lihat </w:t>
+      </w:r>
+      <w:hyperlink r:id="rId110">
+        <w:r>
+          <w:rPr>
+            <w:lang w:val="id_ID" w:bidi="id_ID"/>
+          </w:rPr>
+          <w:rPr>
+            <w:color w:val="0000EE"/>
+            <w:u w:val="single"/>
+          </w:rPr>
+          <w:t>Kej. 22:11</w:t>
+        </w:r>
+      </w:hyperlink>
+      <w:r>
+        <w:rPr>
+          <w:lang w:val="id_ID" w:bidi="id_ID"/>
+        </w:rPr>
+        <w:t xml:space="preserve">; </w:t>
+      </w:r>
+      <w:hyperlink r:id="rId111">
+        <w:r>
+          <w:rPr>
+            <w:lang w:val="id_ID" w:bidi="id_ID"/>
+          </w:rPr>
+          <w:rPr>
+            <w:color w:val="0000EE"/>
+            <w:u w:val="single"/>
+          </w:rPr>
+          <w:t>Kel. 3:4</w:t>
+        </w:r>
+      </w:hyperlink>
+      <w:r>
+        <w:rPr>
+          <w:lang w:val="id_ID" w:bidi="id_ID"/>
+        </w:rPr>
+        <w:t xml:space="preserve">; </w:t>
+      </w:r>
+      <w:hyperlink r:id="rId112">
+        <w:r>
+          <w:rPr>
+            <w:lang w:val="id_ID" w:bidi="id_ID"/>
+          </w:rPr>
+          <w:rPr>
+            <w:color w:val="0000EE"/>
+            <w:u w:val="single"/>
+          </w:rPr>
+          <w:t>Mat. 27:46</w:t>
+        </w:r>
+      </w:hyperlink>
+      <w:r>
+        <w:rPr>
+          <w:lang w:val="id_ID" w:bidi="id_ID"/>
+        </w:rPr>
+        <w:t xml:space="preserve">; </w:t>
+      </w:r>
+      <w:hyperlink r:id="rId113">
+        <w:r>
+          <w:rPr>
+            <w:lang w:val="id_ID" w:bidi="id_ID"/>
+          </w:rPr>
+          <w:rPr>
+            <w:color w:val="0000EE"/>
+            <w:u w:val="single"/>
+          </w:rPr>
+          <w:t>Lukas 22:31</w:t>
+        </w:r>
+      </w:hyperlink>
+      <w:r>
+        <w:rPr>
+          <w:lang w:val="id_ID" w:bidi="id_ID"/>
+        </w:rPr>
+        <w:t xml:space="preserve">; </w:t>
+      </w:r>
+      <w:hyperlink r:id="rId114">
+        <w:r>
+          <w:rPr>
+            <w:lang w:val="id_ID" w:bidi="id_ID"/>
+          </w:rPr>
+          <w:rPr>
+            <w:color w:val="0000EE"/>
+            <w:u w:val="single"/>
+          </w:rPr>
+          <w:t>Kisah 9:4</w:t>
+        </w:r>
+      </w:hyperlink>
+      <w:r>
+        <w:rPr>
+          <w:lang w:val="id_ID" w:bidi="id_ID"/>
+        </w:rPr>
+        <w:t xml:space="preserve">). • Samuel tidak menyebut kata “Tuhan” (lihat </w:t>
+      </w:r>
+      <w:hyperlink r:id="rId115">
+        <w:r>
+          <w:rPr>
+            <w:lang w:val="id_ID" w:bidi="id_ID"/>
+          </w:rPr>
+          <w:rPr>
+            <w:color w:val="0000EE"/>
+            <w:u w:val="single"/>
+          </w:rPr>
+          <w:t>1Sam. 3:9</w:t>
+        </w:r>
+      </w:hyperlink>
+      <w:r>
+        <w:rPr>
+          <w:lang w:val="id_ID" w:bidi="id_ID"/>
+        </w:rPr>
+        <w:t>) dari tanggapannya, baik karena rasa hormat terhadap nama tersebut atau karena masih ada keraguan tentang siapa yang berbicara.</w:t>
+      </w:r>
+      <w:r>
+        <w:rPr>
+          <w:lang w:val="id_ID" w:bidi="id_ID"/>
+        </w:rPr>
+      </w:r>
+      <w:r>
+        <w:rPr>
+          <w:lang w:val="id_ID" w:bidi="id_ID"/>
+        </w:rPr>
+      </w:r>
+    </w:p>
+    <w:p>
+      <w:pPr/>
+      <w:r>
+        <w:rPr>
+          <w:lang w:val="id_ID" w:bidi="id_ID"/>
+        </w:rPr>
+      </w:r>
+    </w:p>
+    <w:p>
+      <w:pPr>
+        <w:pStyle w:val="Heading2"/>
+      </w:pPr>
+      <w:r>
+        <w:rPr>
+          <w:lang w:val="id_ID" w:bidi="id_ID"/>
+        </w:rPr>
+        <w:t>1 Samuel 3:11</w:t>
+      </w:r>
+      <w:r>
+        <w:rPr>
+          <w:lang w:val="id_ID" w:bidi="id_ID"/>
+        </w:rPr>
+      </w:r>
+    </w:p>
+    <w:p>
+      <w:pPr/>
+      <w:r>
+        <w:rPr>
+          <w:lang w:val="id_ID" w:bidi="id_ID"/>
+        </w:rPr>
+      </w:r>
+      <w:r>
+        <w:rPr>
+          <w:lang w:val="id_ID" w:bidi="id_ID"/>
+        </w:rPr>
+        <w:t xml:space="preserve">Frasa "melakukan sesuatu" menekankan besarnya dan kerasnya penghakiman Allah. Tindakan Allah ini juga akan berdampak secara nasional bagi Israel (bdk. </w:t>
+      </w:r>
+      <w:hyperlink r:id="rId116">
+        <w:r>
+          <w:rPr>
+            <w:lang w:val="id_ID" w:bidi="id_ID"/>
+          </w:rPr>
+          <w:rPr>
+            <w:color w:val="0000EE"/>
+            <w:u w:val="single"/>
+          </w:rPr>
+          <w:t>2Raj. 21:12</w:t>
+        </w:r>
+      </w:hyperlink>
+      <w:r>
+        <w:rPr>
+          <w:lang w:val="id_ID" w:bidi="id_ID"/>
+        </w:rPr>
+        <w:t xml:space="preserve">; </w:t>
+      </w:r>
+      <w:hyperlink r:id="rId117">
+        <w:r>
+          <w:rPr>
+            <w:lang w:val="id_ID" w:bidi="id_ID"/>
+          </w:rPr>
+          <w:rPr>
+            <w:color w:val="0000EE"/>
+            <w:u w:val="single"/>
+          </w:rPr>
+          <w:t>Yer. 19:3</w:t>
+        </w:r>
+      </w:hyperlink>
+      <w:r>
+        <w:rPr>
+          <w:lang w:val="id_ID" w:bidi="id_ID"/>
+        </w:rPr>
+        <w:t>).</w:t>
+      </w:r>
+      <w:r>
+        <w:rPr>
+          <w:lang w:val="id_ID" w:bidi="id_ID"/>
+        </w:rPr>
+      </w:r>
+      <w:r>
+        <w:rPr>
+          <w:lang w:val="id_ID" w:bidi="id_ID"/>
+        </w:rPr>
+      </w:r>
+    </w:p>
+    <w:p>
+      <w:pPr/>
+      <w:r>
+        <w:rPr>
+          <w:lang w:val="id_ID" w:bidi="id_ID"/>
+        </w:rPr>
+      </w:r>
+    </w:p>
+    <w:p>
+      <w:pPr>
+        <w:pStyle w:val="Heading2"/>
+      </w:pPr>
+      <w:r>
+        <w:rPr>
+          <w:lang w:val="id_ID" w:bidi="id_ID"/>
+        </w:rPr>
+        <w:t>1 Samuel 3:12</w:t>
+      </w:r>
+      <w:r>
+        <w:rPr>
+          <w:lang w:val="id_ID" w:bidi="id_ID"/>
+        </w:rPr>
+      </w:r>
+    </w:p>
+    <w:p>
+      <w:pPr/>
+      <w:r>
+        <w:rPr>
+          <w:lang w:val="id_ID" w:bidi="id_ID"/>
+        </w:rPr>
+      </w:r>
+      <w:r>
+        <w:rPr>
+          <w:lang w:val="id_ID" w:bidi="id_ID"/>
+        </w:rPr>
+        <w:t xml:space="preserve">Kufirmankan: Lihat </w:t>
+      </w:r>
+      <w:hyperlink r:id="rId118">
+        <w:r>
+          <w:rPr>
+            <w:lang w:val="id_ID" w:bidi="id_ID"/>
+          </w:rPr>
+          <w:rPr>
+            <w:color w:val="0000EE"/>
+            <w:u w:val="single"/>
+          </w:rPr>
+          <w:t>2:27–36</w:t>
+        </w:r>
+      </w:hyperlink>
+      <w:r>
+        <w:rPr>
+          <w:lang w:val="id_ID" w:bidi="id_ID"/>
+        </w:rPr>
+        <w:t>.</w:t>
+      </w:r>
+      <w:r>
+        <w:rPr>
+          <w:lang w:val="id_ID" w:bidi="id_ID"/>
+        </w:rPr>
+      </w:r>
+      <w:r>
+        <w:rPr>
+          <w:lang w:val="id_ID" w:bidi="id_ID"/>
+        </w:rPr>
+      </w:r>
+    </w:p>
+    <w:p>
+      <w:pPr/>
+      <w:r>
+        <w:rPr>
+          <w:lang w:val="id_ID" w:bidi="id_ID"/>
+        </w:rPr>
+      </w:r>
+    </w:p>
+    <w:p>
+      <w:pPr>
+        <w:pStyle w:val="Heading2"/>
+      </w:pPr>
+      <w:r>
+        <w:rPr>
+          <w:lang w:val="id_ID" w:bidi="id_ID"/>
+        </w:rPr>
+        <w:t>1 Samuel 3:13</w:t>
+      </w:r>
+      <w:r>
+        <w:rPr>
+          <w:lang w:val="id_ID" w:bidi="id_ID"/>
+        </w:rPr>
+      </w:r>
+    </w:p>
+    <w:p>
+      <w:pPr/>
+      <w:r>
+        <w:rPr>
+          <w:lang w:val="id_ID" w:bidi="id_ID"/>
+        </w:rPr>
+      </w:r>
+      <w:r>
+        <w:rPr>
+          <w:lang w:val="id_ID" w:bidi="id_ID"/>
+        </w:rPr>
+        <w:t>anak-anaknya telah menghujat Allah: Mereka memperlihatkan penghinaan terhadap Allah melalui tindakan mereka. • tidak memarahi mereka: Eli menegur anak-anaknya (</w:t>
+      </w:r>
+      <w:hyperlink r:id="rId119">
+        <w:r>
+          <w:rPr>
+            <w:lang w:val="id_ID" w:bidi="id_ID"/>
+          </w:rPr>
+          <w:rPr>
+            <w:color w:val="0000EE"/>
+            <w:u w:val="single"/>
+          </w:rPr>
+          <w:t>1Sam. 2:23–25</w:t>
+        </w:r>
+      </w:hyperlink>
+      <w:r>
+        <w:rPr>
+          <w:lang w:val="id_ID" w:bidi="id_ID"/>
+        </w:rPr>
+        <w:t>), tetapi dia tidak menghentikan mereka.</w:t>
+      </w:r>
+      <w:r>
+        <w:rPr>
+          <w:lang w:val="id_ID" w:bidi="id_ID"/>
+        </w:rPr>
+      </w:r>
+      <w:r>
+        <w:rPr>
+          <w:lang w:val="id_ID" w:bidi="id_ID"/>
+        </w:rPr>
+      </w:r>
+    </w:p>
+    <w:p>
+      <w:pPr/>
+      <w:r>
+        <w:rPr>
+          <w:lang w:val="id_ID" w:bidi="id_ID"/>
+        </w:rPr>
+      </w:r>
+    </w:p>
+    <w:p>
+      <w:pPr>
+        <w:pStyle w:val="Heading2"/>
+      </w:pPr>
+      <w:r>
+        <w:rPr>
+          <w:lang w:val="id_ID" w:bidi="id_ID"/>
+        </w:rPr>
+        <w:t>1 Samuel 3:14</w:t>
+      </w:r>
+      <w:r>
+        <w:rPr>
+          <w:lang w:val="id_ID" w:bidi="id_ID"/>
+        </w:rPr>
+      </w:r>
+    </w:p>
+    <w:p>
+      <w:pPr/>
+      <w:r>
+        <w:rPr>
+          <w:lang w:val="id_ID" w:bidi="id_ID"/>
+        </w:rPr>
+      </w:r>
+      <w:r>
+        <w:rPr>
+          <w:lang w:val="id_ID" w:bidi="id_ID"/>
+        </w:rPr>
+        <w:t xml:space="preserve">Baik korban sembelihan maupun korban sajian tidak akan diterima untuk Eli dan anak-anaknya. Korban yang diatur dalam </w:t>
+      </w:r>
+      <w:hyperlink r:id="rId120">
+        <w:r>
+          <w:rPr>
+            <w:lang w:val="id_ID" w:bidi="id_ID"/>
+          </w:rPr>
+          <w:rPr>
+            <w:color w:val="0000EE"/>
+            <w:u w:val="single"/>
+          </w:rPr>
+          <w:t>Im. 4–5</w:t>
+        </w:r>
+      </w:hyperlink>
+      <w:r>
+        <w:rPr>
+          <w:lang w:val="id_ID" w:bidi="id_ID"/>
+        </w:rPr>
+        <w:t xml:space="preserve"> ditujukan untuk dosa yang dilakukan secara tidak sengaja atau tidak disadari, sedangkan dosa Eli dan anak-anaknya dilakukan dengan sengaja dan penuh sikap memberontak.</w:t>
+      </w:r>
+      <w:r>
+        <w:rPr>
+          <w:lang w:val="id_ID" w:bidi="id_ID"/>
+        </w:rPr>
+      </w:r>
+      <w:r>
+        <w:rPr>
+          <w:lang w:val="id_ID" w:bidi="id_ID"/>
+        </w:rPr>
+      </w:r>
+    </w:p>
+    <w:p>
+      <w:pPr/>
+      <w:r>
+        <w:rPr>
+          <w:lang w:val="id_ID" w:bidi="id_ID"/>
+        </w:rPr>
+      </w:r>
+    </w:p>
+    <w:p>
+      <w:pPr>
+        <w:pStyle w:val="Heading2"/>
+      </w:pPr>
+      <w:r>
+        <w:rPr>
+          <w:lang w:val="id_ID" w:bidi="id_ID"/>
+        </w:rPr>
+        <w:t>1 Samuel 3:15</w:t>
+      </w:r>
+      <w:r>
+        <w:rPr>
+          <w:lang w:val="id_ID" w:bidi="id_ID"/>
+        </w:rPr>
+      </w:r>
+    </w:p>
+    <w:p>
+      <w:pPr/>
+      <w:r>
+        <w:rPr>
+          <w:lang w:val="id_ID" w:bidi="id_ID"/>
+        </w:rPr>
+      </w:r>
+      <w:r>
+        <w:rPr>
+          <w:lang w:val="id_ID" w:bidi="id_ID"/>
+        </w:rPr>
+        <w:t>Samuel takut menyampaikan kepada Eli tentang rencana Allah bagi dirinya dan keluarganya, baik karena menghormati kedudukan Eli maupun karena khawatir akan keselamatannya sendiri.</w:t>
+      </w:r>
+      <w:r>
+        <w:rPr>
+          <w:lang w:val="id_ID" w:bidi="id_ID"/>
+        </w:rPr>
+      </w:r>
+      <w:r>
+        <w:rPr>
+          <w:lang w:val="id_ID" w:bidi="id_ID"/>
+        </w:rPr>
+      </w:r>
+    </w:p>
+    <w:p>
+      <w:pPr/>
+      <w:r>
+        <w:rPr>
+          <w:lang w:val="id_ID" w:bidi="id_ID"/>
+        </w:rPr>
+      </w:r>
+    </w:p>
+    <w:p>
+      <w:pPr>
+        <w:pStyle w:val="Heading2"/>
+      </w:pPr>
+      <w:r>
+        <w:rPr>
+          <w:lang w:val="id_ID" w:bidi="id_ID"/>
+        </w:rPr>
+        <w:t>1 Samuel 3:19</w:t>
+      </w:r>
+      <w:r>
+        <w:rPr>
+          <w:lang w:val="id_ID" w:bidi="id_ID"/>
+        </w:rPr>
+      </w:r>
+    </w:p>
+    <w:p>
+      <w:pPr/>
+      <w:r>
+        <w:rPr>
+          <w:lang w:val="id_ID" w:bidi="id_ID"/>
+        </w:rPr>
+      </w:r>
+      <w:r>
+        <w:rPr>
+          <w:lang w:val="id_ID" w:bidi="id_ID"/>
+        </w:rPr>
+        <w:t>tidak ada satu pun dari firman-Nya itu yang dibiarkan-Nya gugur: Hal ini menegaskan bahwa Samuel adalah seorang nabi yang sejati (</w:t>
+      </w:r>
+      <w:hyperlink r:id="rId121">
+        <w:r>
+          <w:rPr>
+            <w:lang w:val="id_ID" w:bidi="id_ID"/>
+          </w:rPr>
+          <w:rPr>
+            <w:color w:val="0000EE"/>
+            <w:u w:val="single"/>
+          </w:rPr>
+          <w:t>1Sam. 3:20</w:t>
+        </w:r>
+      </w:hyperlink>
+      <w:r>
+        <w:rPr>
+          <w:lang w:val="id_ID" w:bidi="id_ID"/>
+        </w:rPr>
+        <w:t xml:space="preserve">; lihat </w:t>
+      </w:r>
+      <w:hyperlink r:id="rId122">
+        <w:r>
+          <w:rPr>
+            <w:lang w:val="id_ID" w:bidi="id_ID"/>
+          </w:rPr>
+          <w:rPr>
+            <w:color w:val="0000EE"/>
+            <w:u w:val="single"/>
+          </w:rPr>
+          <w:t>Ul. 18:21–22</w:t>
+        </w:r>
+      </w:hyperlink>
+      <w:r>
+        <w:rPr>
+          <w:lang w:val="id_ID" w:bidi="id_ID"/>
+        </w:rPr>
+        <w:t>)</w:t>
+      </w:r>
+      <w:r>
+        <w:rPr>
+          <w:lang w:val="id_ID" w:bidi="id_ID"/>
+        </w:rPr>
+      </w:r>
+      <w:r>
+        <w:rPr>
+          <w:lang w:val="id_ID" w:bidi="id_ID"/>
+        </w:rPr>
+      </w:r>
+    </w:p>
+    <w:p>
+      <w:pPr/>
+      <w:r>
+        <w:rPr>
+          <w:lang w:val="id_ID" w:bidi="id_ID"/>
+        </w:rPr>
+      </w:r>
+    </w:p>
+    <w:p>
+      <w:pPr>
+        <w:pStyle w:val="Heading2"/>
+      </w:pPr>
+      <w:r>
+        <w:rPr>
+          <w:lang w:val="id_ID" w:bidi="id_ID"/>
+        </w:rPr>
+        <w:t>1 Samuel 3:20</w:t>
+      </w:r>
+      <w:r>
+        <w:rPr>
+          <w:lang w:val="id_ID" w:bidi="id_ID"/>
+        </w:rPr>
+      </w:r>
+    </w:p>
+    <w:p>
+      <w:pPr/>
+      <w:r>
+        <w:rPr>
+          <w:lang w:val="id_ID" w:bidi="id_ID"/>
+        </w:rPr>
+      </w:r>
+      <w:r>
+        <w:rPr>
+          <w:lang w:val="id_ID" w:bidi="id_ID"/>
+        </w:rPr>
+        <w:t>Seluruh bangsa, dari Dan di utara hingga Bersyeba di selatan</w:t>
+      </w:r>
+      <w:r>
+        <w:rPr>
+          <w:i/>
+          <w:lang w:val="id_ID" w:bidi="id_ID"/>
+        </w:rPr>
+        <w:t>,</w:t>
+      </w:r>
+      <w:r>
+        <w:rPr>
+          <w:lang w:val="id_ID" w:bidi="id_ID"/>
+        </w:rPr>
+        <w:t xml:space="preserve"> mengakui bahwa Samuel adalah nabi Allah. • dipercayakan jabatan nabi Tuhan: Keandalan pesan Samuel (</w:t>
+      </w:r>
+      <w:hyperlink r:id="rId123">
+        <w:r>
+          <w:rPr>
+            <w:lang w:val="id_ID" w:bidi="id_ID"/>
+          </w:rPr>
+          <w:rPr>
+            <w:color w:val="0000EE"/>
+            <w:u w:val="single"/>
+          </w:rPr>
+          <w:t>1Sam. 3:19</w:t>
+        </w:r>
+      </w:hyperlink>
+      <w:r>
+        <w:rPr>
+          <w:lang w:val="id_ID" w:bidi="id_ID"/>
+        </w:rPr>
+        <w:t>) menunjukkan dengan jelas bahwa Allah berbicara melalui dia.</w:t>
+      </w:r>
+      <w:r>
+        <w:rPr>
+          <w:lang w:val="id_ID" w:bidi="id_ID"/>
+        </w:rPr>
+      </w:r>
+      <w:r>
+        <w:rPr>
+          <w:lang w:val="id_ID" w:bidi="id_ID"/>
+        </w:rPr>
+      </w:r>
+    </w:p>
+    <w:p>
+      <w:pPr/>
+      <w:r>
+        <w:rPr>
+          <w:lang w:val="id_ID" w:bidi="id_ID"/>
+        </w:rPr>
+      </w:r>
+    </w:p>
+    <w:p>
+      <w:pPr>
+        <w:pStyle w:val="Heading2"/>
+      </w:pPr>
+      <w:r>
+        <w:rPr>
+          <w:lang w:val="id_ID" w:bidi="id_ID"/>
+        </w:rPr>
+        <w:t>1 Samuel 3:21–4:1</w:t>
+      </w:r>
+      <w:r>
+        <w:rPr>
+          <w:lang w:val="id_ID" w:bidi="id_ID"/>
+        </w:rPr>
+      </w:r>
+    </w:p>
+    <w:p>
+      <w:pPr/>
+      <w:r>
+        <w:rPr>
+          <w:lang w:val="id_ID" w:bidi="id_ID"/>
+        </w:rPr>
+      </w:r>
+      <w:r>
+        <w:rPr>
+          <w:lang w:val="id_ID" w:bidi="id_ID"/>
+        </w:rPr>
+        <w:t xml:space="preserve">TUHAN selanjutnya menampakkan diri: Allah kembali membuka jalur komunikasi dengan Israel melalui Samuel (bdk. </w:t>
+      </w:r>
+      <w:hyperlink r:id="rId107">
+        <w:r>
+          <w:rPr>
+            <w:lang w:val="id_ID" w:bidi="id_ID"/>
+          </w:rPr>
+          <w:rPr>
+            <w:color w:val="0000EE"/>
+            <w:u w:val="single"/>
+          </w:rPr>
+          <w:t>1 Sam. 3:1</w:t>
+        </w:r>
+      </w:hyperlink>
+      <w:r>
+        <w:rPr>
+          <w:lang w:val="id_ID" w:bidi="id_ID"/>
+        </w:rPr>
+        <w:t xml:space="preserve">). • Silo: Lihat </w:t>
+      </w:r>
+      <w:r>
+        <w:rPr>
+          <w:lang w:val="id_ID" w:bidi="id_ID"/>
+        </w:rPr>
+        <w:t>catatan studi pada 1Sam. 1:3</w:t>
+      </w:r>
+      <w:r>
+        <w:rPr>
+          <w:lang w:val="id_ID" w:bidi="id_ID"/>
+        </w:rPr>
+        <w:t>.</w:t>
+      </w:r>
+      <w:r>
+        <w:rPr>
+          <w:lang w:val="id_ID" w:bidi="id_ID"/>
+        </w:rPr>
+      </w:r>
+      <w:r>
+        <w:rPr>
+          <w:lang w:val="id_ID" w:bidi="id_ID"/>
+        </w:rPr>
+      </w:r>
+    </w:p>
+    <w:p>
+      <w:pPr/>
+      <w:r>
+        <w:rPr>
+          <w:lang w:val="id_ID" w:bidi="id_ID"/>
+        </w:rPr>
+      </w:r>
+    </w:p>
+    <w:p>
+      <w:pPr>
+        <w:pStyle w:val="Heading2"/>
+      </w:pPr>
+      <w:r>
+        <w:rPr>
+          <w:lang w:val="id_ID" w:bidi="id_ID"/>
+        </w:rPr>
+        <w:t>1 Samuel 4:1</w:t>
+      </w:r>
+      <w:r>
+        <w:rPr>
+          <w:lang w:val="id_ID" w:bidi="id_ID"/>
+        </w:rPr>
+      </w:r>
+    </w:p>
+    <w:p>
+      <w:pPr/>
+      <w:r>
+        <w:rPr>
+          <w:lang w:val="id_ID" w:bidi="id_ID"/>
+        </w:rPr>
+      </w:r>
+      <w:r>
+        <w:rPr>
+          <w:lang w:val="id_ID" w:bidi="id_ID"/>
+        </w:rPr>
+        <w:t>orang Filistin: Lihat Profil “</w:t>
+      </w:r>
+      <w:r>
+        <w:rPr>
+          <w:lang w:val="id_ID" w:bidi="id_ID"/>
+        </w:rPr>
+        <w:t>Orang Filistin</w:t>
+      </w:r>
+      <w:r>
+        <w:rPr>
+          <w:lang w:val="id_ID" w:bidi="id_ID"/>
+        </w:rPr>
+        <w:t xml:space="preserve">”. • Lokasi tepat Eben-Haezer tidak diketahui. Kemungkinan di sebelah timur Afek (lihat juga </w:t>
+      </w:r>
+      <w:hyperlink r:id="rId124">
+        <w:r>
+          <w:rPr>
+            <w:lang w:val="id_ID" w:bidi="id_ID"/>
+          </w:rPr>
+          <w:rPr>
+            <w:color w:val="0000EE"/>
+            <w:u w:val="single"/>
+          </w:rPr>
+          <w:t>1Sam. 7:12</w:t>
+        </w:r>
+      </w:hyperlink>
+      <w:r>
+        <w:rPr>
+          <w:lang w:val="id_ID" w:bidi="id_ID"/>
+        </w:rPr>
+        <w:t xml:space="preserve"> dan </w:t>
+      </w:r>
+      <w:r>
+        <w:rPr>
+          <w:lang w:val="id_ID" w:bidi="id_ID"/>
+        </w:rPr>
+        <w:t>catatan studi terkait</w:t>
+      </w:r>
+      <w:r>
+        <w:rPr>
+          <w:lang w:val="id_ID" w:bidi="id_ID"/>
+        </w:rPr>
+        <w:t>). • Afek terletak di sebelah barat Silo, jauh di pedalaman dan jauh di utara wilayah Filistin. Dengan berkemah di sana, orang Filistin mungkin berusaha merebut lebih banyak wilayah Israel.</w:t>
+      </w:r>
+      <w:r>
+        <w:rPr>
+          <w:lang w:val="id_ID" w:bidi="id_ID"/>
+        </w:rPr>
+      </w:r>
+      <w:r>
+        <w:rPr>
+          <w:lang w:val="id_ID" w:bidi="id_ID"/>
+        </w:rPr>
+      </w:r>
+    </w:p>
+    <w:p>
+      <w:pPr/>
+      <w:r>
+        <w:rPr>
+          <w:lang w:val="id_ID" w:bidi="id_ID"/>
+        </w:rPr>
+      </w:r>
+    </w:p>
+    <w:p>
+      <w:pPr>
+        <w:pStyle w:val="Heading2"/>
+      </w:pPr>
+      <w:r>
+        <w:rPr>
+          <w:lang w:val="id_ID" w:bidi="id_ID"/>
+        </w:rPr>
+        <w:t>1 Samuel 4:1–7.2</w:t>
+      </w:r>
+      <w:r>
+        <w:rPr>
+          <w:lang w:val="id_ID" w:bidi="id_ID"/>
+        </w:rPr>
+      </w:r>
+    </w:p>
+    <w:p>
+      <w:pPr/>
+      <w:r>
+        <w:rPr>
+          <w:lang w:val="id_ID" w:bidi="id_ID"/>
+        </w:rPr>
+      </w:r>
+      <w:r>
+        <w:rPr>
+          <w:lang w:val="id_ID" w:bidi="id_ID"/>
+        </w:rPr>
+        <w:t>Krisis seputar Tabut Perjanjian menegaskan kebutuhan Israel akan kepemimpinan Samuel dan menggenapi nubuat tentang Eli dan anak-anaknya (</w:t>
+      </w:r>
+      <w:hyperlink r:id="rId125">
+        <w:r>
+          <w:rPr>
+            <w:lang w:val="id_ID" w:bidi="id_ID"/>
+          </w:rPr>
+          <w:rPr>
+            <w:color w:val="0000EE"/>
+            <w:u w:val="single"/>
+          </w:rPr>
+          <w:t>1Sam. 3:11–14</w:t>
+        </w:r>
+      </w:hyperlink>
+      <w:r>
+        <w:rPr>
+          <w:lang w:val="id_ID" w:bidi="id_ID"/>
+        </w:rPr>
+        <w:t>).</w:t>
+      </w:r>
+      <w:r>
+        <w:rPr>
+          <w:lang w:val="id_ID" w:bidi="id_ID"/>
+        </w:rPr>
+      </w:r>
+      <w:r>
+        <w:rPr>
+          <w:lang w:val="id_ID" w:bidi="id_ID"/>
+        </w:rPr>
+      </w:r>
+    </w:p>
+    <w:p>
+      <w:pPr/>
+      <w:r>
+        <w:rPr>
+          <w:lang w:val="id_ID" w:bidi="id_ID"/>
+        </w:rPr>
+      </w:r>
+    </w:p>
+    <w:p>
+      <w:pPr>
+        <w:pStyle w:val="Heading2"/>
+      </w:pPr>
+      <w:r>
+        <w:rPr>
+          <w:lang w:val="id_ID" w:bidi="id_ID"/>
+        </w:rPr>
+        <w:t>1 Samuel 4:3</w:t>
+      </w:r>
+      <w:r>
+        <w:rPr>
+          <w:lang w:val="id_ID" w:bidi="id_ID"/>
+        </w:rPr>
+      </w:r>
+    </w:p>
+    <w:p>
+      <w:pPr/>
+      <w:r>
+        <w:rPr>
+          <w:lang w:val="id_ID" w:bidi="id_ID"/>
+        </w:rPr>
+      </w:r>
+      <w:r>
+        <w:rPr>
+          <w:lang w:val="id_ID" w:bidi="id_ID"/>
+        </w:rPr>
+        <w:t>Bangsa Israel sering mengalami kekalahan dalam peperangn akibat dosa satu orang atau seluruh bangsa (</w:t>
+      </w:r>
+      <w:hyperlink r:id="rId126">
+        <w:r>
+          <w:rPr>
+            <w:lang w:val="id_ID" w:bidi="id_ID"/>
+          </w:rPr>
+          <w:rPr>
+            <w:color w:val="0000EE"/>
+            <w:u w:val="single"/>
+          </w:rPr>
+          <w:t>Yos. 7</w:t>
+        </w:r>
+      </w:hyperlink>
+      <w:r>
+        <w:rPr>
+          <w:lang w:val="id_ID" w:bidi="id_ID"/>
+        </w:rPr>
+        <w:t xml:space="preserve">). Dalam kekalahan ini, tidak ada yang memeriksa apakah dosa menjadi penyebabnya; bahkan tampaknya tidak ada yang bertanya kepada Tuhan apakah mereka seharusnya melawan orang Filistin sejak awal (bdk. </w:t>
+      </w:r>
+      <w:hyperlink r:id="rId127">
+        <w:r>
+          <w:rPr>
+            <w:lang w:val="id_ID" w:bidi="id_ID"/>
+          </w:rPr>
+          <w:rPr>
+            <w:color w:val="0000EE"/>
+            <w:u w:val="single"/>
+          </w:rPr>
+          <w:t>1Taw. 14:13–16</w:t>
+        </w:r>
+      </w:hyperlink>
+      <w:r>
+        <w:rPr>
+          <w:lang w:val="id_ID" w:bidi="id_ID"/>
+        </w:rPr>
+        <w:t xml:space="preserve">). Sebaliknya, mereka memperlakukan Tabut, simbol paling suci dari kehadiran Tuhan, sebagai jimat penolak kemalangan. Membawa Tabut ke dalam pertempuran tidak selalu salah (bdk. </w:t>
+      </w:r>
+      <w:hyperlink r:id="rId128">
+        <w:r>
+          <w:rPr>
+            <w:lang w:val="id_ID" w:bidi="id_ID"/>
+          </w:rPr>
+          <w:rPr>
+            <w:color w:val="0000EE"/>
+            <w:u w:val="single"/>
+          </w:rPr>
+          <w:t>Yos. 6:2–21</w:t>
+        </w:r>
+      </w:hyperlink>
+      <w:r>
+        <w:rPr>
+          <w:lang w:val="id_ID" w:bidi="id_ID"/>
+        </w:rPr>
+        <w:t>), tetapi tindakan ini juga tidak menjamin berkat dan kemenangan dari Allah.</w:t>
+      </w:r>
+      <w:r>
+        <w:rPr>
+          <w:lang w:val="id_ID" w:bidi="id_ID"/>
+        </w:rPr>
+      </w:r>
+      <w:r>
+        <w:rPr>
+          <w:lang w:val="id_ID" w:bidi="id_ID"/>
+        </w:rPr>
+      </w:r>
+    </w:p>
+    <w:p>
+      <w:pPr/>
+      <w:r>
+        <w:rPr>
+          <w:lang w:val="id_ID" w:bidi="id_ID"/>
+        </w:rPr>
+      </w:r>
+    </w:p>
+    <w:p>
+      <w:pPr>
+        <w:pStyle w:val="Heading2"/>
+      </w:pPr>
+      <w:r>
+        <w:rPr>
+          <w:lang w:val="id_ID" w:bidi="id_ID"/>
+        </w:rPr>
+        <w:t>1 Samuel 4:4</w:t>
+      </w:r>
+      <w:r>
+        <w:rPr>
+          <w:lang w:val="id_ID" w:bidi="id_ID"/>
+        </w:rPr>
+      </w:r>
+    </w:p>
+    <w:p>
+      <w:pPr/>
+      <w:r>
+        <w:rPr>
+          <w:lang w:val="id_ID" w:bidi="id_ID"/>
+        </w:rPr>
+      </w:r>
+      <w:r>
+        <w:rPr>
+          <w:lang w:val="id_ID" w:bidi="id_ID"/>
+        </w:rPr>
+        <w:t xml:space="preserve">Tuhan semesta alam: Lihat </w:t>
+      </w:r>
+      <w:r>
+        <w:rPr>
+          <w:lang w:val="id_ID" w:bidi="id_ID"/>
+        </w:rPr>
+        <w:t>catatan studi pada 1 Sam. 1:3</w:t>
+      </w:r>
+      <w:r>
+        <w:rPr>
+          <w:lang w:val="id_ID" w:bidi="id_ID"/>
+        </w:rPr>
+        <w:t>. • bersemayam di atas para kerub: Menggambarkan kehadiran mulia Allah yang melayang di atas Tabut di Ruang Maha Kudus, yang berfungsi sebagai "ruang takhta" Allah. • Keterlibatan anak-anak Eli, Hofni dan Pinehas</w:t>
+      </w:r>
+      <w:r>
+        <w:rPr>
+          <w:i/>
+          <w:lang w:val="id_ID" w:bidi="id_ID"/>
+        </w:rPr>
+        <w:t>,</w:t>
+      </w:r>
+      <w:r>
+        <w:rPr>
+          <w:lang w:val="id_ID" w:bidi="id_ID"/>
+        </w:rPr>
+        <w:t xml:space="preserve"> menjadi pertanda bencana yang akan terjadi (lihat </w:t>
+      </w:r>
+      <w:hyperlink r:id="rId125">
+        <w:r>
+          <w:rPr>
+            <w:lang w:val="id_ID" w:bidi="id_ID"/>
+          </w:rPr>
+          <w:rPr>
+            <w:color w:val="0000EE"/>
+            <w:u w:val="single"/>
+          </w:rPr>
+          <w:t>1 Sam. 3:11–14</w:t>
+        </w:r>
+      </w:hyperlink>
+      <w:r>
+        <w:rPr>
+          <w:lang w:val="id_ID" w:bidi="id_ID"/>
+        </w:rPr>
+        <w:t>).</w:t>
+      </w:r>
+      <w:r>
+        <w:rPr>
+          <w:lang w:val="id_ID" w:bidi="id_ID"/>
+        </w:rPr>
+      </w:r>
+      <w:r>
+        <w:rPr>
+          <w:lang w:val="id_ID" w:bidi="id_ID"/>
+        </w:rPr>
+      </w:r>
+    </w:p>
+    <w:p>
+      <w:pPr/>
+      <w:r>
+        <w:rPr>
+          <w:lang w:val="id_ID" w:bidi="id_ID"/>
+        </w:rPr>
+      </w:r>
+    </w:p>
+    <w:p>
+      <w:pPr>
+        <w:pStyle w:val="Heading2"/>
+      </w:pPr>
+      <w:r>
+        <w:rPr>
+          <w:lang w:val="id_ID" w:bidi="id_ID"/>
+        </w:rPr>
+        <w:t>1 Samuel 4:6–7</w:t>
+      </w:r>
+      <w:r>
+        <w:rPr>
+          <w:lang w:val="id_ID" w:bidi="id_ID"/>
+        </w:rPr>
+      </w:r>
+    </w:p>
+    <w:p>
+      <w:pPr/>
+      <w:r>
+        <w:rPr>
+          <w:lang w:val="id_ID" w:bidi="id_ID"/>
+        </w:rPr>
+      </w:r>
+      <w:r>
+        <w:rPr>
+          <w:lang w:val="id_ID" w:bidi="id_ID"/>
+        </w:rPr>
+        <w:t xml:space="preserve">Seperti halnya bangsa Israel, orang Filistin menganggap Tabut sebagai jimat yang ampuh (lihat </w:t>
+      </w:r>
+      <w:hyperlink r:id="rId129">
+        <w:r>
+          <w:rPr>
+            <w:lang w:val="id_ID" w:bidi="id_ID"/>
+          </w:rPr>
+          <w:rPr>
+            <w:color w:val="0000EE"/>
+            <w:u w:val="single"/>
+          </w:rPr>
+          <w:t>1Sam. 4:2–3</w:t>
+        </w:r>
+      </w:hyperlink>
+      <w:r>
+        <w:rPr>
+          <w:lang w:val="id_ID" w:bidi="id_ID"/>
+        </w:rPr>
+        <w:t>) dan percaya bahwa kehadirannya dalam pertempuran akan membawa bencana yang pasti bagi mereka.</w:t>
+      </w:r>
+      <w:r>
+        <w:rPr>
+          <w:lang w:val="id_ID" w:bidi="id_ID"/>
+        </w:rPr>
+      </w:r>
+      <w:r>
+        <w:rPr>
+          <w:lang w:val="id_ID" w:bidi="id_ID"/>
+        </w:rPr>
+      </w:r>
+    </w:p>
+    <w:p>
+      <w:pPr/>
+      <w:r>
+        <w:rPr>
+          <w:lang w:val="id_ID" w:bidi="id_ID"/>
+        </w:rPr>
+      </w:r>
+    </w:p>
+    <w:p>
+      <w:pPr>
+        <w:pStyle w:val="Heading2"/>
+      </w:pPr>
+      <w:r>
+        <w:rPr>
+          <w:lang w:val="id_ID" w:bidi="id_ID"/>
+        </w:rPr>
+        <w:t>1 Samuel 4:8</w:t>
+      </w:r>
+      <w:r>
+        <w:rPr>
+          <w:lang w:val="id_ID" w:bidi="id_ID"/>
+        </w:rPr>
+      </w:r>
+    </w:p>
+    <w:p>
+      <w:pPr/>
+      <w:r>
+        <w:rPr>
+          <w:lang w:val="id_ID" w:bidi="id_ID"/>
+        </w:rPr>
+      </w:r>
+      <w:r>
+        <w:rPr>
+          <w:lang w:val="id_ID" w:bidi="id_ID"/>
+        </w:rPr>
+        <w:t xml:space="preserve">Inilah juga Allah, yang telah menghajar orang Mesir: Orang Filistin, yang menyembah banyak dewa, mengetahui tentang kuasa Tuhan. Namun, mereka tidak memahami sifat-Nya sebagai satu-satunya Allah yang benar. • menghajar . . . dengan berbagai-bagai tulah: Tuhan kemudian menunjukkan kuasa-Nya melawan orang Filistin dengan cara yang serupa (lihat </w:t>
+      </w:r>
+      <w:hyperlink r:id="rId130">
+        <w:r>
+          <w:rPr>
+            <w:lang w:val="id_ID" w:bidi="id_ID"/>
+          </w:rPr>
+          <w:rPr>
+            <w:color w:val="0000EE"/>
+            <w:u w:val="single"/>
+          </w:rPr>
+          <w:t>1Sam. 5:6–6:6</w:t>
+        </w:r>
+      </w:hyperlink>
+      <w:r>
+        <w:rPr>
+          <w:lang w:val="id_ID" w:bidi="id_ID"/>
+        </w:rPr>
+        <w:t>).</w:t>
+      </w:r>
+      <w:r>
+        <w:rPr>
+          <w:lang w:val="id_ID" w:bidi="id_ID"/>
+        </w:rPr>
+      </w:r>
+      <w:r>
+        <w:rPr>
+          <w:lang w:val="id_ID" w:bidi="id_ID"/>
+        </w:rPr>
+      </w:r>
+    </w:p>
+    <w:p>
+      <w:pPr/>
+      <w:r>
+        <w:rPr>
+          <w:lang w:val="id_ID" w:bidi="id_ID"/>
+        </w:rPr>
+      </w:r>
+    </w:p>
+    <w:p>
+      <w:pPr>
+        <w:pStyle w:val="Heading2"/>
+      </w:pPr>
+      <w:r>
+        <w:rPr>
+          <w:lang w:val="id_ID" w:bidi="id_ID"/>
+        </w:rPr>
+        <w:t>1 Samuel 4:10</w:t>
+      </w:r>
+      <w:r>
+        <w:rPr>
+          <w:lang w:val="id_ID" w:bidi="id_ID"/>
+        </w:rPr>
+      </w:r>
+    </w:p>
+    <w:p>
+      <w:pPr/>
+      <w:r>
+        <w:rPr>
+          <w:lang w:val="id_ID" w:bidi="id_ID"/>
+        </w:rPr>
+      </w:r>
+      <w:r>
+        <w:rPr>
+          <w:lang w:val="id_ID" w:bidi="id_ID"/>
+        </w:rPr>
+        <w:t>30.000 orang — lebih dari tujuh kali lipat</w:t>
+      </w:r>
+      <w:r>
+        <w:rPr>
+          <w:lang w:val="id_ID" w:bidi="id_ID"/>
+        </w:rPr>
+        <w:t xml:space="preserve"> jumlah orang yang tewas sebelumnya tanpa Tabut (</w:t>
+      </w:r>
+      <w:hyperlink r:id="rId131">
+        <w:r>
+          <w:rPr>
+            <w:lang w:val="id_ID" w:bidi="id_ID"/>
+          </w:rPr>
+          <w:rPr>
+            <w:color w:val="0000EE"/>
+            <w:u w:val="single"/>
+          </w:rPr>
+          <w:t>1Sam. 4:2</w:t>
+        </w:r>
+      </w:hyperlink>
+      <w:r>
+        <w:rPr>
+          <w:lang w:val="id_ID" w:bidi="id_ID"/>
+        </w:rPr>
+        <w:t>). Bangsa Israel belajar dengan cara yang pahit bahwa Tabut bukanlah jimat untuk menangkal malapetaka.</w:t>
+      </w:r>
+      <w:r>
+        <w:rPr>
+          <w:lang w:val="id_ID" w:bidi="id_ID"/>
+        </w:rPr>
+      </w:r>
+      <w:r>
+        <w:rPr>
+          <w:lang w:val="id_ID" w:bidi="id_ID"/>
+        </w:rPr>
+      </w:r>
+    </w:p>
+    <w:p>
+      <w:pPr/>
+      <w:r>
+        <w:rPr>
+          <w:lang w:val="id_ID" w:bidi="id_ID"/>
+        </w:rPr>
+      </w:r>
+    </w:p>
+    <w:p>
+      <w:pPr>
+        <w:pStyle w:val="Heading2"/>
+      </w:pPr>
+      <w:r>
+        <w:rPr>
+          <w:lang w:val="id_ID" w:bidi="id_ID"/>
+        </w:rPr>
+        <w:t>1 Samuel 4:11</w:t>
+      </w:r>
+      <w:r>
+        <w:rPr>
+          <w:lang w:val="id_ID" w:bidi="id_ID"/>
+        </w:rPr>
+      </w:r>
+    </w:p>
+    <w:p>
+      <w:pPr/>
+      <w:r>
+        <w:rPr>
+          <w:lang w:val="id_ID" w:bidi="id_ID"/>
+        </w:rPr>
+      </w:r>
+      <w:r>
+        <w:rPr>
+          <w:lang w:val="id_ID" w:bidi="id_ID"/>
+        </w:rPr>
+        <w:t>tabut Allah yang dirampas merupakan bencana bagi bangsa Israel (</w:t>
+      </w:r>
+      <w:hyperlink r:id="rId132">
+        <w:r>
+          <w:rPr>
+            <w:lang w:val="id_ID" w:bidi="id_ID"/>
+          </w:rPr>
+          <w:rPr>
+            <w:color w:val="0000EE"/>
+            <w:u w:val="single"/>
+          </w:rPr>
+          <w:t>1Sam. 4:12–22</w:t>
+        </w:r>
+      </w:hyperlink>
+      <w:r>
+        <w:rPr>
+          <w:lang w:val="id_ID" w:bidi="id_ID"/>
+        </w:rPr>
+        <w:t>). • Kematian Hofni dan Pinehas menggenapi firman Tuhan kepada Eli (</w:t>
+      </w:r>
+      <w:hyperlink r:id="rId133">
+        <w:r>
+          <w:rPr>
+            <w:lang w:val="id_ID" w:bidi="id_ID"/>
+          </w:rPr>
+          <w:rPr>
+            <w:color w:val="0000EE"/>
+            <w:u w:val="single"/>
+          </w:rPr>
+          <w:t>1Sam. 2:34</w:t>
+        </w:r>
+      </w:hyperlink>
+      <w:r>
+        <w:rPr>
+          <w:lang w:val="id_ID" w:bidi="id_ID"/>
+        </w:rPr>
+        <w:t xml:space="preserve">). Meskipun mereka adalah satu-satunya korban yang disebutkan, mereka bukanlah satu-satunya orang Israel yang berdosa (lihat </w:t>
+      </w:r>
+      <w:hyperlink r:id="rId134">
+        <w:r>
+          <w:rPr>
+            <w:lang w:val="id_ID" w:bidi="id_ID"/>
+          </w:rPr>
+          <w:rPr>
+            <w:color w:val="0000EE"/>
+            <w:u w:val="single"/>
+          </w:rPr>
+          <w:t>1Sam. 7:3–6</w:t>
+        </w:r>
+      </w:hyperlink>
+      <w:r>
+        <w:rPr>
+          <w:lang w:val="id_ID" w:bidi="id_ID"/>
+        </w:rPr>
+        <w:t>).</w:t>
+      </w:r>
+      <w:r>
+        <w:rPr>
+          <w:lang w:val="id_ID" w:bidi="id_ID"/>
+        </w:rPr>
+      </w:r>
+      <w:r>
+        <w:rPr>
+          <w:lang w:val="id_ID" w:bidi="id_ID"/>
+        </w:rPr>
+      </w:r>
+    </w:p>
+    <w:p>
+      <w:pPr/>
+      <w:r>
+        <w:rPr>
+          <w:lang w:val="id_ID" w:bidi="id_ID"/>
+        </w:rPr>
+      </w:r>
+    </w:p>
+    <w:p>
+      <w:pPr>
+        <w:pStyle w:val="Heading2"/>
+      </w:pPr>
+      <w:r>
+        <w:rPr>
+          <w:lang w:val="id_ID" w:bidi="id_ID"/>
+        </w:rPr>
+        <w:t>1 Samuel 4:12</w:t>
+      </w:r>
+      <w:r>
+        <w:rPr>
+          <w:lang w:val="id_ID" w:bidi="id_ID"/>
+        </w:rPr>
+      </w:r>
+    </w:p>
+    <w:p>
+      <w:pPr/>
+      <w:r>
+        <w:rPr>
+          <w:lang w:val="id_ID" w:bidi="id_ID"/>
+        </w:rPr>
+      </w:r>
+      <w:r>
+        <w:rPr>
+          <w:lang w:val="id_ID" w:bidi="id_ID"/>
+        </w:rPr>
+        <w:t xml:space="preserve">dengan pakaian terkoyak-koyak dan dengan tanah di kepalanya: Deskripsi ini menunjukkan kesedihan dan kehilangan (mis., </w:t>
+      </w:r>
+      <w:hyperlink r:id="rId135">
+        <w:r>
+          <w:rPr>
+            <w:lang w:val="id_ID" w:bidi="id_ID"/>
+          </w:rPr>
+          <w:rPr>
+            <w:color w:val="0000EE"/>
+            <w:u w:val="single"/>
+          </w:rPr>
+          <w:t>Yos. 7:6</w:t>
+        </w:r>
+      </w:hyperlink>
+      <w:r>
+        <w:rPr>
+          <w:lang w:val="id_ID" w:bidi="id_ID"/>
+        </w:rPr>
+        <w:t xml:space="preserve">; </w:t>
+      </w:r>
+      <w:hyperlink r:id="rId136">
+        <w:r>
+          <w:rPr>
+            <w:lang w:val="id_ID" w:bidi="id_ID"/>
+          </w:rPr>
+          <w:rPr>
+            <w:color w:val="0000EE"/>
+            <w:u w:val="single"/>
+          </w:rPr>
+          <w:t>2Sam. 1:2</w:t>
+        </w:r>
+      </w:hyperlink>
+      <w:r>
+        <w:rPr>
+          <w:lang w:val="id_ID" w:bidi="id_ID"/>
+        </w:rPr>
+        <w:t xml:space="preserve">; </w:t>
+      </w:r>
+      <w:hyperlink r:id="rId137">
+        <w:r>
+          <w:rPr>
+            <w:lang w:val="id_ID" w:bidi="id_ID"/>
+          </w:rPr>
+          <w:rPr>
+            <w:color w:val="0000EE"/>
+            <w:u w:val="single"/>
+          </w:rPr>
+          <w:t>15:32</w:t>
+        </w:r>
+      </w:hyperlink>
+      <w:r>
+        <w:rPr>
+          <w:lang w:val="id_ID" w:bidi="id_ID"/>
+        </w:rPr>
+        <w:t xml:space="preserve">; </w:t>
+      </w:r>
+      <w:hyperlink r:id="rId138">
+        <w:r>
+          <w:rPr>
+            <w:lang w:val="id_ID" w:bidi="id_ID"/>
+          </w:rPr>
+          <w:rPr>
+            <w:color w:val="0000EE"/>
+            <w:u w:val="single"/>
+          </w:rPr>
+          <w:t>Ayb. 2:12</w:t>
+        </w:r>
+      </w:hyperlink>
+      <w:r>
+        <w:rPr>
+          <w:lang w:val="id_ID" w:bidi="id_ID"/>
+        </w:rPr>
+        <w:t>).</w:t>
+      </w:r>
+      <w:r>
+        <w:rPr>
+          <w:lang w:val="id_ID" w:bidi="id_ID"/>
+        </w:rPr>
+      </w:r>
+      <w:r>
+        <w:rPr>
+          <w:lang w:val="id_ID" w:bidi="id_ID"/>
+        </w:rPr>
+      </w:r>
+    </w:p>
+    <w:p>
+      <w:pPr/>
+      <w:r>
+        <w:rPr>
+          <w:lang w:val="id_ID" w:bidi="id_ID"/>
+        </w:rPr>
+      </w:r>
+    </w:p>
+    <w:p>
+      <w:pPr>
+        <w:pStyle w:val="Heading2"/>
+      </w:pPr>
+      <w:r>
+        <w:rPr>
+          <w:lang w:val="id_ID" w:bidi="id_ID"/>
+        </w:rPr>
+        <w:t>1 Samuel 4:15</w:t>
+      </w:r>
+      <w:r>
+        <w:rPr>
+          <w:lang w:val="id_ID" w:bidi="id_ID"/>
+        </w:rPr>
+      </w:r>
+    </w:p>
+    <w:p>
+      <w:pPr/>
+      <w:r>
+        <w:rPr>
+          <w:lang w:val="id_ID" w:bidi="id_ID"/>
+        </w:rPr>
+      </w:r>
+      <w:r>
+        <w:rPr>
+          <w:lang w:val="id_ID" w:bidi="id_ID"/>
+        </w:rPr>
+        <w:t xml:space="preserve">matanya sudah buta (secara harfiah </w:t>
+      </w:r>
+      <w:r>
+        <w:rPr>
+          <w:i/>
+          <w:lang w:val="id_ID" w:bidi="id_ID"/>
+        </w:rPr>
+        <w:t>bular</w:t>
+      </w:r>
+      <w:r>
+        <w:rPr>
+          <w:lang w:val="id_ID" w:bidi="id_ID"/>
+        </w:rPr>
+        <w:t xml:space="preserve">): Lihat </w:t>
+      </w:r>
+      <w:hyperlink r:id="rId139">
+        <w:r>
+          <w:rPr>
+            <w:lang w:val="id_ID" w:bidi="id_ID"/>
+          </w:rPr>
+          <w:rPr>
+            <w:color w:val="0000EE"/>
+            <w:u w:val="single"/>
+          </w:rPr>
+          <w:t>1Sam. 3:2</w:t>
+        </w:r>
+      </w:hyperlink>
+      <w:r>
+        <w:rPr>
+          <w:lang w:val="id_ID" w:bidi="id_ID"/>
+        </w:rPr>
+        <w:t xml:space="preserve"> dan </w:t>
+      </w:r>
+      <w:r>
+        <w:rPr>
+          <w:lang w:val="id_ID" w:bidi="id_ID"/>
+        </w:rPr>
+        <w:t>catatan studi terkait</w:t>
+      </w:r>
+      <w:r>
+        <w:rPr>
+          <w:lang w:val="id_ID" w:bidi="id_ID"/>
+        </w:rPr>
+        <w:t>.</w:t>
+      </w:r>
+      <w:r>
+        <w:rPr>
+          <w:lang w:val="id_ID" w:bidi="id_ID"/>
+        </w:rPr>
+      </w:r>
+      <w:r>
+        <w:rPr>
+          <w:lang w:val="id_ID" w:bidi="id_ID"/>
+        </w:rPr>
+      </w:r>
+    </w:p>
+    <w:p>
+      <w:pPr/>
+      <w:r>
+        <w:rPr>
+          <w:lang w:val="id_ID" w:bidi="id_ID"/>
+        </w:rPr>
+      </w:r>
+    </w:p>
+    <w:p>
+      <w:pPr>
+        <w:pStyle w:val="Heading2"/>
+      </w:pPr>
+      <w:r>
+        <w:rPr>
+          <w:lang w:val="id_ID" w:bidi="id_ID"/>
+        </w:rPr>
+        <w:t>1 Samuel 4:18</w:t>
+      </w:r>
+      <w:r>
+        <w:rPr>
+          <w:lang w:val="id_ID" w:bidi="id_ID"/>
+        </w:rPr>
+      </w:r>
+    </w:p>
+    <w:p>
+      <w:pPr/>
+      <w:r>
+        <w:rPr>
+          <w:lang w:val="id_ID" w:bidi="id_ID"/>
+        </w:rPr>
+      </w:r>
+      <w:r>
+        <w:rPr>
+          <w:lang w:val="id_ID" w:bidi="id_ID"/>
+        </w:rPr>
+        <w:t>jatuhlah Eli telentang: Mungkin dia terkejut atau mengalami serangan jantung ketika mendengar pesan itu. Jatuhnya Eli yang berakibat fatal melambangkan kejatuhan keluarganya dari jabatan keimaman dan akhir dari keburukan yang dimulai oleh anak-anaknya (</w:t>
+      </w:r>
+      <w:hyperlink r:id="rId86">
+        <w:r>
+          <w:rPr>
+            <w:lang w:val="id_ID" w:bidi="id_ID"/>
+          </w:rPr>
+          <w:rPr>
+            <w:color w:val="0000EE"/>
+            <w:u w:val="single"/>
+          </w:rPr>
+          <w:t>1Sam.2:12–17</w:t>
+        </w:r>
+      </w:hyperlink>
+      <w:r>
+        <w:rPr>
+          <w:lang w:val="id_ID" w:bidi="id_ID"/>
+        </w:rPr>
+        <w:t xml:space="preserve">). • hakim atas orang Israel: Keimaman dan jabatan hakim tidaklah bertentangan (bdk. </w:t>
+      </w:r>
+      <w:hyperlink r:id="rId140">
+        <w:r>
+          <w:rPr>
+            <w:lang w:val="id_ID" w:bidi="id_ID"/>
+          </w:rPr>
+          <w:rPr>
+            <w:color w:val="0000EE"/>
+            <w:u w:val="single"/>
+          </w:rPr>
+          <w:t>Kel. 18:13–26</w:t>
+        </w:r>
+      </w:hyperlink>
+      <w:r>
+        <w:rPr>
+          <w:lang w:val="id_ID" w:bidi="id_ID"/>
+        </w:rPr>
+        <w:t xml:space="preserve">; </w:t>
+      </w:r>
+      <w:hyperlink r:id="rId141">
+        <w:r>
+          <w:rPr>
+            <w:lang w:val="id_ID" w:bidi="id_ID"/>
+          </w:rPr>
+          <w:rPr>
+            <w:color w:val="0000EE"/>
+            <w:u w:val="single"/>
+          </w:rPr>
+          <w:t>Ul. 17:8–13</w:t>
+        </w:r>
+      </w:hyperlink>
+      <w:r>
+        <w:rPr>
+          <w:lang w:val="id_ID" w:bidi="id_ID"/>
+        </w:rPr>
+        <w:t xml:space="preserve">). Samuel menggantikan Eli sebagai hakim Israel dan memberikan kepemimpinan yang gagal diberikan oleh Eli (lihat </w:t>
+      </w:r>
+      <w:hyperlink r:id="rId142">
+        <w:r>
+          <w:rPr>
+            <w:lang w:val="id_ID" w:bidi="id_ID"/>
+          </w:rPr>
+          <w:rPr>
+            <w:color w:val="0000EE"/>
+            <w:u w:val="single"/>
+          </w:rPr>
+          <w:t>1Sam. 7:12–17</w:t>
+        </w:r>
+      </w:hyperlink>
+      <w:r>
+        <w:rPr>
+          <w:lang w:val="id_ID" w:bidi="id_ID"/>
+        </w:rPr>
+        <w:t xml:space="preserve">). • Frasa Empat puluh tahun lamanya mengaitkan masa jabatan Eli ke dalam kerangka konseptual dan kronologis dari Kitab Hakim-hakim (bdk. </w:t>
+      </w:r>
+      <w:hyperlink r:id="rId143">
+        <w:r>
+          <w:rPr>
+            <w:lang w:val="id_ID" w:bidi="id_ID"/>
+          </w:rPr>
+          <w:rPr>
+            <w:color w:val="0000EE"/>
+            <w:u w:val="single"/>
+          </w:rPr>
+          <w:t>Hak. 3:11</w:t>
+        </w:r>
+      </w:hyperlink>
+      <w:r>
+        <w:rPr>
+          <w:lang w:val="id_ID" w:bidi="id_ID"/>
+        </w:rPr>
+        <w:t xml:space="preserve">; </w:t>
+      </w:r>
+      <w:hyperlink r:id="rId144">
+        <w:r>
+          <w:rPr>
+            <w:lang w:val="id_ID" w:bidi="id_ID"/>
+          </w:rPr>
+          <w:rPr>
+            <w:color w:val="0000EE"/>
+            <w:u w:val="single"/>
+          </w:rPr>
+          <w:t>5:31</w:t>
+        </w:r>
+      </w:hyperlink>
+      <w:r>
+        <w:rPr>
+          <w:lang w:val="id_ID" w:bidi="id_ID"/>
+        </w:rPr>
+        <w:t xml:space="preserve">; </w:t>
+      </w:r>
+      <w:hyperlink r:id="rId145">
+        <w:r>
+          <w:rPr>
+            <w:lang w:val="id_ID" w:bidi="id_ID"/>
+          </w:rPr>
+          <w:rPr>
+            <w:color w:val="0000EE"/>
+            <w:u w:val="single"/>
+          </w:rPr>
+          <w:t>8:28</w:t>
+        </w:r>
+      </w:hyperlink>
+      <w:r>
+        <w:rPr>
+          <w:lang w:val="id_ID" w:bidi="id_ID"/>
+        </w:rPr>
+        <w:t xml:space="preserve">; </w:t>
+      </w:r>
+      <w:hyperlink r:id="rId146">
+        <w:r>
+          <w:rPr>
+            <w:lang w:val="id_ID" w:bidi="id_ID"/>
+          </w:rPr>
+          <w:rPr>
+            <w:color w:val="0000EE"/>
+            <w:u w:val="single"/>
+          </w:rPr>
+          <w:t>13:1</w:t>
+        </w:r>
+      </w:hyperlink>
+      <w:r>
+        <w:rPr>
+          <w:lang w:val="id_ID" w:bidi="id_ID"/>
+        </w:rPr>
+        <w:t>).</w:t>
+      </w:r>
+      <w:r>
+        <w:rPr>
+          <w:lang w:val="id_ID" w:bidi="id_ID"/>
+        </w:rPr>
+      </w:r>
+      <w:r>
+        <w:rPr>
+          <w:lang w:val="id_ID" w:bidi="id_ID"/>
+        </w:rPr>
+      </w:r>
+    </w:p>
+    <w:p>
+      <w:pPr/>
+      <w:r>
+        <w:rPr>
+          <w:lang w:val="id_ID" w:bidi="id_ID"/>
+        </w:rPr>
+      </w:r>
+    </w:p>
+    <w:p>
+      <w:pPr>
+        <w:pStyle w:val="Heading2"/>
+      </w:pPr>
+      <w:r>
+        <w:rPr>
+          <w:lang w:val="id_ID" w:bidi="id_ID"/>
+        </w:rPr>
+        <w:t>1 Samuel 4:20–21</w:t>
+      </w:r>
+      <w:r>
+        <w:rPr>
+          <w:lang w:val="id_ID" w:bidi="id_ID"/>
+        </w:rPr>
+      </w:r>
+    </w:p>
+    <w:p>
+      <w:pPr/>
+      <w:r>
+        <w:rPr>
+          <w:lang w:val="id_ID" w:bidi="id_ID"/>
+        </w:rPr>
+      </w:r>
+      <w:r>
+        <w:rPr>
+          <w:lang w:val="id_ID" w:bidi="id_ID"/>
+        </w:rPr>
+        <w:t xml:space="preserve">Nama </w:t>
+      </w:r>
+      <w:r>
+        <w:rPr>
+          <w:i/>
+          <w:lang w:val="id_ID" w:bidi="id_ID"/>
+        </w:rPr>
+        <w:t>Ikabod</w:t>
+      </w:r>
+      <w:r>
+        <w:rPr>
+          <w:lang w:val="id_ID" w:bidi="id_ID"/>
+        </w:rPr>
+        <w:t xml:space="preserve"> mengandung kata Ibrani </w:t>
+      </w:r>
+      <w:r>
+        <w:rPr>
+          <w:i/>
+          <w:lang w:val="id_ID" w:bidi="id_ID"/>
+        </w:rPr>
+        <w:t>kabod</w:t>
+      </w:r>
+      <w:r>
+        <w:rPr>
+          <w:lang w:val="id_ID" w:bidi="id_ID"/>
+        </w:rPr>
+        <w:t xml:space="preserve"> (kemuliaan</w:t>
+      </w:r>
+      <w:r>
+        <w:rPr>
+          <w:i/>
+          <w:lang w:val="id_ID" w:bidi="id_ID"/>
+        </w:rPr>
+        <w:t>;</w:t>
+      </w:r>
+      <w:r>
+        <w:rPr>
+          <w:lang w:val="id_ID" w:bidi="id_ID"/>
+        </w:rPr>
+        <w:t xml:space="preserve"> lihat </w:t>
+      </w:r>
+      <w:hyperlink r:id="rId147">
+        <w:r>
+          <w:rPr>
+            <w:lang w:val="id_ID" w:bidi="id_ID"/>
+          </w:rPr>
+          <w:rPr>
+            <w:color w:val="0000EE"/>
+            <w:u w:val="single"/>
+          </w:rPr>
+          <w:t>Kel. 24:15–17</w:t>
+        </w:r>
+      </w:hyperlink>
+      <w:r>
+        <w:rPr>
+          <w:lang w:val="id_ID" w:bidi="id_ID"/>
+        </w:rPr>
+        <w:t xml:space="preserve">). Kata serupa digunakan untuk menggambarkan Eli dalam </w:t>
+      </w:r>
+      <w:hyperlink r:id="rId148">
+        <w:r>
+          <w:rPr>
+            <w:lang w:val="id_ID" w:bidi="id_ID"/>
+          </w:rPr>
+          <w:rPr>
+            <w:color w:val="0000EE"/>
+            <w:u w:val="single"/>
+          </w:rPr>
+          <w:t>1Sam. 4:18</w:t>
+        </w:r>
+      </w:hyperlink>
+      <w:r>
+        <w:rPr>
+          <w:lang w:val="id_ID" w:bidi="id_ID"/>
+        </w:rPr>
+        <w:t xml:space="preserve"> (Ibrani </w:t>
+      </w:r>
+      <w:r>
+        <w:rPr>
+          <w:i/>
+          <w:lang w:val="id_ID" w:bidi="id_ID"/>
+        </w:rPr>
+        <w:t>kabed,</w:t>
+      </w:r>
+      <w:r>
+        <w:rPr>
+          <w:lang w:val="id_ID" w:bidi="id_ID"/>
+        </w:rPr>
+        <w:t xml:space="preserve"> “berat”). Hilangnya Tabut sejalan dengan kemunduran keluarga Eli. Meskipun bangsa Israel mengalami kehilangan mengejutkan dari kemuliaan dan perlindungan ilahi (bdk. </w:t>
+      </w:r>
+      <w:hyperlink r:id="rId149">
+        <w:r>
+          <w:rPr>
+            <w:lang w:val="id_ID" w:bidi="id_ID"/>
+          </w:rPr>
+          <w:rPr>
+            <w:color w:val="0000EE"/>
+            <w:u w:val="single"/>
+          </w:rPr>
+          <w:t>Yeh. 8–10</w:t>
+        </w:r>
+      </w:hyperlink>
+      <w:r>
+        <w:rPr>
+          <w:lang w:val="id_ID" w:bidi="id_ID"/>
+        </w:rPr>
+        <w:t xml:space="preserve">; </w:t>
+      </w:r>
+      <w:hyperlink r:id="rId150">
+        <w:r>
+          <w:rPr>
+            <w:lang w:val="id_ID" w:bidi="id_ID"/>
+          </w:rPr>
+          <w:rPr>
+            <w:color w:val="0000EE"/>
+            <w:u w:val="single"/>
+          </w:rPr>
+          <w:t>Luk. 19:41–44</w:t>
+        </w:r>
+      </w:hyperlink>
+      <w:r>
+        <w:rPr>
+          <w:lang w:val="id_ID" w:bidi="id_ID"/>
+        </w:rPr>
+        <w:t xml:space="preserve">; </w:t>
+      </w:r>
+      <w:hyperlink r:id="rId151">
+        <w:r>
+          <w:rPr>
+            <w:lang w:val="id_ID" w:bidi="id_ID"/>
+          </w:rPr>
+          <w:rPr>
+            <w:color w:val="0000EE"/>
+            <w:u w:val="single"/>
+          </w:rPr>
+          <w:t>21:20–24</w:t>
+        </w:r>
+      </w:hyperlink>
+      <w:r>
+        <w:rPr>
+          <w:lang w:val="id_ID" w:bidi="id_ID"/>
+        </w:rPr>
+        <w:t>), kehadiran mulia Allah kemudian akan kembali kepada umat-Nya (</w:t>
+      </w:r>
+      <w:hyperlink r:id="rId152">
+        <w:r>
+          <w:rPr>
+            <w:lang w:val="id_ID" w:bidi="id_ID"/>
+          </w:rPr>
+          <w:rPr>
+            <w:color w:val="0000EE"/>
+            <w:u w:val="single"/>
+          </w:rPr>
+          <w:t>1Sam. 6:1–21</w:t>
+        </w:r>
+      </w:hyperlink>
+      <w:r>
+        <w:rPr>
+          <w:lang w:val="id_ID" w:bidi="id_ID"/>
+        </w:rPr>
+        <w:t xml:space="preserve">; bdk. </w:t>
+      </w:r>
+      <w:hyperlink r:id="rId153">
+        <w:r>
+          <w:rPr>
+            <w:lang w:val="id_ID" w:bidi="id_ID"/>
+          </w:rPr>
+          <w:rPr>
+            <w:color w:val="0000EE"/>
+            <w:u w:val="single"/>
+          </w:rPr>
+          <w:t>Yeh. 43:1–8</w:t>
+        </w:r>
+      </w:hyperlink>
+      <w:r>
+        <w:rPr>
+          <w:lang w:val="id_ID" w:bidi="id_ID"/>
+        </w:rPr>
+        <w:t>).</w:t>
+      </w:r>
+      <w:r>
+        <w:rPr>
+          <w:lang w:val="id_ID" w:bidi="id_ID"/>
+        </w:rPr>
+      </w:r>
+      <w:r>
+        <w:rPr>
+          <w:lang w:val="id_ID" w:bidi="id_ID"/>
+        </w:rPr>
+      </w:r>
+    </w:p>
+    <w:p>
+      <w:pPr/>
+      <w:r>
+        <w:rPr>
+          <w:lang w:val="id_ID" w:bidi="id_ID"/>
+        </w:rPr>
+      </w:r>
+    </w:p>
+    <w:p>
+      <w:pPr>
+        <w:pStyle w:val="Heading2"/>
+      </w:pPr>
+      <w:r>
+        <w:rPr>
+          <w:lang w:val="id_ID" w:bidi="id_ID"/>
+        </w:rPr>
+        <w:t>1 Samuel 5:1</w:t>
+      </w:r>
+      <w:r>
+        <w:rPr>
+          <w:lang w:val="id_ID" w:bidi="id_ID"/>
+        </w:rPr>
+      </w:r>
+    </w:p>
+    <w:p>
+      <w:pPr/>
+      <w:r>
+        <w:rPr>
+          <w:lang w:val="id_ID" w:bidi="id_ID"/>
+        </w:rPr>
+      </w:r>
+      <w:r>
+        <w:rPr>
+          <w:lang w:val="id_ID" w:bidi="id_ID"/>
+        </w:rPr>
+        <w:t xml:space="preserve">Eben-Haezer: Lihat </w:t>
+      </w:r>
+      <w:r>
+        <w:rPr>
+          <w:lang w:val="id_ID" w:bidi="id_ID"/>
+        </w:rPr>
+        <w:t>catatan studi pada 1 Sam. 4:1b</w:t>
+      </w:r>
+      <w:r>
+        <w:rPr>
+          <w:lang w:val="id_ID" w:bidi="id_ID"/>
+        </w:rPr>
+        <w:t>. • Asdod</w:t>
+      </w:r>
+      <w:r>
+        <w:rPr>
+          <w:i/>
+          <w:lang w:val="id_ID" w:bidi="id_ID"/>
+        </w:rPr>
+        <w:t>,</w:t>
+      </w:r>
+      <w:r>
+        <w:rPr>
+          <w:lang w:val="id_ID" w:bidi="id_ID"/>
+        </w:rPr>
+        <w:t xml:space="preserve"> salah satu dari lima kota penting Filistin (lihat </w:t>
+      </w:r>
+      <w:hyperlink r:id="rId154">
+        <w:r>
+          <w:rPr>
+            <w:lang w:val="id_ID" w:bidi="id_ID"/>
+          </w:rPr>
+          <w:rPr>
+            <w:color w:val="0000EE"/>
+            <w:u w:val="single"/>
+          </w:rPr>
+          <w:t>1Sam. 6:17</w:t>
+        </w:r>
+      </w:hyperlink>
+      <w:r>
+        <w:rPr>
+          <w:lang w:val="id_ID" w:bidi="id_ID"/>
+        </w:rPr>
+        <w:t>), terletak di sepanjang jalur perdagangan utama yang sama (Jalan Raya Besar) seperti Afek.</w:t>
+      </w:r>
+      <w:r>
+        <w:rPr>
+          <w:lang w:val="id_ID" w:bidi="id_ID"/>
+        </w:rPr>
+      </w:r>
+      <w:r>
+        <w:rPr>
+          <w:lang w:val="id_ID" w:bidi="id_ID"/>
+        </w:rPr>
+      </w:r>
+    </w:p>
+    <w:p>
+      <w:pPr/>
+      <w:r>
+        <w:rPr>
+          <w:lang w:val="id_ID" w:bidi="id_ID"/>
+        </w:rPr>
+      </w:r>
+    </w:p>
+    <w:p>
+      <w:pPr>
+        <w:pStyle w:val="Heading2"/>
+      </w:pPr>
+      <w:r>
+        <w:rPr>
+          <w:lang w:val="id_ID" w:bidi="id_ID"/>
+        </w:rPr>
+        <w:t>1 Samuel 5:2</w:t>
+      </w:r>
+      <w:r>
+        <w:rPr>
+          <w:lang w:val="id_ID" w:bidi="id_ID"/>
+        </w:rPr>
+      </w:r>
+    </w:p>
+    <w:p>
+      <w:pPr/>
+      <w:r>
+        <w:rPr>
+          <w:lang w:val="id_ID" w:bidi="id_ID"/>
+        </w:rPr>
+      </w:r>
+      <w:r>
+        <w:rPr>
+          <w:lang w:val="id_ID" w:bidi="id_ID"/>
+        </w:rPr>
+        <w:t xml:space="preserve">Dagon adalah salah satu dewa orang Filistin (lihat </w:t>
+      </w:r>
+      <w:hyperlink r:id="rId155">
+        <w:r>
+          <w:rPr>
+            <w:lang w:val="id_ID" w:bidi="id_ID"/>
+          </w:rPr>
+          <w:rPr>
+            <w:color w:val="0000EE"/>
+            <w:u w:val="single"/>
+          </w:rPr>
+          <w:t>Hak. 16:23–24</w:t>
+        </w:r>
+      </w:hyperlink>
+      <w:r>
+        <w:rPr>
+          <w:lang w:val="id_ID" w:bidi="id_ID"/>
+        </w:rPr>
+        <w:t xml:space="preserve">). Nama tersebut mungkin terkait dengan kata Ibrani </w:t>
+      </w:r>
+      <w:r>
+        <w:rPr>
+          <w:i/>
+          <w:lang w:val="id_ID" w:bidi="id_ID"/>
+        </w:rPr>
+        <w:t>dag</w:t>
+      </w:r>
+      <w:r>
+        <w:rPr>
+          <w:lang w:val="id_ID" w:bidi="id_ID"/>
+        </w:rPr>
+        <w:t xml:space="preserve"> (“ikan”), yang cocok untuk dewa dari bangsa pelaut. Namun, lebih mungkin bahwa nama tersebut berasal dari kata Ibrani </w:t>
+      </w:r>
+      <w:r>
+        <w:rPr>
+          <w:i/>
+          <w:lang w:val="id_ID" w:bidi="id_ID"/>
+        </w:rPr>
+        <w:t>dagan</w:t>
+      </w:r>
+      <w:r>
+        <w:rPr>
+          <w:lang w:val="id_ID" w:bidi="id_ID"/>
+        </w:rPr>
+        <w:t xml:space="preserve"> (“gandum”), yang menunjukkan bahwa Dagon adalah dewa kesuburan atau pertanian.</w:t>
+      </w:r>
+      <w:r>
+        <w:rPr>
+          <w:lang w:val="id_ID" w:bidi="id_ID"/>
+        </w:rPr>
+      </w:r>
+      <w:r>
+        <w:rPr>
+          <w:lang w:val="id_ID" w:bidi="id_ID"/>
+        </w:rPr>
+      </w:r>
+    </w:p>
+    <w:p>
+      <w:pPr/>
+      <w:r>
+        <w:rPr>
+          <w:lang w:val="id_ID" w:bidi="id_ID"/>
+        </w:rPr>
+      </w:r>
+    </w:p>
+    <w:p>
+      <w:pPr>
+        <w:pStyle w:val="Heading2"/>
+      </w:pPr>
+      <w:r>
+        <w:rPr>
+          <w:lang w:val="id_ID" w:bidi="id_ID"/>
+        </w:rPr>
+        <w:t>1 Samuel 5:4</w:t>
+      </w:r>
+      <w:r>
+        <w:rPr>
+          <w:lang w:val="id_ID" w:bidi="id_ID"/>
+        </w:rPr>
+      </w:r>
+    </w:p>
+    <w:p>
+      <w:pPr/>
+      <w:r>
+        <w:rPr>
+          <w:lang w:val="id_ID" w:bidi="id_ID"/>
+        </w:rPr>
+      </w:r>
+      <w:r>
+        <w:rPr>
+          <w:lang w:val="id_ID" w:bidi="id_ID"/>
+        </w:rPr>
+        <w:t>kepala Dagon dan kedua belah tangannya terpenggal: Hal ini menjadi simbol supremasi Allah atas berhala (</w:t>
+      </w:r>
+      <w:hyperlink r:id="rId156">
+        <w:r>
+          <w:rPr>
+            <w:lang w:val="id_ID" w:bidi="id_ID"/>
+          </w:rPr>
+          <w:rPr>
+            <w:color w:val="0000EE"/>
+            <w:u w:val="single"/>
+          </w:rPr>
+          <w:t>1Sam. 5:7</w:t>
+        </w:r>
+      </w:hyperlink>
+      <w:r>
+        <w:rPr>
+          <w:lang w:val="id_ID" w:bidi="id_ID"/>
+        </w:rPr>
+        <w:t xml:space="preserve">; lihat juga </w:t>
+      </w:r>
+      <w:hyperlink r:id="rId157">
+        <w:r>
+          <w:rPr>
+            <w:lang w:val="id_ID" w:bidi="id_ID"/>
+          </w:rPr>
+          <w:rPr>
+            <w:color w:val="0000EE"/>
+            <w:u w:val="single"/>
+          </w:rPr>
+          <w:t>1Sam. 17:51</w:t>
+        </w:r>
+      </w:hyperlink>
+      <w:r>
+        <w:rPr>
+          <w:lang w:val="id_ID" w:bidi="id_ID"/>
+        </w:rPr>
+        <w:t>).</w:t>
+      </w:r>
+      <w:r>
+        <w:rPr>
+          <w:lang w:val="id_ID" w:bidi="id_ID"/>
+        </w:rPr>
+      </w:r>
+      <w:r>
+        <w:rPr>
+          <w:lang w:val="id_ID" w:bidi="id_ID"/>
+        </w:rPr>
+      </w:r>
+    </w:p>
+    <w:p>
+      <w:pPr/>
+      <w:r>
+        <w:rPr>
+          <w:lang w:val="id_ID" w:bidi="id_ID"/>
+        </w:rPr>
+      </w:r>
+    </w:p>
+    <w:p>
+      <w:pPr>
+        <w:pStyle w:val="Heading2"/>
+      </w:pPr>
+      <w:r>
+        <w:rPr>
+          <w:lang w:val="id_ID" w:bidi="id_ID"/>
+        </w:rPr>
+        <w:t>1 Samuel 5:5</w:t>
+      </w:r>
+      <w:r>
+        <w:rPr>
+          <w:lang w:val="id_ID" w:bidi="id_ID"/>
+        </w:rPr>
+      </w:r>
+    </w:p>
+    <w:p>
+      <w:pPr/>
+      <w:r>
+        <w:rPr>
+          <w:lang w:val="id_ID" w:bidi="id_ID"/>
+        </w:rPr>
+      </w:r>
+      <w:r>
+        <w:rPr>
+          <w:lang w:val="id_ID" w:bidi="id_ID"/>
+        </w:rPr>
+        <w:t>menginjak ambang pintu rumah Dagon: Meskipun orang Filistin mungkin mengira bahwa terpenggalnya Dagon disebabkan oleh kegagalan mereka menghormati dewa itu dengan benar, kegagalan yang sebenarnya adalah menyembah berhala dan bukannya menghormati satu-satunya Allah yang benar (</w:t>
+      </w:r>
+      <w:hyperlink r:id="rId158">
+        <w:r>
+          <w:rPr>
+            <w:lang w:val="id_ID" w:bidi="id_ID"/>
+          </w:rPr>
+          <w:rPr>
+            <w:color w:val="0000EE"/>
+            <w:u w:val="single"/>
+          </w:rPr>
+          <w:t>Yes. 44:6–20</w:t>
+        </w:r>
+      </w:hyperlink>
+      <w:r>
+        <w:rPr>
+          <w:lang w:val="id_ID" w:bidi="id_ID"/>
+        </w:rPr>
+        <w:t>).</w:t>
+      </w:r>
+      <w:r>
+        <w:rPr>
+          <w:lang w:val="id_ID" w:bidi="id_ID"/>
+        </w:rPr>
+      </w:r>
+      <w:r>
+        <w:rPr>
+          <w:lang w:val="id_ID" w:bidi="id_ID"/>
+        </w:rPr>
+      </w:r>
+    </w:p>
+    <w:p>
+      <w:pPr/>
+      <w:r>
+        <w:rPr>
+          <w:lang w:val="id_ID" w:bidi="id_ID"/>
+        </w:rPr>
+      </w:r>
+    </w:p>
+    <w:p>
+      <w:pPr>
+        <w:pStyle w:val="Heading2"/>
+      </w:pPr>
+      <w:r>
+        <w:rPr>
+          <w:lang w:val="id_ID" w:bidi="id_ID"/>
+        </w:rPr>
+        <w:t>1 Samuel 5:6</w:t>
+      </w:r>
+      <w:r>
+        <w:rPr>
+          <w:lang w:val="id_ID" w:bidi="id_ID"/>
+        </w:rPr>
+      </w:r>
+    </w:p>
+    <w:p>
+      <w:pPr/>
+      <w:r>
+        <w:rPr>
+          <w:lang w:val="id_ID" w:bidi="id_ID"/>
+        </w:rPr>
+      </w:r>
+      <w:r>
+        <w:rPr>
+          <w:lang w:val="id_ID" w:bidi="id_ID"/>
+        </w:rPr>
+        <w:t>borok-borok: Istilah Ibrani ini dapat berarti “pembengkakan”. Terjemahan alternatif yang mungkin adalah “wasir”. Kemungkinan besar yang dimaksud adalah gelembung mematikan dari wabah pes, yang menyerang tubuh bagian bawah, terutama daerah dubur. Tikus diketahui sebagai pembawa penyakit pes.</w:t>
+      </w:r>
+      <w:r>
+        <w:rPr>
+          <w:lang w:val="id_ID" w:bidi="id_ID"/>
+        </w:rPr>
+      </w:r>
+      <w:r>
+        <w:rPr>
+          <w:lang w:val="id_ID" w:bidi="id_ID"/>
+        </w:rPr>
+      </w:r>
+    </w:p>
+    <w:p>
+      <w:pPr/>
+      <w:r>
+        <w:rPr>
+          <w:lang w:val="id_ID" w:bidi="id_ID"/>
+        </w:rPr>
+      </w:r>
+    </w:p>
+    <w:p>
+      <w:pPr>
+        <w:pStyle w:val="Heading2"/>
+      </w:pPr>
+      <w:r>
+        <w:rPr>
+          <w:lang w:val="id_ID" w:bidi="id_ID"/>
+        </w:rPr>
+        <w:t>1 Samuel 5:8</w:t>
+      </w:r>
+      <w:r>
+        <w:rPr>
+          <w:lang w:val="id_ID" w:bidi="id_ID"/>
+        </w:rPr>
+      </w:r>
+    </w:p>
+    <w:p>
+      <w:pPr/>
+      <w:r>
+        <w:rPr>
+          <w:lang w:val="id_ID" w:bidi="id_ID"/>
+        </w:rPr>
+      </w:r>
+      <w:r>
+        <w:rPr>
+          <w:lang w:val="id_ID" w:bidi="id_ID"/>
+        </w:rPr>
+        <w:t xml:space="preserve">raja kota (atau </w:t>
+      </w:r>
+      <w:r>
+        <w:rPr>
+          <w:i/>
+          <w:lang w:val="id_ID" w:bidi="id_ID"/>
+        </w:rPr>
+        <w:t>tuan</w:t>
+      </w:r>
+      <w:r>
+        <w:rPr>
+          <w:lang w:val="id_ID" w:bidi="id_ID"/>
+        </w:rPr>
+        <w:t>): Masing-masing dari lima kota besar Filistin memiliki penguasanya sendiri (</w:t>
+      </w:r>
+      <w:hyperlink r:id="rId159">
+        <w:r>
+          <w:rPr>
+            <w:lang w:val="id_ID" w:bidi="id_ID"/>
+          </w:rPr>
+          <w:rPr>
+            <w:color w:val="0000EE"/>
+            <w:u w:val="single"/>
+          </w:rPr>
+          <w:t>1Sam. 6:16–18</w:t>
+        </w:r>
+      </w:hyperlink>
+      <w:r>
+        <w:rPr>
+          <w:lang w:val="id_ID" w:bidi="id_ID"/>
+        </w:rPr>
+        <w:t>). • dipindahkan: Meskipun bahayanya sudah jelas, orang Filistin sangat menikmati "piala" yang mereka tangkap dan lebih memilih untuk memindahkannya daripada mengembalikannya. • Gat</w:t>
+      </w:r>
+      <w:r>
+        <w:rPr>
+          <w:i/>
+          <w:lang w:val="id_ID" w:bidi="id_ID"/>
+        </w:rPr>
+        <w:t>,</w:t>
+      </w:r>
+      <w:r>
+        <w:rPr>
+          <w:lang w:val="id_ID" w:bidi="id_ID"/>
+        </w:rPr>
+        <w:t xml:space="preserve"> salah satu dari lima kota besar Filistin, terletak di dekat sana.</w:t>
+      </w:r>
+      <w:r>
+        <w:rPr>
+          <w:lang w:val="id_ID" w:bidi="id_ID"/>
+        </w:rPr>
+      </w:r>
+      <w:r>
+        <w:rPr>
+          <w:lang w:val="id_ID" w:bidi="id_ID"/>
+        </w:rPr>
+      </w:r>
+    </w:p>
+    <w:p>
+      <w:pPr/>
+      <w:r>
+        <w:rPr>
+          <w:lang w:val="id_ID" w:bidi="id_ID"/>
+        </w:rPr>
+      </w:r>
+    </w:p>
+    <w:p>
+      <w:pPr>
+        <w:pStyle w:val="Heading2"/>
+      </w:pPr>
+      <w:r>
+        <w:rPr>
+          <w:lang w:val="id_ID" w:bidi="id_ID"/>
+        </w:rPr>
+        <w:t>1 Samuel 5:9</w:t>
+      </w:r>
+      <w:r>
+        <w:rPr>
+          <w:lang w:val="id_ID" w:bidi="id_ID"/>
+        </w:rPr>
+      </w:r>
+    </w:p>
+    <w:p>
+      <w:pPr/>
+      <w:r>
+        <w:rPr>
+          <w:lang w:val="id_ID" w:bidi="id_ID"/>
+        </w:rPr>
+      </w:r>
+      <w:r>
+        <w:rPr>
+          <w:lang w:val="id_ID" w:bidi="id_ID"/>
+        </w:rPr>
+        <w:t>Allah sering menggunakan kepanikan besar untuk melumpuhkan dan membuat musuh-musuh Israel kewalahan (</w:t>
+      </w:r>
+      <w:hyperlink r:id="rId160">
+        <w:r>
+          <w:rPr>
+            <w:lang w:val="id_ID" w:bidi="id_ID"/>
+          </w:rPr>
+          <w:rPr>
+            <w:color w:val="0000EE"/>
+            <w:u w:val="single"/>
+          </w:rPr>
+          <w:t>1Sam. 14:15</w:t>
+        </w:r>
+      </w:hyperlink>
+      <w:r>
+        <w:rPr>
+          <w:lang w:val="id_ID" w:bidi="id_ID"/>
+        </w:rPr>
+        <w:t xml:space="preserve">, </w:t>
+      </w:r>
+      <w:hyperlink r:id="rId161">
+        <w:r>
+          <w:rPr>
+            <w:lang w:val="id_ID" w:bidi="id_ID"/>
+          </w:rPr>
+          <w:rPr>
+            <w:color w:val="0000EE"/>
+            <w:u w:val="single"/>
+          </w:rPr>
+          <w:t>20</w:t>
+        </w:r>
+      </w:hyperlink>
+      <w:r>
+        <w:rPr>
+          <w:lang w:val="id_ID" w:bidi="id_ID"/>
+        </w:rPr>
+        <w:t xml:space="preserve">; </w:t>
+      </w:r>
+      <w:hyperlink r:id="rId162">
+        <w:r>
+          <w:rPr>
+            <w:lang w:val="id_ID" w:bidi="id_ID"/>
+          </w:rPr>
+          <w:rPr>
+            <w:color w:val="0000EE"/>
+            <w:u w:val="single"/>
+          </w:rPr>
+          <w:t>Ul. 7:23</w:t>
+        </w:r>
+      </w:hyperlink>
+      <w:r>
+        <w:rPr>
+          <w:lang w:val="id_ID" w:bidi="id_ID"/>
+        </w:rPr>
+        <w:t xml:space="preserve">; </w:t>
+      </w:r>
+      <w:hyperlink r:id="rId163">
+        <w:r>
+          <w:rPr>
+            <w:lang w:val="id_ID" w:bidi="id_ID"/>
+          </w:rPr>
+          <w:rPr>
+            <w:color w:val="0000EE"/>
+            <w:u w:val="single"/>
+          </w:rPr>
+          <w:t>Yeh. 22:5</w:t>
+        </w:r>
+      </w:hyperlink>
+      <w:r>
+        <w:rPr>
+          <w:lang w:val="id_ID" w:bidi="id_ID"/>
+        </w:rPr>
+        <w:t xml:space="preserve">; </w:t>
+      </w:r>
+      <w:hyperlink r:id="rId164">
+        <w:r>
+          <w:rPr>
+            <w:lang w:val="id_ID" w:bidi="id_ID"/>
+          </w:rPr>
+          <w:rPr>
+            <w:color w:val="0000EE"/>
+            <w:u w:val="single"/>
+          </w:rPr>
+          <w:t>Amos 3:9</w:t>
+        </w:r>
+      </w:hyperlink>
+      <w:r>
+        <w:rPr>
+          <w:lang w:val="id_ID" w:bidi="id_ID"/>
+        </w:rPr>
+        <w:t>).</w:t>
+      </w:r>
+      <w:r>
+        <w:rPr>
+          <w:lang w:val="id_ID" w:bidi="id_ID"/>
+        </w:rPr>
+      </w:r>
+      <w:r>
+        <w:rPr>
+          <w:lang w:val="id_ID" w:bidi="id_ID"/>
+        </w:rPr>
+      </w:r>
+    </w:p>
+    <w:p>
+      <w:pPr/>
+      <w:r>
+        <w:rPr>
+          <w:lang w:val="id_ID" w:bidi="id_ID"/>
+        </w:rPr>
+      </w:r>
+    </w:p>
+    <w:p>
+      <w:pPr>
+        <w:pStyle w:val="Heading2"/>
+      </w:pPr>
+      <w:r>
+        <w:rPr>
+          <w:lang w:val="id_ID" w:bidi="id_ID"/>
+        </w:rPr>
         <w:t>1 Samuel 25:1</w:t>
       </w:r>
       <w:r>
@@ -245,7 +6985,7 @@
         </w:rPr>
         <w:t>) kemungkinan adalah kampung halaman dari Nabal. Padang gurun Paran sendiri terletak lebih jauh ke selatan, di bagian utara Sinai dekat Kadesh-Barnea, dan di bagian lain digambarkan sebagai tempat perlindungan (</w:t>
       </w:r>
-      <w:hyperlink r:id="rId13">
+      <w:hyperlink r:id="rId165">
         <w:r>
           <w:rPr>
             <w:lang w:val="id_ID" w:bidi="id_ID"/>
@@ -263,7 +7003,7 @@
         </w:rPr>
         <w:t xml:space="preserve">; </w:t>
       </w:r>
-      <w:hyperlink r:id="rId14">
+      <w:hyperlink r:id="rId166">
         <w:r>
           <w:rPr>
             <w:lang w:val="id_ID" w:bidi="id_ID"/>

--- a/ind/docx/09.content.docx
+++ b/ind/docx/09.content.docx
@@ -25435,6 +25435,7175 @@
         <w:rPr>
           <w:lang w:val="id_ID" w:bidi="id_ID"/>
         </w:rPr>
+        <w:t>1 Samuel 18:1</w:t>
+      </w:r>
+      <w:r>
+        <w:rPr>
+          <w:lang w:val="id_ID" w:bidi="id_ID"/>
+        </w:rPr>
+      </w:r>
+    </w:p>
+    <w:p>
+      <w:pPr/>
+      <w:r>
+        <w:rPr>
+          <w:lang w:val="id_ID" w:bidi="id_ID"/>
+        </w:rPr>
+      </w:r>
+      <w:r>
+        <w:rPr>
+          <w:lang w:val="id_ID" w:bidi="id_ID"/>
+        </w:rPr>
+        <w:t xml:space="preserve">berpadulah jiwa Yonatan dengan jiwa Daud: keduanya muda dan berbakat, merupakan pahlawan militer, memiliki iman yang kuat kepada Allah, dan memiliki klaim atas takhta Israel. Ini adalah bukti karakter sejati Yonatan bahwa ia mengakui dan mendukung pilihan Allah atas Daud untuk menjadi raja Israel berikutnya (lihat </w:t>
+      </w:r>
+      <w:hyperlink r:id="rId563">
+        <w:r>
+          <w:rPr>
+            <w:lang w:val="id_ID" w:bidi="id_ID"/>
+          </w:rPr>
+          <w:rPr>
+            <w:color w:val="0000EE"/>
+            <w:u w:val="single"/>
+          </w:rPr>
+          <w:t>1Sam. 18:3–4</w:t>
+        </w:r>
+      </w:hyperlink>
+      <w:r>
+        <w:rPr>
+          <w:lang w:val="id_ID" w:bidi="id_ID"/>
+        </w:rPr>
+        <w:t xml:space="preserve">; </w:t>
+      </w:r>
+      <w:hyperlink r:id="rId564">
+        <w:r>
+          <w:rPr>
+            <w:lang w:val="id_ID" w:bidi="id_ID"/>
+          </w:rPr>
+          <w:rPr>
+            <w:color w:val="0000EE"/>
+            <w:u w:val="single"/>
+          </w:rPr>
+          <w:t>20:12–17</w:t>
+        </w:r>
+      </w:hyperlink>
+      <w:r>
+        <w:rPr>
+          <w:lang w:val="id_ID" w:bidi="id_ID"/>
+        </w:rPr>
+        <w:t xml:space="preserve">). • Yonatan mengasihi dia: Lihat </w:t>
+      </w:r>
+      <w:hyperlink r:id="rId565">
+        <w:r>
+          <w:rPr>
+            <w:lang w:val="id_ID" w:bidi="id_ID"/>
+          </w:rPr>
+          <w:rPr>
+            <w:color w:val="0000EE"/>
+            <w:u w:val="single"/>
+          </w:rPr>
+          <w:t>1Sam. 20:17</w:t>
+        </w:r>
+      </w:hyperlink>
+      <w:r>
+        <w:rPr>
+          <w:lang w:val="id_ID" w:bidi="id_ID"/>
+        </w:rPr>
+        <w:t xml:space="preserve">; </w:t>
+      </w:r>
+      <w:hyperlink r:id="rId566">
+        <w:r>
+          <w:rPr>
+            <w:lang w:val="id_ID" w:bidi="id_ID"/>
+          </w:rPr>
+          <w:rPr>
+            <w:color w:val="0000EE"/>
+            <w:u w:val="single"/>
+          </w:rPr>
+          <w:t>2Sam. 1:26</w:t>
+        </w:r>
+      </w:hyperlink>
+      <w:r>
+        <w:rPr>
+          <w:lang w:val="id_ID" w:bidi="id_ID"/>
+        </w:rPr>
+        <w:t>. Orang lain dalam pasal ini juga dikatakan mengasihi Daud: seluruh Israel dan Yehuda (</w:t>
+      </w:r>
+      <w:hyperlink r:id="rId567">
+        <w:r>
+          <w:rPr>
+            <w:lang w:val="id_ID" w:bidi="id_ID"/>
+          </w:rPr>
+          <w:rPr>
+            <w:color w:val="0000EE"/>
+            <w:u w:val="single"/>
+          </w:rPr>
+          <w:t>1Sam. 18:16</w:t>
+        </w:r>
+      </w:hyperlink>
+      <w:r>
+        <w:rPr>
+          <w:lang w:val="id_ID" w:bidi="id_ID"/>
+        </w:rPr>
+        <w:t>), putri Saul Mikhal (</w:t>
+      </w:r>
+      <w:hyperlink r:id="rId568">
+        <w:r>
+          <w:rPr>
+            <w:lang w:val="id_ID" w:bidi="id_ID"/>
+          </w:rPr>
+          <w:rPr>
+            <w:color w:val="0000EE"/>
+            <w:u w:val="single"/>
+          </w:rPr>
+          <w:t>1Sam 18:20</w:t>
+        </w:r>
+      </w:hyperlink>
+      <w:r>
+        <w:rPr>
+          <w:lang w:val="id_ID" w:bidi="id_ID"/>
+        </w:rPr>
+        <w:t>), dan para pelayan Saul (</w:t>
+      </w:r>
+      <w:hyperlink r:id="rId569">
+        <w:r>
+          <w:rPr>
+            <w:lang w:val="id_ID" w:bidi="id_ID"/>
+          </w:rPr>
+          <w:rPr>
+            <w:color w:val="0000EE"/>
+            <w:u w:val="single"/>
+          </w:rPr>
+          <w:t>1Sam. 18:22</w:t>
+        </w:r>
+      </w:hyperlink>
+      <w:r>
+        <w:rPr>
+          <w:lang w:val="id_ID" w:bidi="id_ID"/>
+        </w:rPr>
+        <w:t>). Beberapa penafsir modern melihat hubungan homoseksual antara Daud dan Yonatan, tetapi teks tidak menyiratkan apa pun selain persahabatan yang dalam dan setia.</w:t>
+      </w:r>
+      <w:r>
+        <w:rPr>
+          <w:lang w:val="id_ID" w:bidi="id_ID"/>
+        </w:rPr>
+      </w:r>
+      <w:r>
+        <w:rPr>
+          <w:lang w:val="id_ID" w:bidi="id_ID"/>
+        </w:rPr>
+      </w:r>
+    </w:p>
+    <w:p>
+      <w:pPr/>
+      <w:r>
+        <w:rPr>
+          <w:lang w:val="id_ID" w:bidi="id_ID"/>
+        </w:rPr>
+      </w:r>
+    </w:p>
+    <w:p>
+      <w:pPr>
+        <w:pStyle w:val="Heading2"/>
+      </w:pPr>
+      <w:r>
+        <w:rPr>
+          <w:lang w:val="id_ID" w:bidi="id_ID"/>
+        </w:rPr>
+        <w:t>1 Samuel 18:2</w:t>
+      </w:r>
+      <w:r>
+        <w:rPr>
+          <w:lang w:val="id_ID" w:bidi="id_ID"/>
+        </w:rPr>
+      </w:r>
+    </w:p>
+    <w:p>
+      <w:pPr/>
+      <w:r>
+        <w:rPr>
+          <w:lang w:val="id_ID" w:bidi="id_ID"/>
+        </w:rPr>
+      </w:r>
+      <w:r>
+        <w:rPr>
+          <w:lang w:val="id_ID" w:bidi="id_ID"/>
+        </w:rPr>
+        <w:t xml:space="preserve">Sebelumnya, Daud telah melayani Saul secara paruh waktu (lihat </w:t>
+      </w:r>
+      <w:hyperlink r:id="rId570">
+        <w:r>
+          <w:rPr>
+            <w:lang w:val="id_ID" w:bidi="id_ID"/>
+          </w:rPr>
+          <w:rPr>
+            <w:color w:val="0000EE"/>
+            <w:u w:val="single"/>
+          </w:rPr>
+          <w:t>1Sam. 17:15</w:t>
+        </w:r>
+      </w:hyperlink>
+      <w:r>
+        <w:rPr>
+          <w:lang w:val="id_ID" w:bidi="id_ID"/>
+        </w:rPr>
+        <w:t xml:space="preserve"> dan </w:t>
+      </w:r>
+      <w:r>
+        <w:rPr>
+          <w:lang w:val="id_ID" w:bidi="id_ID"/>
+        </w:rPr>
+        <w:t>catatan studi terkait</w:t>
+      </w:r>
+      <w:r>
+        <w:rPr>
+          <w:lang w:val="id_ID" w:bidi="id_ID"/>
+        </w:rPr>
+        <w:t>); sekarang Saul menahan Daud bersamanya secara penuh waktu.</w:t>
+      </w:r>
+      <w:r>
+        <w:rPr>
+          <w:lang w:val="id_ID" w:bidi="id_ID"/>
+        </w:rPr>
+      </w:r>
+      <w:r>
+        <w:rPr>
+          <w:lang w:val="id_ID" w:bidi="id_ID"/>
+        </w:rPr>
+      </w:r>
+    </w:p>
+    <w:p>
+      <w:pPr/>
+      <w:r>
+        <w:rPr>
+          <w:lang w:val="id_ID" w:bidi="id_ID"/>
+        </w:rPr>
+      </w:r>
+    </w:p>
+    <w:p>
+      <w:pPr>
+        <w:pStyle w:val="Heading2"/>
+      </w:pPr>
+      <w:r>
+        <w:rPr>
+          <w:lang w:val="id_ID" w:bidi="id_ID"/>
+        </w:rPr>
+        <w:t>1 Samuel 18:3–4</w:t>
+      </w:r>
+      <w:r>
+        <w:rPr>
+          <w:lang w:val="id_ID" w:bidi="id_ID"/>
+        </w:rPr>
+      </w:r>
+    </w:p>
+    <w:p>
+      <w:pPr/>
+      <w:r>
+        <w:rPr>
+          <w:lang w:val="id_ID" w:bidi="id_ID"/>
+        </w:rPr>
+      </w:r>
+      <w:r>
+        <w:rPr>
+          <w:lang w:val="id_ID" w:bidi="id_ID"/>
+        </w:rPr>
+        <w:t xml:space="preserve">Karena kasihnya kepada Daud dan pengakuan bahwa Allah telah memilih Daud sebagai raja Israel berikutnya (lihat </w:t>
+      </w:r>
+      <w:hyperlink r:id="rId571">
+        <w:r>
+          <w:rPr>
+            <w:lang w:val="id_ID" w:bidi="id_ID"/>
+          </w:rPr>
+          <w:rPr>
+            <w:color w:val="0000EE"/>
+            <w:u w:val="single"/>
+          </w:rPr>
+          <w:t>1Sam. 20:13–17</w:t>
+        </w:r>
+      </w:hyperlink>
+      <w:r>
+        <w:rPr>
+          <w:lang w:val="id_ID" w:bidi="id_ID"/>
+        </w:rPr>
+        <w:t xml:space="preserve">, </w:t>
+      </w:r>
+      <w:hyperlink r:id="rId572">
+        <w:r>
+          <w:rPr>
+            <w:lang w:val="id_ID" w:bidi="id_ID"/>
+          </w:rPr>
+          <w:rPr>
+            <w:color w:val="0000EE"/>
+            <w:u w:val="single"/>
+          </w:rPr>
+          <w:t>30–31</w:t>
+        </w:r>
+      </w:hyperlink>
+      <w:r>
+        <w:rPr>
+          <w:lang w:val="id_ID" w:bidi="id_ID"/>
+        </w:rPr>
+        <w:t xml:space="preserve">; </w:t>
+      </w:r>
+      <w:hyperlink r:id="rId573">
+        <w:r>
+          <w:rPr>
+            <w:lang w:val="id_ID" w:bidi="id_ID"/>
+          </w:rPr>
+          <w:rPr>
+            <w:color w:val="0000EE"/>
+            <w:u w:val="single"/>
+          </w:rPr>
+          <w:t>23:17</w:t>
+        </w:r>
+      </w:hyperlink>
+      <w:r>
+        <w:rPr>
+          <w:lang w:val="id_ID" w:bidi="id_ID"/>
+        </w:rPr>
+        <w:t>), Yonatan membuat perjanjian persahabatan yang khidmat dengan Daud. Dengan memberikan kepada Daud barang-barang yang melambangkan status resminya sebagai putra raja dan putra mahkota, Yonatan secara simbolis menyerahkan hak suksesi takhta kepada Daud.</w:t>
+      </w:r>
+      <w:r>
+        <w:rPr>
+          <w:lang w:val="id_ID" w:bidi="id_ID"/>
+        </w:rPr>
+      </w:r>
+      <w:r>
+        <w:rPr>
+          <w:lang w:val="id_ID" w:bidi="id_ID"/>
+        </w:rPr>
+      </w:r>
+    </w:p>
+    <w:p>
+      <w:pPr/>
+      <w:r>
+        <w:rPr>
+          <w:lang w:val="id_ID" w:bidi="id_ID"/>
+        </w:rPr>
+      </w:r>
+    </w:p>
+    <w:p>
+      <w:pPr>
+        <w:pStyle w:val="Heading2"/>
+      </w:pPr>
+      <w:r>
+        <w:rPr>
+          <w:lang w:val="id_ID" w:bidi="id_ID"/>
+        </w:rPr>
+        <w:t>1 Samuel 18:7</w:t>
+      </w:r>
+      <w:r>
+        <w:rPr>
+          <w:lang w:val="id_ID" w:bidi="id_ID"/>
+        </w:rPr>
+      </w:r>
+    </w:p>
+    <w:p>
+      <w:pPr/>
+      <w:r>
+        <w:rPr>
+          <w:lang w:val="id_ID" w:bidi="id_ID"/>
+        </w:rPr>
+      </w:r>
+      <w:r>
+        <w:rPr>
+          <w:lang w:val="id_ID" w:bidi="id_ID"/>
+        </w:rPr>
+        <w:t xml:space="preserve">beribu-ribu … berlaksa-laksa: Peningkatan jumlah yang dramatis di antara dua baris puisi Ibrani ini adalah cara untuk mengintensifkan pernyataan (bdk. </w:t>
+      </w:r>
+      <w:hyperlink r:id="rId574">
+        <w:r>
+          <w:rPr>
+            <w:lang w:val="id_ID" w:bidi="id_ID"/>
+          </w:rPr>
+          <w:rPr>
+            <w:color w:val="0000EE"/>
+            <w:u w:val="single"/>
+          </w:rPr>
+          <w:t>Ul. 32:30</w:t>
+        </w:r>
+      </w:hyperlink>
+      <w:r>
+        <w:rPr>
+          <w:lang w:val="id_ID" w:bidi="id_ID"/>
+        </w:rPr>
+        <w:t xml:space="preserve">; </w:t>
+      </w:r>
+      <w:hyperlink r:id="rId575">
+        <w:r>
+          <w:rPr>
+            <w:lang w:val="id_ID" w:bidi="id_ID"/>
+          </w:rPr>
+          <w:rPr>
+            <w:color w:val="0000EE"/>
+            <w:u w:val="single"/>
+          </w:rPr>
+          <w:t>Mzm. 91:7</w:t>
+        </w:r>
+      </w:hyperlink>
+      <w:r>
+        <w:rPr>
+          <w:lang w:val="id_ID" w:bidi="id_ID"/>
+        </w:rPr>
+        <w:t>). Karena kemenangan militernya yang besar, Daud mulai menyaingi Saul (</w:t>
+      </w:r>
+      <w:hyperlink r:id="rId567">
+        <w:r>
+          <w:rPr>
+            <w:lang w:val="id_ID" w:bidi="id_ID"/>
+          </w:rPr>
+          <w:rPr>
+            <w:color w:val="0000EE"/>
+            <w:u w:val="single"/>
+          </w:rPr>
+          <w:t>1Sam. 18:16</w:t>
+        </w:r>
+      </w:hyperlink>
+      <w:r>
+        <w:rPr>
+          <w:lang w:val="id_ID" w:bidi="id_ID"/>
+        </w:rPr>
+        <w:t xml:space="preserve">, </w:t>
+      </w:r>
+      <w:hyperlink r:id="rId576">
+        <w:r>
+          <w:rPr>
+            <w:lang w:val="id_ID" w:bidi="id_ID"/>
+          </w:rPr>
+          <w:rPr>
+            <w:color w:val="0000EE"/>
+            <w:u w:val="single"/>
+          </w:rPr>
+          <w:t>30</w:t>
+        </w:r>
+      </w:hyperlink>
+      <w:r>
+        <w:rPr>
+          <w:lang w:val="id_ID" w:bidi="id_ID"/>
+        </w:rPr>
+        <w:t xml:space="preserve">; </w:t>
+      </w:r>
+      <w:hyperlink r:id="rId577">
+        <w:r>
+          <w:rPr>
+            <w:lang w:val="id_ID" w:bidi="id_ID"/>
+          </w:rPr>
+          <w:rPr>
+            <w:color w:val="0000EE"/>
+            <w:u w:val="single"/>
+          </w:rPr>
+          <w:t>21:11</w:t>
+        </w:r>
+      </w:hyperlink>
+      <w:r>
+        <w:rPr>
+          <w:lang w:val="id_ID" w:bidi="id_ID"/>
+        </w:rPr>
+        <w:t>).</w:t>
+      </w:r>
+      <w:r>
+        <w:rPr>
+          <w:lang w:val="id_ID" w:bidi="id_ID"/>
+        </w:rPr>
+      </w:r>
+      <w:r>
+        <w:rPr>
+          <w:lang w:val="id_ID" w:bidi="id_ID"/>
+        </w:rPr>
+      </w:r>
+    </w:p>
+    <w:p>
+      <w:pPr/>
+      <w:r>
+        <w:rPr>
+          <w:lang w:val="id_ID" w:bidi="id_ID"/>
+        </w:rPr>
+      </w:r>
+    </w:p>
+    <w:p>
+      <w:pPr>
+        <w:pStyle w:val="Heading2"/>
+      </w:pPr>
+      <w:r>
+        <w:rPr>
+          <w:lang w:val="id_ID" w:bidi="id_ID"/>
+        </w:rPr>
+        <w:t>1 Samuel 18:8–15</w:t>
+      </w:r>
+      <w:r>
+        <w:rPr>
+          <w:lang w:val="id_ID" w:bidi="id_ID"/>
+        </w:rPr>
+      </w:r>
+    </w:p>
+    <w:p>
+      <w:pPr/>
+      <w:r>
+        <w:rPr>
+          <w:lang w:val="id_ID" w:bidi="id_ID"/>
+        </w:rPr>
+      </w:r>
+      <w:r>
+        <w:rPr>
+          <w:lang w:val="id_ID" w:bidi="id_ID"/>
+        </w:rPr>
+        <w:t>Saul mulai melihat Daud sebagai ancaman daripada sekutu dan bertekad melakukan apa saja untuk menyingkirkannya.</w:t>
+      </w:r>
+      <w:r>
+        <w:rPr>
+          <w:lang w:val="id_ID" w:bidi="id_ID"/>
+        </w:rPr>
+      </w:r>
+      <w:r>
+        <w:rPr>
+          <w:lang w:val="id_ID" w:bidi="id_ID"/>
+        </w:rPr>
+      </w:r>
+    </w:p>
+    <w:p>
+      <w:pPr/>
+      <w:r>
+        <w:rPr>
+          <w:lang w:val="id_ID" w:bidi="id_ID"/>
+        </w:rPr>
+      </w:r>
+    </w:p>
+    <w:p>
+      <w:pPr>
+        <w:pStyle w:val="Heading2"/>
+      </w:pPr>
+      <w:r>
+        <w:rPr>
+          <w:lang w:val="id_ID" w:bidi="id_ID"/>
+        </w:rPr>
+        <w:t>1 Samuel 18:11</w:t>
+      </w:r>
+      <w:r>
+        <w:rPr>
+          <w:lang w:val="id_ID" w:bidi="id_ID"/>
+        </w:rPr>
+      </w:r>
+    </w:p>
+    <w:p>
+      <w:pPr/>
+      <w:r>
+        <w:rPr>
+          <w:lang w:val="id_ID" w:bidi="id_ID"/>
+        </w:rPr>
+      </w:r>
+      <w:r>
+        <w:rPr>
+          <w:lang w:val="id_ID" w:bidi="id_ID"/>
+        </w:rPr>
+        <w:t>Karena kecemburuan dan ketakutannya, Saul lebih senang melihat Daud mati daripada melihat ribuan orang Filistin mati (</w:t>
+      </w:r>
+      <w:hyperlink r:id="rId578">
+        <w:r>
+          <w:rPr>
+            <w:lang w:val="id_ID" w:bidi="id_ID"/>
+          </w:rPr>
+          <w:rPr>
+            <w:color w:val="0000EE"/>
+            <w:u w:val="single"/>
+          </w:rPr>
+          <w:t>1Sam. 18:7</w:t>
+        </w:r>
+      </w:hyperlink>
+      <w:r>
+        <w:rPr>
+          <w:lang w:val="id_ID" w:bidi="id_ID"/>
+        </w:rPr>
+        <w:t>).</w:t>
+      </w:r>
+      <w:r>
+        <w:rPr>
+          <w:lang w:val="id_ID" w:bidi="id_ID"/>
+        </w:rPr>
+      </w:r>
+      <w:r>
+        <w:rPr>
+          <w:lang w:val="id_ID" w:bidi="id_ID"/>
+        </w:rPr>
+      </w:r>
+    </w:p>
+    <w:p>
+      <w:pPr/>
+      <w:r>
+        <w:rPr>
+          <w:lang w:val="id_ID" w:bidi="id_ID"/>
+        </w:rPr>
+      </w:r>
+    </w:p>
+    <w:p>
+      <w:pPr>
+        <w:pStyle w:val="Heading2"/>
+      </w:pPr>
+      <w:r>
+        <w:rPr>
+          <w:lang w:val="id_ID" w:bidi="id_ID"/>
+        </w:rPr>
+        <w:t>1 Samuel 18:12</w:t>
+      </w:r>
+      <w:r>
+        <w:rPr>
+          <w:lang w:val="id_ID" w:bidi="id_ID"/>
+        </w:rPr>
+      </w:r>
+    </w:p>
+    <w:p>
+      <w:pPr/>
+      <w:r>
+        <w:rPr>
+          <w:lang w:val="id_ID" w:bidi="id_ID"/>
+        </w:rPr>
+      </w:r>
+      <w:r>
+        <w:rPr>
+          <w:lang w:val="id_ID" w:bidi="id_ID"/>
+        </w:rPr>
+        <w:t>Tuhan … dari pada Saul Ia telah undur adalah hukuman atas ketidaktaatannya. Kerajaan Saul akan runtuh, dan Daud akan berhasil (</w:t>
+      </w:r>
+      <w:hyperlink r:id="rId579">
+        <w:r>
+          <w:rPr>
+            <w:lang w:val="id_ID" w:bidi="id_ID"/>
+          </w:rPr>
+          <w:rPr>
+            <w:color w:val="0000EE"/>
+            <w:u w:val="single"/>
+          </w:rPr>
+          <w:t>1Sam. 18:14</w:t>
+        </w:r>
+      </w:hyperlink>
+      <w:r>
+        <w:rPr>
+          <w:lang w:val="id_ID" w:bidi="id_ID"/>
+        </w:rPr>
+        <w:t>).</w:t>
+      </w:r>
+      <w:r>
+        <w:rPr>
+          <w:lang w:val="id_ID" w:bidi="id_ID"/>
+        </w:rPr>
+      </w:r>
+      <w:r>
+        <w:rPr>
+          <w:lang w:val="id_ID" w:bidi="id_ID"/>
+        </w:rPr>
+      </w:r>
+    </w:p>
+    <w:p>
+      <w:pPr/>
+      <w:r>
+        <w:rPr>
+          <w:lang w:val="id_ID" w:bidi="id_ID"/>
+        </w:rPr>
+      </w:r>
+    </w:p>
+    <w:p>
+      <w:pPr>
+        <w:pStyle w:val="Heading2"/>
+      </w:pPr>
+      <w:r>
+        <w:rPr>
+          <w:lang w:val="id_ID" w:bidi="id_ID"/>
+        </w:rPr>
+        <w:t>1 Samuel 18:17</w:t>
+      </w:r>
+      <w:r>
+        <w:rPr>
+          <w:lang w:val="id_ID" w:bidi="id_ID"/>
+        </w:rPr>
+      </w:r>
+    </w:p>
+    <w:p>
+      <w:pPr/>
+      <w:r>
+        <w:rPr>
+          <w:lang w:val="id_ID" w:bidi="id_ID"/>
+        </w:rPr>
+      </w:r>
+      <w:r>
+        <w:rPr>
+          <w:lang w:val="id_ID" w:bidi="id_ID"/>
+        </w:rPr>
+        <w:t>Saul telah menjanjikan putrinya kepada siapa saja yang bisa membunuh Goliat (</w:t>
+      </w:r>
+      <w:hyperlink r:id="rId580">
+        <w:r>
+          <w:rPr>
+            <w:lang w:val="id_ID" w:bidi="id_ID"/>
+          </w:rPr>
+          <w:rPr>
+            <w:color w:val="0000EE"/>
+            <w:u w:val="single"/>
+          </w:rPr>
+          <w:t>1Sam. 17:25</w:t>
+        </w:r>
+      </w:hyperlink>
+      <w:r>
+        <w:rPr>
+          <w:lang w:val="id_ID" w:bidi="id_ID"/>
+        </w:rPr>
+        <w:t xml:space="preserve">; bdk. </w:t>
+      </w:r>
+      <w:hyperlink r:id="rId581">
+        <w:r>
+          <w:rPr>
+            <w:lang w:val="id_ID" w:bidi="id_ID"/>
+          </w:rPr>
+          <w:rPr>
+            <w:color w:val="0000EE"/>
+            <w:u w:val="single"/>
+          </w:rPr>
+          <w:t>Yos. 15:16</w:t>
+        </w:r>
+      </w:hyperlink>
+      <w:r>
+        <w:rPr>
+          <w:lang w:val="id_ID" w:bidi="id_ID"/>
+        </w:rPr>
+        <w:t xml:space="preserve">; </w:t>
+      </w:r>
+      <w:hyperlink r:id="rId582">
+        <w:r>
+          <w:rPr>
+            <w:lang w:val="id_ID" w:bidi="id_ID"/>
+          </w:rPr>
+          <w:rPr>
+            <w:color w:val="0000EE"/>
+            <w:u w:val="single"/>
+          </w:rPr>
+          <w:t>Hak. 1:12</w:t>
+        </w:r>
+      </w:hyperlink>
+      <w:r>
+        <w:rPr>
+          <w:lang w:val="id_ID" w:bidi="id_ID"/>
+        </w:rPr>
+        <w:t xml:space="preserve">), tetapi dia menambahkan risiko tambahan bagi Daud (lihat juga </w:t>
+      </w:r>
+      <w:hyperlink r:id="rId583">
+        <w:r>
+          <w:rPr>
+            <w:lang w:val="id_ID" w:bidi="id_ID"/>
+          </w:rPr>
+          <w:rPr>
+            <w:color w:val="0000EE"/>
+            <w:u w:val="single"/>
+          </w:rPr>
+          <w:t>1Sam. 18:21</w:t>
+        </w:r>
+      </w:hyperlink>
+      <w:r>
+        <w:rPr>
+          <w:lang w:val="id_ID" w:bidi="id_ID"/>
+        </w:rPr>
+        <w:t xml:space="preserve">, </w:t>
+      </w:r>
+      <w:hyperlink r:id="rId584">
+        <w:r>
+          <w:rPr>
+            <w:lang w:val="id_ID" w:bidi="id_ID"/>
+          </w:rPr>
+          <w:rPr>
+            <w:color w:val="0000EE"/>
+            <w:u w:val="single"/>
+          </w:rPr>
+          <w:t>25</w:t>
+        </w:r>
+      </w:hyperlink>
+      <w:r>
+        <w:rPr>
+          <w:lang w:val="id_ID" w:bidi="id_ID"/>
+        </w:rPr>
+        <w:t>).</w:t>
+      </w:r>
+      <w:r>
+        <w:rPr>
+          <w:lang w:val="id_ID" w:bidi="id_ID"/>
+        </w:rPr>
+      </w:r>
+      <w:r>
+        <w:rPr>
+          <w:lang w:val="id_ID" w:bidi="id_ID"/>
+        </w:rPr>
+      </w:r>
+    </w:p>
+    <w:p>
+      <w:pPr/>
+      <w:r>
+        <w:rPr>
+          <w:lang w:val="id_ID" w:bidi="id_ID"/>
+        </w:rPr>
+      </w:r>
+    </w:p>
+    <w:p>
+      <w:pPr>
+        <w:pStyle w:val="Heading2"/>
+      </w:pPr>
+      <w:r>
+        <w:rPr>
+          <w:lang w:val="id_ID" w:bidi="id_ID"/>
+        </w:rPr>
+        <w:t>1 Samuel 18:17–19</w:t>
+      </w:r>
+      <w:r>
+        <w:rPr>
+          <w:lang w:val="id_ID" w:bidi="id_ID"/>
+        </w:rPr>
+      </w:r>
+    </w:p>
+    <w:p>
+      <w:pPr/>
+      <w:r>
+        <w:rPr>
+          <w:lang w:val="id_ID" w:bidi="id_ID"/>
+        </w:rPr>
+      </w:r>
+      <w:r>
+        <w:rPr>
+          <w:lang w:val="id_ID" w:bidi="id_ID"/>
+        </w:rPr>
+        <w:t>Saul menawarkan anak perempuannya yang lebih tua, Merab, kepada Daud. Namun, itu adalah sikap yang tidak tulus.</w:t>
+      </w:r>
+      <w:r>
+        <w:rPr>
+          <w:lang w:val="id_ID" w:bidi="id_ID"/>
+        </w:rPr>
+      </w:r>
+      <w:r>
+        <w:rPr>
+          <w:lang w:val="id_ID" w:bidi="id_ID"/>
+        </w:rPr>
+      </w:r>
+    </w:p>
+    <w:p>
+      <w:pPr/>
+      <w:r>
+        <w:rPr>
+          <w:lang w:val="id_ID" w:bidi="id_ID"/>
+        </w:rPr>
+      </w:r>
+    </w:p>
+    <w:p>
+      <w:pPr>
+        <w:pStyle w:val="Heading2"/>
+      </w:pPr>
+      <w:r>
+        <w:rPr>
+          <w:lang w:val="id_ID" w:bidi="id_ID"/>
+        </w:rPr>
+        <w:t>1 Samuel 18:18</w:t>
+      </w:r>
+      <w:r>
+        <w:rPr>
+          <w:lang w:val="id_ID" w:bidi="id_ID"/>
+        </w:rPr>
+      </w:r>
+    </w:p>
+    <w:p>
+      <w:pPr/>
+      <w:r>
+        <w:rPr>
+          <w:lang w:val="id_ID" w:bidi="id_ID"/>
+        </w:rPr>
+      </w:r>
+      <w:r>
+        <w:rPr>
+          <w:lang w:val="id_ID" w:bidi="id_ID"/>
+        </w:rPr>
+        <w:t xml:space="preserve">Siapakah aku dan siapakah sanak saudaraku, kaum ayahku: Sebuah ungkapan kerendahan hati (lihat juga </w:t>
+      </w:r>
+      <w:hyperlink r:id="rId585">
+        <w:r>
+          <w:rPr>
+            <w:lang w:val="id_ID" w:bidi="id_ID"/>
+          </w:rPr>
+          <w:rPr>
+            <w:color w:val="0000EE"/>
+            <w:u w:val="single"/>
+          </w:rPr>
+          <w:t>2Sam. 7:18</w:t>
+        </w:r>
+      </w:hyperlink>
+      <w:r>
+        <w:rPr>
+          <w:lang w:val="id_ID" w:bidi="id_ID"/>
+        </w:rPr>
+        <w:t xml:space="preserve">; bdk. </w:t>
+      </w:r>
+      <w:hyperlink r:id="rId586">
+        <w:r>
+          <w:rPr>
+            <w:lang w:val="id_ID" w:bidi="id_ID"/>
+          </w:rPr>
+          <w:rPr>
+            <w:color w:val="0000EE"/>
+            <w:u w:val="single"/>
+          </w:rPr>
+          <w:t>Kel. 3:11</w:t>
+        </w:r>
+      </w:hyperlink>
+      <w:r>
+        <w:rPr>
+          <w:lang w:val="id_ID" w:bidi="id_ID"/>
+        </w:rPr>
+        <w:t>). Keluarga Daud tidak mampu membayar mas kawin untuk menikahi putri raja (</w:t>
+      </w:r>
+      <w:hyperlink r:id="rId587">
+        <w:r>
+          <w:rPr>
+            <w:lang w:val="id_ID" w:bidi="id_ID"/>
+          </w:rPr>
+          <w:rPr>
+            <w:color w:val="0000EE"/>
+            <w:u w:val="single"/>
+          </w:rPr>
+          <w:t>1Sam. 18:23–25</w:t>
+        </w:r>
+      </w:hyperlink>
+      <w:r>
+        <w:rPr>
+          <w:lang w:val="id_ID" w:bidi="id_ID"/>
+        </w:rPr>
+        <w:t>).</w:t>
+      </w:r>
+      <w:r>
+        <w:rPr>
+          <w:lang w:val="id_ID" w:bidi="id_ID"/>
+        </w:rPr>
+      </w:r>
+      <w:r>
+        <w:rPr>
+          <w:lang w:val="id_ID" w:bidi="id_ID"/>
+        </w:rPr>
+      </w:r>
+    </w:p>
+    <w:p>
+      <w:pPr/>
+      <w:r>
+        <w:rPr>
+          <w:lang w:val="id_ID" w:bidi="id_ID"/>
+        </w:rPr>
+      </w:r>
+    </w:p>
+    <w:p>
+      <w:pPr>
+        <w:pStyle w:val="Heading2"/>
+      </w:pPr>
+      <w:r>
+        <w:rPr>
+          <w:lang w:val="id_ID" w:bidi="id_ID"/>
+        </w:rPr>
+        <w:t>1 Samuel 18:19</w:t>
+      </w:r>
+      <w:r>
+        <w:rPr>
+          <w:lang w:val="id_ID" w:bidi="id_ID"/>
+        </w:rPr>
+      </w:r>
+    </w:p>
+    <w:p>
+      <w:pPr/>
+      <w:r>
+        <w:rPr>
+          <w:lang w:val="id_ID" w:bidi="id_ID"/>
+        </w:rPr>
+      </w:r>
+      <w:r>
+        <w:rPr>
+          <w:lang w:val="id_ID" w:bidi="id_ID"/>
+        </w:rPr>
+        <w:t xml:space="preserve">Tetapi: Atau </w:t>
+      </w:r>
+      <w:r>
+        <w:rPr>
+          <w:i/>
+          <w:lang w:val="id_ID" w:bidi="id_ID"/>
+        </w:rPr>
+        <w:t>tapi</w:t>
+      </w:r>
+      <w:r>
+        <w:rPr>
+          <w:lang w:val="id_ID" w:bidi="id_ID"/>
+        </w:rPr>
+        <w:t>. Entah Daud menolak tawaran itu, atau Saul mengingkari.</w:t>
+      </w:r>
+      <w:r>
+        <w:rPr>
+          <w:lang w:val="id_ID" w:bidi="id_ID"/>
+        </w:rPr>
+      </w:r>
+      <w:r>
+        <w:rPr>
+          <w:lang w:val="id_ID" w:bidi="id_ID"/>
+        </w:rPr>
+      </w:r>
+    </w:p>
+    <w:p>
+      <w:pPr/>
+      <w:r>
+        <w:rPr>
+          <w:lang w:val="id_ID" w:bidi="id_ID"/>
+        </w:rPr>
+      </w:r>
+    </w:p>
+    <w:p>
+      <w:pPr>
+        <w:pStyle w:val="Heading2"/>
+      </w:pPr>
+      <w:r>
+        <w:rPr>
+          <w:lang w:val="id_ID" w:bidi="id_ID"/>
+        </w:rPr>
+        <w:t>1 Samuel 18:22</w:t>
+      </w:r>
+      <w:r>
+        <w:rPr>
+          <w:lang w:val="id_ID" w:bidi="id_ID"/>
+        </w:rPr>
+      </w:r>
+    </w:p>
+    <w:p>
+      <w:pPr/>
+      <w:r>
+        <w:rPr>
+          <w:lang w:val="id_ID" w:bidi="id_ID"/>
+        </w:rPr>
+      </w:r>
+      <w:r>
+        <w:rPr>
+          <w:lang w:val="id_ID" w:bidi="id_ID"/>
+        </w:rPr>
+        <w:t>suka kepadamu: Kata Ibrani yang sama digunakan untuk menggambarkan cinta Yonatan kepada Daud (</w:t>
+      </w:r>
+      <w:hyperlink r:id="rId588">
+        <w:r>
+          <w:rPr>
+            <w:lang w:val="id_ID" w:bidi="id_ID"/>
+          </w:rPr>
+          <w:rPr>
+            <w:color w:val="0000EE"/>
+            <w:u w:val="single"/>
+          </w:rPr>
+          <w:t>1Sam. 18:3</w:t>
+        </w:r>
+      </w:hyperlink>
+      <w:r>
+        <w:rPr>
+          <w:lang w:val="id_ID" w:bidi="id_ID"/>
+        </w:rPr>
+        <w:t xml:space="preserve">; </w:t>
+      </w:r>
+      <w:hyperlink r:id="rId589">
+        <w:r>
+          <w:rPr>
+            <w:lang w:val="id_ID" w:bidi="id_ID"/>
+          </w:rPr>
+          <w:rPr>
+            <w:color w:val="0000EE"/>
+            <w:u w:val="single"/>
+          </w:rPr>
+          <w:t>19:1–2</w:t>
+        </w:r>
+      </w:hyperlink>
+      <w:r>
+        <w:rPr>
+          <w:lang w:val="id_ID" w:bidi="id_ID"/>
+        </w:rPr>
+        <w:t>, “kasih sayang yang kuat”). Namun, di sini, itu sama sekali tidak tepat.</w:t>
+      </w:r>
+      <w:r>
+        <w:rPr>
+          <w:lang w:val="id_ID" w:bidi="id_ID"/>
+        </w:rPr>
+      </w:r>
+      <w:r>
+        <w:rPr>
+          <w:lang w:val="id_ID" w:bidi="id_ID"/>
+        </w:rPr>
+      </w:r>
+    </w:p>
+    <w:p>
+      <w:pPr/>
+      <w:r>
+        <w:rPr>
+          <w:lang w:val="id_ID" w:bidi="id_ID"/>
+        </w:rPr>
+      </w:r>
+    </w:p>
+    <w:p>
+      <w:pPr>
+        <w:pStyle w:val="Heading2"/>
+      </w:pPr>
+      <w:r>
+        <w:rPr>
+          <w:lang w:val="id_ID" w:bidi="id_ID"/>
+        </w:rPr>
+        <w:t>1 Samuel 18:23</w:t>
+      </w:r>
+      <w:r>
+        <w:rPr>
+          <w:lang w:val="id_ID" w:bidi="id_ID"/>
+        </w:rPr>
+      </w:r>
+    </w:p>
+    <w:p>
+      <w:pPr/>
+      <w:r>
+        <w:rPr>
+          <w:lang w:val="id_ID" w:bidi="id_ID"/>
+        </w:rPr>
+      </w:r>
+      <w:r>
+        <w:rPr>
+          <w:lang w:val="id_ID" w:bidi="id_ID"/>
+        </w:rPr>
+        <w:t xml:space="preserve">Calon menantu laki-laki akan memberikan mas kawin sebagai hadiah kepada ayah dari mempelai wanita (lihat </w:t>
+      </w:r>
+      <w:hyperlink r:id="rId590">
+        <w:r>
+          <w:rPr>
+            <w:lang w:val="id_ID" w:bidi="id_ID"/>
+          </w:rPr>
+          <w:rPr>
+            <w:color w:val="0000EE"/>
+            <w:u w:val="single"/>
+          </w:rPr>
+          <w:t>Kej. 34:12</w:t>
+        </w:r>
+      </w:hyperlink>
+      <w:r>
+        <w:rPr>
+          <w:lang w:val="id_ID" w:bidi="id_ID"/>
+        </w:rPr>
+        <w:t xml:space="preserve">; </w:t>
+      </w:r>
+      <w:hyperlink r:id="rId591">
+        <w:r>
+          <w:rPr>
+            <w:lang w:val="id_ID" w:bidi="id_ID"/>
+          </w:rPr>
+          <w:rPr>
+            <w:color w:val="0000EE"/>
+            <w:u w:val="single"/>
+          </w:rPr>
+          <w:t>Kel. 22:16–17</w:t>
+        </w:r>
+      </w:hyperlink>
+      <w:r>
+        <w:rPr>
+          <w:lang w:val="id_ID" w:bidi="id_ID"/>
+        </w:rPr>
+        <w:t>).</w:t>
+      </w:r>
+      <w:r>
+        <w:rPr>
+          <w:lang w:val="id_ID" w:bidi="id_ID"/>
+        </w:rPr>
+      </w:r>
+      <w:r>
+        <w:rPr>
+          <w:lang w:val="id_ID" w:bidi="id_ID"/>
+        </w:rPr>
+      </w:r>
+    </w:p>
+    <w:p>
+      <w:pPr/>
+      <w:r>
+        <w:rPr>
+          <w:lang w:val="id_ID" w:bidi="id_ID"/>
+        </w:rPr>
+      </w:r>
+    </w:p>
+    <w:p>
+      <w:pPr>
+        <w:pStyle w:val="Heading2"/>
+      </w:pPr>
+      <w:r>
+        <w:rPr>
+          <w:lang w:val="id_ID" w:bidi="id_ID"/>
+        </w:rPr>
+        <w:t>1 Samuel 18:29</w:t>
+      </w:r>
+      <w:r>
+        <w:rPr>
+          <w:lang w:val="id_ID" w:bidi="id_ID"/>
+        </w:rPr>
+      </w:r>
+    </w:p>
+    <w:p>
+      <w:pPr/>
+      <w:r>
+        <w:rPr>
+          <w:lang w:val="id_ID" w:bidi="id_ID"/>
+        </w:rPr>
+      </w:r>
+      <w:r>
+        <w:rPr>
+          <w:lang w:val="id_ID" w:bidi="id_ID"/>
+        </w:rPr>
+        <w:t>makin takutlah: Ketakutan Saul tidak beralasan. Meskipun ia menganggap Daud sebagai musuhnya</w:t>
+      </w:r>
+      <w:r>
+        <w:rPr>
+          <w:i/>
+          <w:lang w:val="id_ID" w:bidi="id_ID"/>
+        </w:rPr>
+        <w:t>,</w:t>
+      </w:r>
+      <w:r>
+        <w:rPr>
+          <w:lang w:val="id_ID" w:bidi="id_ID"/>
+        </w:rPr>
+        <w:t xml:space="preserve"> Daud secara konsisten menghormati Saul sebagai raja (lihat psl. </w:t>
+      </w:r>
+      <w:hyperlink r:id="rId592">
+        <w:r>
+          <w:rPr>
+            <w:lang w:val="id_ID" w:bidi="id_ID"/>
+          </w:rPr>
+          <w:rPr>
+            <w:color w:val="0000EE"/>
+            <w:u w:val="single"/>
+          </w:rPr>
+          <w:t>24</w:t>
+        </w:r>
+      </w:hyperlink>
+      <w:r>
+        <w:rPr>
+          <w:lang w:val="id_ID" w:bidi="id_ID"/>
+        </w:rPr>
+        <w:t xml:space="preserve">, </w:t>
+      </w:r>
+      <w:hyperlink r:id="rId593">
+        <w:r>
+          <w:rPr>
+            <w:lang w:val="id_ID" w:bidi="id_ID"/>
+          </w:rPr>
+          <w:rPr>
+            <w:color w:val="0000EE"/>
+            <w:u w:val="single"/>
+          </w:rPr>
+          <w:t>26</w:t>
+        </w:r>
+      </w:hyperlink>
+      <w:r>
+        <w:rPr>
+          <w:lang w:val="id_ID" w:bidi="id_ID"/>
+        </w:rPr>
+        <w:t>).</w:t>
+      </w:r>
+      <w:r>
+        <w:rPr>
+          <w:lang w:val="id_ID" w:bidi="id_ID"/>
+        </w:rPr>
+      </w:r>
+      <w:r>
+        <w:rPr>
+          <w:lang w:val="id_ID" w:bidi="id_ID"/>
+        </w:rPr>
+      </w:r>
+    </w:p>
+    <w:p>
+      <w:pPr/>
+      <w:r>
+        <w:rPr>
+          <w:lang w:val="id_ID" w:bidi="id_ID"/>
+        </w:rPr>
+      </w:r>
+    </w:p>
+    <w:p>
+      <w:pPr>
+        <w:pStyle w:val="Heading2"/>
+      </w:pPr>
+      <w:r>
+        <w:rPr>
+          <w:lang w:val="id_ID" w:bidi="id_ID"/>
+        </w:rPr>
+        <w:t>1 Samuel 19:4</w:t>
+      </w:r>
+      <w:r>
+        <w:rPr>
+          <w:lang w:val="id_ID" w:bidi="id_ID"/>
+        </w:rPr>
+      </w:r>
+    </w:p>
+    <w:p>
+      <w:pPr/>
+      <w:r>
+        <w:rPr>
+          <w:lang w:val="id_ID" w:bidi="id_ID"/>
+        </w:rPr>
+      </w:r>
+      <w:r>
+        <w:rPr>
+          <w:lang w:val="id_ID" w:bidi="id_ID"/>
+        </w:rPr>
+        <w:t>Yonatan menyapa ayahnya sebagai raja dengan penuh hormat.</w:t>
+      </w:r>
+      <w:r>
+        <w:rPr>
+          <w:lang w:val="id_ID" w:bidi="id_ID"/>
+        </w:rPr>
+      </w:r>
+      <w:r>
+        <w:rPr>
+          <w:lang w:val="id_ID" w:bidi="id_ID"/>
+        </w:rPr>
+      </w:r>
+    </w:p>
+    <w:p>
+      <w:pPr/>
+      <w:r>
+        <w:rPr>
+          <w:lang w:val="id_ID" w:bidi="id_ID"/>
+        </w:rPr>
+      </w:r>
+    </w:p>
+    <w:p>
+      <w:pPr>
+        <w:pStyle w:val="Heading2"/>
+      </w:pPr>
+      <w:r>
+        <w:rPr>
+          <w:lang w:val="id_ID" w:bidi="id_ID"/>
+        </w:rPr>
+        <w:t>1 Samuel 19:6</w:t>
+      </w:r>
+      <w:r>
+        <w:rPr>
+          <w:lang w:val="id_ID" w:bidi="id_ID"/>
+        </w:rPr>
+      </w:r>
+    </w:p>
+    <w:p>
+      <w:pPr/>
+      <w:r>
+        <w:rPr>
+          <w:lang w:val="id_ID" w:bidi="id_ID"/>
+        </w:rPr>
+      </w:r>
+      <w:r>
+        <w:rPr>
+          <w:lang w:val="id_ID" w:bidi="id_ID"/>
+        </w:rPr>
+        <w:t xml:space="preserve">bersumpah: Melanggar nazar adalah pelanggaran serius terhadap Allah (lihat </w:t>
+      </w:r>
+      <w:hyperlink r:id="rId594">
+        <w:r>
+          <w:rPr>
+            <w:lang w:val="id_ID" w:bidi="id_ID"/>
+          </w:rPr>
+          <w:rPr>
+            <w:color w:val="0000EE"/>
+            <w:u w:val="single"/>
+          </w:rPr>
+          <w:t>Bil. 30:2</w:t>
+        </w:r>
+      </w:hyperlink>
+      <w:r>
+        <w:rPr>
+          <w:lang w:val="id_ID" w:bidi="id_ID"/>
+        </w:rPr>
+        <w:t xml:space="preserve">; </w:t>
+      </w:r>
+      <w:hyperlink r:id="rId595">
+        <w:r>
+          <w:rPr>
+            <w:lang w:val="id_ID" w:bidi="id_ID"/>
+          </w:rPr>
+          <w:rPr>
+            <w:color w:val="0000EE"/>
+            <w:u w:val="single"/>
+          </w:rPr>
+          <w:t>Ul. 23:21–23</w:t>
+        </w:r>
+      </w:hyperlink>
+      <w:r>
+        <w:rPr>
+          <w:lang w:val="id_ID" w:bidi="id_ID"/>
+        </w:rPr>
+        <w:t xml:space="preserve">; bdk. </w:t>
+      </w:r>
+      <w:hyperlink r:id="rId596">
+        <w:r>
+          <w:rPr>
+            <w:lang w:val="id_ID" w:bidi="id_ID"/>
+          </w:rPr>
+          <w:rPr>
+            <w:color w:val="0000EE"/>
+            <w:u w:val="single"/>
+          </w:rPr>
+          <w:t>Pkh. 5:4–5</w:t>
+        </w:r>
+      </w:hyperlink>
+      <w:r>
+        <w:rPr>
+          <w:lang w:val="id_ID" w:bidi="id_ID"/>
+        </w:rPr>
+        <w:t>). Namun, Saul segera mengabaikan janjinya dan kembali berusaha membunuh Daud (</w:t>
+      </w:r>
+      <w:hyperlink r:id="rId597">
+        <w:r>
+          <w:rPr>
+            <w:lang w:val="id_ID" w:bidi="id_ID"/>
+          </w:rPr>
+          <w:rPr>
+            <w:color w:val="0000EE"/>
+            <w:u w:val="single"/>
+          </w:rPr>
+          <w:t>1Sam. 19:9–24</w:t>
+        </w:r>
+      </w:hyperlink>
+      <w:r>
+        <w:rPr>
+          <w:lang w:val="id_ID" w:bidi="id_ID"/>
+        </w:rPr>
+        <w:t>).</w:t>
+      </w:r>
+      <w:r>
+        <w:rPr>
+          <w:lang w:val="id_ID" w:bidi="id_ID"/>
+        </w:rPr>
+      </w:r>
+      <w:r>
+        <w:rPr>
+          <w:lang w:val="id_ID" w:bidi="id_ID"/>
+        </w:rPr>
+      </w:r>
+    </w:p>
+    <w:p>
+      <w:pPr/>
+      <w:r>
+        <w:rPr>
+          <w:lang w:val="id_ID" w:bidi="id_ID"/>
+        </w:rPr>
+      </w:r>
+    </w:p>
+    <w:p>
+      <w:pPr>
+        <w:pStyle w:val="Heading2"/>
+      </w:pPr>
+      <w:r>
+        <w:rPr>
+          <w:lang w:val="id_ID" w:bidi="id_ID"/>
+        </w:rPr>
+        <w:t>1 Samuel 19:10</w:t>
+      </w:r>
+      <w:r>
+        <w:rPr>
+          <w:lang w:val="id_ID" w:bidi="id_ID"/>
+        </w:rPr>
+      </w:r>
+    </w:p>
+    <w:p>
+      <w:pPr/>
+      <w:r>
+        <w:rPr>
+          <w:lang w:val="id_ID" w:bidi="id_ID"/>
+        </w:rPr>
+      </w:r>
+      <w:r>
+        <w:rPr>
+          <w:lang w:val="id_ID" w:bidi="id_ID"/>
+        </w:rPr>
+        <w:t xml:space="preserve">menancapkan Daud ke dinding dengan tombaknya: Lihat juga </w:t>
+      </w:r>
+      <w:hyperlink r:id="rId598">
+        <w:r>
+          <w:rPr>
+            <w:lang w:val="id_ID" w:bidi="id_ID"/>
+          </w:rPr>
+          <w:rPr>
+            <w:color w:val="0000EE"/>
+            <w:u w:val="single"/>
+          </w:rPr>
+          <w:t>1Sam. 18:11</w:t>
+        </w:r>
+      </w:hyperlink>
+      <w:r>
+        <w:rPr>
+          <w:lang w:val="id_ID" w:bidi="id_ID"/>
+        </w:rPr>
+        <w:t xml:space="preserve">; </w:t>
+      </w:r>
+      <w:hyperlink r:id="rId599">
+        <w:r>
+          <w:rPr>
+            <w:lang w:val="id_ID" w:bidi="id_ID"/>
+          </w:rPr>
+          <w:rPr>
+            <w:color w:val="0000EE"/>
+            <w:u w:val="single"/>
+          </w:rPr>
+          <w:t>20:33</w:t>
+        </w:r>
+      </w:hyperlink>
+      <w:r>
+        <w:rPr>
+          <w:lang w:val="id_ID" w:bidi="id_ID"/>
+        </w:rPr>
+        <w:t>.</w:t>
+      </w:r>
+      <w:r>
+        <w:rPr>
+          <w:lang w:val="id_ID" w:bidi="id_ID"/>
+        </w:rPr>
+      </w:r>
+      <w:r>
+        <w:rPr>
+          <w:lang w:val="id_ID" w:bidi="id_ID"/>
+        </w:rPr>
+      </w:r>
+    </w:p>
+    <w:p>
+      <w:pPr/>
+      <w:r>
+        <w:rPr>
+          <w:lang w:val="id_ID" w:bidi="id_ID"/>
+        </w:rPr>
+      </w:r>
+    </w:p>
+    <w:p>
+      <w:pPr>
+        <w:pStyle w:val="Heading2"/>
+      </w:pPr>
+      <w:r>
+        <w:rPr>
+          <w:lang w:val="id_ID" w:bidi="id_ID"/>
+        </w:rPr>
+        <w:t>1 Samuel 19:11</w:t>
+      </w:r>
+      <w:r>
+        <w:rPr>
+          <w:lang w:val="id_ID" w:bidi="id_ID"/>
+        </w:rPr>
+      </w:r>
+    </w:p>
+    <w:p>
+      <w:pPr/>
+      <w:r>
+        <w:rPr>
+          <w:lang w:val="id_ID" w:bidi="id_ID"/>
+        </w:rPr>
+      </w:r>
+      <w:r>
+        <w:rPr>
+          <w:lang w:val="id_ID" w:bidi="id_ID"/>
+        </w:rPr>
+        <w:t xml:space="preserve">Lihat </w:t>
+      </w:r>
+      <w:hyperlink r:id="rId600">
+        <w:r>
+          <w:rPr>
+            <w:lang w:val="id_ID" w:bidi="id_ID"/>
+          </w:rPr>
+          <w:rPr>
+            <w:color w:val="0000EE"/>
+            <w:u w:val="single"/>
+          </w:rPr>
+          <w:t>Mzm. 59: judul</w:t>
+        </w:r>
+      </w:hyperlink>
+      <w:r>
+        <w:rPr>
+          <w:lang w:val="id_ID" w:bidi="id_ID"/>
+        </w:rPr>
+        <w:t>.</w:t>
+      </w:r>
+      <w:r>
+        <w:rPr>
+          <w:lang w:val="id_ID" w:bidi="id_ID"/>
+        </w:rPr>
+      </w:r>
+      <w:r>
+        <w:rPr>
+          <w:lang w:val="id_ID" w:bidi="id_ID"/>
+        </w:rPr>
+      </w:r>
+    </w:p>
+    <w:p>
+      <w:pPr/>
+      <w:r>
+        <w:rPr>
+          <w:lang w:val="id_ID" w:bidi="id_ID"/>
+        </w:rPr>
+      </w:r>
+    </w:p>
+    <w:p>
+      <w:pPr>
+        <w:pStyle w:val="Heading2"/>
+      </w:pPr>
+      <w:r>
+        <w:rPr>
+          <w:lang w:val="id_ID" w:bidi="id_ID"/>
+        </w:rPr>
+        <w:t>1 Samuel 19:13</w:t>
+      </w:r>
+      <w:r>
+        <w:rPr>
+          <w:lang w:val="id_ID" w:bidi="id_ID"/>
+        </w:rPr>
+      </w:r>
+    </w:p>
+    <w:p>
+      <w:pPr/>
+      <w:r>
+        <w:rPr>
+          <w:lang w:val="id_ID" w:bidi="id_ID"/>
+        </w:rPr>
+      </w:r>
+      <w:r>
+        <w:rPr>
+          <w:lang w:val="id_ID" w:bidi="id_ID"/>
+        </w:rPr>
+        <w:t xml:space="preserve">terafim: Ibrani teraphim, yang merupakan berhala rumah tangga (lihat </w:t>
+      </w:r>
+      <w:hyperlink r:id="rId601">
+        <w:r>
+          <w:rPr>
+            <w:lang w:val="id_ID" w:bidi="id_ID"/>
+          </w:rPr>
+          <w:rPr>
+            <w:color w:val="0000EE"/>
+            <w:u w:val="single"/>
+          </w:rPr>
+          <w:t>Kej. 31:30</w:t>
+        </w:r>
+      </w:hyperlink>
+      <w:r>
+        <w:rPr>
+          <w:lang w:val="id_ID" w:bidi="id_ID"/>
+        </w:rPr>
+        <w:t xml:space="preserve">; </w:t>
+      </w:r>
+      <w:hyperlink r:id="rId602">
+        <w:r>
+          <w:rPr>
+            <w:lang w:val="id_ID" w:bidi="id_ID"/>
+          </w:rPr>
+          <w:rPr>
+            <w:color w:val="0000EE"/>
+            <w:u w:val="single"/>
+          </w:rPr>
+          <w:t>Hak. 17:5</w:t>
+        </w:r>
+      </w:hyperlink>
+      <w:r>
+        <w:rPr>
+          <w:lang w:val="id_ID" w:bidi="id_ID"/>
+        </w:rPr>
+        <w:t xml:space="preserve">; </w:t>
+      </w:r>
+      <w:hyperlink r:id="rId603">
+        <w:r>
+          <w:rPr>
+            <w:lang w:val="id_ID" w:bidi="id_ID"/>
+          </w:rPr>
+          <w:rPr>
+            <w:color w:val="0000EE"/>
+            <w:u w:val="single"/>
+          </w:rPr>
+          <w:t>2Raj. 23:24</w:t>
+        </w:r>
+      </w:hyperlink>
+      <w:r>
+        <w:rPr>
+          <w:lang w:val="id_ID" w:bidi="id_ID"/>
+        </w:rPr>
+        <w:t xml:space="preserve">). Kehadiran berhala di rumah Daud dan Mikhal mungkin menunjukkan pengaruh luas dari penyembahan berhala pagan di antara bangsa Israel; kemungkinan berhala itu milik Mikhal. Tampaknya Daud tidak keberatan dengan kehadirannya. (Bdk. pencurian berhala rumah tangga ayahnya oleh Rahel dalam </w:t>
+      </w:r>
+      <w:hyperlink r:id="rId604">
+        <w:r>
+          <w:rPr>
+            <w:lang w:val="id_ID" w:bidi="id_ID"/>
+          </w:rPr>
+          <w:rPr>
+            <w:color w:val="0000EE"/>
+            <w:u w:val="single"/>
+          </w:rPr>
+          <w:t>Kej. 31:19</w:t>
+        </w:r>
+      </w:hyperlink>
+      <w:r>
+        <w:rPr>
+          <w:lang w:val="id_ID" w:bidi="id_ID"/>
+        </w:rPr>
+        <w:t>.) • Saudara Yonatan (</w:t>
+      </w:r>
+      <w:hyperlink r:id="rId605">
+        <w:r>
+          <w:rPr>
+            <w:lang w:val="id_ID" w:bidi="id_ID"/>
+          </w:rPr>
+          <w:rPr>
+            <w:color w:val="0000EE"/>
+            <w:u w:val="single"/>
+          </w:rPr>
+          <w:t>1Sam. 19:1–7</w:t>
+        </w:r>
+      </w:hyperlink>
+      <w:r>
+        <w:rPr>
+          <w:lang w:val="id_ID" w:bidi="id_ID"/>
+        </w:rPr>
+        <w:t>) dan Mikhal (</w:t>
+      </w:r>
+      <w:hyperlink r:id="rId606">
+        <w:r>
+          <w:rPr>
+            <w:lang w:val="id_ID" w:bidi="id_ID"/>
+          </w:rPr>
+          <w:rPr>
+            <w:color w:val="0000EE"/>
+            <w:u w:val="single"/>
+          </w:rPr>
+          <w:t>1Sam. 19:11–18</w:t>
+        </w:r>
+      </w:hyperlink>
+      <w:r>
+        <w:rPr>
+          <w:lang w:val="id_ID" w:bidi="id_ID"/>
+        </w:rPr>
+        <w:t>) menyelamatkan Daud dari ayah mereka dan menggagalkan rencana ayah mereka untuk melenyapkannya. Anggota keluarga kerajaan Saul memainkan peran penting dalam kebangkitan Daud, meskipun Daud tidak merebut takhta Saul.</w:t>
+      </w:r>
+      <w:r>
+        <w:rPr>
+          <w:lang w:val="id_ID" w:bidi="id_ID"/>
+        </w:rPr>
+      </w:r>
+      <w:r>
+        <w:rPr>
+          <w:lang w:val="id_ID" w:bidi="id_ID"/>
+        </w:rPr>
+      </w:r>
+    </w:p>
+    <w:p>
+      <w:pPr/>
+      <w:r>
+        <w:rPr>
+          <w:lang w:val="id_ID" w:bidi="id_ID"/>
+        </w:rPr>
+      </w:r>
+    </w:p>
+    <w:p>
+      <w:pPr>
+        <w:pStyle w:val="Heading2"/>
+      </w:pPr>
+      <w:r>
+        <w:rPr>
+          <w:lang w:val="id_ID" w:bidi="id_ID"/>
+        </w:rPr>
+        <w:t>1 Samuel 19:18</w:t>
+      </w:r>
+      <w:r>
+        <w:rPr>
+          <w:lang w:val="id_ID" w:bidi="id_ID"/>
+        </w:rPr>
+      </w:r>
+    </w:p>
+    <w:p>
+      <w:pPr/>
+      <w:r>
+        <w:rPr>
+          <w:lang w:val="id_ID" w:bidi="id_ID"/>
+        </w:rPr>
+      </w:r>
+      <w:r>
+        <w:rPr>
+          <w:lang w:val="id_ID" w:bidi="id_ID"/>
+        </w:rPr>
+        <w:t>Rama: Tempat asal Samuel (</w:t>
+      </w:r>
+      <w:hyperlink r:id="rId236">
+        <w:r>
+          <w:rPr>
+            <w:lang w:val="id_ID" w:bidi="id_ID"/>
+          </w:rPr>
+          <w:rPr>
+            <w:color w:val="0000EE"/>
+            <w:u w:val="single"/>
+          </w:rPr>
+          <w:t>1Sam. 1:1</w:t>
+        </w:r>
+      </w:hyperlink>
+      <w:r>
+        <w:rPr>
+          <w:lang w:val="id_ID" w:bidi="id_ID"/>
+        </w:rPr>
+        <w:t>). • Nayot adalah desa kecil yang terletak tidak jauh dari Rama lainnya di wilayah Benyamin.</w:t>
+      </w:r>
+      <w:r>
+        <w:rPr>
+          <w:lang w:val="id_ID" w:bidi="id_ID"/>
+        </w:rPr>
+      </w:r>
+      <w:r>
+        <w:rPr>
+          <w:lang w:val="id_ID" w:bidi="id_ID"/>
+        </w:rPr>
+      </w:r>
+    </w:p>
+    <w:p>
+      <w:pPr/>
+      <w:r>
+        <w:rPr>
+          <w:lang w:val="id_ID" w:bidi="id_ID"/>
+        </w:rPr>
+      </w:r>
+    </w:p>
+    <w:p>
+      <w:pPr>
+        <w:pStyle w:val="Heading2"/>
+      </w:pPr>
+      <w:r>
+        <w:rPr>
+          <w:lang w:val="id_ID" w:bidi="id_ID"/>
+        </w:rPr>
+        <w:t>1 Samuel 19:20</w:t>
+      </w:r>
+      <w:r>
+        <w:rPr>
+          <w:lang w:val="id_ID" w:bidi="id_ID"/>
+        </w:rPr>
+      </w:r>
+    </w:p>
+    <w:p>
+      <w:pPr/>
+      <w:r>
+        <w:rPr>
+          <w:lang w:val="id_ID" w:bidi="id_ID"/>
+        </w:rPr>
+      </w:r>
+      <w:r>
+        <w:rPr>
+          <w:lang w:val="id_ID" w:bidi="id_ID"/>
+        </w:rPr>
+        <w:t xml:space="preserve">Para nabi sering berkumpul dalam kelompok-kelompok di bawah satu pemimpin (lihat </w:t>
+      </w:r>
+      <w:hyperlink r:id="rId607">
+        <w:r>
+          <w:rPr>
+            <w:lang w:val="id_ID" w:bidi="id_ID"/>
+          </w:rPr>
+          <w:rPr>
+            <w:color w:val="0000EE"/>
+            <w:u w:val="single"/>
+          </w:rPr>
+          <w:t>2Raj. 2:15</w:t>
+        </w:r>
+      </w:hyperlink>
+      <w:r>
+        <w:rPr>
+          <w:lang w:val="id_ID" w:bidi="id_ID"/>
+        </w:rPr>
+        <w:t xml:space="preserve">; </w:t>
+      </w:r>
+      <w:hyperlink r:id="rId608">
+        <w:r>
+          <w:rPr>
+            <w:lang w:val="id_ID" w:bidi="id_ID"/>
+          </w:rPr>
+          <w:rPr>
+            <w:color w:val="0000EE"/>
+            <w:u w:val="single"/>
+          </w:rPr>
+          <w:t>4:38</w:t>
+        </w:r>
+      </w:hyperlink>
+      <w:r>
+        <w:rPr>
+          <w:lang w:val="id_ID" w:bidi="id_ID"/>
+        </w:rPr>
+        <w:t xml:space="preserve">; </w:t>
+      </w:r>
+      <w:hyperlink r:id="rId609">
+        <w:r>
+          <w:rPr>
+            <w:lang w:val="id_ID" w:bidi="id_ID"/>
+          </w:rPr>
+          <w:rPr>
+            <w:color w:val="0000EE"/>
+            <w:u w:val="single"/>
+          </w:rPr>
+          <w:t>6:1–7</w:t>
+        </w:r>
+      </w:hyperlink>
+      <w:r>
+        <w:rPr>
+          <w:lang w:val="id_ID" w:bidi="id_ID"/>
+        </w:rPr>
+        <w:t>). • Roh Allah turun atas orang-orang Saul untuk membiarkan Daud melarikan diri (</w:t>
+      </w:r>
+      <w:hyperlink r:id="rId610">
+        <w:r>
+          <w:rPr>
+            <w:lang w:val="id_ID" w:bidi="id_ID"/>
+          </w:rPr>
+          <w:rPr>
+            <w:color w:val="0000EE"/>
+            <w:u w:val="single"/>
+          </w:rPr>
+          <w:t>1Sam. 20:1</w:t>
+        </w:r>
+      </w:hyperlink>
+      <w:r>
+        <w:rPr>
+          <w:lang w:val="id_ID" w:bidi="id_ID"/>
+        </w:rPr>
+        <w:t>).</w:t>
+      </w:r>
+      <w:r>
+        <w:rPr>
+          <w:lang w:val="id_ID" w:bidi="id_ID"/>
+        </w:rPr>
+      </w:r>
+      <w:r>
+        <w:rPr>
+          <w:lang w:val="id_ID" w:bidi="id_ID"/>
+        </w:rPr>
+      </w:r>
+    </w:p>
+    <w:p>
+      <w:pPr/>
+      <w:r>
+        <w:rPr>
+          <w:lang w:val="id_ID" w:bidi="id_ID"/>
+        </w:rPr>
+      </w:r>
+    </w:p>
+    <w:p>
+      <w:pPr>
+        <w:pStyle w:val="Heading2"/>
+      </w:pPr>
+      <w:r>
+        <w:rPr>
+          <w:lang w:val="id_ID" w:bidi="id_ID"/>
+        </w:rPr>
+        <w:t>1 Samuel 19:21</w:t>
+      </w:r>
+      <w:r>
+        <w:rPr>
+          <w:lang w:val="id_ID" w:bidi="id_ID"/>
+        </w:rPr>
+      </w:r>
+    </w:p>
+    <w:p>
+      <w:pPr/>
+      <w:r>
+        <w:rPr>
+          <w:lang w:val="id_ID" w:bidi="id_ID"/>
+        </w:rPr>
+      </w:r>
+      <w:r>
+        <w:rPr>
+          <w:lang w:val="id_ID" w:bidi="id_ID"/>
+        </w:rPr>
+        <w:t xml:space="preserve">orang-orang suruhan yang lain … rombongan yang ketiga: Setiap kali Saul mengirim pasukan, para calon penculik Daud ditangkap oleh Roh. Bernubuat (secara harfiah, </w:t>
+      </w:r>
+      <w:r>
+        <w:rPr>
+          <w:i/>
+          <w:lang w:val="id_ID" w:bidi="id_ID"/>
+        </w:rPr>
+        <w:t>kepenuhan</w:t>
+      </w:r>
+      <w:r>
+        <w:rPr>
+          <w:lang w:val="id_ID" w:bidi="id_ID"/>
+        </w:rPr>
+        <w:t>) mengalihkan mereka dari mengejar Daud.</w:t>
+      </w:r>
+      <w:r>
+        <w:rPr>
+          <w:lang w:val="id_ID" w:bidi="id_ID"/>
+        </w:rPr>
+      </w:r>
+      <w:r>
+        <w:rPr>
+          <w:lang w:val="id_ID" w:bidi="id_ID"/>
+        </w:rPr>
+      </w:r>
+    </w:p>
+    <w:p>
+      <w:pPr/>
+      <w:r>
+        <w:rPr>
+          <w:lang w:val="id_ID" w:bidi="id_ID"/>
+        </w:rPr>
+      </w:r>
+    </w:p>
+    <w:p>
+      <w:pPr>
+        <w:pStyle w:val="Heading2"/>
+      </w:pPr>
+      <w:r>
+        <w:rPr>
+          <w:lang w:val="id_ID" w:bidi="id_ID"/>
+        </w:rPr>
+        <w:t>1 Samuel 19:24</w:t>
+      </w:r>
+      <w:r>
+        <w:rPr>
+          <w:lang w:val="id_ID" w:bidi="id_ID"/>
+        </w:rPr>
+      </w:r>
+    </w:p>
+    <w:p>
+      <w:pPr/>
+      <w:r>
+        <w:rPr>
+          <w:lang w:val="id_ID" w:bidi="id_ID"/>
+        </w:rPr>
+      </w:r>
+      <w:r>
+        <w:rPr>
+          <w:lang w:val="id_ID" w:bidi="id_ID"/>
+        </w:rPr>
+        <w:t>Ketika Saul merobek pakaiannya dan berbaring telanjang</w:t>
+      </w:r>
+      <w:r>
+        <w:rPr>
+          <w:i/>
+          <w:lang w:val="id_ID" w:bidi="id_ID"/>
+        </w:rPr>
+        <w:t>,</w:t>
+      </w:r>
+      <w:r>
+        <w:rPr>
+          <w:lang w:val="id_ID" w:bidi="id_ID"/>
+        </w:rPr>
+        <w:t xml:space="preserve"> tanpa sadar dia memperlihatkan kondisi rohaninya yang sebenarnya, yang telah dilucuti dari kerajaan (</w:t>
+      </w:r>
+      <w:hyperlink r:id="rId508">
+        <w:r>
+          <w:rPr>
+            <w:lang w:val="id_ID" w:bidi="id_ID"/>
+          </w:rPr>
+          <w:rPr>
+            <w:color w:val="0000EE"/>
+            <w:u w:val="single"/>
+          </w:rPr>
+          <w:t>1Sam. 13:14</w:t>
+        </w:r>
+      </w:hyperlink>
+      <w:r>
+        <w:rPr>
+          <w:lang w:val="id_ID" w:bidi="id_ID"/>
+        </w:rPr>
+        <w:t xml:space="preserve">; </w:t>
+      </w:r>
+      <w:hyperlink r:id="rId611">
+        <w:r>
+          <w:rPr>
+            <w:lang w:val="id_ID" w:bidi="id_ID"/>
+          </w:rPr>
+          <w:rPr>
+            <w:color w:val="0000EE"/>
+            <w:u w:val="single"/>
+          </w:rPr>
+          <w:t>15:10–11</w:t>
+        </w:r>
+      </w:hyperlink>
+      <w:r>
+        <w:rPr>
+          <w:lang w:val="id_ID" w:bidi="id_ID"/>
+        </w:rPr>
+        <w:t xml:space="preserve">, </w:t>
+      </w:r>
+      <w:hyperlink r:id="rId517">
+        <w:r>
+          <w:rPr>
+            <w:lang w:val="id_ID" w:bidi="id_ID"/>
+          </w:rPr>
+          <w:rPr>
+            <w:color w:val="0000EE"/>
+            <w:u w:val="single"/>
+          </w:rPr>
+          <w:t>23</w:t>
+        </w:r>
+      </w:hyperlink>
+      <w:r>
+        <w:rPr>
+          <w:lang w:val="id_ID" w:bidi="id_ID"/>
+        </w:rPr>
+        <w:t>; lihat “</w:t>
+      </w:r>
+      <w:r>
+        <w:rPr>
+          <w:lang w:val="id_ID" w:bidi="id_ID"/>
+        </w:rPr>
+        <w:t>Tindakan Tanda Kenabian</w:t>
+      </w:r>
+      <w:r>
+        <w:rPr>
+          <w:lang w:val="id_ID" w:bidi="id_ID"/>
+        </w:rPr>
+        <w:t xml:space="preserve">” Catatan Tema). • Apakah juga Saul termasuk golongan nabi? Dalam </w:t>
+      </w:r>
+      <w:hyperlink r:id="rId612">
+        <w:r>
+          <w:rPr>
+            <w:lang w:val="id_ID" w:bidi="id_ID"/>
+          </w:rPr>
+          <w:rPr>
+            <w:color w:val="0000EE"/>
+            <w:u w:val="single"/>
+          </w:rPr>
+          <w:t>1Sam. 10:9–13</w:t>
+        </w:r>
+      </w:hyperlink>
+      <w:r>
+        <w:rPr>
+          <w:lang w:val="id_ID" w:bidi="id_ID"/>
+        </w:rPr>
+        <w:t>, Saul diangkat menjadi raja pilihan Allah; di sini, ia diturunkan di bawah beban penolakan dari Allah.</w:t>
+      </w:r>
+      <w:r>
+        <w:rPr>
+          <w:lang w:val="id_ID" w:bidi="id_ID"/>
+        </w:rPr>
+      </w:r>
+      <w:r>
+        <w:rPr>
+          <w:lang w:val="id_ID" w:bidi="id_ID"/>
+        </w:rPr>
+      </w:r>
+    </w:p>
+    <w:p>
+      <w:pPr/>
+      <w:r>
+        <w:rPr>
+          <w:lang w:val="id_ID" w:bidi="id_ID"/>
+        </w:rPr>
+      </w:r>
+    </w:p>
+    <w:p>
+      <w:pPr>
+        <w:pStyle w:val="Heading2"/>
+      </w:pPr>
+      <w:r>
+        <w:rPr>
+          <w:lang w:val="id_ID" w:bidi="id_ID"/>
+        </w:rPr>
+        <w:t>1 Samuel 20:2–3</w:t>
+      </w:r>
+      <w:r>
+        <w:rPr>
+          <w:lang w:val="id_ID" w:bidi="id_ID"/>
+        </w:rPr>
+      </w:r>
+    </w:p>
+    <w:p>
+      <w:pPr/>
+      <w:r>
+        <w:rPr>
+          <w:lang w:val="id_ID" w:bidi="id_ID"/>
+        </w:rPr>
+      </w:r>
+      <w:r>
+        <w:rPr>
+          <w:lang w:val="id_ID" w:bidi="id_ID"/>
+        </w:rPr>
+        <w:t>Yonatan tidak menyadari niat ayahnya. Kesediaan Daud untuk bersumpah … demi Tuhan menunjukkan betapa yakinnya ia tentang niat Saul.</w:t>
+      </w:r>
+      <w:r>
+        <w:rPr>
+          <w:lang w:val="id_ID" w:bidi="id_ID"/>
+        </w:rPr>
+      </w:r>
+      <w:r>
+        <w:rPr>
+          <w:lang w:val="id_ID" w:bidi="id_ID"/>
+        </w:rPr>
+      </w:r>
+    </w:p>
+    <w:p>
+      <w:pPr/>
+      <w:r>
+        <w:rPr>
+          <w:lang w:val="id_ID" w:bidi="id_ID"/>
+        </w:rPr>
+      </w:r>
+    </w:p>
+    <w:p>
+      <w:pPr>
+        <w:pStyle w:val="Heading2"/>
+      </w:pPr>
+      <w:r>
+        <w:rPr>
+          <w:lang w:val="id_ID" w:bidi="id_ID"/>
+        </w:rPr>
+        <w:t>1 Samuel 20:5</w:t>
+      </w:r>
+      <w:r>
+        <w:rPr>
+          <w:lang w:val="id_ID" w:bidi="id_ID"/>
+        </w:rPr>
+      </w:r>
+    </w:p>
+    <w:p>
+      <w:pPr/>
+      <w:r>
+        <w:rPr>
+          <w:lang w:val="id_ID" w:bidi="id_ID"/>
+        </w:rPr>
+      </w:r>
+      <w:r>
+        <w:rPr>
+          <w:lang w:val="id_ID" w:bidi="id_ID"/>
+        </w:rPr>
+        <w:t>(perayaan) bulan baru: Orang Ibrani kuno mengikuti kalender lunar, dan bulan baru menandai awal bulan. Setiap bulan dimulai dengan korban khusus (</w:t>
+      </w:r>
+      <w:hyperlink r:id="rId613">
+        <w:r>
+          <w:rPr>
+            <w:lang w:val="id_ID" w:bidi="id_ID"/>
+          </w:rPr>
+          <w:rPr>
+            <w:color w:val="0000EE"/>
+            <w:u w:val="single"/>
+          </w:rPr>
+          <w:t>Bil. 28:11–15</w:t>
+        </w:r>
+      </w:hyperlink>
+      <w:r>
+        <w:rPr>
+          <w:lang w:val="id_ID" w:bidi="id_ID"/>
+        </w:rPr>
+        <w:t>), yang menjadi festival bulanan.</w:t>
+      </w:r>
+      <w:r>
+        <w:rPr>
+          <w:lang w:val="id_ID" w:bidi="id_ID"/>
+        </w:rPr>
+      </w:r>
+      <w:r>
+        <w:rPr>
+          <w:lang w:val="id_ID" w:bidi="id_ID"/>
+        </w:rPr>
+      </w:r>
+    </w:p>
+    <w:p>
+      <w:pPr/>
+      <w:r>
+        <w:rPr>
+          <w:lang w:val="id_ID" w:bidi="id_ID"/>
+        </w:rPr>
+      </w:r>
+    </w:p>
+    <w:p>
+      <w:pPr>
+        <w:pStyle w:val="Heading2"/>
+      </w:pPr>
+      <w:r>
+        <w:rPr>
+          <w:lang w:val="id_ID" w:bidi="id_ID"/>
+        </w:rPr>
+        <w:t>1 Samuel 20:6–7</w:t>
+      </w:r>
+      <w:r>
+        <w:rPr>
+          <w:lang w:val="id_ID" w:bidi="id_ID"/>
+        </w:rPr>
+      </w:r>
+    </w:p>
+    <w:p>
+      <w:pPr/>
+      <w:r>
+        <w:rPr>
+          <w:lang w:val="id_ID" w:bidi="id_ID"/>
+        </w:rPr>
+      </w:r>
+      <w:r>
+        <w:rPr>
+          <w:lang w:val="id_ID" w:bidi="id_ID"/>
+        </w:rPr>
+        <w:t xml:space="preserve">Keluarga Israel mungkin menetapkan salah satu perayaan bulan baru sebagai kesempatan untuk melakukan pengorbanan keluarga tahunan (lihat, mis., </w:t>
+      </w:r>
+      <w:hyperlink r:id="rId614">
+        <w:r>
+          <w:rPr>
+            <w:lang w:val="id_ID" w:bidi="id_ID"/>
+          </w:rPr>
+          <w:rPr>
+            <w:color w:val="0000EE"/>
+            <w:u w:val="single"/>
+          </w:rPr>
+          <w:t>1Sam. 1:3</w:t>
+        </w:r>
+      </w:hyperlink>
+      <w:r>
+        <w:rPr>
+          <w:lang w:val="id_ID" w:bidi="id_ID"/>
+        </w:rPr>
+        <w:t>).</w:t>
+      </w:r>
+      <w:r>
+        <w:rPr>
+          <w:lang w:val="id_ID" w:bidi="id_ID"/>
+        </w:rPr>
+      </w:r>
+      <w:r>
+        <w:rPr>
+          <w:lang w:val="id_ID" w:bidi="id_ID"/>
+        </w:rPr>
+      </w:r>
+    </w:p>
+    <w:p>
+      <w:pPr/>
+      <w:r>
+        <w:rPr>
+          <w:lang w:val="id_ID" w:bidi="id_ID"/>
+        </w:rPr>
+      </w:r>
+    </w:p>
+    <w:p>
+      <w:pPr>
+        <w:pStyle w:val="Heading2"/>
+      </w:pPr>
+      <w:r>
+        <w:rPr>
+          <w:lang w:val="id_ID" w:bidi="id_ID"/>
+        </w:rPr>
+        <w:t>1 Samuel 20:8</w:t>
+      </w:r>
+      <w:r>
+        <w:rPr>
+          <w:lang w:val="id_ID" w:bidi="id_ID"/>
+        </w:rPr>
+      </w:r>
+    </w:p>
+    <w:p>
+      <w:pPr/>
+      <w:r>
+        <w:rPr>
+          <w:lang w:val="id_ID" w:bidi="id_ID"/>
+        </w:rPr>
+      </w:r>
+      <w:r>
+        <w:rPr>
+          <w:lang w:val="id_ID" w:bidi="id_ID"/>
+        </w:rPr>
+        <w:t xml:space="preserve">kesetiaan (Ibrani: </w:t>
+      </w:r>
+      <w:r>
+        <w:rPr>
+          <w:i/>
+          <w:lang w:val="id_ID" w:bidi="id_ID"/>
+        </w:rPr>
+        <w:t>khesed</w:t>
+      </w:r>
+      <w:r>
+        <w:rPr>
+          <w:lang w:val="id_ID" w:bidi="id_ID"/>
+        </w:rPr>
+        <w:t xml:space="preserve">) menunjukkan kesetiaan di antara mitra perjanjian. • mengikat perjanjian: Lihat </w:t>
+      </w:r>
+      <w:hyperlink r:id="rId588">
+        <w:r>
+          <w:rPr>
+            <w:lang w:val="id_ID" w:bidi="id_ID"/>
+          </w:rPr>
+          <w:rPr>
+            <w:color w:val="0000EE"/>
+            <w:u w:val="single"/>
+          </w:rPr>
+          <w:t>1Sam. 18:3</w:t>
+        </w:r>
+      </w:hyperlink>
+      <w:r>
+        <w:rPr>
+          <w:lang w:val="id_ID" w:bidi="id_ID"/>
+        </w:rPr>
+        <w:t xml:space="preserve">; </w:t>
+      </w:r>
+      <w:hyperlink r:id="rId615">
+        <w:r>
+          <w:rPr>
+            <w:lang w:val="id_ID" w:bidi="id_ID"/>
+          </w:rPr>
+          <w:rPr>
+            <w:color w:val="0000EE"/>
+            <w:u w:val="single"/>
+          </w:rPr>
+          <w:t>20:16</w:t>
+        </w:r>
+      </w:hyperlink>
+      <w:r>
+        <w:rPr>
+          <w:lang w:val="id_ID" w:bidi="id_ID"/>
+        </w:rPr>
+        <w:t>.</w:t>
+      </w:r>
+      <w:r>
+        <w:rPr>
+          <w:lang w:val="id_ID" w:bidi="id_ID"/>
+        </w:rPr>
+      </w:r>
+      <w:r>
+        <w:rPr>
+          <w:lang w:val="id_ID" w:bidi="id_ID"/>
+        </w:rPr>
+      </w:r>
+    </w:p>
+    <w:p>
+      <w:pPr/>
+      <w:r>
+        <w:rPr>
+          <w:lang w:val="id_ID" w:bidi="id_ID"/>
+        </w:rPr>
+      </w:r>
+    </w:p>
+    <w:p>
+      <w:pPr>
+        <w:pStyle w:val="Heading2"/>
+      </w:pPr>
+      <w:r>
+        <w:rPr>
+          <w:lang w:val="id_ID" w:bidi="id_ID"/>
+        </w:rPr>
+        <w:t>1 Samuel 20:13</w:t>
+      </w:r>
+      <w:r>
+        <w:rPr>
+          <w:lang w:val="id_ID" w:bidi="id_ID"/>
+        </w:rPr>
+      </w:r>
+    </w:p>
+    <w:p>
+      <w:pPr/>
+      <w:r>
+        <w:rPr>
+          <w:lang w:val="id_ID" w:bidi="id_ID"/>
+        </w:rPr>
+      </w:r>
+      <w:r>
+        <w:rPr>
+          <w:lang w:val="id_ID" w:bidi="id_ID"/>
+        </w:rPr>
+        <w:t>kiranya Tuhan menghukum: Yonatan bersumpah kepada dirinya sendiri untuk meyakinkan Daud bahwa dia akan menepati janjinya. • seperti Ia menyertai ayahku: Yonatan menyadari bahwa Daud telah menerima berkat dari Allah yang sebelumnya dimiliki oleh ayahnya. Perkenaan ilahi yang telah membawa Saul ke jabatan kerajaan (</w:t>
+      </w:r>
+      <w:hyperlink r:id="rId616">
+        <w:r>
+          <w:rPr>
+            <w:lang w:val="id_ID" w:bidi="id_ID"/>
+          </w:rPr>
+          <w:rPr>
+            <w:color w:val="0000EE"/>
+            <w:u w:val="single"/>
+          </w:rPr>
+          <w:t>1Sam. 9:14–10:1</w:t>
+        </w:r>
+      </w:hyperlink>
+      <w:r>
+        <w:rPr>
+          <w:lang w:val="id_ID" w:bidi="id_ID"/>
+        </w:rPr>
+        <w:t>) akan membawa Daud ke jabatan kerajaan sebagai pengganti Saul. Yonatan menerima hal ini meskipun ia adalah penerus alami Saul.</w:t>
+      </w:r>
+      <w:r>
+        <w:rPr>
+          <w:lang w:val="id_ID" w:bidi="id_ID"/>
+        </w:rPr>
+      </w:r>
+      <w:r>
+        <w:rPr>
+          <w:lang w:val="id_ID" w:bidi="id_ID"/>
+        </w:rPr>
+      </w:r>
+    </w:p>
+    <w:p>
+      <w:pPr/>
+      <w:r>
+        <w:rPr>
+          <w:lang w:val="id_ID" w:bidi="id_ID"/>
+        </w:rPr>
+      </w:r>
+    </w:p>
+    <w:p>
+      <w:pPr>
+        <w:pStyle w:val="Heading2"/>
+      </w:pPr>
+      <w:r>
+        <w:rPr>
+          <w:lang w:val="id_ID" w:bidi="id_ID"/>
+        </w:rPr>
+        <w:t>1 Samuel 20:14–16</w:t>
+      </w:r>
+      <w:r>
+        <w:rPr>
+          <w:lang w:val="id_ID" w:bidi="id_ID"/>
+        </w:rPr>
+      </w:r>
+    </w:p>
+    <w:p>
+      <w:pPr/>
+      <w:r>
+        <w:rPr>
+          <w:lang w:val="id_ID" w:bidi="id_ID"/>
+        </w:rPr>
+      </w:r>
+      <w:r>
+        <w:rPr>
+          <w:lang w:val="id_ID" w:bidi="id_ID"/>
+        </w:rPr>
+        <w:t xml:space="preserve">kasih setia: Ibrani, </w:t>
+      </w:r>
+      <w:r>
+        <w:rPr>
+          <w:i/>
+          <w:lang w:val="id_ID" w:bidi="id_ID"/>
+        </w:rPr>
+        <w:t>khesed</w:t>
+      </w:r>
+      <w:r>
+        <w:rPr>
+          <w:lang w:val="id_ID" w:bidi="id_ID"/>
+        </w:rPr>
+        <w:t xml:space="preserve"> (lihat </w:t>
+      </w:r>
+      <w:r>
+        <w:rPr>
+          <w:lang w:val="id_ID" w:bidi="id_ID"/>
+        </w:rPr>
+        <w:t>catatan studi pada 1 Sam. 20:8</w:t>
+      </w:r>
+      <w:r>
+        <w:rPr>
+          <w:lang w:val="id_ID" w:bidi="id_ID"/>
+        </w:rPr>
+        <w:t>). Yonatan mengingatkan Daud untuk menjaga komitmennya kepadanya ketika ia menjadi raja. Wajar jika Yonatan khawatir bahwa Daud mungkin akan membunuh keturunan Saul yang bisa mengklaim takhta sebagai saingan. Saul kemudian membuat permintaan serupa kepada Daud (</w:t>
+      </w:r>
+      <w:hyperlink r:id="rId617">
+        <w:r>
+          <w:rPr>
+            <w:lang w:val="id_ID" w:bidi="id_ID"/>
+          </w:rPr>
+          <w:rPr>
+            <w:color w:val="0000EE"/>
+            <w:u w:val="single"/>
+          </w:rPr>
+          <w:t>1Sam. 24:22</w:t>
+        </w:r>
+      </w:hyperlink>
+      <w:r>
+        <w:rPr>
+          <w:lang w:val="id_ID" w:bidi="id_ID"/>
+        </w:rPr>
+        <w:t>).</w:t>
+      </w:r>
+      <w:r>
+        <w:rPr>
+          <w:lang w:val="id_ID" w:bidi="id_ID"/>
+        </w:rPr>
+      </w:r>
+      <w:r>
+        <w:rPr>
+          <w:lang w:val="id_ID" w:bidi="id_ID"/>
+        </w:rPr>
+      </w:r>
+    </w:p>
+    <w:p>
+      <w:pPr/>
+      <w:r>
+        <w:rPr>
+          <w:lang w:val="id_ID" w:bidi="id_ID"/>
+        </w:rPr>
+      </w:r>
+    </w:p>
+    <w:p>
+      <w:pPr>
+        <w:pStyle w:val="Heading2"/>
+      </w:pPr>
+      <w:r>
+        <w:rPr>
+          <w:lang w:val="id_ID" w:bidi="id_ID"/>
+        </w:rPr>
+        <w:t>1 Samuel 20:15</w:t>
+      </w:r>
+      <w:r>
+        <w:rPr>
+          <w:lang w:val="id_ID" w:bidi="id_ID"/>
+        </w:rPr>
+      </w:r>
+    </w:p>
+    <w:p>
+      <w:pPr/>
+      <w:r>
+        <w:rPr>
+          <w:lang w:val="id_ID" w:bidi="id_ID"/>
+        </w:rPr>
+      </w:r>
+      <w:r>
+        <w:rPr>
+          <w:lang w:val="id_ID" w:bidi="id_ID"/>
+        </w:rPr>
+        <w:t>kasih setiamu terhadap keturunanku: Daud kemudian memperlakukan anak Yonatan, Mefiboset, seperti salah satu anaknya sendiri (</w:t>
+      </w:r>
+      <w:hyperlink r:id="rId618">
+        <w:r>
+          <w:rPr>
+            <w:lang w:val="id_ID" w:bidi="id_ID"/>
+          </w:rPr>
+          <w:rPr>
+            <w:color w:val="0000EE"/>
+            <w:u w:val="single"/>
+          </w:rPr>
+          <w:t>2Sam. 9:1–13</w:t>
+        </w:r>
+      </w:hyperlink>
+      <w:r>
+        <w:rPr>
+          <w:lang w:val="id_ID" w:bidi="id_ID"/>
+        </w:rPr>
+        <w:t>).</w:t>
+      </w:r>
+      <w:r>
+        <w:rPr>
+          <w:lang w:val="id_ID" w:bidi="id_ID"/>
+        </w:rPr>
+      </w:r>
+      <w:r>
+        <w:rPr>
+          <w:lang w:val="id_ID" w:bidi="id_ID"/>
+        </w:rPr>
+      </w:r>
+    </w:p>
+    <w:p>
+      <w:pPr/>
+      <w:r>
+        <w:rPr>
+          <w:lang w:val="id_ID" w:bidi="id_ID"/>
+        </w:rPr>
+      </w:r>
+    </w:p>
+    <w:p>
+      <w:pPr>
+        <w:pStyle w:val="Heading2"/>
+      </w:pPr>
+      <w:r>
+        <w:rPr>
+          <w:lang w:val="id_ID" w:bidi="id_ID"/>
+        </w:rPr>
+        <w:t>1 Samuel 20:17</w:t>
+      </w:r>
+      <w:r>
+        <w:rPr>
+          <w:lang w:val="id_ID" w:bidi="id_ID"/>
+        </w:rPr>
+      </w:r>
+    </w:p>
+    <w:p>
+      <w:pPr/>
+      <w:r>
+        <w:rPr>
+          <w:lang w:val="id_ID" w:bidi="id_ID"/>
+        </w:rPr>
+      </w:r>
+      <w:r>
+        <w:rPr>
+          <w:lang w:val="id_ID" w:bidi="id_ID"/>
+        </w:rPr>
+        <w:t xml:space="preserve">Lihat </w:t>
+      </w:r>
+      <w:hyperlink r:id="rId588">
+        <w:r>
+          <w:rPr>
+            <w:lang w:val="id_ID" w:bidi="id_ID"/>
+          </w:rPr>
+          <w:rPr>
+            <w:color w:val="0000EE"/>
+            <w:u w:val="single"/>
+          </w:rPr>
+          <w:t>1Sam. 18:3</w:t>
+        </w:r>
+      </w:hyperlink>
+      <w:r>
+        <w:rPr>
+          <w:lang w:val="id_ID" w:bidi="id_ID"/>
+        </w:rPr>
+        <w:t xml:space="preserve">; </w:t>
+      </w:r>
+      <w:hyperlink r:id="rId619">
+        <w:r>
+          <w:rPr>
+            <w:lang w:val="id_ID" w:bidi="id_ID"/>
+          </w:rPr>
+          <w:rPr>
+            <w:color w:val="0000EE"/>
+            <w:u w:val="single"/>
+          </w:rPr>
+          <w:t>23:16–18</w:t>
+        </w:r>
+      </w:hyperlink>
+      <w:r>
+        <w:rPr>
+          <w:lang w:val="id_ID" w:bidi="id_ID"/>
+        </w:rPr>
+        <w:t>.</w:t>
+      </w:r>
+      <w:r>
+        <w:rPr>
+          <w:lang w:val="id_ID" w:bidi="id_ID"/>
+        </w:rPr>
+      </w:r>
+      <w:r>
+        <w:rPr>
+          <w:lang w:val="id_ID" w:bidi="id_ID"/>
+        </w:rPr>
+      </w:r>
+    </w:p>
+    <w:p>
+      <w:pPr/>
+      <w:r>
+        <w:rPr>
+          <w:lang w:val="id_ID" w:bidi="id_ID"/>
+        </w:rPr>
+      </w:r>
+    </w:p>
+    <w:p>
+      <w:pPr>
+        <w:pStyle w:val="Heading2"/>
+      </w:pPr>
+      <w:r>
+        <w:rPr>
+          <w:lang w:val="id_ID" w:bidi="id_ID"/>
+        </w:rPr>
+        <w:t>1 Samuel 20:18–22</w:t>
+      </w:r>
+      <w:r>
+        <w:rPr>
+          <w:lang w:val="id_ID" w:bidi="id_ID"/>
+        </w:rPr>
+      </w:r>
+    </w:p>
+    <w:p>
+      <w:pPr/>
+      <w:r>
+        <w:rPr>
+          <w:lang w:val="id_ID" w:bidi="id_ID"/>
+        </w:rPr>
+      </w:r>
+      <w:r>
+        <w:rPr>
+          <w:lang w:val="id_ID" w:bidi="id_ID"/>
+        </w:rPr>
+        <w:t>Tipu muslihat Yonatan memungkinkan Daud untuk menyampaikan pesan meskipun tidak ada pertemuan tatap muka; kehadiran anak laki-laki itu akan menghilangkan kecurigaan dan memberikan alasan kepada Yonatan untuk pergi ke ladang. Seperti yang terjadi, tidak ada orang lain yang menemani Yonatan ke ladang, sehingga ketika anak itu pergi, Daud dapat berbicara dengan Yonatan secara langsung (</w:t>
+      </w:r>
+      <w:hyperlink r:id="rId620">
+        <w:r>
+          <w:rPr>
+            <w:lang w:val="id_ID" w:bidi="id_ID"/>
+          </w:rPr>
+          <w:rPr>
+            <w:color w:val="0000EE"/>
+            <w:u w:val="single"/>
+          </w:rPr>
+          <w:t>1Sam. 20:40–43</w:t>
+        </w:r>
+      </w:hyperlink>
+      <w:r>
+        <w:rPr>
+          <w:lang w:val="id_ID" w:bidi="id_ID"/>
+        </w:rPr>
+        <w:t>).</w:t>
+      </w:r>
+      <w:r>
+        <w:rPr>
+          <w:lang w:val="id_ID" w:bidi="id_ID"/>
+        </w:rPr>
+      </w:r>
+      <w:r>
+        <w:rPr>
+          <w:lang w:val="id_ID" w:bidi="id_ID"/>
+        </w:rPr>
+      </w:r>
+    </w:p>
+    <w:p>
+      <w:pPr/>
+      <w:r>
+        <w:rPr>
+          <w:lang w:val="id_ID" w:bidi="id_ID"/>
+        </w:rPr>
+      </w:r>
+    </w:p>
+    <w:p>
+      <w:pPr>
+        <w:pStyle w:val="Heading2"/>
+      </w:pPr>
+      <w:r>
+        <w:rPr>
+          <w:lang w:val="id_ID" w:bidi="id_ID"/>
+        </w:rPr>
+        <w:t>1 Samuel 20:25</w:t>
+      </w:r>
+      <w:r>
+        <w:rPr>
+          <w:lang w:val="id_ID" w:bidi="id_ID"/>
+        </w:rPr>
+      </w:r>
+    </w:p>
+    <w:p>
+      <w:pPr/>
+      <w:r>
+        <w:rPr>
+          <w:lang w:val="id_ID" w:bidi="id_ID"/>
+        </w:rPr>
+      </w:r>
+      <w:r>
+        <w:rPr>
+          <w:lang w:val="id_ID" w:bidi="id_ID"/>
+        </w:rPr>
+        <w:t>Abner adalah sepupu Saul dan menjabat sebagai panglima tentara Saul (</w:t>
+      </w:r>
+      <w:hyperlink r:id="rId621">
+        <w:r>
+          <w:rPr>
+            <w:lang w:val="id_ID" w:bidi="id_ID"/>
+          </w:rPr>
+          <w:rPr>
+            <w:color w:val="0000EE"/>
+            <w:u w:val="single"/>
+          </w:rPr>
+          <w:t>1Sam. 14:50</w:t>
+        </w:r>
+      </w:hyperlink>
+      <w:r>
+        <w:rPr>
+          <w:lang w:val="id_ID" w:bidi="id_ID"/>
+        </w:rPr>
+        <w:t xml:space="preserve">; </w:t>
+      </w:r>
+      <w:hyperlink r:id="rId622">
+        <w:r>
+          <w:rPr>
+            <w:lang w:val="id_ID" w:bidi="id_ID"/>
+          </w:rPr>
+          <w:rPr>
+            <w:color w:val="0000EE"/>
+            <w:u w:val="single"/>
+          </w:rPr>
+          <w:t>17:55</w:t>
+        </w:r>
+      </w:hyperlink>
+      <w:r>
+        <w:rPr>
+          <w:lang w:val="id_ID" w:bidi="id_ID"/>
+        </w:rPr>
+        <w:t>). Kepentingannya terlihat dari posisinya di samping raja pada perayaan ini.</w:t>
+      </w:r>
+      <w:r>
+        <w:rPr>
+          <w:lang w:val="id_ID" w:bidi="id_ID"/>
+        </w:rPr>
+      </w:r>
+      <w:r>
+        <w:rPr>
+          <w:lang w:val="id_ID" w:bidi="id_ID"/>
+        </w:rPr>
+      </w:r>
+    </w:p>
+    <w:p>
+      <w:pPr/>
+      <w:r>
+        <w:rPr>
+          <w:lang w:val="id_ID" w:bidi="id_ID"/>
+        </w:rPr>
+      </w:r>
+    </w:p>
+    <w:p>
+      <w:pPr>
+        <w:pStyle w:val="Heading2"/>
+      </w:pPr>
+      <w:r>
+        <w:rPr>
+          <w:lang w:val="id_ID" w:bidi="id_ID"/>
+        </w:rPr>
+        <w:t>1 Samuel 20:26–27</w:t>
+      </w:r>
+      <w:r>
+        <w:rPr>
+          <w:lang w:val="id_ID" w:bidi="id_ID"/>
+        </w:rPr>
+      </w:r>
+    </w:p>
+    <w:p>
+      <w:pPr/>
+      <w:r>
+        <w:rPr>
+          <w:lang w:val="id_ID" w:bidi="id_ID"/>
+        </w:rPr>
+      </w:r>
+      <w:r>
+        <w:rPr>
+          <w:lang w:val="id_ID" w:bidi="id_ID"/>
+        </w:rPr>
+        <w:t xml:space="preserve">Beberapa keadaan dapat membuat seseorang menjadi najis secara seremonial dan karenanya tidak layak untuk menghadiri perayaan suci (lihat </w:t>
+      </w:r>
+      <w:hyperlink r:id="rId623">
+        <w:r>
+          <w:rPr>
+            <w:lang w:val="id_ID" w:bidi="id_ID"/>
+          </w:rPr>
+          <w:rPr>
+            <w:color w:val="0000EE"/>
+            <w:u w:val="single"/>
+          </w:rPr>
+          <w:t>Im. 7:20–21</w:t>
+        </w:r>
+      </w:hyperlink>
+      <w:r>
+        <w:rPr>
+          <w:lang w:val="id_ID" w:bidi="id_ID"/>
+        </w:rPr>
+        <w:t>). Seringkali, orang yang najis diharuskan untuk dikecualikan dari fungsi tersebut hanya sampai malam hari pada hari yang sama (</w:t>
+      </w:r>
+      <w:hyperlink r:id="rId624">
+        <w:r>
+          <w:rPr>
+            <w:lang w:val="id_ID" w:bidi="id_ID"/>
+          </w:rPr>
+          <w:rPr>
+            <w:color w:val="0000EE"/>
+            <w:u w:val="single"/>
+          </w:rPr>
+          <w:t>Im. 15</w:t>
+        </w:r>
+      </w:hyperlink>
+      <w:r>
+        <w:rPr>
+          <w:lang w:val="id_ID" w:bidi="id_ID"/>
+        </w:rPr>
+        <w:t xml:space="preserve">). Hal ini menjelaskan mengapa Saul menjadi curiga setelah Daud tidak datang keesokan harinya. • Saul menyebut Daud sebagai anak Isai (juga dalam </w:t>
+      </w:r>
+      <w:hyperlink r:id="rId625">
+        <w:r>
+          <w:rPr>
+            <w:lang w:val="id_ID" w:bidi="id_ID"/>
+          </w:rPr>
+          <w:rPr>
+            <w:color w:val="0000EE"/>
+            <w:u w:val="single"/>
+          </w:rPr>
+          <w:t>1Sam. 20:31</w:t>
+        </w:r>
+      </w:hyperlink>
+      <w:r>
+        <w:rPr>
+          <w:lang w:val="id_ID" w:bidi="id_ID"/>
+        </w:rPr>
+        <w:t xml:space="preserve">; </w:t>
+      </w:r>
+      <w:hyperlink r:id="rId626">
+        <w:r>
+          <w:rPr>
+            <w:lang w:val="id_ID" w:bidi="id_ID"/>
+          </w:rPr>
+          <w:rPr>
+            <w:color w:val="0000EE"/>
+            <w:u w:val="single"/>
+          </w:rPr>
+          <w:t>22:7</w:t>
+        </w:r>
+      </w:hyperlink>
+      <w:r>
+        <w:rPr>
+          <w:lang w:val="id_ID" w:bidi="id_ID"/>
+        </w:rPr>
+        <w:t>), sebuah deskripsi yang berfungsi sebagai nama keluarga Daud.</w:t>
+      </w:r>
+      <w:r>
+        <w:rPr>
+          <w:lang w:val="id_ID" w:bidi="id_ID"/>
+        </w:rPr>
+      </w:r>
+      <w:r>
+        <w:rPr>
+          <w:lang w:val="id_ID" w:bidi="id_ID"/>
+        </w:rPr>
+      </w:r>
+    </w:p>
+    <w:p>
+      <w:pPr/>
+      <w:r>
+        <w:rPr>
+          <w:lang w:val="id_ID" w:bidi="id_ID"/>
+        </w:rPr>
+      </w:r>
+    </w:p>
+    <w:p>
+      <w:pPr>
+        <w:pStyle w:val="Heading2"/>
+      </w:pPr>
+      <w:r>
+        <w:rPr>
+          <w:lang w:val="id_ID" w:bidi="id_ID"/>
+        </w:rPr>
+        <w:t>1 Samuel 20:29</w:t>
+      </w:r>
+      <w:r>
+        <w:rPr>
+          <w:lang w:val="id_ID" w:bidi="id_ID"/>
+        </w:rPr>
+      </w:r>
+    </w:p>
+    <w:p>
+      <w:pPr/>
+      <w:r>
+        <w:rPr>
+          <w:lang w:val="id_ID" w:bidi="id_ID"/>
+        </w:rPr>
+      </w:r>
+      <w:r>
+        <w:rPr>
+          <w:lang w:val="id_ID" w:bidi="id_ID"/>
+        </w:rPr>
+        <w:t>pergi: Kata kerja ini juga menggambarkan pelarian Daud sebelumnya dari Saul (</w:t>
+      </w:r>
+      <w:hyperlink r:id="rId627">
+        <w:r>
+          <w:rPr>
+            <w:lang w:val="id_ID" w:bidi="id_ID"/>
+          </w:rPr>
+          <w:rPr>
+            <w:color w:val="0000EE"/>
+            <w:u w:val="single"/>
+          </w:rPr>
+          <w:t>1Sam. 19:10–12</w:t>
+        </w:r>
+      </w:hyperlink>
+      <w:r>
+        <w:rPr>
+          <w:lang w:val="id_ID" w:bidi="id_ID"/>
+        </w:rPr>
+        <w:t xml:space="preserve">, </w:t>
+      </w:r>
+      <w:hyperlink r:id="rId628">
+        <w:r>
+          <w:rPr>
+            <w:lang w:val="id_ID" w:bidi="id_ID"/>
+          </w:rPr>
+          <w:rPr>
+            <w:color w:val="0000EE"/>
+            <w:u w:val="single"/>
+          </w:rPr>
+          <w:t>17–18</w:t>
+        </w:r>
+      </w:hyperlink>
+      <w:r>
+        <w:rPr>
+          <w:lang w:val="id_ID" w:bidi="id_ID"/>
+        </w:rPr>
+        <w:t>).</w:t>
+      </w:r>
+      <w:r>
+        <w:rPr>
+          <w:lang w:val="id_ID" w:bidi="id_ID"/>
+        </w:rPr>
+      </w:r>
+      <w:r>
+        <w:rPr>
+          <w:lang w:val="id_ID" w:bidi="id_ID"/>
+        </w:rPr>
+      </w:r>
+    </w:p>
+    <w:p>
+      <w:pPr/>
+      <w:r>
+        <w:rPr>
+          <w:lang w:val="id_ID" w:bidi="id_ID"/>
+        </w:rPr>
+      </w:r>
+    </w:p>
+    <w:p>
+      <w:pPr>
+        <w:pStyle w:val="Heading2"/>
+      </w:pPr>
+      <w:r>
+        <w:rPr>
+          <w:lang w:val="id_ID" w:bidi="id_ID"/>
+        </w:rPr>
+        <w:t>1 Samuel 20:30</w:t>
+      </w:r>
+      <w:r>
+        <w:rPr>
+          <w:lang w:val="id_ID" w:bidi="id_ID"/>
+        </w:rPr>
+      </w:r>
+    </w:p>
+    <w:p>
+      <w:pPr/>
+      <w:r>
+        <w:rPr>
+          <w:lang w:val="id_ID" w:bidi="id_ID"/>
+        </w:rPr>
+      </w:r>
+      <w:r>
+        <w:rPr>
+          <w:lang w:val="id_ID" w:bidi="id_ID"/>
+        </w:rPr>
+        <w:t xml:space="preserve">Anak sundal yang kurang ajar! Julukan ini sama kuat dan menghina dalam bahasa Ibrani seperti dalam bahasa Indonesia. • noda bagi kau sendiri: Saul lebih peduli pada warisan dinastinya sendiri. Ia menganggap tindakan Daud sebagai ancaman terhadap Yonatan, pewarisnya. Bagi Saul, Yonatan dengan bodohnya merugikan dan </w:t>
+      </w:r>
+      <w:r>
+        <w:rPr>
+          <w:i/>
+          <w:lang w:val="id_ID" w:bidi="id_ID"/>
+        </w:rPr>
+        <w:t xml:space="preserve">mempermalukan </w:t>
+      </w:r>
+      <w:r>
+        <w:rPr>
+          <w:lang w:val="id_ID" w:bidi="id_ID"/>
+        </w:rPr>
+        <w:t>dirinya sendiri dengan mendukung Daud.</w:t>
+      </w:r>
+      <w:r>
+        <w:rPr>
+          <w:lang w:val="id_ID" w:bidi="id_ID"/>
+        </w:rPr>
+      </w:r>
+      <w:r>
+        <w:rPr>
+          <w:lang w:val="id_ID" w:bidi="id_ID"/>
+        </w:rPr>
+      </w:r>
+    </w:p>
+    <w:p>
+      <w:pPr/>
+      <w:r>
+        <w:rPr>
+          <w:lang w:val="id_ID" w:bidi="id_ID"/>
+        </w:rPr>
+      </w:r>
+    </w:p>
+    <w:p>
+      <w:pPr>
+        <w:pStyle w:val="Heading2"/>
+      </w:pPr>
+      <w:r>
+        <w:rPr>
+          <w:lang w:val="id_ID" w:bidi="id_ID"/>
+        </w:rPr>
+        <w:t>1 Samuel 20:33</w:t>
+      </w:r>
+      <w:r>
+        <w:rPr>
+          <w:lang w:val="id_ID" w:bidi="id_ID"/>
+        </w:rPr>
+      </w:r>
+    </w:p>
+    <w:p>
+      <w:pPr/>
+      <w:r>
+        <w:rPr>
+          <w:lang w:val="id_ID" w:bidi="id_ID"/>
+        </w:rPr>
+      </w:r>
+      <w:r>
+        <w:rPr>
+          <w:lang w:val="id_ID" w:bidi="id_ID"/>
+        </w:rPr>
+        <w:t xml:space="preserve">melemparkan tombaknya kepada Yonatan: Lihat juga </w:t>
+      </w:r>
+      <w:hyperlink r:id="rId598">
+        <w:r>
+          <w:rPr>
+            <w:lang w:val="id_ID" w:bidi="id_ID"/>
+          </w:rPr>
+          <w:rPr>
+            <w:color w:val="0000EE"/>
+            <w:u w:val="single"/>
+          </w:rPr>
+          <w:t>1Sam. 18:11</w:t>
+        </w:r>
+      </w:hyperlink>
+      <w:r>
+        <w:rPr>
+          <w:lang w:val="id_ID" w:bidi="id_ID"/>
+        </w:rPr>
+        <w:t xml:space="preserve">; </w:t>
+      </w:r>
+      <w:hyperlink r:id="rId629">
+        <w:r>
+          <w:rPr>
+            <w:lang w:val="id_ID" w:bidi="id_ID"/>
+          </w:rPr>
+          <w:rPr>
+            <w:color w:val="0000EE"/>
+            <w:u w:val="single"/>
+          </w:rPr>
+          <w:t>19:10</w:t>
+        </w:r>
+      </w:hyperlink>
+      <w:r>
+        <w:rPr>
+          <w:lang w:val="id_ID" w:bidi="id_ID"/>
+        </w:rPr>
+        <w:t>. • Maka tahulah Yonatan: Yonatan enggan mempercayai kebenaran tentang ayahnya sendiri (</w:t>
+      </w:r>
+      <w:hyperlink r:id="rId630">
+        <w:r>
+          <w:rPr>
+            <w:lang w:val="id_ID" w:bidi="id_ID"/>
+          </w:rPr>
+          <w:rPr>
+            <w:color w:val="0000EE"/>
+            <w:u w:val="single"/>
+          </w:rPr>
+          <w:t>1Sam. 20:2–3</w:t>
+        </w:r>
+      </w:hyperlink>
+      <w:r>
+        <w:rPr>
+          <w:lang w:val="id_ID" w:bidi="id_ID"/>
+        </w:rPr>
+        <w:t>), tetapi dia tidak bisa lagi menyangkalnya.</w:t>
+      </w:r>
+      <w:r>
+        <w:rPr>
+          <w:lang w:val="id_ID" w:bidi="id_ID"/>
+        </w:rPr>
+      </w:r>
+      <w:r>
+        <w:rPr>
+          <w:lang w:val="id_ID" w:bidi="id_ID"/>
+        </w:rPr>
+      </w:r>
+    </w:p>
+    <w:p>
+      <w:pPr/>
+      <w:r>
+        <w:rPr>
+          <w:lang w:val="id_ID" w:bidi="id_ID"/>
+        </w:rPr>
+      </w:r>
+    </w:p>
+    <w:p>
+      <w:pPr>
+        <w:pStyle w:val="Heading2"/>
+      </w:pPr>
+      <w:r>
+        <w:rPr>
+          <w:lang w:val="id_ID" w:bidi="id_ID"/>
+        </w:rPr>
+        <w:t>1 Samuel 20:41</w:t>
+      </w:r>
+      <w:r>
+        <w:rPr>
+          <w:lang w:val="id_ID" w:bidi="id_ID"/>
+        </w:rPr>
+      </w:r>
+    </w:p>
+    <w:p>
+      <w:pPr/>
+      <w:r>
+        <w:rPr>
+          <w:lang w:val="id_ID" w:bidi="id_ID"/>
+        </w:rPr>
+      </w:r>
+      <w:r>
+        <w:rPr>
+          <w:lang w:val="id_ID" w:bidi="id_ID"/>
+        </w:rPr>
+        <w:t xml:space="preserve">ia sujud: Yonatan memiliki peringkat sosial yang lebih tinggi, sehingga penghormatan Daud itu wajar. • Mereka … bertangis-tangisan: Untuk pertama kalinya, catatan emosi antara kedua pria ini menunjukkan saling ketergantungan (lihat </w:t>
+      </w:r>
+      <w:hyperlink r:id="rId631">
+        <w:r>
+          <w:rPr>
+            <w:lang w:val="id_ID" w:bidi="id_ID"/>
+          </w:rPr>
+          <w:rPr>
+            <w:color w:val="0000EE"/>
+            <w:u w:val="single"/>
+          </w:rPr>
+          <w:t>1Sam. 18:1</w:t>
+        </w:r>
+      </w:hyperlink>
+      <w:r>
+        <w:rPr>
+          <w:lang w:val="id_ID" w:bidi="id_ID"/>
+        </w:rPr>
+        <w:t xml:space="preserve">, </w:t>
+      </w:r>
+      <w:hyperlink r:id="rId563">
+        <w:r>
+          <w:rPr>
+            <w:lang w:val="id_ID" w:bidi="id_ID"/>
+          </w:rPr>
+          <w:rPr>
+            <w:color w:val="0000EE"/>
+            <w:u w:val="single"/>
+          </w:rPr>
+          <w:t>3–4</w:t>
+        </w:r>
+      </w:hyperlink>
+      <w:r>
+        <w:rPr>
+          <w:lang w:val="id_ID" w:bidi="id_ID"/>
+        </w:rPr>
+        <w:t xml:space="preserve">; </w:t>
+      </w:r>
+      <w:hyperlink r:id="rId565">
+        <w:r>
+          <w:rPr>
+            <w:lang w:val="id_ID" w:bidi="id_ID"/>
+          </w:rPr>
+          <w:rPr>
+            <w:color w:val="0000EE"/>
+            <w:u w:val="single"/>
+          </w:rPr>
+          <w:t>20:17</w:t>
+        </w:r>
+      </w:hyperlink>
+      <w:r>
+        <w:rPr>
+          <w:lang w:val="id_ID" w:bidi="id_ID"/>
+        </w:rPr>
+        <w:t>).</w:t>
+      </w:r>
+      <w:r>
+        <w:rPr>
+          <w:lang w:val="id_ID" w:bidi="id_ID"/>
+        </w:rPr>
+      </w:r>
+      <w:r>
+        <w:rPr>
+          <w:lang w:val="id_ID" w:bidi="id_ID"/>
+        </w:rPr>
+      </w:r>
+    </w:p>
+    <w:p>
+      <w:pPr/>
+      <w:r>
+        <w:rPr>
+          <w:lang w:val="id_ID" w:bidi="id_ID"/>
+        </w:rPr>
+      </w:r>
+    </w:p>
+    <w:p>
+      <w:pPr>
+        <w:pStyle w:val="Heading2"/>
+      </w:pPr>
+      <w:r>
+        <w:rPr>
+          <w:lang w:val="id_ID" w:bidi="id_ID"/>
+        </w:rPr>
+        <w:t>1 Samuel 20:42</w:t>
+      </w:r>
+      <w:r>
+        <w:rPr>
+          <w:lang w:val="id_ID" w:bidi="id_ID"/>
+        </w:rPr>
+      </w:r>
+    </w:p>
+    <w:p>
+      <w:pPr/>
+      <w:r>
+        <w:rPr>
+          <w:lang w:val="id_ID" w:bidi="id_ID"/>
+        </w:rPr>
+      </w:r>
+      <w:r>
+        <w:rPr>
+          <w:lang w:val="id_ID" w:bidi="id_ID"/>
+        </w:rPr>
+        <w:t xml:space="preserve">kita berdua telah bersumpah demi nama TUHAN: Lihat </w:t>
+      </w:r>
+      <w:hyperlink r:id="rId588">
+        <w:r>
+          <w:rPr>
+            <w:lang w:val="id_ID" w:bidi="id_ID"/>
+          </w:rPr>
+          <w:rPr>
+            <w:color w:val="0000EE"/>
+            <w:u w:val="single"/>
+          </w:rPr>
+          <w:t>1Sam. 18:3</w:t>
+        </w:r>
+      </w:hyperlink>
+      <w:r>
+        <w:rPr>
+          <w:lang w:val="id_ID" w:bidi="id_ID"/>
+        </w:rPr>
+        <w:t xml:space="preserve">; </w:t>
+      </w:r>
+      <w:hyperlink r:id="rId632">
+        <w:r>
+          <w:rPr>
+            <w:lang w:val="id_ID" w:bidi="id_ID"/>
+          </w:rPr>
+          <w:rPr>
+            <w:color w:val="0000EE"/>
+            <w:u w:val="single"/>
+          </w:rPr>
+          <w:t>20:15–17</w:t>
+        </w:r>
+      </w:hyperlink>
+      <w:r>
+        <w:rPr>
+          <w:lang w:val="id_ID" w:bidi="id_ID"/>
+        </w:rPr>
+        <w:t xml:space="preserve">; </w:t>
+      </w:r>
+      <w:hyperlink r:id="rId619">
+        <w:r>
+          <w:rPr>
+            <w:lang w:val="id_ID" w:bidi="id_ID"/>
+          </w:rPr>
+          <w:rPr>
+            <w:color w:val="0000EE"/>
+            <w:u w:val="single"/>
+          </w:rPr>
+          <w:t>23:16–18</w:t>
+        </w:r>
+      </w:hyperlink>
+      <w:r>
+        <w:rPr>
+          <w:lang w:val="id_ID" w:bidi="id_ID"/>
+        </w:rPr>
+        <w:t>.</w:t>
+      </w:r>
+      <w:r>
+        <w:rPr>
+          <w:lang w:val="id_ID" w:bidi="id_ID"/>
+        </w:rPr>
+      </w:r>
+      <w:r>
+        <w:rPr>
+          <w:lang w:val="id_ID" w:bidi="id_ID"/>
+        </w:rPr>
+      </w:r>
+    </w:p>
+    <w:p>
+      <w:pPr/>
+      <w:r>
+        <w:rPr>
+          <w:lang w:val="id_ID" w:bidi="id_ID"/>
+        </w:rPr>
+      </w:r>
+    </w:p>
+    <w:p>
+      <w:pPr>
+        <w:pStyle w:val="Heading2"/>
+      </w:pPr>
+      <w:r>
+        <w:rPr>
+          <w:lang w:val="id_ID" w:bidi="id_ID"/>
+        </w:rPr>
+        <w:t>1 Samuel 21:1</w:t>
+      </w:r>
+      <w:r>
+        <w:rPr>
+          <w:lang w:val="id_ID" w:bidi="id_ID"/>
+        </w:rPr>
+      </w:r>
+    </w:p>
+    <w:p>
+      <w:pPr/>
+      <w:r>
+        <w:rPr>
+          <w:lang w:val="id_ID" w:bidi="id_ID"/>
+        </w:rPr>
+      </w:r>
+      <w:r>
+        <w:rPr>
+          <w:lang w:val="id_ID" w:bidi="id_ID"/>
+        </w:rPr>
+        <w:t>Nob terletak di utara Yerusalem, di bagian selatan wilayah Benyamin. • Ahimelekh, sang imam, adalah keturunan dari keluarga Eli yang terhukum (</w:t>
+      </w:r>
+      <w:hyperlink r:id="rId633">
+        <w:r>
+          <w:rPr>
+            <w:lang w:val="id_ID" w:bidi="id_ID"/>
+          </w:rPr>
+          <w:rPr>
+            <w:color w:val="0000EE"/>
+            <w:u w:val="single"/>
+          </w:rPr>
+          <w:t>1Sam. 14:3</w:t>
+        </w:r>
+      </w:hyperlink>
+      <w:r>
+        <w:rPr>
+          <w:lang w:val="id_ID" w:bidi="id_ID"/>
+        </w:rPr>
+        <w:t xml:space="preserve">; </w:t>
+      </w:r>
+      <w:hyperlink r:id="rId634">
+        <w:r>
+          <w:rPr>
+            <w:lang w:val="id_ID" w:bidi="id_ID"/>
+          </w:rPr>
+          <w:rPr>
+            <w:color w:val="0000EE"/>
+            <w:u w:val="single"/>
+          </w:rPr>
+          <w:t>22:9</w:t>
+        </w:r>
+      </w:hyperlink>
+      <w:r>
+        <w:rPr>
+          <w:lang w:val="id_ID" w:bidi="id_ID"/>
+        </w:rPr>
+        <w:t>). • Para tua-tua Betlehem juga gemetar ketika Samuel tiba-tiba datang ke kota mereka untuk mengurapi Daud sebagai pengganti Saul (</w:t>
+      </w:r>
+      <w:hyperlink r:id="rId635">
+        <w:r>
+          <w:rPr>
+            <w:lang w:val="id_ID" w:bidi="id_ID"/>
+          </w:rPr>
+          <w:rPr>
+            <w:color w:val="0000EE"/>
+            <w:u w:val="single"/>
+          </w:rPr>
+          <w:t>1Sam. 16:4</w:t>
+        </w:r>
+      </w:hyperlink>
+      <w:r>
+        <w:rPr>
+          <w:lang w:val="id_ID" w:bidi="id_ID"/>
+        </w:rPr>
+        <w:t xml:space="preserve">). Pada kedua kesempatan tersebut, seorang tokoh terkemuka yang memiliki hubungan tegang dengan Saul muncul tanpa pemberitahuan. Baik Ahimelekh maupun para tua-tua Betlehem khawatir dicurigai mendukung musuh raja, yang dapat berakibat kematian. Dalam kasus ini, ketakutan mereka menjadi kenyataan (lihat </w:t>
+      </w:r>
+      <w:hyperlink r:id="rId636">
+        <w:r>
+          <w:rPr>
+            <w:lang w:val="id_ID" w:bidi="id_ID"/>
+          </w:rPr>
+          <w:rPr>
+            <w:color w:val="0000EE"/>
+            <w:u w:val="single"/>
+          </w:rPr>
+          <w:t>1Sam. 22:9–19</w:t>
+        </w:r>
+      </w:hyperlink>
+      <w:r>
+        <w:rPr>
+          <w:lang w:val="id_ID" w:bidi="id_ID"/>
+        </w:rPr>
+        <w:t>).</w:t>
+      </w:r>
+      <w:r>
+        <w:rPr>
+          <w:lang w:val="id_ID" w:bidi="id_ID"/>
+        </w:rPr>
+      </w:r>
+      <w:r>
+        <w:rPr>
+          <w:lang w:val="id_ID" w:bidi="id_ID"/>
+        </w:rPr>
+      </w:r>
+    </w:p>
+    <w:p>
+      <w:pPr/>
+      <w:r>
+        <w:rPr>
+          <w:lang w:val="id_ID" w:bidi="id_ID"/>
+        </w:rPr>
+      </w:r>
+    </w:p>
+    <w:p>
+      <w:pPr>
+        <w:pStyle w:val="Heading2"/>
+      </w:pPr>
+      <w:r>
+        <w:rPr>
+          <w:lang w:val="id_ID" w:bidi="id_ID"/>
+        </w:rPr>
+        <w:t>1 Samuel 21:2</w:t>
+      </w:r>
+      <w:r>
+        <w:rPr>
+          <w:lang w:val="id_ID" w:bidi="id_ID"/>
+        </w:rPr>
+      </w:r>
+    </w:p>
+    <w:p>
+      <w:pPr/>
+      <w:r>
+        <w:rPr>
+          <w:lang w:val="id_ID" w:bidi="id_ID"/>
+        </w:rPr>
+      </w:r>
+      <w:r>
+        <w:rPr>
+          <w:lang w:val="id_ID" w:bidi="id_ID"/>
+        </w:rPr>
+        <w:t>Raja menugaskan sesuatu kepadaku: Daud berbohong untuk menyembunyikan statusnya sebagai buronan dan untuk meredakan kekhawatiran Ahimelekh.</w:t>
+      </w:r>
+      <w:r>
+        <w:rPr>
+          <w:lang w:val="id_ID" w:bidi="id_ID"/>
+        </w:rPr>
+      </w:r>
+      <w:r>
+        <w:rPr>
+          <w:lang w:val="id_ID" w:bidi="id_ID"/>
+        </w:rPr>
+      </w:r>
+    </w:p>
+    <w:p>
+      <w:pPr/>
+      <w:r>
+        <w:rPr>
+          <w:lang w:val="id_ID" w:bidi="id_ID"/>
+        </w:rPr>
+      </w:r>
+    </w:p>
+    <w:p>
+      <w:pPr>
+        <w:pStyle w:val="Heading2"/>
+      </w:pPr>
+      <w:r>
+        <w:rPr>
+          <w:lang w:val="id_ID" w:bidi="id_ID"/>
+        </w:rPr>
+        <w:t>1 Samuel 21:4</w:t>
+      </w:r>
+      <w:r>
+        <w:rPr>
+          <w:lang w:val="id_ID" w:bidi="id_ID"/>
+        </w:rPr>
+      </w:r>
+    </w:p>
+    <w:p>
+      <w:pPr/>
+      <w:r>
+        <w:rPr>
+          <w:lang w:val="id_ID" w:bidi="id_ID"/>
+        </w:rPr>
+      </w:r>
+      <w:r>
+        <w:rPr>
+          <w:lang w:val="id_ID" w:bidi="id_ID"/>
+        </w:rPr>
+        <w:t xml:space="preserve">Hanya para imam yang diizinkan untuk mengambil bagian dari roti kudus (lihat </w:t>
+      </w:r>
+      <w:hyperlink r:id="rId637">
+        <w:r>
+          <w:rPr>
+            <w:lang w:val="id_ID" w:bidi="id_ID"/>
+          </w:rPr>
+          <w:rPr>
+            <w:color w:val="0000EE"/>
+            <w:u w:val="single"/>
+          </w:rPr>
+          <w:t>Kel. 25:22–30</w:t>
+        </w:r>
+      </w:hyperlink>
+      <w:r>
+        <w:rPr>
+          <w:lang w:val="id_ID" w:bidi="id_ID"/>
+        </w:rPr>
+        <w:t xml:space="preserve">; </w:t>
+      </w:r>
+      <w:hyperlink r:id="rId638">
+        <w:r>
+          <w:rPr>
+            <w:lang w:val="id_ID" w:bidi="id_ID"/>
+          </w:rPr>
+          <w:rPr>
+            <w:color w:val="0000EE"/>
+            <w:u w:val="single"/>
+          </w:rPr>
+          <w:t>Im. 24:5–9</w:t>
+        </w:r>
+      </w:hyperlink>
+      <w:r>
+        <w:rPr>
+          <w:lang w:val="id_ID" w:bidi="id_ID"/>
+        </w:rPr>
+        <w:t xml:space="preserve">), dan hanya di dalam wilayah kudus. • menjaga diri terhadap perempuan: Roti yang telah dikuduskan hanya boleh dimakan oleh orang-orang yang kudus secara ritual, sehingga imam memastikan bahwa anak buah Daud bebas dari kenajisan ritual yang disebabkan oleh aktivitas seksual (lihat </w:t>
+      </w:r>
+      <w:hyperlink r:id="rId639">
+        <w:r>
+          <w:rPr>
+            <w:lang w:val="id_ID" w:bidi="id_ID"/>
+          </w:rPr>
+          <w:rPr>
+            <w:color w:val="0000EE"/>
+            <w:u w:val="single"/>
+          </w:rPr>
+          <w:t>Im. 15:16–18</w:t>
+        </w:r>
+      </w:hyperlink>
+      <w:r>
+        <w:rPr>
+          <w:lang w:val="id_ID" w:bidi="id_ID"/>
+        </w:rPr>
+        <w:t>). Biasanya, roti semacam itu tidak tersedia untuk dikonsumsi oleh kaum awam. Imam membuat pengecualian dalam kasus ini mungkin karena ia memahami kebutuhan jasmani orang-orang itu dan percaya mereka sedang dalam misi kerajaan.</w:t>
+      </w:r>
+      <w:r>
+        <w:rPr>
+          <w:lang w:val="id_ID" w:bidi="id_ID"/>
+        </w:rPr>
+      </w:r>
+      <w:r>
+        <w:rPr>
+          <w:lang w:val="id_ID" w:bidi="id_ID"/>
+        </w:rPr>
+      </w:r>
+    </w:p>
+    <w:p>
+      <w:pPr/>
+      <w:r>
+        <w:rPr>
+          <w:lang w:val="id_ID" w:bidi="id_ID"/>
+        </w:rPr>
+      </w:r>
+    </w:p>
+    <w:p>
+      <w:pPr>
+        <w:pStyle w:val="Heading2"/>
+      </w:pPr>
+      <w:r>
+        <w:rPr>
+          <w:lang w:val="id_ID" w:bidi="id_ID"/>
+        </w:rPr>
+        <w:t>1 Samuel 21:6</w:t>
+      </w:r>
+      <w:r>
+        <w:rPr>
+          <w:lang w:val="id_ID" w:bidi="id_ID"/>
+        </w:rPr>
+      </w:r>
+    </w:p>
+    <w:p>
+      <w:pPr/>
+      <w:r>
+        <w:rPr>
+          <w:lang w:val="id_ID" w:bidi="id_ID"/>
+        </w:rPr>
+      </w:r>
+      <w:r>
+        <w:rPr>
+          <w:lang w:val="id_ID" w:bidi="id_ID"/>
+        </w:rPr>
+        <w:t xml:space="preserve">memberikan kepadanya roti kudus itu: Yesus merujuk pada peristiwa ini untuk mengajarkan bahwa memenuhi kebutuhan jasmani manusia lebih diutamakan daripada kepatuhan yang kaku pada lembaga-lembaga sakral (lihat </w:t>
+      </w:r>
+      <w:hyperlink r:id="rId640">
+        <w:r>
+          <w:rPr>
+            <w:lang w:val="id_ID" w:bidi="id_ID"/>
+          </w:rPr>
+          <w:rPr>
+            <w:color w:val="0000EE"/>
+            <w:u w:val="single"/>
+          </w:rPr>
+          <w:t>Mat. 12:1–8</w:t>
+        </w:r>
+      </w:hyperlink>
+      <w:r>
+        <w:rPr>
+          <w:lang w:val="id_ID" w:bidi="id_ID"/>
+        </w:rPr>
+        <w:t xml:space="preserve">; </w:t>
+      </w:r>
+      <w:hyperlink r:id="rId641">
+        <w:r>
+          <w:rPr>
+            <w:lang w:val="id_ID" w:bidi="id_ID"/>
+          </w:rPr>
+          <w:rPr>
+            <w:color w:val="0000EE"/>
+            <w:u w:val="single"/>
+          </w:rPr>
+          <w:t>Mrk. 2:23–28</w:t>
+        </w:r>
+      </w:hyperlink>
+      <w:r>
+        <w:rPr>
+          <w:lang w:val="id_ID" w:bidi="id_ID"/>
+        </w:rPr>
+        <w:t xml:space="preserve">; </w:t>
+      </w:r>
+      <w:hyperlink r:id="rId642">
+        <w:r>
+          <w:rPr>
+            <w:lang w:val="id_ID" w:bidi="id_ID"/>
+          </w:rPr>
+          <w:rPr>
+            <w:color w:val="0000EE"/>
+            <w:u w:val="single"/>
+          </w:rPr>
+          <w:t>Luk. 6:1–5</w:t>
+        </w:r>
+      </w:hyperlink>
+      <w:r>
+        <w:rPr>
+          <w:lang w:val="id_ID" w:bidi="id_ID"/>
+        </w:rPr>
+        <w:t xml:space="preserve">). • Roti sajian terdiri dari dua belas roti (kemungkinan satu mewakili setiap suku) yang diletakkan di atas meja di Tempat Kudus. Roti tersebut diganti setiap Sabat (lihat </w:t>
+      </w:r>
+      <w:hyperlink r:id="rId643">
+        <w:r>
+          <w:rPr>
+            <w:lang w:val="id_ID" w:bidi="id_ID"/>
+          </w:rPr>
+          <w:rPr>
+            <w:color w:val="0000EE"/>
+            <w:u w:val="single"/>
+          </w:rPr>
+          <w:t>Kel. 25:30</w:t>
+        </w:r>
+      </w:hyperlink>
+      <w:r>
+        <w:rPr>
+          <w:lang w:val="id_ID" w:bidi="id_ID"/>
+        </w:rPr>
+        <w:t xml:space="preserve">; </w:t>
+      </w:r>
+      <w:hyperlink r:id="rId638">
+        <w:r>
+          <w:rPr>
+            <w:lang w:val="id_ID" w:bidi="id_ID"/>
+          </w:rPr>
+          <w:rPr>
+            <w:color w:val="0000EE"/>
+            <w:u w:val="single"/>
+          </w:rPr>
+          <w:t>Im. 24:5–9</w:t>
+        </w:r>
+      </w:hyperlink>
+      <w:r>
+        <w:rPr>
+          <w:lang w:val="id_ID" w:bidi="id_ID"/>
+        </w:rPr>
+        <w:t>).</w:t>
+      </w:r>
+      <w:r>
+        <w:rPr>
+          <w:lang w:val="id_ID" w:bidi="id_ID"/>
+        </w:rPr>
+      </w:r>
+      <w:r>
+        <w:rPr>
+          <w:lang w:val="id_ID" w:bidi="id_ID"/>
+        </w:rPr>
+      </w:r>
+    </w:p>
+    <w:p>
+      <w:pPr/>
+      <w:r>
+        <w:rPr>
+          <w:lang w:val="id_ID" w:bidi="id_ID"/>
+        </w:rPr>
+      </w:r>
+    </w:p>
+    <w:p>
+      <w:pPr>
+        <w:pStyle w:val="Heading2"/>
+      </w:pPr>
+      <w:r>
+        <w:rPr>
+          <w:lang w:val="id_ID" w:bidi="id_ID"/>
+        </w:rPr>
+        <w:t>1 Samuel 21:7</w:t>
+      </w:r>
+      <w:r>
+        <w:rPr>
+          <w:lang w:val="id_ID" w:bidi="id_ID"/>
+        </w:rPr>
+      </w:r>
+    </w:p>
+    <w:p>
+      <w:pPr/>
+      <w:r>
+        <w:rPr>
+          <w:lang w:val="id_ID" w:bidi="id_ID"/>
+        </w:rPr>
+      </w:r>
+      <w:r>
+        <w:rPr>
+          <w:lang w:val="id_ID" w:bidi="id_ID"/>
+        </w:rPr>
+        <w:t>yang dikhususkan melayani Tuhan: Ahimelekh mencari petunjuk dari Allah atas nama orang lain (</w:t>
+      </w:r>
+      <w:hyperlink r:id="rId644">
+        <w:r>
+          <w:rPr>
+            <w:lang w:val="id_ID" w:bidi="id_ID"/>
+          </w:rPr>
+          <w:rPr>
+            <w:color w:val="0000EE"/>
+            <w:u w:val="single"/>
+          </w:rPr>
+          <w:t>1Sam. 22:15</w:t>
+        </w:r>
+      </w:hyperlink>
+      <w:r>
+        <w:rPr>
+          <w:lang w:val="id_ID" w:bidi="id_ID"/>
+        </w:rPr>
+        <w:t>), jadi mungkin saja Do"eg sedang menunggu jawaban atas pertanyaan tersebut.</w:t>
+      </w:r>
+      <w:r>
+        <w:rPr>
+          <w:lang w:val="id_ID" w:bidi="id_ID"/>
+        </w:rPr>
+      </w:r>
+      <w:r>
+        <w:rPr>
+          <w:lang w:val="id_ID" w:bidi="id_ID"/>
+        </w:rPr>
+      </w:r>
+    </w:p>
+    <w:p>
+      <w:pPr/>
+      <w:r>
+        <w:rPr>
+          <w:lang w:val="id_ID" w:bidi="id_ID"/>
+        </w:rPr>
+      </w:r>
+    </w:p>
+    <w:p>
+      <w:pPr>
+        <w:pStyle w:val="Heading2"/>
+      </w:pPr>
+      <w:r>
+        <w:rPr>
+          <w:lang w:val="id_ID" w:bidi="id_ID"/>
+        </w:rPr>
+        <w:t>1 Samuel 21:9</w:t>
+      </w:r>
+      <w:r>
+        <w:rPr>
+          <w:lang w:val="id_ID" w:bidi="id_ID"/>
+        </w:rPr>
+      </w:r>
+    </w:p>
+    <w:p>
+      <w:pPr/>
+      <w:r>
+        <w:rPr>
+          <w:lang w:val="id_ID" w:bidi="id_ID"/>
+        </w:rPr>
+      </w:r>
+      <w:r>
+        <w:rPr>
+          <w:lang w:val="id_ID" w:bidi="id_ID"/>
+        </w:rPr>
+        <w:t>Pedang Goliat</w:t>
+      </w:r>
+      <w:r>
+        <w:rPr>
+          <w:i/>
+          <w:lang w:val="id_ID" w:bidi="id_ID"/>
+        </w:rPr>
+        <w:t>,</w:t>
+      </w:r>
+      <w:r>
+        <w:rPr>
+          <w:lang w:val="id_ID" w:bidi="id_ID"/>
+        </w:rPr>
+        <w:t xml:space="preserve"> yang digunakan Daud untuk memenggal raksasa (</w:t>
+      </w:r>
+      <w:hyperlink r:id="rId157">
+        <w:r>
+          <w:rPr>
+            <w:lang w:val="id_ID" w:bidi="id_ID"/>
+          </w:rPr>
+          <w:rPr>
+            <w:color w:val="0000EE"/>
+            <w:u w:val="single"/>
+          </w:rPr>
+          <w:t>1Sam. 17:51</w:t>
+        </w:r>
+      </w:hyperlink>
+      <w:r>
+        <w:rPr>
+          <w:lang w:val="id_ID" w:bidi="id_ID"/>
+        </w:rPr>
+        <w:t>), telah diambil sebagai rampasan perang, begitu juga dengan kepala Goliat (</w:t>
+      </w:r>
+      <w:hyperlink r:id="rId645">
+        <w:r>
+          <w:rPr>
+            <w:lang w:val="id_ID" w:bidi="id_ID"/>
+          </w:rPr>
+          <w:rPr>
+            <w:color w:val="0000EE"/>
+            <w:u w:val="single"/>
+          </w:rPr>
+          <w:t>1Sam. 17:54</w:t>
+        </w:r>
+      </w:hyperlink>
+      <w:r>
+        <w:rPr>
+          <w:lang w:val="id_ID" w:bidi="id_ID"/>
+        </w:rPr>
+        <w:t>). • Efod yang disebutkan di sini mungkin bukanlah pakaian imam dengan nama yang sama; beberapa bagian memberikan kesan bahwa Efod juga bisa berupa patung (</w:t>
+      </w:r>
+      <w:hyperlink r:id="rId646">
+        <w:r>
+          <w:rPr>
+            <w:lang w:val="id_ID" w:bidi="id_ID"/>
+          </w:rPr>
+          <w:rPr>
+            <w:color w:val="0000EE"/>
+            <w:u w:val="single"/>
+          </w:rPr>
+          <w:t>Hak. 8:27</w:t>
+        </w:r>
+      </w:hyperlink>
+      <w:r>
+        <w:rPr>
+          <w:lang w:val="id_ID" w:bidi="id_ID"/>
+        </w:rPr>
+        <w:t xml:space="preserve">; </w:t>
+      </w:r>
+      <w:hyperlink r:id="rId647">
+        <w:r>
+          <w:rPr>
+            <w:lang w:val="id_ID" w:bidi="id_ID"/>
+          </w:rPr>
+          <w:rPr>
+            <w:color w:val="0000EE"/>
+            <w:u w:val="single"/>
+          </w:rPr>
+          <w:t>18:17</w:t>
+        </w:r>
+      </w:hyperlink>
+      <w:r>
+        <w:rPr>
+          <w:lang w:val="id_ID" w:bidi="id_ID"/>
+        </w:rPr>
+        <w:t>).</w:t>
+      </w:r>
+      <w:r>
+        <w:rPr>
+          <w:lang w:val="id_ID" w:bidi="id_ID"/>
+        </w:rPr>
+      </w:r>
+      <w:r>
+        <w:rPr>
+          <w:lang w:val="id_ID" w:bidi="id_ID"/>
+        </w:rPr>
+      </w:r>
+    </w:p>
+    <w:p>
+      <w:pPr/>
+      <w:r>
+        <w:rPr>
+          <w:lang w:val="id_ID" w:bidi="id_ID"/>
+        </w:rPr>
+      </w:r>
+    </w:p>
+    <w:p>
+      <w:pPr>
+        <w:pStyle w:val="Heading2"/>
+      </w:pPr>
+      <w:r>
+        <w:rPr>
+          <w:lang w:val="id_ID" w:bidi="id_ID"/>
+        </w:rPr>
+        <w:t>1 Samuel 21:10–15</w:t>
+      </w:r>
+      <w:r>
+        <w:rPr>
+          <w:lang w:val="id_ID" w:bidi="id_ID"/>
+        </w:rPr>
+      </w:r>
+    </w:p>
+    <w:p>
+      <w:pPr/>
+      <w:r>
+        <w:rPr>
+          <w:lang w:val="id_ID" w:bidi="id_ID"/>
+        </w:rPr>
+      </w:r>
+      <w:r>
+        <w:rPr>
+          <w:lang w:val="id_ID" w:bidi="id_ID"/>
+        </w:rPr>
+        <w:t>Gat</w:t>
+      </w:r>
+      <w:r>
+        <w:rPr>
+          <w:i/>
+          <w:lang w:val="id_ID" w:bidi="id_ID"/>
+        </w:rPr>
+        <w:t>,</w:t>
+      </w:r>
+      <w:r>
+        <w:rPr>
+          <w:lang w:val="id_ID" w:bidi="id_ID"/>
+        </w:rPr>
+        <w:t xml:space="preserve"> sebuah kota besar di Filistin dan tempat asal Goliat, adalah tempat yang cerdik namun berbahaya bagi Daud untuk mencari perlindungan dari Saul.</w:t>
+      </w:r>
+      <w:r>
+        <w:rPr>
+          <w:lang w:val="id_ID" w:bidi="id_ID"/>
+        </w:rPr>
+      </w:r>
+      <w:r>
+        <w:rPr>
+          <w:lang w:val="id_ID" w:bidi="id_ID"/>
+        </w:rPr>
+      </w:r>
+    </w:p>
+    <w:p>
+      <w:pPr/>
+      <w:r>
+        <w:rPr>
+          <w:lang w:val="id_ID" w:bidi="id_ID"/>
+        </w:rPr>
+      </w:r>
+    </w:p>
+    <w:p>
+      <w:pPr>
+        <w:pStyle w:val="Heading2"/>
+      </w:pPr>
+      <w:r>
+        <w:rPr>
+          <w:lang w:val="id_ID" w:bidi="id_ID"/>
+        </w:rPr>
+        <w:t>1 Samuel 21:11</w:t>
+      </w:r>
+      <w:r>
+        <w:rPr>
+          <w:lang w:val="id_ID" w:bidi="id_ID"/>
+        </w:rPr>
+      </w:r>
+    </w:p>
+    <w:p>
+      <w:pPr/>
+      <w:r>
+        <w:rPr>
+          <w:lang w:val="id_ID" w:bidi="id_ID"/>
+        </w:rPr>
+      </w:r>
+      <w:r>
+        <w:rPr>
+          <w:lang w:val="id_ID" w:bidi="id_ID"/>
+        </w:rPr>
+        <w:t xml:space="preserve">raja negeri itu: Reputasi Daud sebagai pejuang perkasa bahkan lebih hebat dari Raja Saul (lihat </w:t>
+      </w:r>
+      <w:hyperlink r:id="rId578">
+        <w:r>
+          <w:rPr>
+            <w:lang w:val="id_ID" w:bidi="id_ID"/>
+          </w:rPr>
+          <w:rPr>
+            <w:color w:val="0000EE"/>
+            <w:u w:val="single"/>
+          </w:rPr>
+          <w:t>1Sam. 18:7</w:t>
+        </w:r>
+      </w:hyperlink>
+      <w:r>
+        <w:rPr>
+          <w:lang w:val="id_ID" w:bidi="id_ID"/>
+        </w:rPr>
+        <w:t>) telah berkembang sampai pada titik orang asing mulai menyebutnya sebagai raja Israel.</w:t>
+      </w:r>
+      <w:r>
+        <w:rPr>
+          <w:lang w:val="id_ID" w:bidi="id_ID"/>
+        </w:rPr>
+      </w:r>
+      <w:r>
+        <w:rPr>
+          <w:lang w:val="id_ID" w:bidi="id_ID"/>
+        </w:rPr>
+      </w:r>
+    </w:p>
+    <w:p>
+      <w:pPr/>
+      <w:r>
+        <w:rPr>
+          <w:lang w:val="id_ID" w:bidi="id_ID"/>
+        </w:rPr>
+      </w:r>
+    </w:p>
+    <w:p>
+      <w:pPr>
+        <w:pStyle w:val="Heading2"/>
+      </w:pPr>
+      <w:r>
+        <w:rPr>
+          <w:lang w:val="id_ID" w:bidi="id_ID"/>
+        </w:rPr>
+        <w:t>1 Samuel 21:12–13</w:t>
+      </w:r>
+      <w:r>
+        <w:rPr>
+          <w:lang w:val="id_ID" w:bidi="id_ID"/>
+        </w:rPr>
+      </w:r>
+    </w:p>
+    <w:p>
+      <w:pPr/>
+      <w:r>
+        <w:rPr>
+          <w:lang w:val="id_ID" w:bidi="id_ID"/>
+        </w:rPr>
+      </w:r>
+      <w:r>
+        <w:rPr>
+          <w:lang w:val="id_ID" w:bidi="id_ID"/>
+        </w:rPr>
+        <w:t xml:space="preserve">Judul panjang dari Kitab </w:t>
+      </w:r>
+      <w:hyperlink r:id="rId648">
+        <w:r>
+          <w:rPr>
+            <w:lang w:val="id_ID" w:bidi="id_ID"/>
+          </w:rPr>
+          <w:rPr>
+            <w:color w:val="0000EE"/>
+            <w:u w:val="single"/>
+          </w:rPr>
+          <w:t>Mzm. 34</w:t>
+        </w:r>
+      </w:hyperlink>
+      <w:r>
+        <w:rPr>
+          <w:lang w:val="id_ID" w:bidi="id_ID"/>
+        </w:rPr>
+        <w:t xml:space="preserve"> merujuk pada kejadian ini, tetapi menyebut raja Filistin sebagai Abimelekh, bukan Akhis. "Abimelekh" mungkin merupakan gelar umum untuk raja-raja Filistin (dalam bahasa Ibrani berarti "bapaku sang raja"). Nama Abimelekh juga muncul dalam </w:t>
+      </w:r>
+      <w:hyperlink r:id="rId649">
+        <w:r>
+          <w:rPr>
+            <w:lang w:val="id_ID" w:bidi="id_ID"/>
+          </w:rPr>
+          <w:rPr>
+            <w:color w:val="0000EE"/>
+            <w:u w:val="single"/>
+          </w:rPr>
+          <w:t>Kej. 20:2</w:t>
+        </w:r>
+      </w:hyperlink>
+      <w:r>
+        <w:rPr>
+          <w:lang w:val="id_ID" w:bidi="id_ID"/>
+        </w:rPr>
+        <w:t xml:space="preserve">; </w:t>
+      </w:r>
+      <w:hyperlink r:id="rId650">
+        <w:r>
+          <w:rPr>
+            <w:lang w:val="id_ID" w:bidi="id_ID"/>
+          </w:rPr>
+          <w:rPr>
+            <w:color w:val="0000EE"/>
+            <w:u w:val="single"/>
+          </w:rPr>
+          <w:t>26:1</w:t>
+        </w:r>
+      </w:hyperlink>
+      <w:r>
+        <w:rPr>
+          <w:lang w:val="id_ID" w:bidi="id_ID"/>
+        </w:rPr>
+        <w:t>.</w:t>
+      </w:r>
+      <w:r>
+        <w:rPr>
+          <w:lang w:val="id_ID" w:bidi="id_ID"/>
+        </w:rPr>
+      </w:r>
+      <w:r>
+        <w:rPr>
+          <w:lang w:val="id_ID" w:bidi="id_ID"/>
+        </w:rPr>
+      </w:r>
+    </w:p>
+    <w:p>
+      <w:pPr/>
+      <w:r>
+        <w:rPr>
+          <w:lang w:val="id_ID" w:bidi="id_ID"/>
+        </w:rPr>
+      </w:r>
+    </w:p>
+    <w:p>
+      <w:pPr>
+        <w:pStyle w:val="Heading2"/>
+      </w:pPr>
+      <w:r>
+        <w:rPr>
+          <w:lang w:val="id_ID" w:bidi="id_ID"/>
+        </w:rPr>
+        <w:t>1 Samuel 22:1</w:t>
+      </w:r>
+      <w:r>
+        <w:rPr>
+          <w:lang w:val="id_ID" w:bidi="id_ID"/>
+        </w:rPr>
+      </w:r>
+    </w:p>
+    <w:p>
+      <w:pPr/>
+      <w:r>
+        <w:rPr>
+          <w:lang w:val="id_ID" w:bidi="id_ID"/>
+        </w:rPr>
+      </w:r>
+      <w:r>
+        <w:rPr>
+          <w:lang w:val="id_ID" w:bidi="id_ID"/>
+        </w:rPr>
+        <w:t>Adulam terletak sekitar enam belas mil di barat daya Yerusalem, dekat wilayah Filistin. • Jika saudara-saudara Daud dan semua kerabatnya yang lain tetap tinggal di Betlehem, mereka akan rentan terhadap pembalasan dari Saul.</w:t>
+      </w:r>
+      <w:r>
+        <w:rPr>
+          <w:lang w:val="id_ID" w:bidi="id_ID"/>
+        </w:rPr>
+      </w:r>
+      <w:r>
+        <w:rPr>
+          <w:lang w:val="id_ID" w:bidi="id_ID"/>
+        </w:rPr>
+      </w:r>
+    </w:p>
+    <w:p>
+      <w:pPr/>
+      <w:r>
+        <w:rPr>
+          <w:lang w:val="id_ID" w:bidi="id_ID"/>
+        </w:rPr>
+      </w:r>
+    </w:p>
+    <w:p>
+      <w:pPr>
+        <w:pStyle w:val="Heading2"/>
+      </w:pPr>
+      <w:r>
+        <w:rPr>
+          <w:lang w:val="id_ID" w:bidi="id_ID"/>
+        </w:rPr>
+        <w:t>1 Samuel 22:1–23</w:t>
+      </w:r>
+      <w:r>
+        <w:rPr>
+          <w:lang w:val="id_ID" w:bidi="id_ID"/>
+        </w:rPr>
+      </w:r>
+    </w:p>
+    <w:p>
+      <w:pPr/>
+      <w:r>
+        <w:rPr>
+          <w:lang w:val="id_ID" w:bidi="id_ID"/>
+        </w:rPr>
+      </w:r>
+      <w:r>
+        <w:rPr>
+          <w:lang w:val="id_ID" w:bidi="id_ID"/>
+        </w:rPr>
+        <w:t>Karakter Saul terlihat jelas di sini. Karena tidak mampu membalas dendam secara langsung kepada Daud, Saul membantai mereka yang ia anggap bersalah karena memberikan bantuan dan kenyamanan kepada Daud.</w:t>
+      </w:r>
+      <w:r>
+        <w:rPr>
+          <w:lang w:val="id_ID" w:bidi="id_ID"/>
+        </w:rPr>
+      </w:r>
+      <w:r>
+        <w:rPr>
+          <w:lang w:val="id_ID" w:bidi="id_ID"/>
+        </w:rPr>
+      </w:r>
+    </w:p>
+    <w:p>
+      <w:pPr/>
+      <w:r>
+        <w:rPr>
+          <w:lang w:val="id_ID" w:bidi="id_ID"/>
+        </w:rPr>
+      </w:r>
+    </w:p>
+    <w:p>
+      <w:pPr>
+        <w:pStyle w:val="Heading2"/>
+      </w:pPr>
+      <w:r>
+        <w:rPr>
+          <w:lang w:val="id_ID" w:bidi="id_ID"/>
+        </w:rPr>
+        <w:t>1 Samuel 22:2</w:t>
+      </w:r>
+      <w:r>
+        <w:rPr>
+          <w:lang w:val="id_ID" w:bidi="id_ID"/>
+        </w:rPr>
+      </w:r>
+    </w:p>
+    <w:p>
+      <w:pPr/>
+      <w:r>
+        <w:rPr>
+          <w:lang w:val="id_ID" w:bidi="id_ID"/>
+        </w:rPr>
+      </w:r>
+      <w:r>
+        <w:rPr>
+          <w:lang w:val="id_ID" w:bidi="id_ID"/>
+        </w:rPr>
+        <w:t>dalam kesukaran … dikejar-kejar tukang piutang … yang sakit hati: Dengan menarik orang-orang yang terpuruk seperti itu kepada dirinya, Daud menggambarkan Yesus, yang akan menarik kepada dirinya orang-orang yang terluka, terbebani, dan terbuang (</w:t>
+      </w:r>
+      <w:hyperlink r:id="rId651">
+        <w:r>
+          <w:rPr>
+            <w:lang w:val="id_ID" w:bidi="id_ID"/>
+          </w:rPr>
+          <w:rPr>
+            <w:color w:val="0000EE"/>
+            <w:u w:val="single"/>
+          </w:rPr>
+          <w:t>Mat. 11:25–30</w:t>
+        </w:r>
+      </w:hyperlink>
+      <w:r>
+        <w:rPr>
+          <w:lang w:val="id_ID" w:bidi="id_ID"/>
+        </w:rPr>
+        <w:t>).</w:t>
+      </w:r>
+      <w:r>
+        <w:rPr>
+          <w:lang w:val="id_ID" w:bidi="id_ID"/>
+        </w:rPr>
+      </w:r>
+      <w:r>
+        <w:rPr>
+          <w:lang w:val="id_ID" w:bidi="id_ID"/>
+        </w:rPr>
+      </w:r>
+    </w:p>
+    <w:p>
+      <w:pPr/>
+      <w:r>
+        <w:rPr>
+          <w:lang w:val="id_ID" w:bidi="id_ID"/>
+        </w:rPr>
+      </w:r>
+    </w:p>
+    <w:p>
+      <w:pPr>
+        <w:pStyle w:val="Heading2"/>
+      </w:pPr>
+      <w:r>
+        <w:rPr>
+          <w:lang w:val="id_ID" w:bidi="id_ID"/>
+        </w:rPr>
+        <w:t>1 Samuel 22:3–4</w:t>
+      </w:r>
+      <w:r>
+        <w:rPr>
+          <w:lang w:val="id_ID" w:bidi="id_ID"/>
+        </w:rPr>
+      </w:r>
+    </w:p>
+    <w:p>
+      <w:pPr/>
+      <w:r>
+        <w:rPr>
+          <w:lang w:val="id_ID" w:bidi="id_ID"/>
+        </w:rPr>
+      </w:r>
+      <w:r>
+        <w:rPr>
+          <w:lang w:val="id_ID" w:bidi="id_ID"/>
+        </w:rPr>
+        <w:t>Mizpa di Moab terletak di timur Laut Mati dan Sungai Yordan—bukan perjalanan yang mudah dari Adulam, terutama jika 400 orang (</w:t>
+      </w:r>
+      <w:hyperlink r:id="rId652">
+        <w:r>
+          <w:rPr>
+            <w:lang w:val="id_ID" w:bidi="id_ID"/>
+          </w:rPr>
+          <w:rPr>
+            <w:color w:val="0000EE"/>
+            <w:u w:val="single"/>
+          </w:rPr>
+          <w:t>1Sam. 22:2</w:t>
+        </w:r>
+      </w:hyperlink>
+      <w:r>
+        <w:rPr>
+          <w:lang w:val="id_ID" w:bidi="id_ID"/>
+        </w:rPr>
+        <w:t>) menyertai Daud. • Orang tua Daud tetap tinggal di Moab: nenek Isai adalah Rut, seorang Moab (</w:t>
+      </w:r>
+      <w:hyperlink r:id="rId653">
+        <w:r>
+          <w:rPr>
+            <w:lang w:val="id_ID" w:bidi="id_ID"/>
+          </w:rPr>
+          <w:rPr>
+            <w:color w:val="0000EE"/>
+            <w:u w:val="single"/>
+          </w:rPr>
+          <w:t>Rut 4:13–22</w:t>
+        </w:r>
+      </w:hyperlink>
+      <w:r>
+        <w:rPr>
+          <w:lang w:val="id_ID" w:bidi="id_ID"/>
+        </w:rPr>
+        <w:t>).</w:t>
+      </w:r>
+      <w:r>
+        <w:rPr>
+          <w:lang w:val="id_ID" w:bidi="id_ID"/>
+        </w:rPr>
+      </w:r>
+      <w:r>
+        <w:rPr>
+          <w:lang w:val="id_ID" w:bidi="id_ID"/>
+        </w:rPr>
+      </w:r>
+    </w:p>
+    <w:p>
+      <w:pPr/>
+      <w:r>
+        <w:rPr>
+          <w:lang w:val="id_ID" w:bidi="id_ID"/>
+        </w:rPr>
+      </w:r>
+    </w:p>
+    <w:p>
+      <w:pPr>
+        <w:pStyle w:val="Heading2"/>
+      </w:pPr>
+      <w:r>
+        <w:rPr>
+          <w:lang w:val="id_ID" w:bidi="id_ID"/>
+        </w:rPr>
+        <w:t>1 Samuel 22:5</w:t>
+      </w:r>
+      <w:r>
+        <w:rPr>
+          <w:lang w:val="id_ID" w:bidi="id_ID"/>
+        </w:rPr>
+      </w:r>
+    </w:p>
+    <w:p>
+      <w:pPr/>
+      <w:r>
+        <w:rPr>
+          <w:lang w:val="id_ID" w:bidi="id_ID"/>
+        </w:rPr>
+      </w:r>
+      <w:r>
+        <w:rPr>
+          <w:lang w:val="id_ID" w:bidi="id_ID"/>
+        </w:rPr>
+        <w:t>Nabi Gad adalah penasihat khusus bagi Daud (</w:t>
+      </w:r>
+      <w:hyperlink r:id="rId654">
+        <w:r>
+          <w:rPr>
+            <w:lang w:val="id_ID" w:bidi="id_ID"/>
+          </w:rPr>
+          <w:rPr>
+            <w:color w:val="0000EE"/>
+            <w:u w:val="single"/>
+          </w:rPr>
+          <w:t>2Sam. 24:11</w:t>
+        </w:r>
+      </w:hyperlink>
+      <w:r>
+        <w:rPr>
+          <w:lang w:val="id_ID" w:bidi="id_ID"/>
+        </w:rPr>
+        <w:t>). Allah tidak lagi berkomunikasi dengan Saul, tetapi membimbing Daud.</w:t>
+      </w:r>
+      <w:r>
+        <w:rPr>
+          <w:lang w:val="id_ID" w:bidi="id_ID"/>
+        </w:rPr>
+      </w:r>
+      <w:r>
+        <w:rPr>
+          <w:lang w:val="id_ID" w:bidi="id_ID"/>
+        </w:rPr>
+      </w:r>
+    </w:p>
+    <w:p>
+      <w:pPr/>
+      <w:r>
+        <w:rPr>
+          <w:lang w:val="id_ID" w:bidi="id_ID"/>
+        </w:rPr>
+      </w:r>
+    </w:p>
+    <w:p>
+      <w:pPr>
+        <w:pStyle w:val="Heading2"/>
+      </w:pPr>
+      <w:r>
+        <w:rPr>
+          <w:lang w:val="id_ID" w:bidi="id_ID"/>
+        </w:rPr>
+        <w:t>1 Samuel 22:7–8</w:t>
+      </w:r>
+      <w:r>
+        <w:rPr>
+          <w:lang w:val="id_ID" w:bidi="id_ID"/>
+        </w:rPr>
+      </w:r>
+    </w:p>
+    <w:p>
+      <w:pPr/>
+      <w:r>
+        <w:rPr>
+          <w:lang w:val="id_ID" w:bidi="id_ID"/>
+        </w:rPr>
+      </w:r>
+      <w:r>
+        <w:rPr>
+          <w:lang w:val="id_ID" w:bidi="id_ID"/>
+        </w:rPr>
+        <w:t>orang-orang Benyamin: Saul curiga terhadap orang-orang dari sukunya sendiri, percaya bahwa Daud telah membeli kesetiaan mereka. Lebih buruk lagi, Saul bahkan tidak mempercayai putranya sendiri, yakin bahwa ia telah bergabung dengan konspirasi yang diduga ada tersebut.</w:t>
+      </w:r>
+      <w:r>
+        <w:rPr>
+          <w:lang w:val="id_ID" w:bidi="id_ID"/>
+        </w:rPr>
+      </w:r>
+      <w:r>
+        <w:rPr>
+          <w:lang w:val="id_ID" w:bidi="id_ID"/>
+        </w:rPr>
+      </w:r>
+    </w:p>
+    <w:p>
+      <w:pPr/>
+      <w:r>
+        <w:rPr>
+          <w:lang w:val="id_ID" w:bidi="id_ID"/>
+        </w:rPr>
+      </w:r>
+    </w:p>
+    <w:p>
+      <w:pPr>
+        <w:pStyle w:val="Heading2"/>
+      </w:pPr>
+      <w:r>
+        <w:rPr>
+          <w:lang w:val="id_ID" w:bidi="id_ID"/>
+        </w:rPr>
+        <w:t>1 Samuel 22:13</w:t>
+      </w:r>
+      <w:r>
+        <w:rPr>
+          <w:lang w:val="id_ID" w:bidi="id_ID"/>
+        </w:rPr>
+      </w:r>
+    </w:p>
+    <w:p>
+      <w:pPr/>
+      <w:r>
+        <w:rPr>
+          <w:lang w:val="id_ID" w:bidi="id_ID"/>
+        </w:rPr>
+      </w:r>
+      <w:r>
+        <w:rPr>
+          <w:lang w:val="id_ID" w:bidi="id_ID"/>
+        </w:rPr>
+        <w:t>Daud telah menipu Ahimelekh dengan membuatnya percaya bahwa dia sedang menjalankan misi untuk Saul (</w:t>
+      </w:r>
+      <w:hyperlink r:id="rId655">
+        <w:r>
+          <w:rPr>
+            <w:lang w:val="id_ID" w:bidi="id_ID"/>
+          </w:rPr>
+          <w:rPr>
+            <w:color w:val="0000EE"/>
+            <w:u w:val="single"/>
+          </w:rPr>
+          <w:t>1Sam. 21:1–9</w:t>
+        </w:r>
+      </w:hyperlink>
+      <w:r>
+        <w:rPr>
+          <w:lang w:val="id_ID" w:bidi="id_ID"/>
+        </w:rPr>
+        <w:t>), sehingga tuduhan konspirasi Saul tidak berdasar.</w:t>
+      </w:r>
+      <w:r>
+        <w:rPr>
+          <w:lang w:val="id_ID" w:bidi="id_ID"/>
+        </w:rPr>
+      </w:r>
+      <w:r>
+        <w:rPr>
+          <w:lang w:val="id_ID" w:bidi="id_ID"/>
+        </w:rPr>
+      </w:r>
+    </w:p>
+    <w:p>
+      <w:pPr/>
+      <w:r>
+        <w:rPr>
+          <w:lang w:val="id_ID" w:bidi="id_ID"/>
+        </w:rPr>
+      </w:r>
+    </w:p>
+    <w:p>
+      <w:pPr>
+        <w:pStyle w:val="Heading2"/>
+      </w:pPr>
+      <w:r>
+        <w:rPr>
+          <w:lang w:val="id_ID" w:bidi="id_ID"/>
+        </w:rPr>
+        <w:t>1 Samuel 22:14</w:t>
+      </w:r>
+      <w:r>
+        <w:rPr>
+          <w:lang w:val="id_ID" w:bidi="id_ID"/>
+        </w:rPr>
+      </w:r>
+    </w:p>
+    <w:p>
+      <w:pPr/>
+      <w:r>
+        <w:rPr>
+          <w:lang w:val="id_ID" w:bidi="id_ID"/>
+        </w:rPr>
+      </w:r>
+      <w:r>
+        <w:rPr>
+          <w:lang w:val="id_ID" w:bidi="id_ID"/>
+        </w:rPr>
+        <w:t>menantu raja: Daud telah menikahi putri Saul (</w:t>
+      </w:r>
+      <w:hyperlink r:id="rId656">
+        <w:r>
+          <w:rPr>
+            <w:lang w:val="id_ID" w:bidi="id_ID"/>
+          </w:rPr>
+          <w:rPr>
+            <w:color w:val="0000EE"/>
+            <w:u w:val="single"/>
+          </w:rPr>
+          <w:t>1Sam. 18:17–29</w:t>
+        </w:r>
+      </w:hyperlink>
+      <w:r>
+        <w:rPr>
+          <w:lang w:val="id_ID" w:bidi="id_ID"/>
+        </w:rPr>
+        <w:t>).</w:t>
+      </w:r>
+      <w:r>
+        <w:rPr>
+          <w:lang w:val="id_ID" w:bidi="id_ID"/>
+        </w:rPr>
+      </w:r>
+      <w:r>
+        <w:rPr>
+          <w:lang w:val="id_ID" w:bidi="id_ID"/>
+        </w:rPr>
+      </w:r>
+    </w:p>
+    <w:p>
+      <w:pPr/>
+      <w:r>
+        <w:rPr>
+          <w:lang w:val="id_ID" w:bidi="id_ID"/>
+        </w:rPr>
+      </w:r>
+    </w:p>
+    <w:p>
+      <w:pPr>
+        <w:pStyle w:val="Heading2"/>
+      </w:pPr>
+      <w:r>
+        <w:rPr>
+          <w:lang w:val="id_ID" w:bidi="id_ID"/>
+        </w:rPr>
+        <w:t>1 Samuel 22:18</w:t>
+      </w:r>
+      <w:r>
+        <w:rPr>
+          <w:lang w:val="id_ID" w:bidi="id_ID"/>
+        </w:rPr>
+      </w:r>
+    </w:p>
+    <w:p>
+      <w:pPr/>
+      <w:r>
+        <w:rPr>
+          <w:lang w:val="id_ID" w:bidi="id_ID"/>
+        </w:rPr>
+      </w:r>
+      <w:r>
+        <w:rPr>
+          <w:lang w:val="id_ID" w:bidi="id_ID"/>
+        </w:rPr>
+        <w:t>Do”eg</w:t>
+      </w:r>
+      <w:r>
+        <w:rPr>
+          <w:lang w:val="id_ID" w:bidi="id_ID"/>
+        </w:rPr>
+        <w:t xml:space="preserve">, orang Edom … membunuh pada hari itu delapan puluh lima orang: Sebagai orang non-Israel, </w:t>
+      </w:r>
+      <w:r>
+        <w:rPr>
+          <w:lang w:val="id_ID" w:bidi="id_ID"/>
+        </w:rPr>
+        <w:t>Do”eg</w:t>
+      </w:r>
+      <w:r>
+        <w:rPr>
+          <w:lang w:val="id_ID" w:bidi="id_ID"/>
+        </w:rPr>
+        <w:t xml:space="preserve"> tidak peduli dengan kesucian para imam yang diurapi Allah. Ia sadar bahwa ia sedang mengeksekusi orang-orang yang tidak bersalah. Orang asing jahat ini sebagian memenuhi nubuat tentang garis keturunan imam Eli yang terkutuk (</w:t>
+      </w:r>
+      <w:hyperlink r:id="rId657">
+        <w:r>
+          <w:rPr>
+            <w:lang w:val="id_ID" w:bidi="id_ID"/>
+          </w:rPr>
+          <w:rPr>
+            <w:color w:val="0000EE"/>
+            <w:u w:val="single"/>
+          </w:rPr>
+          <w:t>1Sam. 2:27–34</w:t>
+        </w:r>
+      </w:hyperlink>
+      <w:r>
+        <w:rPr>
+          <w:lang w:val="id_ID" w:bidi="id_ID"/>
+        </w:rPr>
+        <w:t xml:space="preserve">; lihat </w:t>
+      </w:r>
+      <w:hyperlink r:id="rId658">
+        <w:r>
+          <w:rPr>
+            <w:lang w:val="id_ID" w:bidi="id_ID"/>
+          </w:rPr>
+          <w:rPr>
+            <w:color w:val="0000EE"/>
+            <w:u w:val="single"/>
+          </w:rPr>
+          <w:t>1Raj. 2:27</w:t>
+        </w:r>
+      </w:hyperlink>
+      <w:r>
+        <w:rPr>
+          <w:lang w:val="id_ID" w:bidi="id_ID"/>
+        </w:rPr>
+        <w:t>). • yang memakai baju efod dari kain lenan: Insiden ini menggambarkan betapa gilanya Saul. Bahkan mereka yang memegang jabatan suci pun tidak aman.</w:t>
+      </w:r>
+      <w:r>
+        <w:rPr>
+          <w:lang w:val="id_ID" w:bidi="id_ID"/>
+        </w:rPr>
+      </w:r>
+      <w:r>
+        <w:rPr>
+          <w:lang w:val="id_ID" w:bidi="id_ID"/>
+        </w:rPr>
+      </w:r>
+    </w:p>
+    <w:p>
+      <w:pPr/>
+      <w:r>
+        <w:rPr>
+          <w:lang w:val="id_ID" w:bidi="id_ID"/>
+        </w:rPr>
+      </w:r>
+    </w:p>
+    <w:p>
+      <w:pPr>
+        <w:pStyle w:val="Heading2"/>
+      </w:pPr>
+      <w:r>
+        <w:rPr>
+          <w:lang w:val="id_ID" w:bidi="id_ID"/>
+        </w:rPr>
+        <w:t>1 Samuel 22:19</w:t>
+      </w:r>
+      <w:r>
+        <w:rPr>
+          <w:lang w:val="id_ID" w:bidi="id_ID"/>
+        </w:rPr>
+      </w:r>
+    </w:p>
+    <w:p>
+      <w:pPr/>
+      <w:r>
+        <w:rPr>
+          <w:lang w:val="id_ID" w:bidi="id_ID"/>
+        </w:rPr>
+      </w:r>
+      <w:r>
+        <w:rPr>
+          <w:lang w:val="id_ID" w:bidi="id_ID"/>
+        </w:rPr>
+        <w:t>Saul tidak mau melaksanakan perintah Allah untuk membinasakan sepenuhnya orang Amalek dan harta benda mereka (</w:t>
+      </w:r>
+      <w:hyperlink r:id="rId488">
+        <w:r>
+          <w:rPr>
+            <w:lang w:val="id_ID" w:bidi="id_ID"/>
+          </w:rPr>
+          <w:rPr>
+            <w:color w:val="0000EE"/>
+            <w:u w:val="single"/>
+          </w:rPr>
+          <w:t>1Sam. 15:3</w:t>
+        </w:r>
+      </w:hyperlink>
+      <w:r>
+        <w:rPr>
+          <w:lang w:val="id_ID" w:bidi="id_ID"/>
+        </w:rPr>
+        <w:t xml:space="preserve">, </w:t>
+      </w:r>
+      <w:hyperlink r:id="rId495">
+        <w:r>
+          <w:rPr>
+            <w:lang w:val="id_ID" w:bidi="id_ID"/>
+          </w:rPr>
+          <w:rPr>
+            <w:color w:val="0000EE"/>
+            <w:u w:val="single"/>
+          </w:rPr>
+          <w:t>9</w:t>
+        </w:r>
+      </w:hyperlink>
+      <w:r>
+        <w:rPr>
+          <w:lang w:val="id_ID" w:bidi="id_ID"/>
+        </w:rPr>
+        <w:t xml:space="preserve">). Namun sekarang, dalam amarahnya, ia tidak ragu-ragu untuk membinasakan keluarga para imam dan harta benda mereka (lihat </w:t>
+      </w:r>
+      <w:hyperlink r:id="rId659">
+        <w:r>
+          <w:rPr>
+            <w:lang w:val="id_ID" w:bidi="id_ID"/>
+          </w:rPr>
+          <w:rPr>
+            <w:color w:val="0000EE"/>
+            <w:u w:val="single"/>
+          </w:rPr>
+          <w:t>Ams. 14:29</w:t>
+        </w:r>
+      </w:hyperlink>
+      <w:r>
+        <w:rPr>
+          <w:lang w:val="id_ID" w:bidi="id_ID"/>
+        </w:rPr>
+        <w:t xml:space="preserve">; </w:t>
+      </w:r>
+      <w:hyperlink r:id="rId339">
+        <w:r>
+          <w:rPr>
+            <w:lang w:val="id_ID" w:bidi="id_ID"/>
+          </w:rPr>
+          <w:rPr>
+            <w:color w:val="0000EE"/>
+            <w:u w:val="single"/>
+          </w:rPr>
+          <w:t>16:14</w:t>
+        </w:r>
+      </w:hyperlink>
+      <w:r>
+        <w:rPr>
+          <w:lang w:val="id_ID" w:bidi="id_ID"/>
+        </w:rPr>
+        <w:t xml:space="preserve">; </w:t>
+      </w:r>
+      <w:hyperlink r:id="rId660">
+        <w:r>
+          <w:rPr>
+            <w:lang w:val="id_ID" w:bidi="id_ID"/>
+          </w:rPr>
+          <w:rPr>
+            <w:color w:val="0000EE"/>
+            <w:u w:val="single"/>
+          </w:rPr>
+          <w:t>27:4</w:t>
+        </w:r>
+      </w:hyperlink>
+      <w:r>
+        <w:rPr>
+          <w:lang w:val="id_ID" w:bidi="id_ID"/>
+        </w:rPr>
+        <w:t>).</w:t>
+      </w:r>
+      <w:r>
+        <w:rPr>
+          <w:lang w:val="id_ID" w:bidi="id_ID"/>
+        </w:rPr>
+      </w:r>
+      <w:r>
+        <w:rPr>
+          <w:lang w:val="id_ID" w:bidi="id_ID"/>
+        </w:rPr>
+      </w:r>
+    </w:p>
+    <w:p>
+      <w:pPr/>
+      <w:r>
+        <w:rPr>
+          <w:lang w:val="id_ID" w:bidi="id_ID"/>
+        </w:rPr>
+      </w:r>
+    </w:p>
+    <w:p>
+      <w:pPr>
+        <w:pStyle w:val="Heading2"/>
+      </w:pPr>
+      <w:r>
+        <w:rPr>
+          <w:lang w:val="id_ID" w:bidi="id_ID"/>
+        </w:rPr>
+        <w:t>1 Samuel 22:20</w:t>
+      </w:r>
+      <w:r>
+        <w:rPr>
+          <w:lang w:val="id_ID" w:bidi="id_ID"/>
+        </w:rPr>
+      </w:r>
+    </w:p>
+    <w:p>
+      <w:pPr/>
+      <w:r>
+        <w:rPr>
+          <w:lang w:val="id_ID" w:bidi="id_ID"/>
+        </w:rPr>
+      </w:r>
+      <w:r>
+        <w:rPr>
+          <w:lang w:val="id_ID" w:bidi="id_ID"/>
+        </w:rPr>
+        <w:t>Abyatar menjadi penasihat Daud, memberikan bimbingan dari Tuhan melalui Efod (</w:t>
+      </w:r>
+      <w:hyperlink r:id="rId661">
+        <w:r>
+          <w:rPr>
+            <w:lang w:val="id_ID" w:bidi="id_ID"/>
+          </w:rPr>
+          <w:rPr>
+            <w:color w:val="0000EE"/>
+            <w:u w:val="single"/>
+          </w:rPr>
+          <w:t>1Sam. 23:2–12</w:t>
+        </w:r>
+      </w:hyperlink>
+      <w:r>
+        <w:rPr>
+          <w:lang w:val="id_ID" w:bidi="id_ID"/>
+        </w:rPr>
+        <w:t xml:space="preserve">; </w:t>
+      </w:r>
+      <w:hyperlink r:id="rId662">
+        <w:r>
+          <w:rPr>
+            <w:lang w:val="id_ID" w:bidi="id_ID"/>
+          </w:rPr>
+          <w:rPr>
+            <w:color w:val="0000EE"/>
+            <w:u w:val="single"/>
+          </w:rPr>
+          <w:t>2Sam. 15:24–36</w:t>
+        </w:r>
+      </w:hyperlink>
+      <w:r>
+        <w:rPr>
+          <w:lang w:val="id_ID" w:bidi="id_ID"/>
+        </w:rPr>
+        <w:t>). Namun, kemudian dia bersekongkol dengan Adonia melawan Daud dan Salomo (</w:t>
+      </w:r>
+      <w:hyperlink r:id="rId663">
+        <w:r>
+          <w:rPr>
+            <w:lang w:val="id_ID" w:bidi="id_ID"/>
+          </w:rPr>
+          <w:rPr>
+            <w:color w:val="0000EE"/>
+            <w:u w:val="single"/>
+          </w:rPr>
+          <w:t>1Raj. 1–2</w:t>
+        </w:r>
+      </w:hyperlink>
+      <w:r>
+        <w:rPr>
+          <w:lang w:val="id_ID" w:bidi="id_ID"/>
+        </w:rPr>
+        <w:t>).</w:t>
+      </w:r>
+      <w:r>
+        <w:rPr>
+          <w:lang w:val="id_ID" w:bidi="id_ID"/>
+        </w:rPr>
+      </w:r>
+      <w:r>
+        <w:rPr>
+          <w:lang w:val="id_ID" w:bidi="id_ID"/>
+        </w:rPr>
+      </w:r>
+    </w:p>
+    <w:p>
+      <w:pPr/>
+      <w:r>
+        <w:rPr>
+          <w:lang w:val="id_ID" w:bidi="id_ID"/>
+        </w:rPr>
+      </w:r>
+    </w:p>
+    <w:p>
+      <w:pPr>
+        <w:pStyle w:val="Heading2"/>
+      </w:pPr>
+      <w:r>
+        <w:rPr>
+          <w:lang w:val="id_ID" w:bidi="id_ID"/>
+        </w:rPr>
+        <w:t>1 Samuel 23:1</w:t>
+      </w:r>
+      <w:r>
+        <w:rPr>
+          <w:lang w:val="id_ID" w:bidi="id_ID"/>
+        </w:rPr>
+      </w:r>
+    </w:p>
+    <w:p>
+      <w:pPr/>
+      <w:r>
+        <w:rPr>
+          <w:lang w:val="id_ID" w:bidi="id_ID"/>
+        </w:rPr>
+      </w:r>
+      <w:r>
+        <w:rPr>
+          <w:lang w:val="id_ID" w:bidi="id_ID"/>
+        </w:rPr>
+        <w:t>Kehila terletak di dekat Adulam (</w:t>
+      </w:r>
+      <w:hyperlink r:id="rId664">
+        <w:r>
+          <w:rPr>
+            <w:lang w:val="id_ID" w:bidi="id_ID"/>
+          </w:rPr>
+          <w:rPr>
+            <w:color w:val="0000EE"/>
+            <w:u w:val="single"/>
+          </w:rPr>
+          <w:t>1Sam. 22:1</w:t>
+        </w:r>
+      </w:hyperlink>
+      <w:r>
+        <w:rPr>
+          <w:lang w:val="id_ID" w:bidi="id_ID"/>
+        </w:rPr>
+        <w:t xml:space="preserve">) di bagian barat Yehuda, tidak jauh dari perbatasan Filistin (lihat </w:t>
+      </w:r>
+      <w:hyperlink r:id="rId665">
+        <w:r>
+          <w:rPr>
+            <w:lang w:val="id_ID" w:bidi="id_ID"/>
+          </w:rPr>
+          <w:rPr>
+            <w:color w:val="0000EE"/>
+            <w:u w:val="single"/>
+          </w:rPr>
+          <w:t>Yos. 15:44</w:t>
+        </w:r>
+      </w:hyperlink>
+      <w:r>
+        <w:rPr>
+          <w:lang w:val="id_ID" w:bidi="id_ID"/>
+        </w:rPr>
+        <w:t xml:space="preserve">; </w:t>
+      </w:r>
+      <w:hyperlink r:id="rId666">
+        <w:r>
+          <w:rPr>
+            <w:lang w:val="id_ID" w:bidi="id_ID"/>
+          </w:rPr>
+          <w:rPr>
+            <w:color w:val="0000EE"/>
+            <w:u w:val="single"/>
+          </w:rPr>
+          <w:t>Neh. 3:17–18</w:t>
+        </w:r>
+      </w:hyperlink>
+      <w:r>
+        <w:rPr>
+          <w:lang w:val="id_ID" w:bidi="id_ID"/>
+        </w:rPr>
+        <w:t>).</w:t>
+      </w:r>
+      <w:r>
+        <w:rPr>
+          <w:lang w:val="id_ID" w:bidi="id_ID"/>
+        </w:rPr>
+      </w:r>
+      <w:r>
+        <w:rPr>
+          <w:lang w:val="id_ID" w:bidi="id_ID"/>
+        </w:rPr>
+      </w:r>
+    </w:p>
+    <w:p>
+      <w:pPr/>
+      <w:r>
+        <w:rPr>
+          <w:lang w:val="id_ID" w:bidi="id_ID"/>
+        </w:rPr>
+      </w:r>
+    </w:p>
+    <w:p>
+      <w:pPr>
+        <w:pStyle w:val="Heading2"/>
+      </w:pPr>
+      <w:r>
+        <w:rPr>
+          <w:lang w:val="id_ID" w:bidi="id_ID"/>
+        </w:rPr>
+        <w:t>1 Samuel 23:1–29</w:t>
+      </w:r>
+      <w:r>
+        <w:rPr>
+          <w:lang w:val="id_ID" w:bidi="id_ID"/>
+        </w:rPr>
+      </w:r>
+    </w:p>
+    <w:p>
+      <w:pPr/>
+      <w:r>
+        <w:rPr>
+          <w:lang w:val="id_ID" w:bidi="id_ID"/>
+        </w:rPr>
+      </w:r>
+      <w:r>
+        <w:rPr>
+          <w:lang w:val="id_ID" w:bidi="id_ID"/>
+        </w:rPr>
+        <w:t>Berkat para informan (</w:t>
+      </w:r>
+      <w:hyperlink r:id="rId667">
+        <w:r>
+          <w:rPr>
+            <w:lang w:val="id_ID" w:bidi="id_ID"/>
+          </w:rPr>
+          <w:rPr>
+            <w:color w:val="0000EE"/>
+            <w:u w:val="single"/>
+          </w:rPr>
+          <w:t>1Sam. 23:7</w:t>
+        </w:r>
+      </w:hyperlink>
+      <w:r>
+        <w:rPr>
+          <w:lang w:val="id_ID" w:bidi="id_ID"/>
+        </w:rPr>
+        <w:t xml:space="preserve">, </w:t>
+      </w:r>
+      <w:hyperlink r:id="rId668">
+        <w:r>
+          <w:rPr>
+            <w:lang w:val="id_ID" w:bidi="id_ID"/>
+          </w:rPr>
+          <w:rPr>
+            <w:color w:val="0000EE"/>
+            <w:u w:val="single"/>
+          </w:rPr>
+          <w:t>13</w:t>
+        </w:r>
+      </w:hyperlink>
+      <w:r>
+        <w:rPr>
+          <w:lang w:val="id_ID" w:bidi="id_ID"/>
+        </w:rPr>
+        <w:t>), Saul dapat terus mengikuti jejak Daud. Daud juga memiliki informan, yang memungkinkannya untuk selalu selangkah lebih maju dari Saul (</w:t>
+      </w:r>
+      <w:hyperlink r:id="rId669">
+        <w:r>
+          <w:rPr>
+            <w:lang w:val="id_ID" w:bidi="id_ID"/>
+          </w:rPr>
+          <w:rPr>
+            <w:color w:val="0000EE"/>
+            <w:u w:val="single"/>
+          </w:rPr>
+          <w:t>1Sam. 23:1</w:t>
+        </w:r>
+      </w:hyperlink>
+      <w:r>
+        <w:rPr>
+          <w:lang w:val="id_ID" w:bidi="id_ID"/>
+        </w:rPr>
+        <w:t xml:space="preserve">, </w:t>
+      </w:r>
+      <w:hyperlink r:id="rId670">
+        <w:r>
+          <w:rPr>
+            <w:lang w:val="id_ID" w:bidi="id_ID"/>
+          </w:rPr>
+          <w:rPr>
+            <w:color w:val="0000EE"/>
+            <w:u w:val="single"/>
+          </w:rPr>
+          <w:t>9</w:t>
+        </w:r>
+      </w:hyperlink>
+      <w:r>
+        <w:rPr>
+          <w:lang w:val="id_ID" w:bidi="id_ID"/>
+        </w:rPr>
+        <w:t xml:space="preserve">, </w:t>
+      </w:r>
+      <w:hyperlink r:id="rId671">
+        <w:r>
+          <w:rPr>
+            <w:lang w:val="id_ID" w:bidi="id_ID"/>
+          </w:rPr>
+          <w:rPr>
+            <w:color w:val="0000EE"/>
+            <w:u w:val="single"/>
+          </w:rPr>
+          <w:t>15</w:t>
+        </w:r>
+      </w:hyperlink>
+      <w:r>
+        <w:rPr>
+          <w:lang w:val="id_ID" w:bidi="id_ID"/>
+        </w:rPr>
+        <w:t xml:space="preserve">, </w:t>
+      </w:r>
+      <w:hyperlink r:id="rId672">
+        <w:r>
+          <w:rPr>
+            <w:lang w:val="id_ID" w:bidi="id_ID"/>
+          </w:rPr>
+          <w:rPr>
+            <w:color w:val="0000EE"/>
+            <w:u w:val="single"/>
+          </w:rPr>
+          <w:t>25</w:t>
+        </w:r>
+      </w:hyperlink>
+      <w:r>
+        <w:rPr>
+          <w:lang w:val="id_ID" w:bidi="id_ID"/>
+        </w:rPr>
+        <w:t>). Keunggulan utama Daud adalah akses kepada bimbingan dan sumber daya ilahi (</w:t>
+      </w:r>
+      <w:hyperlink r:id="rId463">
+        <w:r>
+          <w:rPr>
+            <w:lang w:val="id_ID" w:bidi="id_ID"/>
+          </w:rPr>
+          <w:rPr>
+            <w:color w:val="0000EE"/>
+            <w:u w:val="single"/>
+          </w:rPr>
+          <w:t>1Sam. 23:2</w:t>
+        </w:r>
+      </w:hyperlink>
+      <w:r>
+        <w:rPr>
+          <w:lang w:val="id_ID" w:bidi="id_ID"/>
+        </w:rPr>
+        <w:t xml:space="preserve">, </w:t>
+      </w:r>
+      <w:hyperlink r:id="rId673">
+        <w:r>
+          <w:rPr>
+            <w:lang w:val="id_ID" w:bidi="id_ID"/>
+          </w:rPr>
+          <w:rPr>
+            <w:color w:val="0000EE"/>
+            <w:u w:val="single"/>
+          </w:rPr>
+          <w:t>4</w:t>
+        </w:r>
+      </w:hyperlink>
+      <w:r>
+        <w:rPr>
+          <w:lang w:val="id_ID" w:bidi="id_ID"/>
+        </w:rPr>
+        <w:t xml:space="preserve">, </w:t>
+      </w:r>
+      <w:hyperlink r:id="rId674">
+        <w:r>
+          <w:rPr>
+            <w:lang w:val="id_ID" w:bidi="id_ID"/>
+          </w:rPr>
+          <w:rPr>
+            <w:color w:val="0000EE"/>
+            <w:u w:val="single"/>
+          </w:rPr>
+          <w:t>12</w:t>
+        </w:r>
+      </w:hyperlink>
+      <w:r>
+        <w:rPr>
+          <w:lang w:val="id_ID" w:bidi="id_ID"/>
+        </w:rPr>
+        <w:t>), yang tidak dimiliki oleh Saul.</w:t>
+      </w:r>
+      <w:r>
+        <w:rPr>
+          <w:lang w:val="id_ID" w:bidi="id_ID"/>
+        </w:rPr>
+      </w:r>
+      <w:r>
+        <w:rPr>
+          <w:lang w:val="id_ID" w:bidi="id_ID"/>
+        </w:rPr>
+      </w:r>
+    </w:p>
+    <w:p>
+      <w:pPr/>
+      <w:r>
+        <w:rPr>
+          <w:lang w:val="id_ID" w:bidi="id_ID"/>
+        </w:rPr>
+      </w:r>
+    </w:p>
+    <w:p>
+      <w:pPr>
+        <w:pStyle w:val="Heading2"/>
+      </w:pPr>
+      <w:r>
+        <w:rPr>
+          <w:lang w:val="id_ID" w:bidi="id_ID"/>
+        </w:rPr>
+        <w:t>1 Samuel 23:4</w:t>
+      </w:r>
+      <w:r>
+        <w:rPr>
+          <w:lang w:val="id_ID" w:bidi="id_ID"/>
+        </w:rPr>
+      </w:r>
+    </w:p>
+    <w:p>
+      <w:pPr/>
+      <w:r>
+        <w:rPr>
+          <w:lang w:val="id_ID" w:bidi="id_ID"/>
+        </w:rPr>
+      </w:r>
+      <w:r>
+        <w:rPr>
+          <w:lang w:val="id_ID" w:bidi="id_ID"/>
+        </w:rPr>
+        <w:t xml:space="preserve">Daud memohon kepada Tuhan baik secara langsung dalam doa maupun dengan menggunakan Efod (lihat </w:t>
+      </w:r>
+      <w:hyperlink r:id="rId675">
+        <w:r>
+          <w:rPr>
+            <w:lang w:val="id_ID" w:bidi="id_ID"/>
+          </w:rPr>
+          <w:rPr>
+            <w:color w:val="0000EE"/>
+            <w:u w:val="single"/>
+          </w:rPr>
+          <w:t>1Sam. 23:6</w:t>
+        </w:r>
+      </w:hyperlink>
+      <w:r>
+        <w:rPr>
+          <w:lang w:val="id_ID" w:bidi="id_ID"/>
+        </w:rPr>
+        <w:t xml:space="preserve">, </w:t>
+      </w:r>
+      <w:hyperlink r:id="rId670">
+        <w:r>
+          <w:rPr>
+            <w:lang w:val="id_ID" w:bidi="id_ID"/>
+          </w:rPr>
+          <w:rPr>
+            <w:color w:val="0000EE"/>
+            <w:u w:val="single"/>
+          </w:rPr>
+          <w:t>9</w:t>
+        </w:r>
+      </w:hyperlink>
+      <w:r>
+        <w:rPr>
+          <w:lang w:val="id_ID" w:bidi="id_ID"/>
+        </w:rPr>
+        <w:t xml:space="preserve">; </w:t>
+      </w:r>
+      <w:hyperlink r:id="rId465">
+        <w:r>
+          <w:rPr>
+            <w:lang w:val="id_ID" w:bidi="id_ID"/>
+          </w:rPr>
+          <w:rPr>
+            <w:color w:val="0000EE"/>
+            <w:u w:val="single"/>
+          </w:rPr>
+          <w:t>2Sam. 2:1</w:t>
+        </w:r>
+      </w:hyperlink>
+      <w:r>
+        <w:rPr>
+          <w:lang w:val="id_ID" w:bidi="id_ID"/>
+        </w:rPr>
+        <w:t xml:space="preserve">; </w:t>
+      </w:r>
+      <w:hyperlink r:id="rId676">
+        <w:r>
+          <w:rPr>
+            <w:lang w:val="id_ID" w:bidi="id_ID"/>
+          </w:rPr>
+          <w:rPr>
+            <w:color w:val="0000EE"/>
+            <w:u w:val="single"/>
+          </w:rPr>
+          <w:t>5:23–24</w:t>
+        </w:r>
+      </w:hyperlink>
+      <w:r>
+        <w:rPr>
+          <w:lang w:val="id_ID" w:bidi="id_ID"/>
+        </w:rPr>
+        <w:t xml:space="preserve">). Jawaban Allah merupakan tanda berkat dan perlindungan-Nya (bdk. </w:t>
+      </w:r>
+      <w:hyperlink r:id="rId677">
+        <w:r>
+          <w:rPr>
+            <w:lang w:val="id_ID" w:bidi="id_ID"/>
+          </w:rPr>
+          <w:rPr>
+            <w:color w:val="0000EE"/>
+            <w:u w:val="single"/>
+          </w:rPr>
+          <w:t>1Sam. 28:6</w:t>
+        </w:r>
+      </w:hyperlink>
+      <w:r>
+        <w:rPr>
+          <w:lang w:val="id_ID" w:bidi="id_ID"/>
+        </w:rPr>
+        <w:t>).</w:t>
+      </w:r>
+      <w:r>
+        <w:rPr>
+          <w:lang w:val="id_ID" w:bidi="id_ID"/>
+        </w:rPr>
+      </w:r>
+      <w:r>
+        <w:rPr>
+          <w:lang w:val="id_ID" w:bidi="id_ID"/>
+        </w:rPr>
+      </w:r>
+    </w:p>
+    <w:p>
+      <w:pPr/>
+      <w:r>
+        <w:rPr>
+          <w:lang w:val="id_ID" w:bidi="id_ID"/>
+        </w:rPr>
+      </w:r>
+    </w:p>
+    <w:p>
+      <w:pPr>
+        <w:pStyle w:val="Heading2"/>
+      </w:pPr>
+      <w:r>
+        <w:rPr>
+          <w:lang w:val="id_ID" w:bidi="id_ID"/>
+        </w:rPr>
+        <w:t>1 Samuel 23:6</w:t>
+      </w:r>
+      <w:r>
+        <w:rPr>
+          <w:lang w:val="id_ID" w:bidi="id_ID"/>
+        </w:rPr>
+      </w:r>
+    </w:p>
+    <w:p>
+      <w:pPr/>
+      <w:r>
+        <w:rPr>
+          <w:lang w:val="id_ID" w:bidi="id_ID"/>
+        </w:rPr>
+      </w:r>
+      <w:r>
+        <w:rPr>
+          <w:lang w:val="id_ID" w:bidi="id_ID"/>
+        </w:rPr>
+        <w:t>Efod: Saul telah membunuh delapan puluh lima imam yang mengenakan efod mereka (</w:t>
+      </w:r>
+      <w:hyperlink r:id="rId678">
+        <w:r>
+          <w:rPr>
+            <w:lang w:val="id_ID" w:bidi="id_ID"/>
+          </w:rPr>
+          <w:rPr>
+            <w:color w:val="0000EE"/>
+            <w:u w:val="single"/>
+          </w:rPr>
+          <w:t>1Sam. 22:18</w:t>
+        </w:r>
+      </w:hyperlink>
+      <w:r>
+        <w:rPr>
+          <w:lang w:val="id_ID" w:bidi="id_ID"/>
+        </w:rPr>
+        <w:t xml:space="preserve">; lihat </w:t>
+      </w:r>
+      <w:r>
+        <w:rPr>
+          <w:lang w:val="id_ID" w:bidi="id_ID"/>
+        </w:rPr>
+        <w:t>catatan studi pada 1Sam. 2:18</w:t>
+      </w:r>
+      <w:r>
+        <w:rPr>
+          <w:lang w:val="id_ID" w:bidi="id_ID"/>
+        </w:rPr>
+        <w:t>), tetapi imam yang berhasil melarikan diri memiliki Efod imam besar, yang berisi Urim dan Tumim.</w:t>
+      </w:r>
+      <w:r>
+        <w:rPr>
+          <w:lang w:val="id_ID" w:bidi="id_ID"/>
+        </w:rPr>
+      </w:r>
+      <w:r>
+        <w:rPr>
+          <w:lang w:val="id_ID" w:bidi="id_ID"/>
+        </w:rPr>
+      </w:r>
+    </w:p>
+    <w:p>
+      <w:pPr/>
+      <w:r>
+        <w:rPr>
+          <w:lang w:val="id_ID" w:bidi="id_ID"/>
+        </w:rPr>
+      </w:r>
+    </w:p>
+    <w:p>
+      <w:pPr>
+        <w:pStyle w:val="Heading2"/>
+      </w:pPr>
+      <w:r>
+        <w:rPr>
+          <w:lang w:val="id_ID" w:bidi="id_ID"/>
+        </w:rPr>
+        <w:t>1 Samuel 23:7</w:t>
+      </w:r>
+      <w:r>
+        <w:rPr>
+          <w:lang w:val="id_ID" w:bidi="id_ID"/>
+        </w:rPr>
+      </w:r>
+    </w:p>
+    <w:p>
+      <w:pPr/>
+      <w:r>
+        <w:rPr>
+          <w:lang w:val="id_ID" w:bidi="id_ID"/>
+        </w:rPr>
+      </w:r>
+      <w:r>
+        <w:rPr>
+          <w:lang w:val="id_ID" w:bidi="id_ID"/>
+        </w:rPr>
+        <w:t xml:space="preserve">Allah telah menyerahkan dia ke dalam tanganku: Sebaliknya, lihat </w:t>
+      </w:r>
+      <w:hyperlink r:id="rId679">
+        <w:r>
+          <w:rPr>
+            <w:lang w:val="id_ID" w:bidi="id_ID"/>
+          </w:rPr>
+          <w:rPr>
+            <w:color w:val="0000EE"/>
+            <w:u w:val="single"/>
+          </w:rPr>
+          <w:t>1Sam. 23:14</w:t>
+        </w:r>
+      </w:hyperlink>
+      <w:r>
+        <w:rPr>
+          <w:lang w:val="id_ID" w:bidi="id_ID"/>
+        </w:rPr>
+        <w:t>.</w:t>
+      </w:r>
+      <w:r>
+        <w:rPr>
+          <w:lang w:val="id_ID" w:bidi="id_ID"/>
+        </w:rPr>
+      </w:r>
+      <w:r>
+        <w:rPr>
+          <w:lang w:val="id_ID" w:bidi="id_ID"/>
+        </w:rPr>
+      </w:r>
+    </w:p>
+    <w:p>
+      <w:pPr/>
+      <w:r>
+        <w:rPr>
+          <w:lang w:val="id_ID" w:bidi="id_ID"/>
+        </w:rPr>
+      </w:r>
+    </w:p>
+    <w:p>
+      <w:pPr>
+        <w:pStyle w:val="Heading2"/>
+      </w:pPr>
+      <w:r>
+        <w:rPr>
+          <w:lang w:val="id_ID" w:bidi="id_ID"/>
+        </w:rPr>
+        <w:t>1 Samuel 23:14</w:t>
+      </w:r>
+      <w:r>
+        <w:rPr>
+          <w:lang w:val="id_ID" w:bidi="id_ID"/>
+        </w:rPr>
+      </w:r>
+    </w:p>
+    <w:p>
+      <w:pPr/>
+      <w:r>
+        <w:rPr>
+          <w:lang w:val="id_ID" w:bidi="id_ID"/>
+        </w:rPr>
+      </w:r>
+      <w:r>
+        <w:rPr>
+          <w:lang w:val="id_ID" w:bidi="id_ID"/>
+        </w:rPr>
+        <w:t>Tempat-tempat perlindungan di padang gurun bukanlah struktur buatan manusia, melainkan formasi batuan alami yang memberikan perlindungan. • Zif terletak sekitar sepuluh mil tenggara Kehila (</w:t>
+      </w:r>
+      <w:hyperlink r:id="rId669">
+        <w:r>
+          <w:rPr>
+            <w:lang w:val="id_ID" w:bidi="id_ID"/>
+          </w:rPr>
+          <w:rPr>
+            <w:color w:val="0000EE"/>
+            <w:u w:val="single"/>
+          </w:rPr>
+          <w:t>1Sam. 23:1</w:t>
+        </w:r>
+      </w:hyperlink>
+      <w:r>
+        <w:rPr>
+          <w:lang w:val="id_ID" w:bidi="id_ID"/>
+        </w:rPr>
+        <w:t>).</w:t>
+      </w:r>
+      <w:r>
+        <w:rPr>
+          <w:lang w:val="id_ID" w:bidi="id_ID"/>
+        </w:rPr>
+      </w:r>
+      <w:r>
+        <w:rPr>
+          <w:lang w:val="id_ID" w:bidi="id_ID"/>
+        </w:rPr>
+      </w:r>
+    </w:p>
+    <w:p>
+      <w:pPr/>
+      <w:r>
+        <w:rPr>
+          <w:lang w:val="id_ID" w:bidi="id_ID"/>
+        </w:rPr>
+      </w:r>
+    </w:p>
+    <w:p>
+      <w:pPr>
+        <w:pStyle w:val="Heading2"/>
+      </w:pPr>
+      <w:r>
+        <w:rPr>
+          <w:lang w:val="id_ID" w:bidi="id_ID"/>
+        </w:rPr>
+        <w:t>1 Samuel 23:16</w:t>
+      </w:r>
+      <w:r>
+        <w:rPr>
+          <w:lang w:val="id_ID" w:bidi="id_ID"/>
+        </w:rPr>
+      </w:r>
+    </w:p>
+    <w:p>
+      <w:pPr/>
+      <w:r>
+        <w:rPr>
+          <w:lang w:val="id_ID" w:bidi="id_ID"/>
+        </w:rPr>
+      </w:r>
+      <w:r>
+        <w:rPr>
+          <w:lang w:val="id_ID" w:bidi="id_ID"/>
+        </w:rPr>
+        <w:t>Yonatan … menguatkan kepercayaan Daud karena ia tahu bahwa Allah telah memilih Daud untuk menjadi raja.</w:t>
+      </w:r>
+      <w:r>
+        <w:rPr>
+          <w:lang w:val="id_ID" w:bidi="id_ID"/>
+        </w:rPr>
+      </w:r>
+      <w:r>
+        <w:rPr>
+          <w:lang w:val="id_ID" w:bidi="id_ID"/>
+        </w:rPr>
+      </w:r>
+    </w:p>
+    <w:p>
+      <w:pPr/>
+      <w:r>
+        <w:rPr>
+          <w:lang w:val="id_ID" w:bidi="id_ID"/>
+        </w:rPr>
+      </w:r>
+    </w:p>
+    <w:p>
+      <w:pPr>
+        <w:pStyle w:val="Heading2"/>
+      </w:pPr>
+      <w:r>
+        <w:rPr>
+          <w:lang w:val="id_ID" w:bidi="id_ID"/>
+        </w:rPr>
+        <w:t>1 Samuel 23:17</w:t>
+      </w:r>
+      <w:r>
+        <w:rPr>
+          <w:lang w:val="id_ID" w:bidi="id_ID"/>
+        </w:rPr>
+      </w:r>
+    </w:p>
+    <w:p>
+      <w:pPr/>
+      <w:r>
+        <w:rPr>
+          <w:lang w:val="id_ID" w:bidi="id_ID"/>
+        </w:rPr>
+      </w:r>
+      <w:r>
+        <w:rPr>
+          <w:lang w:val="id_ID" w:bidi="id_ID"/>
+        </w:rPr>
+        <w:t xml:space="preserve">engkau akan menjadi raja … aku akan menjadi orang kedua di bawahmu (secara harfiah </w:t>
+      </w:r>
+      <w:r>
+        <w:rPr>
+          <w:i/>
+          <w:lang w:val="id_ID" w:bidi="id_ID"/>
+        </w:rPr>
+        <w:t>kedua setelahmu</w:t>
+      </w:r>
+      <w:r>
+        <w:rPr>
+          <w:lang w:val="id_ID" w:bidi="id_ID"/>
+        </w:rPr>
+        <w:t>): Yonatan mengakui pemilihan Allah terhadap Daud dan melepaskan ambisi pribadinya untuk menduduki takhta. Yonatan tidak pernah menduduki jabatan resmi di istana Daud tetapi gugur dalam pertempuran bersama dengan ayahnya (</w:t>
+      </w:r>
+      <w:hyperlink r:id="rId474">
+        <w:r>
+          <w:rPr>
+            <w:lang w:val="id_ID" w:bidi="id_ID"/>
+          </w:rPr>
+          <w:rPr>
+            <w:color w:val="0000EE"/>
+            <w:u w:val="single"/>
+          </w:rPr>
+          <w:t>1Sam. 31:2</w:t>
+        </w:r>
+      </w:hyperlink>
+      <w:r>
+        <w:rPr>
+          <w:lang w:val="id_ID" w:bidi="id_ID"/>
+        </w:rPr>
+        <w:t>).</w:t>
+      </w:r>
+      <w:r>
+        <w:rPr>
+          <w:lang w:val="id_ID" w:bidi="id_ID"/>
+        </w:rPr>
+      </w:r>
+      <w:r>
+        <w:rPr>
+          <w:lang w:val="id_ID" w:bidi="id_ID"/>
+        </w:rPr>
+      </w:r>
+    </w:p>
+    <w:p>
+      <w:pPr/>
+      <w:r>
+        <w:rPr>
+          <w:lang w:val="id_ID" w:bidi="id_ID"/>
+        </w:rPr>
+      </w:r>
+    </w:p>
+    <w:p>
+      <w:pPr>
+        <w:pStyle w:val="Heading2"/>
+      </w:pPr>
+      <w:r>
+        <w:rPr>
+          <w:lang w:val="id_ID" w:bidi="id_ID"/>
+        </w:rPr>
+        <w:t>1 Samuel 23:18</w:t>
+      </w:r>
+      <w:r>
+        <w:rPr>
+          <w:lang w:val="id_ID" w:bidi="id_ID"/>
+        </w:rPr>
+      </w:r>
+    </w:p>
+    <w:p>
+      <w:pPr/>
+      <w:r>
+        <w:rPr>
+          <w:lang w:val="id_ID" w:bidi="id_ID"/>
+        </w:rPr>
+      </w:r>
+      <w:r>
+        <w:rPr>
+          <w:lang w:val="id_ID" w:bidi="id_ID"/>
+        </w:rPr>
+        <w:t xml:space="preserve">kedua orang itu mengikat perjanjian di hadapan Tuhan: Lihat </w:t>
+      </w:r>
+      <w:hyperlink r:id="rId563">
+        <w:r>
+          <w:rPr>
+            <w:lang w:val="id_ID" w:bidi="id_ID"/>
+          </w:rPr>
+          <w:rPr>
+            <w:color w:val="0000EE"/>
+            <w:u w:val="single"/>
+          </w:rPr>
+          <w:t>1Sam. 18:3–4</w:t>
+        </w:r>
+      </w:hyperlink>
+      <w:r>
+        <w:rPr>
+          <w:lang w:val="id_ID" w:bidi="id_ID"/>
+        </w:rPr>
+        <w:t xml:space="preserve">; </w:t>
+      </w:r>
+      <w:hyperlink r:id="rId564">
+        <w:r>
+          <w:rPr>
+            <w:lang w:val="id_ID" w:bidi="id_ID"/>
+          </w:rPr>
+          <w:rPr>
+            <w:color w:val="0000EE"/>
+            <w:u w:val="single"/>
+          </w:rPr>
+          <w:t>20:12–17</w:t>
+        </w:r>
+      </w:hyperlink>
+      <w:r>
+        <w:rPr>
+          <w:lang w:val="id_ID" w:bidi="id_ID"/>
+        </w:rPr>
+        <w:t>. • Yonatan pulang ke rumahnya: Ini mungkin adalah terakhir kalinya Daud dan Yonatan bertemu satu sama lain.</w:t>
+      </w:r>
+      <w:r>
+        <w:rPr>
+          <w:lang w:val="id_ID" w:bidi="id_ID"/>
+        </w:rPr>
+      </w:r>
+      <w:r>
+        <w:rPr>
+          <w:lang w:val="id_ID" w:bidi="id_ID"/>
+        </w:rPr>
+      </w:r>
+    </w:p>
+    <w:p>
+      <w:pPr/>
+      <w:r>
+        <w:rPr>
+          <w:lang w:val="id_ID" w:bidi="id_ID"/>
+        </w:rPr>
+      </w:r>
+    </w:p>
+    <w:p>
+      <w:pPr>
+        <w:pStyle w:val="Heading2"/>
+      </w:pPr>
+      <w:r>
+        <w:rPr>
+          <w:lang w:val="id_ID" w:bidi="id_ID"/>
+        </w:rPr>
+        <w:t>1 Samuel 23:19</w:t>
+      </w:r>
+      <w:r>
+        <w:rPr>
+          <w:lang w:val="id_ID" w:bidi="id_ID"/>
+        </w:rPr>
+      </w:r>
+    </w:p>
+    <w:p>
+      <w:pPr/>
+      <w:r>
+        <w:rPr>
+          <w:lang w:val="id_ID" w:bidi="id_ID"/>
+        </w:rPr>
+      </w:r>
+      <w:r>
+        <w:rPr>
+          <w:lang w:val="id_ID" w:bidi="id_ID"/>
+        </w:rPr>
+        <w:t>Hakhila adalah sebuah bukit di wilayah padang gurun Zif (</w:t>
+      </w:r>
+      <w:hyperlink r:id="rId679">
+        <w:r>
+          <w:rPr>
+            <w:lang w:val="id_ID" w:bidi="id_ID"/>
+          </w:rPr>
+          <w:rPr>
+            <w:color w:val="0000EE"/>
+            <w:u w:val="single"/>
+          </w:rPr>
+          <w:t>1Sam. 23:14</w:t>
+        </w:r>
+      </w:hyperlink>
+      <w:r>
+        <w:rPr>
+          <w:lang w:val="id_ID" w:bidi="id_ID"/>
+        </w:rPr>
+        <w:t xml:space="preserve">). • Istilah padang belantara terkadang diterjemahkan sebagai "tanah tandus" daripada sebagai nama tempat. Ini merujuk pada tanah tandus tertentu yang terletak di utara Laut Mati, di kedua tepi Sungai Yordan (lihat </w:t>
+      </w:r>
+      <w:hyperlink r:id="rId680">
+        <w:r>
+          <w:rPr>
+            <w:lang w:val="id_ID" w:bidi="id_ID"/>
+          </w:rPr>
+          <w:rPr>
+            <w:color w:val="0000EE"/>
+            <w:u w:val="single"/>
+          </w:rPr>
+          <w:t>Bil. 21:20</w:t>
+        </w:r>
+      </w:hyperlink>
+      <w:r>
+        <w:rPr>
+          <w:lang w:val="id_ID" w:bidi="id_ID"/>
+        </w:rPr>
+        <w:t>).</w:t>
+      </w:r>
+      <w:r>
+        <w:rPr>
+          <w:lang w:val="id_ID" w:bidi="id_ID"/>
+        </w:rPr>
+      </w:r>
+      <w:r>
+        <w:rPr>
+          <w:lang w:val="id_ID" w:bidi="id_ID"/>
+        </w:rPr>
+      </w:r>
+    </w:p>
+    <w:p>
+      <w:pPr/>
+      <w:r>
+        <w:rPr>
+          <w:lang w:val="id_ID" w:bidi="id_ID"/>
+        </w:rPr>
+      </w:r>
+    </w:p>
+    <w:p>
+      <w:pPr>
+        <w:pStyle w:val="Heading2"/>
+      </w:pPr>
+      <w:r>
+        <w:rPr>
+          <w:lang w:val="id_ID" w:bidi="id_ID"/>
+        </w:rPr>
+        <w:t>1 Samuel 23:20</w:t>
+      </w:r>
+      <w:r>
+        <w:rPr>
+          <w:lang w:val="id_ID" w:bidi="id_ID"/>
+        </w:rPr>
+      </w:r>
+    </w:p>
+    <w:p>
+      <w:pPr/>
+      <w:r>
+        <w:rPr>
+          <w:lang w:val="id_ID" w:bidi="id_ID"/>
+        </w:rPr>
+      </w:r>
+      <w:r>
+        <w:rPr>
+          <w:lang w:val="id_ID" w:bidi="id_ID"/>
+        </w:rPr>
+        <w:t xml:space="preserve">Baik Kehila </w:t>
+      </w:r>
+      <w:hyperlink r:id="rId674">
+        <w:r>
+          <w:rPr>
+            <w:lang w:val="id_ID" w:bidi="id_ID"/>
+          </w:rPr>
+          <w:rPr>
+            <w:color w:val="0000EE"/>
+            <w:u w:val="single"/>
+          </w:rPr>
+          <w:t xml:space="preserve">(1Sam. 23:12) </w:t>
+        </w:r>
+      </w:hyperlink>
+      <w:r>
+        <w:rPr>
+          <w:lang w:val="id_ID" w:bidi="id_ID"/>
+        </w:rPr>
+        <w:t>maupun Zif (</w:t>
+      </w:r>
+      <w:hyperlink r:id="rId679">
+        <w:r>
+          <w:rPr>
+            <w:lang w:val="id_ID" w:bidi="id_ID"/>
+          </w:rPr>
+          <w:rPr>
+            <w:color w:val="0000EE"/>
+            <w:u w:val="single"/>
+          </w:rPr>
+          <w:t>1Sam. 23:14</w:t>
+        </w:r>
+      </w:hyperlink>
+      <w:r>
+        <w:rPr>
+          <w:lang w:val="id_ID" w:bidi="id_ID"/>
+        </w:rPr>
+        <w:t xml:space="preserve">; </w:t>
+      </w:r>
+      <w:hyperlink r:id="rId681">
+        <w:r>
+          <w:rPr>
+            <w:lang w:val="id_ID" w:bidi="id_ID"/>
+          </w:rPr>
+          <w:rPr>
+            <w:color w:val="0000EE"/>
+            <w:u w:val="single"/>
+          </w:rPr>
+          <w:t xml:space="preserve">Mzm. 54: judul) </w:t>
+        </w:r>
+      </w:hyperlink>
+      <w:r>
+        <w:rPr>
+          <w:lang w:val="id_ID" w:bidi="id_ID"/>
+        </w:rPr>
+        <w:t>terletak di Yehuda, tetapi tidak ada satu pun yang memberikan perlindungan bagi Daud, yang juga berasal dari Yehuda. Kenaikan Daud ke tampuk kekuasaan bukanlah hasil dari kesetiaan sukunya sendiri, melainkan karena kehendak Allah.</w:t>
+      </w:r>
+      <w:r>
+        <w:rPr>
+          <w:lang w:val="id_ID" w:bidi="id_ID"/>
+        </w:rPr>
+      </w:r>
+      <w:r>
+        <w:rPr>
+          <w:lang w:val="id_ID" w:bidi="id_ID"/>
+        </w:rPr>
+      </w:r>
+    </w:p>
+    <w:p>
+      <w:pPr/>
+      <w:r>
+        <w:rPr>
+          <w:lang w:val="id_ID" w:bidi="id_ID"/>
+        </w:rPr>
+      </w:r>
+    </w:p>
+    <w:p>
+      <w:pPr>
+        <w:pStyle w:val="Heading2"/>
+      </w:pPr>
+      <w:r>
+        <w:rPr>
+          <w:lang w:val="id_ID" w:bidi="id_ID"/>
+        </w:rPr>
+        <w:t>1 Samuel 23:24</w:t>
+      </w:r>
+      <w:r>
+        <w:rPr>
+          <w:lang w:val="id_ID" w:bidi="id_ID"/>
+        </w:rPr>
+      </w:r>
+    </w:p>
+    <w:p>
+      <w:pPr/>
+      <w:r>
+        <w:rPr>
+          <w:lang w:val="id_ID" w:bidi="id_ID"/>
+        </w:rPr>
+      </w:r>
+      <w:r>
+        <w:rPr>
+          <w:lang w:val="id_ID" w:bidi="id_ID"/>
+        </w:rPr>
+        <w:t>Maon berjarak sekitar tiga mil tepat di selatan padang gurun Zif (</w:t>
+      </w:r>
+      <w:hyperlink r:id="rId679">
+        <w:r>
+          <w:rPr>
+            <w:lang w:val="id_ID" w:bidi="id_ID"/>
+          </w:rPr>
+          <w:rPr>
+            <w:color w:val="0000EE"/>
+            <w:u w:val="single"/>
+          </w:rPr>
+          <w:t>1Sam. 23:14</w:t>
+        </w:r>
+      </w:hyperlink>
+      <w:r>
+        <w:rPr>
+          <w:lang w:val="id_ID" w:bidi="id_ID"/>
+        </w:rPr>
+        <w:t>), sekitar sepuluh mil di selatan Hebron. • Lembah Araba adalah celah dalam yang membentang dari atas Danau Galilea turun di kedua sisi Sungai Yordan hingga Laut Mati.</w:t>
+      </w:r>
+      <w:r>
+        <w:rPr>
+          <w:lang w:val="id_ID" w:bidi="id_ID"/>
+        </w:rPr>
+      </w:r>
+      <w:r>
+        <w:rPr>
+          <w:lang w:val="id_ID" w:bidi="id_ID"/>
+        </w:rPr>
+      </w:r>
+    </w:p>
+    <w:p>
+      <w:pPr/>
+      <w:r>
+        <w:rPr>
+          <w:lang w:val="id_ID" w:bidi="id_ID"/>
+        </w:rPr>
+      </w:r>
+    </w:p>
+    <w:p>
+      <w:pPr>
+        <w:pStyle w:val="Heading2"/>
+      </w:pPr>
+      <w:r>
+        <w:rPr>
+          <w:lang w:val="id_ID" w:bidi="id_ID"/>
+        </w:rPr>
+        <w:t>1 Samuel 23:28</w:t>
+      </w:r>
+      <w:r>
+        <w:rPr>
+          <w:lang w:val="id_ID" w:bidi="id_ID"/>
+        </w:rPr>
+      </w:r>
+    </w:p>
+    <w:p>
+      <w:pPr/>
+      <w:r>
+        <w:rPr>
+          <w:lang w:val="id_ID" w:bidi="id_ID"/>
+        </w:rPr>
+      </w:r>
+      <w:r>
+        <w:rPr>
+          <w:lang w:val="id_ID" w:bidi="id_ID"/>
+        </w:rPr>
+        <w:t xml:space="preserve">Gunung Batu Keluputan: Bukan hal yang aneh jika sebuah tempat diberi nama untuk mengenang rasa syukur kepada Allah (mis., </w:t>
+      </w:r>
+      <w:hyperlink r:id="rId682">
+        <w:r>
+          <w:rPr>
+            <w:lang w:val="id_ID" w:bidi="id_ID"/>
+          </w:rPr>
+          <w:rPr>
+            <w:color w:val="0000EE"/>
+            <w:u w:val="single"/>
+          </w:rPr>
+          <w:t>Kej. 22:14</w:t>
+        </w:r>
+      </w:hyperlink>
+      <w:r>
+        <w:rPr>
+          <w:lang w:val="id_ID" w:bidi="id_ID"/>
+        </w:rPr>
+        <w:t xml:space="preserve">; </w:t>
+      </w:r>
+      <w:hyperlink r:id="rId683">
+        <w:r>
+          <w:rPr>
+            <w:lang w:val="id_ID" w:bidi="id_ID"/>
+          </w:rPr>
+          <w:rPr>
+            <w:color w:val="0000EE"/>
+            <w:u w:val="single"/>
+          </w:rPr>
+          <w:t>28:19</w:t>
+        </w:r>
+      </w:hyperlink>
+      <w:r>
+        <w:rPr>
+          <w:lang w:val="id_ID" w:bidi="id_ID"/>
+        </w:rPr>
+        <w:t xml:space="preserve">; </w:t>
+      </w:r>
+      <w:hyperlink r:id="rId684">
+        <w:r>
+          <w:rPr>
+            <w:lang w:val="id_ID" w:bidi="id_ID"/>
+          </w:rPr>
+          <w:rPr>
+            <w:color w:val="0000EE"/>
+            <w:u w:val="single"/>
+          </w:rPr>
+          <w:t>32:30</w:t>
+        </w:r>
+      </w:hyperlink>
+      <w:r>
+        <w:rPr>
+          <w:lang w:val="id_ID" w:bidi="id_ID"/>
+        </w:rPr>
+        <w:t>). Formasi batuan yang tepat yang diberi nama ini tidak diketahui.</w:t>
+      </w:r>
+      <w:r>
+        <w:rPr>
+          <w:lang w:val="id_ID" w:bidi="id_ID"/>
+        </w:rPr>
+      </w:r>
+      <w:r>
+        <w:rPr>
+          <w:lang w:val="id_ID" w:bidi="id_ID"/>
+        </w:rPr>
+      </w:r>
+    </w:p>
+    <w:p>
+      <w:pPr/>
+      <w:r>
+        <w:rPr>
+          <w:lang w:val="id_ID" w:bidi="id_ID"/>
+        </w:rPr>
+      </w:r>
+    </w:p>
+    <w:p>
+      <w:pPr>
+        <w:pStyle w:val="Heading2"/>
+      </w:pPr>
+      <w:r>
+        <w:rPr>
+          <w:lang w:val="id_ID" w:bidi="id_ID"/>
+        </w:rPr>
+        <w:t>1 Samuel 23:29</w:t>
+      </w:r>
+      <w:r>
+        <w:rPr>
+          <w:lang w:val="id_ID" w:bidi="id_ID"/>
+        </w:rPr>
+      </w:r>
+    </w:p>
+    <w:p>
+      <w:pPr/>
+      <w:r>
+        <w:rPr>
+          <w:lang w:val="id_ID" w:bidi="id_ID"/>
+        </w:rPr>
+      </w:r>
+      <w:r>
+        <w:rPr>
+          <w:lang w:val="id_ID" w:bidi="id_ID"/>
+        </w:rPr>
+        <w:t>Daud melakukan perjalanan ke arah timur dari daerah Zif (</w:t>
+      </w:r>
+      <w:hyperlink r:id="rId679">
+        <w:r>
+          <w:rPr>
+            <w:lang w:val="id_ID" w:bidi="id_ID"/>
+          </w:rPr>
+          <w:rPr>
+            <w:color w:val="0000EE"/>
+            <w:u w:val="single"/>
+          </w:rPr>
+          <w:t>1Sam. 23:14</w:t>
+        </w:r>
+      </w:hyperlink>
+      <w:r>
+        <w:rPr>
+          <w:lang w:val="id_ID" w:bidi="id_ID"/>
+        </w:rPr>
+        <w:t>) dan berlindung di kubu-kubu gunung di En-Gedi. Dataran tinggi berbatu ini terletak di pantai barat Laut Mati. Di wilayah ini terdapat sebuah oasis, menjadikannya tempat yang ideal untuk mendapatkan air dan makanan.</w:t>
+      </w:r>
+      <w:r>
+        <w:rPr>
+          <w:lang w:val="id_ID" w:bidi="id_ID"/>
+        </w:rPr>
+      </w:r>
+      <w:r>
+        <w:rPr>
+          <w:lang w:val="id_ID" w:bidi="id_ID"/>
+        </w:rPr>
+      </w:r>
+    </w:p>
+    <w:p>
+      <w:pPr/>
+      <w:r>
+        <w:rPr>
+          <w:lang w:val="id_ID" w:bidi="id_ID"/>
+        </w:rPr>
+      </w:r>
+    </w:p>
+    <w:p>
+      <w:pPr>
+        <w:pStyle w:val="Heading2"/>
+      </w:pPr>
+      <w:r>
+        <w:rPr>
+          <w:lang w:val="id_ID" w:bidi="id_ID"/>
+        </w:rPr>
+        <w:t>1 Samuel 24:2</w:t>
+      </w:r>
+      <w:r>
+        <w:rPr>
+          <w:lang w:val="id_ID" w:bidi="id_ID"/>
+        </w:rPr>
+      </w:r>
+    </w:p>
+    <w:p>
+      <w:pPr/>
+      <w:r>
+        <w:rPr>
+          <w:lang w:val="id_ID" w:bidi="id_ID"/>
+        </w:rPr>
+      </w:r>
+      <w:r>
+        <w:rPr>
+          <w:lang w:val="id_ID" w:bidi="id_ID"/>
+        </w:rPr>
+        <w:t>tiga ribu orang yang terpilih: Pasukan Daud kalah jumlah dengan perbandingan lima banding satu (</w:t>
+      </w:r>
+      <w:hyperlink r:id="rId668">
+        <w:r>
+          <w:rPr>
+            <w:lang w:val="id_ID" w:bidi="id_ID"/>
+          </w:rPr>
+          <w:rPr>
+            <w:color w:val="0000EE"/>
+            <w:u w:val="single"/>
+          </w:rPr>
+          <w:t>1Sam. 23:13</w:t>
+        </w:r>
+      </w:hyperlink>
+      <w:r>
+        <w:rPr>
+          <w:lang w:val="id_ID" w:bidi="id_ID"/>
+        </w:rPr>
+        <w:t>).</w:t>
+      </w:r>
+      <w:r>
+        <w:rPr>
+          <w:lang w:val="id_ID" w:bidi="id_ID"/>
+        </w:rPr>
+      </w:r>
+      <w:r>
+        <w:rPr>
+          <w:lang w:val="id_ID" w:bidi="id_ID"/>
+        </w:rPr>
+      </w:r>
+    </w:p>
+    <w:p>
+      <w:pPr/>
+      <w:r>
+        <w:rPr>
+          <w:lang w:val="id_ID" w:bidi="id_ID"/>
+        </w:rPr>
+      </w:r>
+    </w:p>
+    <w:p>
+      <w:pPr>
+        <w:pStyle w:val="Heading2"/>
+      </w:pPr>
+      <w:r>
+        <w:rPr>
+          <w:lang w:val="id_ID" w:bidi="id_ID"/>
+        </w:rPr>
+        <w:t>1 Samuel 24:4</w:t>
+      </w:r>
+      <w:r>
+        <w:rPr>
+          <w:lang w:val="id_ID" w:bidi="id_ID"/>
+        </w:rPr>
+      </w:r>
+    </w:p>
+    <w:p>
+      <w:pPr/>
+      <w:r>
+        <w:rPr>
+          <w:lang w:val="id_ID" w:bidi="id_ID"/>
+        </w:rPr>
+      </w:r>
+      <w:r>
+        <w:rPr>
+          <w:lang w:val="id_ID" w:bidi="id_ID"/>
+        </w:rPr>
+        <w:t xml:space="preserve">Orang-orang Daud percaya, seperti halnya Saul, bahwa jika keadaan tampak tepat, Tuhan sedang memberi tahu Anda melalui keadaan tersebut apa yang harus dilakukan (bdk. </w:t>
+      </w:r>
+      <w:hyperlink r:id="rId667">
+        <w:r>
+          <w:rPr>
+            <w:lang w:val="id_ID" w:bidi="id_ID"/>
+          </w:rPr>
+          <w:rPr>
+            <w:color w:val="0000EE"/>
+            <w:u w:val="single"/>
+          </w:rPr>
+          <w:t>1Sam. 23:7</w:t>
+        </w:r>
+      </w:hyperlink>
+      <w:r>
+        <w:rPr>
+          <w:lang w:val="id_ID" w:bidi="id_ID"/>
+        </w:rPr>
+        <w:t>). • Mungkin Daud dapat memotong sepotong ujung jubah Saul tanpa tertangkap karena Saul telah menanggalkan jubahnya dan meletakkannya di samping, atau mungkin dia tertidur di dalam gua.</w:t>
+      </w:r>
+      <w:r>
+        <w:rPr>
+          <w:lang w:val="id_ID" w:bidi="id_ID"/>
+        </w:rPr>
+      </w:r>
+      <w:r>
+        <w:rPr>
+          <w:lang w:val="id_ID" w:bidi="id_ID"/>
+        </w:rPr>
+      </w:r>
+    </w:p>
+    <w:p>
+      <w:pPr/>
+      <w:r>
+        <w:rPr>
+          <w:lang w:val="id_ID" w:bidi="id_ID"/>
+        </w:rPr>
+      </w:r>
+    </w:p>
+    <w:p>
+      <w:pPr>
+        <w:pStyle w:val="Heading2"/>
+      </w:pPr>
+      <w:r>
+        <w:rPr>
+          <w:lang w:val="id_ID" w:bidi="id_ID"/>
+        </w:rPr>
+        <w:t>1 Samuel 24:5</w:t>
+      </w:r>
+      <w:r>
+        <w:rPr>
+          <w:lang w:val="id_ID" w:bidi="id_ID"/>
+        </w:rPr>
+      </w:r>
+    </w:p>
+    <w:p>
+      <w:pPr/>
+      <w:r>
+        <w:rPr>
+          <w:lang w:val="id_ID" w:bidi="id_ID"/>
+        </w:rPr>
+      </w:r>
+      <w:r>
+        <w:rPr>
+          <w:lang w:val="id_ID" w:bidi="id_ID"/>
+        </w:rPr>
+        <w:t>Hati nurani Daud mulai terganggu karena ia telah menghina raja yang diurapi oleh Allah.</w:t>
+      </w:r>
+      <w:r>
+        <w:rPr>
+          <w:lang w:val="id_ID" w:bidi="id_ID"/>
+        </w:rPr>
+      </w:r>
+      <w:r>
+        <w:rPr>
+          <w:lang w:val="id_ID" w:bidi="id_ID"/>
+        </w:rPr>
+      </w:r>
+    </w:p>
+    <w:p>
+      <w:pPr/>
+      <w:r>
+        <w:rPr>
+          <w:lang w:val="id_ID" w:bidi="id_ID"/>
+        </w:rPr>
+      </w:r>
+    </w:p>
+    <w:p>
+      <w:pPr>
+        <w:pStyle w:val="Heading2"/>
+      </w:pPr>
+      <w:r>
+        <w:rPr>
+          <w:lang w:val="id_ID" w:bidi="id_ID"/>
+        </w:rPr>
+        <w:t>1 Samuel 24:6</w:t>
+      </w:r>
+      <w:r>
+        <w:rPr>
+          <w:lang w:val="id_ID" w:bidi="id_ID"/>
+        </w:rPr>
+      </w:r>
+    </w:p>
+    <w:p>
+      <w:pPr/>
+      <w:r>
+        <w:rPr>
+          <w:lang w:val="id_ID" w:bidi="id_ID"/>
+        </w:rPr>
+      </w:r>
+      <w:r>
+        <w:rPr>
+          <w:lang w:val="id_ID" w:bidi="id_ID"/>
+        </w:rPr>
+        <w:t>Orang yang diurapi Tuhan tidak boleh dilanggar (</w:t>
+      </w:r>
+      <w:hyperlink r:id="rId685">
+        <w:r>
+          <w:rPr>
+            <w:lang w:val="id_ID" w:bidi="id_ID"/>
+          </w:rPr>
+          <w:rPr>
+            <w:color w:val="0000EE"/>
+            <w:u w:val="single"/>
+          </w:rPr>
+          <w:t>1Sam. 26:9</w:t>
+        </w:r>
+      </w:hyperlink>
+      <w:r>
+        <w:rPr>
+          <w:lang w:val="id_ID" w:bidi="id_ID"/>
+        </w:rPr>
+        <w:t xml:space="preserve">, </w:t>
+      </w:r>
+      <w:hyperlink r:id="rId686">
+        <w:r>
+          <w:rPr>
+            <w:lang w:val="id_ID" w:bidi="id_ID"/>
+          </w:rPr>
+          <w:rPr>
+            <w:color w:val="0000EE"/>
+            <w:u w:val="single"/>
+          </w:rPr>
+          <w:t>11</w:t>
+        </w:r>
+      </w:hyperlink>
+      <w:r>
+        <w:rPr>
+          <w:lang w:val="id_ID" w:bidi="id_ID"/>
+        </w:rPr>
+        <w:t xml:space="preserve">, </w:t>
+      </w:r>
+      <w:hyperlink r:id="rId687">
+        <w:r>
+          <w:rPr>
+            <w:lang w:val="id_ID" w:bidi="id_ID"/>
+          </w:rPr>
+          <w:rPr>
+            <w:color w:val="0000EE"/>
+            <w:u w:val="single"/>
+          </w:rPr>
+          <w:t>16</w:t>
+        </w:r>
+      </w:hyperlink>
+      <w:r>
+        <w:rPr>
+          <w:lang w:val="id_ID" w:bidi="id_ID"/>
+        </w:rPr>
+        <w:t xml:space="preserve">, </w:t>
+      </w:r>
+      <w:hyperlink r:id="rId688">
+        <w:r>
+          <w:rPr>
+            <w:lang w:val="id_ID" w:bidi="id_ID"/>
+          </w:rPr>
+          <w:rPr>
+            <w:color w:val="0000EE"/>
+            <w:u w:val="single"/>
+          </w:rPr>
+          <w:t>23</w:t>
+        </w:r>
+      </w:hyperlink>
+      <w:r>
+        <w:rPr>
+          <w:lang w:val="id_ID" w:bidi="id_ID"/>
+        </w:rPr>
+        <w:t xml:space="preserve">; </w:t>
+      </w:r>
+      <w:hyperlink r:id="rId689">
+        <w:r>
+          <w:rPr>
+            <w:lang w:val="id_ID" w:bidi="id_ID"/>
+          </w:rPr>
+          <w:rPr>
+            <w:color w:val="0000EE"/>
+            <w:u w:val="single"/>
+          </w:rPr>
+          <w:t>2Sam. 1:14</w:t>
+        </w:r>
+      </w:hyperlink>
+      <w:r>
+        <w:rPr>
+          <w:lang w:val="id_ID" w:bidi="id_ID"/>
+        </w:rPr>
+        <w:t xml:space="preserve">, </w:t>
+      </w:r>
+      <w:hyperlink r:id="rId690">
+        <w:r>
+          <w:rPr>
+            <w:lang w:val="id_ID" w:bidi="id_ID"/>
+          </w:rPr>
+          <w:rPr>
+            <w:color w:val="0000EE"/>
+            <w:u w:val="single"/>
+          </w:rPr>
+          <w:t>16</w:t>
+        </w:r>
+      </w:hyperlink>
+      <w:r>
+        <w:rPr>
+          <w:lang w:val="id_ID" w:bidi="id_ID"/>
+        </w:rPr>
+        <w:t xml:space="preserve">; </w:t>
+      </w:r>
+      <w:hyperlink r:id="rId691">
+        <w:r>
+          <w:rPr>
+            <w:lang w:val="id_ID" w:bidi="id_ID"/>
+          </w:rPr>
+          <w:rPr>
+            <w:color w:val="0000EE"/>
+            <w:u w:val="single"/>
+          </w:rPr>
+          <w:t>19:21</w:t>
+        </w:r>
+      </w:hyperlink>
+      <w:r>
+        <w:rPr>
+          <w:lang w:val="id_ID" w:bidi="id_ID"/>
+        </w:rPr>
+        <w:t>). Daud tidak mau menyakiti Saul meskipun Allah telah mengurapinya menjadi raja berikutnya (</w:t>
+      </w:r>
+      <w:hyperlink r:id="rId300">
+        <w:r>
+          <w:rPr>
+            <w:lang w:val="id_ID" w:bidi="id_ID"/>
+          </w:rPr>
+          <w:rPr>
+            <w:color w:val="0000EE"/>
+            <w:u w:val="single"/>
+          </w:rPr>
+          <w:t>1Sam. 16:13</w:t>
+        </w:r>
+      </w:hyperlink>
+      <w:r>
+        <w:rPr>
+          <w:lang w:val="id_ID" w:bidi="id_ID"/>
+        </w:rPr>
+        <w:t>).</w:t>
+      </w:r>
+      <w:r>
+        <w:rPr>
+          <w:lang w:val="id_ID" w:bidi="id_ID"/>
+        </w:rPr>
+      </w:r>
+      <w:r>
+        <w:rPr>
+          <w:lang w:val="id_ID" w:bidi="id_ID"/>
+        </w:rPr>
+      </w:r>
+    </w:p>
+    <w:p>
+      <w:pPr/>
+      <w:r>
+        <w:rPr>
+          <w:lang w:val="id_ID" w:bidi="id_ID"/>
+        </w:rPr>
+      </w:r>
+    </w:p>
+    <w:p>
+      <w:pPr>
+        <w:pStyle w:val="Heading2"/>
+      </w:pPr>
+      <w:r>
+        <w:rPr>
+          <w:lang w:val="id_ID" w:bidi="id_ID"/>
+        </w:rPr>
+        <w:t>1 Samuel 24:11</w:t>
+      </w:r>
+      <w:r>
+        <w:rPr>
+          <w:lang w:val="id_ID" w:bidi="id_ID"/>
+        </w:rPr>
+      </w:r>
+    </w:p>
+    <w:p>
+      <w:pPr/>
+      <w:r>
+        <w:rPr>
+          <w:lang w:val="id_ID" w:bidi="id_ID"/>
+        </w:rPr>
+      </w:r>
+      <w:r>
+        <w:rPr>
+          <w:lang w:val="id_ID" w:bidi="id_ID"/>
+        </w:rPr>
+        <w:t>ayahku</w:t>
+      </w:r>
+      <w:r>
+        <w:rPr>
+          <w:i/>
+          <w:lang w:val="id_ID" w:bidi="id_ID"/>
+        </w:rPr>
+        <w:t>:</w:t>
+      </w:r>
+      <w:r>
+        <w:rPr>
+          <w:lang w:val="id_ID" w:bidi="id_ID"/>
+        </w:rPr>
+        <w:t xml:space="preserve"> Saul sebenarnya adalah mertua Daud (</w:t>
+      </w:r>
+      <w:hyperlink r:id="rId692">
+        <w:r>
+          <w:rPr>
+            <w:lang w:val="id_ID" w:bidi="id_ID"/>
+          </w:rPr>
+          <w:rPr>
+            <w:color w:val="0000EE"/>
+            <w:u w:val="single"/>
+          </w:rPr>
+          <w:t>1Sam. 18:27</w:t>
+        </w:r>
+      </w:hyperlink>
+      <w:r>
+        <w:rPr>
+          <w:lang w:val="id_ID" w:bidi="id_ID"/>
+        </w:rPr>
+        <w:t>). Daud menunjukkan rasa hormatnya kepada raja dan mengenang masa ketika hubungan mereka jauh lebih bersahabat.</w:t>
+      </w:r>
+      <w:r>
+        <w:rPr>
+          <w:lang w:val="id_ID" w:bidi="id_ID"/>
+        </w:rPr>
+      </w:r>
+      <w:r>
+        <w:rPr>
+          <w:lang w:val="id_ID" w:bidi="id_ID"/>
+        </w:rPr>
+      </w:r>
+    </w:p>
+    <w:p>
+      <w:pPr/>
+      <w:r>
+        <w:rPr>
+          <w:lang w:val="id_ID" w:bidi="id_ID"/>
+        </w:rPr>
+      </w:r>
+    </w:p>
+    <w:p>
+      <w:pPr>
+        <w:pStyle w:val="Heading2"/>
+      </w:pPr>
+      <w:r>
+        <w:rPr>
+          <w:lang w:val="id_ID" w:bidi="id_ID"/>
+        </w:rPr>
+        <w:t>1 Samuel 24:12</w:t>
+      </w:r>
+      <w:r>
+        <w:rPr>
+          <w:lang w:val="id_ID" w:bidi="id_ID"/>
+        </w:rPr>
+      </w:r>
+    </w:p>
+    <w:p>
+      <w:pPr/>
+      <w:r>
+        <w:rPr>
+          <w:lang w:val="id_ID" w:bidi="id_ID"/>
+        </w:rPr>
+      </w:r>
+      <w:r>
+        <w:rPr>
+          <w:lang w:val="id_ID" w:bidi="id_ID"/>
+        </w:rPr>
+        <w:t xml:space="preserve">Tuhan kiranya menjadi hakim: Tidak ada otoritas manusia untuk mengadili antara Saul dan Daud (bdk. </w:t>
+      </w:r>
+      <w:hyperlink r:id="rId693">
+        <w:r>
+          <w:rPr>
+            <w:lang w:val="id_ID" w:bidi="id_ID"/>
+          </w:rPr>
+          <w:rPr>
+            <w:color w:val="0000EE"/>
+            <w:u w:val="single"/>
+          </w:rPr>
+          <w:t>Kej. 16:5</w:t>
+        </w:r>
+      </w:hyperlink>
+      <w:r>
+        <w:rPr>
+          <w:lang w:val="id_ID" w:bidi="id_ID"/>
+        </w:rPr>
+        <w:t xml:space="preserve">; </w:t>
+      </w:r>
+      <w:hyperlink r:id="rId694">
+        <w:r>
+          <w:rPr>
+            <w:lang w:val="id_ID" w:bidi="id_ID"/>
+          </w:rPr>
+          <w:rPr>
+            <w:color w:val="0000EE"/>
+            <w:u w:val="single"/>
+          </w:rPr>
+          <w:t>31:53</w:t>
+        </w:r>
+      </w:hyperlink>
+      <w:r>
+        <w:rPr>
+          <w:lang w:val="id_ID" w:bidi="id_ID"/>
+        </w:rPr>
+        <w:t xml:space="preserve">; </w:t>
+      </w:r>
+      <w:hyperlink r:id="rId695">
+        <w:r>
+          <w:rPr>
+            <w:lang w:val="id_ID" w:bidi="id_ID"/>
+          </w:rPr>
+          <w:rPr>
+            <w:color w:val="0000EE"/>
+            <w:u w:val="single"/>
+          </w:rPr>
+          <w:t>Kel. 5:21</w:t>
+        </w:r>
+      </w:hyperlink>
+      <w:r>
+        <w:rPr>
+          <w:lang w:val="id_ID" w:bidi="id_ID"/>
+        </w:rPr>
+        <w:t xml:space="preserve">; </w:t>
+      </w:r>
+      <w:hyperlink r:id="rId696">
+        <w:r>
+          <w:rPr>
+            <w:lang w:val="id_ID" w:bidi="id_ID"/>
+          </w:rPr>
+          <w:rPr>
+            <w:color w:val="0000EE"/>
+            <w:u w:val="single"/>
+          </w:rPr>
+          <w:t>Hak. 11:27</w:t>
+        </w:r>
+      </w:hyperlink>
+      <w:r>
+        <w:rPr>
+          <w:lang w:val="id_ID" w:bidi="id_ID"/>
+        </w:rPr>
+        <w:t>). • Tuhan kiranya membalaskan aku kepadamu: Daud bersandar pada kehendak Allah daripada mencoba memaksakan kehendak Allah.</w:t>
+      </w:r>
+      <w:r>
+        <w:rPr>
+          <w:lang w:val="id_ID" w:bidi="id_ID"/>
+        </w:rPr>
+      </w:r>
+      <w:r>
+        <w:rPr>
+          <w:lang w:val="id_ID" w:bidi="id_ID"/>
+        </w:rPr>
+      </w:r>
+    </w:p>
+    <w:p>
+      <w:pPr/>
+      <w:r>
+        <w:rPr>
+          <w:lang w:val="id_ID" w:bidi="id_ID"/>
+        </w:rPr>
+      </w:r>
+    </w:p>
+    <w:p>
+      <w:pPr>
+        <w:pStyle w:val="Heading2"/>
+      </w:pPr>
+      <w:r>
+        <w:rPr>
+          <w:lang w:val="id_ID" w:bidi="id_ID"/>
+        </w:rPr>
+        <w:t>1 Samuel 24:13</w:t>
+      </w:r>
+      <w:r>
+        <w:rPr>
+          <w:lang w:val="id_ID" w:bidi="id_ID"/>
+        </w:rPr>
+      </w:r>
+    </w:p>
+    <w:p>
+      <w:pPr/>
+      <w:r>
+        <w:rPr>
+          <w:lang w:val="id_ID" w:bidi="id_ID"/>
+        </w:rPr>
+      </w:r>
+      <w:r>
+        <w:rPr>
+          <w:lang w:val="id_ID" w:bidi="id_ID"/>
+        </w:rPr>
+        <w:t>Peribahasa tersebut membenarkan Daud dan menuduh Saul. Daud menahan diri dari melakukan perbuatan jahat, seperti membunuh Saul. Namun, Saul berulang kali mencoba membunuh Daud.</w:t>
+      </w:r>
+      <w:r>
+        <w:rPr>
+          <w:lang w:val="id_ID" w:bidi="id_ID"/>
+        </w:rPr>
+      </w:r>
+      <w:r>
+        <w:rPr>
+          <w:lang w:val="id_ID" w:bidi="id_ID"/>
+        </w:rPr>
+      </w:r>
+    </w:p>
+    <w:p>
+      <w:pPr/>
+      <w:r>
+        <w:rPr>
+          <w:lang w:val="id_ID" w:bidi="id_ID"/>
+        </w:rPr>
+      </w:r>
+    </w:p>
+    <w:p>
+      <w:pPr>
+        <w:pStyle w:val="Heading2"/>
+      </w:pPr>
+      <w:r>
+        <w:rPr>
+          <w:lang w:val="id_ID" w:bidi="id_ID"/>
+        </w:rPr>
+        <w:t>1 Samuel 24:20</w:t>
+      </w:r>
+      <w:r>
+        <w:rPr>
+          <w:lang w:val="id_ID" w:bidi="id_ID"/>
+        </w:rPr>
+      </w:r>
+    </w:p>
+    <w:p>
+      <w:pPr/>
+      <w:r>
+        <w:rPr>
+          <w:lang w:val="id_ID" w:bidi="id_ID"/>
+        </w:rPr>
+      </w:r>
+      <w:r>
+        <w:rPr>
+          <w:lang w:val="id_ID" w:bidi="id_ID"/>
+        </w:rPr>
+        <w:t xml:space="preserve">aku tahu, bahwa engkau pasti menjadi raja: Ini adalah pengakuan terbuka pertama Saul tentang kebenaran (bdk. </w:t>
+      </w:r>
+      <w:hyperlink r:id="rId573">
+        <w:r>
+          <w:rPr>
+            <w:lang w:val="id_ID" w:bidi="id_ID"/>
+          </w:rPr>
+          <w:rPr>
+            <w:color w:val="0000EE"/>
+            <w:u w:val="single"/>
+          </w:rPr>
+          <w:t>1Sam. 23:17</w:t>
+        </w:r>
+      </w:hyperlink>
+      <w:r>
+        <w:rPr>
+          <w:lang w:val="id_ID" w:bidi="id_ID"/>
+        </w:rPr>
+        <w:t>).</w:t>
+      </w:r>
+      <w:r>
+        <w:rPr>
+          <w:lang w:val="id_ID" w:bidi="id_ID"/>
+        </w:rPr>
+      </w:r>
+      <w:r>
+        <w:rPr>
+          <w:lang w:val="id_ID" w:bidi="id_ID"/>
+        </w:rPr>
+      </w:r>
+    </w:p>
+    <w:p>
+      <w:pPr/>
+      <w:r>
+        <w:rPr>
+          <w:lang w:val="id_ID" w:bidi="id_ID"/>
+        </w:rPr>
+      </w:r>
+    </w:p>
+    <w:p>
+      <w:pPr>
+        <w:pStyle w:val="Heading2"/>
+      </w:pPr>
+      <w:r>
+        <w:rPr>
+          <w:lang w:val="id_ID" w:bidi="id_ID"/>
+        </w:rPr>
+        <w:t>1 Samuel 24:21–22</w:t>
+      </w:r>
+      <w:r>
+        <w:rPr>
+          <w:lang w:val="id_ID" w:bidi="id_ID"/>
+        </w:rPr>
+      </w:r>
+    </w:p>
+    <w:p>
+      <w:pPr/>
+      <w:r>
+        <w:rPr>
+          <w:lang w:val="id_ID" w:bidi="id_ID"/>
+        </w:rPr>
+      </w:r>
+      <w:r>
+        <w:rPr>
+          <w:lang w:val="id_ID" w:bidi="id_ID"/>
+        </w:rPr>
+        <w:t>Oleh sebab itu, bersumpahlah kepadaku … engkau tidak akan melenyapkan keturunanku: Memiliki keturunan adalah satu cara agar nama Saul tetap hidup di antara yang hidup. Daud telah bersumpah demikian dengan Yonatan (</w:t>
+      </w:r>
+      <w:hyperlink r:id="rId697">
+        <w:r>
+          <w:rPr>
+            <w:lang w:val="id_ID" w:bidi="id_ID"/>
+          </w:rPr>
+          <w:rPr>
+            <w:color w:val="0000EE"/>
+            <w:u w:val="single"/>
+          </w:rPr>
+          <w:t>1Sam. 20:14–17</w:t>
+        </w:r>
+      </w:hyperlink>
+      <w:r>
+        <w:rPr>
+          <w:lang w:val="id_ID" w:bidi="id_ID"/>
+        </w:rPr>
+        <w:t>).</w:t>
+      </w:r>
+      <w:r>
+        <w:rPr>
+          <w:lang w:val="id_ID" w:bidi="id_ID"/>
+        </w:rPr>
+      </w:r>
+      <w:r>
+        <w:rPr>
+          <w:lang w:val="id_ID" w:bidi="id_ID"/>
+        </w:rPr>
+      </w:r>
+    </w:p>
+    <w:p>
+      <w:pPr/>
+      <w:r>
+        <w:rPr>
+          <w:lang w:val="id_ID" w:bidi="id_ID"/>
+        </w:rPr>
+      </w:r>
+    </w:p>
+    <w:p>
+      <w:pPr>
+        <w:pStyle w:val="Heading2"/>
+      </w:pPr>
+      <w:r>
+        <w:rPr>
+          <w:lang w:val="id_ID" w:bidi="id_ID"/>
+        </w:rPr>
         <w:t>1 Samuel 25:1</w:t>
       </w:r>
       <w:r>
@@ -25468,7 +32637,7 @@
         </w:rPr>
         <w:t>) kemungkinan adalah kampung halaman dari Nabal. Padang gurun Paran sendiri terletak lebih jauh ke selatan, di bagian utara Sinai dekat Kadesh-Barnea, dan di bagian lain digambarkan sebagai tempat perlindungan (</w:t>
       </w:r>
-      <w:hyperlink r:id="rId563">
+      <w:hyperlink r:id="rId698">
         <w:r>
           <w:rPr>
             <w:lang w:val="id_ID" w:bidi="id_ID"/>
@@ -25486,7 +32655,7 @@
         </w:rPr>
         <w:t xml:space="preserve">; </w:t>
       </w:r>
-      <w:hyperlink r:id="rId564">
+      <w:hyperlink r:id="rId699">
         <w:r>
           <w:rPr>
             <w:lang w:val="id_ID" w:bidi="id_ID"/>
@@ -25503,6 +32672,798 @@
           <w:lang w:val="id_ID" w:bidi="id_ID"/>
         </w:rPr>
         <w:t>).</w:t>
+      </w:r>
+      <w:r>
+        <w:rPr>
+          <w:lang w:val="id_ID" w:bidi="id_ID"/>
+        </w:rPr>
+      </w:r>
+      <w:r>
+        <w:rPr>
+          <w:lang w:val="id_ID" w:bidi="id_ID"/>
+        </w:rPr>
+      </w:r>
+    </w:p>
+    <w:p>
+      <w:pPr/>
+      <w:r>
+        <w:rPr>
+          <w:lang w:val="id_ID" w:bidi="id_ID"/>
+        </w:rPr>
+      </w:r>
+    </w:p>
+    <w:p>
+      <w:pPr>
+        <w:pStyle w:val="Heading2"/>
+      </w:pPr>
+      <w:r>
+        <w:rPr>
+          <w:lang w:val="id_ID" w:bidi="id_ID"/>
+        </w:rPr>
+        <w:t>1 Samuel 25:1–44</w:t>
+      </w:r>
+      <w:r>
+        <w:rPr>
+          <w:lang w:val="id_ID" w:bidi="id_ID"/>
+        </w:rPr>
+      </w:r>
+    </w:p>
+    <w:p>
+      <w:pPr/>
+      <w:r>
+        <w:rPr>
+          <w:lang w:val="id_ID" w:bidi="id_ID"/>
+        </w:rPr>
+      </w:r>
+      <w:r>
+        <w:rPr>
+          <w:lang w:val="id_ID" w:bidi="id_ID"/>
+        </w:rPr>
+        <w:t>Kisah tentang Nabal ini terjadi di antara dua kisah di mana Saul mengejar Daud dan Daud menyelamatkan nyawa Saul. Nabal memiliki kemiripan dengan Saul.</w:t>
+      </w:r>
+      <w:r>
+        <w:rPr>
+          <w:lang w:val="id_ID" w:bidi="id_ID"/>
+        </w:rPr>
+      </w:r>
+      <w:r>
+        <w:rPr>
+          <w:lang w:val="id_ID" w:bidi="id_ID"/>
+        </w:rPr>
+      </w:r>
+    </w:p>
+    <w:p>
+      <w:pPr/>
+      <w:r>
+        <w:rPr>
+          <w:lang w:val="id_ID" w:bidi="id_ID"/>
+        </w:rPr>
+      </w:r>
+    </w:p>
+    <w:p>
+      <w:pPr>
+        <w:pStyle w:val="Heading2"/>
+      </w:pPr>
+      <w:r>
+        <w:rPr>
+          <w:lang w:val="id_ID" w:bidi="id_ID"/>
+        </w:rPr>
+        <w:t>1 Samuel 25:2</w:t>
+      </w:r>
+      <w:r>
+        <w:rPr>
+          <w:lang w:val="id_ID" w:bidi="id_ID"/>
+        </w:rPr>
+      </w:r>
+    </w:p>
+    <w:p>
+      <w:pPr/>
+      <w:r>
+        <w:rPr>
+          <w:lang w:val="id_ID" w:bidi="id_ID"/>
+        </w:rPr>
+      </w:r>
+      <w:r>
+        <w:rPr>
+          <w:lang w:val="id_ID" w:bidi="id_ID"/>
+        </w:rPr>
+        <w:t xml:space="preserve">Karmel adalah sebuah desa dekat Maon, jangan bingung dengan gunung terkenal dari kisah Elia di </w:t>
+      </w:r>
+      <w:hyperlink r:id="rId700">
+        <w:r>
+          <w:rPr>
+            <w:lang w:val="id_ID" w:bidi="id_ID"/>
+          </w:rPr>
+          <w:rPr>
+            <w:color w:val="0000EE"/>
+            <w:u w:val="single"/>
+          </w:rPr>
+          <w:t>1Raj. 18</w:t>
+        </w:r>
+      </w:hyperlink>
+      <w:r>
+        <w:rPr>
+          <w:lang w:val="id_ID" w:bidi="id_ID"/>
+        </w:rPr>
+        <w:t>. Di desa inilah Saul mendirikan monumen untuk merayakan kemenangan atas orang Amalek (</w:t>
+      </w:r>
+      <w:hyperlink r:id="rId701">
+        <w:r>
+          <w:rPr>
+            <w:lang w:val="id_ID" w:bidi="id_ID"/>
+          </w:rPr>
+          <w:rPr>
+            <w:color w:val="0000EE"/>
+            <w:u w:val="single"/>
+          </w:rPr>
+          <w:t>1Sam. 15:12</w:t>
+        </w:r>
+      </w:hyperlink>
+      <w:r>
+        <w:rPr>
+          <w:lang w:val="id_ID" w:bidi="id_ID"/>
+        </w:rPr>
+        <w:t>).</w:t>
+      </w:r>
+      <w:r>
+        <w:rPr>
+          <w:lang w:val="id_ID" w:bidi="id_ID"/>
+        </w:rPr>
+      </w:r>
+      <w:r>
+        <w:rPr>
+          <w:lang w:val="id_ID" w:bidi="id_ID"/>
+        </w:rPr>
+      </w:r>
+    </w:p>
+    <w:p>
+      <w:pPr/>
+      <w:r>
+        <w:rPr>
+          <w:lang w:val="id_ID" w:bidi="id_ID"/>
+        </w:rPr>
+      </w:r>
+    </w:p>
+    <w:p>
+      <w:pPr>
+        <w:pStyle w:val="Heading2"/>
+      </w:pPr>
+      <w:r>
+        <w:rPr>
+          <w:lang w:val="id_ID" w:bidi="id_ID"/>
+        </w:rPr>
+        <w:t>1 Samuel 25:3</w:t>
+      </w:r>
+      <w:r>
+        <w:rPr>
+          <w:lang w:val="id_ID" w:bidi="id_ID"/>
+        </w:rPr>
+      </w:r>
+    </w:p>
+    <w:p>
+      <w:pPr/>
+      <w:r>
+        <w:rPr>
+          <w:lang w:val="id_ID" w:bidi="id_ID"/>
+        </w:rPr>
+      </w:r>
+      <w:r>
+        <w:rPr>
+          <w:lang w:val="id_ID" w:bidi="id_ID"/>
+        </w:rPr>
+        <w:t xml:space="preserve">Nabal: Lihat </w:t>
+      </w:r>
+      <w:hyperlink r:id="rId702">
+        <w:r>
+          <w:rPr>
+            <w:lang w:val="id_ID" w:bidi="id_ID"/>
+          </w:rPr>
+          <w:rPr>
+            <w:color w:val="0000EE"/>
+            <w:u w:val="single"/>
+          </w:rPr>
+          <w:t>1Sam. 25:25</w:t>
+        </w:r>
+      </w:hyperlink>
+      <w:r>
+        <w:rPr>
+          <w:lang w:val="id_ID" w:bidi="id_ID"/>
+        </w:rPr>
+        <w:t xml:space="preserve"> untuk wawasan tentang ironi namanya. • Berbeda dengan suaminya, Abigail adalah wanita yang bijaksana dan cerdas, seperti yang ditunjukkan dalam narasi.</w:t>
+      </w:r>
+      <w:r>
+        <w:rPr>
+          <w:lang w:val="id_ID" w:bidi="id_ID"/>
+        </w:rPr>
+      </w:r>
+      <w:r>
+        <w:rPr>
+          <w:lang w:val="id_ID" w:bidi="id_ID"/>
+        </w:rPr>
+      </w:r>
+    </w:p>
+    <w:p>
+      <w:pPr/>
+      <w:r>
+        <w:rPr>
+          <w:lang w:val="id_ID" w:bidi="id_ID"/>
+        </w:rPr>
+      </w:r>
+    </w:p>
+    <w:p>
+      <w:pPr>
+        <w:pStyle w:val="Heading2"/>
+      </w:pPr>
+      <w:r>
+        <w:rPr>
+          <w:lang w:val="id_ID" w:bidi="id_ID"/>
+        </w:rPr>
+        <w:t>1 Samuel 25:8</w:t>
+      </w:r>
+      <w:r>
+        <w:rPr>
+          <w:lang w:val="id_ID" w:bidi="id_ID"/>
+        </w:rPr>
+      </w:r>
+    </w:p>
+    <w:p>
+      <w:pPr/>
+      <w:r>
+        <w:rPr>
+          <w:lang w:val="id_ID" w:bidi="id_ID"/>
+        </w:rPr>
+      </w:r>
+      <w:r>
+        <w:rPr>
+          <w:lang w:val="id_ID" w:bidi="id_ID"/>
+        </w:rPr>
+        <w:t>Waktu untuk menggunting bulu domba bagi para gembala adalah seperti musim panen bagi para petani, yaitu waktu untuk perayaan dan ucapan syukur atas berkat-berkat.</w:t>
+      </w:r>
+      <w:r>
+        <w:rPr>
+          <w:lang w:val="id_ID" w:bidi="id_ID"/>
+        </w:rPr>
+      </w:r>
+      <w:r>
+        <w:rPr>
+          <w:lang w:val="id_ID" w:bidi="id_ID"/>
+        </w:rPr>
+      </w:r>
+    </w:p>
+    <w:p>
+      <w:pPr/>
+      <w:r>
+        <w:rPr>
+          <w:lang w:val="id_ID" w:bidi="id_ID"/>
+        </w:rPr>
+      </w:r>
+    </w:p>
+    <w:p>
+      <w:pPr>
+        <w:pStyle w:val="Heading2"/>
+      </w:pPr>
+      <w:r>
+        <w:rPr>
+          <w:lang w:val="id_ID" w:bidi="id_ID"/>
+        </w:rPr>
+        <w:t>1 Samuel 25:10</w:t>
+      </w:r>
+      <w:r>
+        <w:rPr>
+          <w:lang w:val="id_ID" w:bidi="id_ID"/>
+        </w:rPr>
+      </w:r>
+    </w:p>
+    <w:p>
+      <w:pPr/>
+      <w:r>
+        <w:rPr>
+          <w:lang w:val="id_ID" w:bidi="id_ID"/>
+        </w:rPr>
+      </w:r>
+      <w:r>
+        <w:rPr>
+          <w:lang w:val="id_ID" w:bidi="id_ID"/>
+        </w:rPr>
+        <w:t>anak Isai: Seperti Saul (</w:t>
+      </w:r>
+      <w:hyperlink r:id="rId703">
+        <w:r>
+          <w:rPr>
+            <w:lang w:val="id_ID" w:bidi="id_ID"/>
+          </w:rPr>
+          <w:rPr>
+            <w:color w:val="0000EE"/>
+            <w:u w:val="single"/>
+          </w:rPr>
+          <w:t>1Sam. 20:27</w:t>
+        </w:r>
+      </w:hyperlink>
+      <w:r>
+        <w:rPr>
+          <w:lang w:val="id_ID" w:bidi="id_ID"/>
+        </w:rPr>
+        <w:t xml:space="preserve">, </w:t>
+      </w:r>
+      <w:hyperlink r:id="rId625">
+        <w:r>
+          <w:rPr>
+            <w:lang w:val="id_ID" w:bidi="id_ID"/>
+          </w:rPr>
+          <w:rPr>
+            <w:color w:val="0000EE"/>
+            <w:u w:val="single"/>
+          </w:rPr>
+          <w:t>31</w:t>
+        </w:r>
+      </w:hyperlink>
+      <w:r>
+        <w:rPr>
+          <w:lang w:val="id_ID" w:bidi="id_ID"/>
+        </w:rPr>
+        <w:t xml:space="preserve">; </w:t>
+      </w:r>
+      <w:hyperlink r:id="rId626">
+        <w:r>
+          <w:rPr>
+            <w:lang w:val="id_ID" w:bidi="id_ID"/>
+          </w:rPr>
+          <w:rPr>
+            <w:color w:val="0000EE"/>
+            <w:u w:val="single"/>
+          </w:rPr>
+          <w:t>22:7</w:t>
+        </w:r>
+      </w:hyperlink>
+      <w:r>
+        <w:rPr>
+          <w:lang w:val="id_ID" w:bidi="id_ID"/>
+        </w:rPr>
+        <w:t>), Nabal menggunakan sebutan ini dengan cara yang tidak hormat.</w:t>
+      </w:r>
+      <w:r>
+        <w:rPr>
+          <w:lang w:val="id_ID" w:bidi="id_ID"/>
+        </w:rPr>
+      </w:r>
+      <w:r>
+        <w:rPr>
+          <w:lang w:val="id_ID" w:bidi="id_ID"/>
+        </w:rPr>
+      </w:r>
+    </w:p>
+    <w:p>
+      <w:pPr/>
+      <w:r>
+        <w:rPr>
+          <w:lang w:val="id_ID" w:bidi="id_ID"/>
+        </w:rPr>
+      </w:r>
+    </w:p>
+    <w:p>
+      <w:pPr>
+        <w:pStyle w:val="Heading2"/>
+      </w:pPr>
+      <w:r>
+        <w:rPr>
+          <w:lang w:val="id_ID" w:bidi="id_ID"/>
+        </w:rPr>
+        <w:t>1 Samuel 25:21</w:t>
+      </w:r>
+      <w:r>
+        <w:rPr>
+          <w:lang w:val="id_ID" w:bidi="id_ID"/>
+        </w:rPr>
+      </w:r>
+    </w:p>
+    <w:p>
+      <w:pPr/>
+      <w:r>
+        <w:rPr>
+          <w:lang w:val="id_ID" w:bidi="id_ID"/>
+        </w:rPr>
+      </w:r>
+      <w:r>
+        <w:rPr>
+          <w:lang w:val="id_ID" w:bidi="id_ID"/>
+        </w:rPr>
+        <w:t xml:space="preserve">ia membalas kebaikanku dengan kejahatan: Bdk. </w:t>
+      </w:r>
+      <w:hyperlink r:id="rId704">
+        <w:r>
+          <w:rPr>
+            <w:lang w:val="id_ID" w:bidi="id_ID"/>
+          </w:rPr>
+          <w:rPr>
+            <w:color w:val="0000EE"/>
+            <w:u w:val="single"/>
+          </w:rPr>
+          <w:t>1Sam. 24:18</w:t>
+        </w:r>
+      </w:hyperlink>
+      <w:r>
+        <w:rPr>
+          <w:lang w:val="id_ID" w:bidi="id_ID"/>
+        </w:rPr>
+        <w:t>.</w:t>
+      </w:r>
+      <w:r>
+        <w:rPr>
+          <w:lang w:val="id_ID" w:bidi="id_ID"/>
+        </w:rPr>
+      </w:r>
+      <w:r>
+        <w:rPr>
+          <w:lang w:val="id_ID" w:bidi="id_ID"/>
+        </w:rPr>
+      </w:r>
+    </w:p>
+    <w:p>
+      <w:pPr/>
+      <w:r>
+        <w:rPr>
+          <w:lang w:val="id_ID" w:bidi="id_ID"/>
+        </w:rPr>
+      </w:r>
+    </w:p>
+    <w:p>
+      <w:pPr>
+        <w:pStyle w:val="Heading2"/>
+      </w:pPr>
+      <w:r>
+        <w:rPr>
+          <w:lang w:val="id_ID" w:bidi="id_ID"/>
+        </w:rPr>
+        <w:t>1 Samuel 25:26</w:t>
+      </w:r>
+      <w:r>
+        <w:rPr>
+          <w:lang w:val="id_ID" w:bidi="id_ID"/>
+        </w:rPr>
+      </w:r>
+    </w:p>
+    <w:p>
+      <w:pPr/>
+      <w:r>
+        <w:rPr>
+          <w:lang w:val="id_ID" w:bidi="id_ID"/>
+        </w:rPr>
+      </w:r>
+      <w:r>
+        <w:rPr>
+          <w:lang w:val="id_ID" w:bidi="id_ID"/>
+        </w:rPr>
+        <w:t>Abigail memulai dan mengakhiri (</w:t>
+      </w:r>
+      <w:hyperlink r:id="rId705">
+        <w:r>
+          <w:rPr>
+            <w:lang w:val="id_ID" w:bidi="id_ID"/>
+          </w:rPr>
+          <w:rPr>
+            <w:color w:val="0000EE"/>
+            <w:u w:val="single"/>
+          </w:rPr>
+          <w:t>1Sam. 25:31</w:t>
+        </w:r>
+      </w:hyperlink>
+      <w:r>
+        <w:rPr>
+          <w:lang w:val="id_ID" w:bidi="id_ID"/>
+        </w:rPr>
+        <w:t>) permohonannya dengan menyatakan bahwa Tuhan telah menjaga kamu dari pembunuhan dan pembalasan dendam: Daud sebenarnya bisa membunuh Nabal (dan Saul), tetapi ia tidak melakukannya.</w:t>
+      </w:r>
+      <w:r>
+        <w:rPr>
+          <w:lang w:val="id_ID" w:bidi="id_ID"/>
+        </w:rPr>
+      </w:r>
+      <w:r>
+        <w:rPr>
+          <w:lang w:val="id_ID" w:bidi="id_ID"/>
+        </w:rPr>
+      </w:r>
+    </w:p>
+    <w:p>
+      <w:pPr/>
+      <w:r>
+        <w:rPr>
+          <w:lang w:val="id_ID" w:bidi="id_ID"/>
+        </w:rPr>
+      </w:r>
+    </w:p>
+    <w:p>
+      <w:pPr>
+        <w:pStyle w:val="Heading2"/>
+      </w:pPr>
+      <w:r>
+        <w:rPr>
+          <w:lang w:val="id_ID" w:bidi="id_ID"/>
+        </w:rPr>
+        <w:t>1 Samuel 25:28</w:t>
+      </w:r>
+      <w:r>
+        <w:rPr>
+          <w:lang w:val="id_ID" w:bidi="id_ID"/>
+        </w:rPr>
+      </w:r>
+    </w:p>
+    <w:p>
+      <w:pPr/>
+      <w:r>
+        <w:rPr>
+          <w:lang w:val="id_ID" w:bidi="id_ID"/>
+        </w:rPr>
+      </w:r>
+      <w:r>
+        <w:rPr>
+          <w:lang w:val="id_ID" w:bidi="id_ID"/>
+        </w:rPr>
+        <w:t xml:space="preserve">keturunan yang teguh: Lihat </w:t>
+      </w:r>
+      <w:hyperlink r:id="rId706">
+        <w:r>
+          <w:rPr>
+            <w:lang w:val="id_ID" w:bidi="id_ID"/>
+          </w:rPr>
+          <w:rPr>
+            <w:color w:val="0000EE"/>
+            <w:u w:val="single"/>
+          </w:rPr>
+          <w:t>2Sam. 7</w:t>
+        </w:r>
+      </w:hyperlink>
+      <w:r>
+        <w:rPr>
+          <w:lang w:val="id_ID" w:bidi="id_ID"/>
+        </w:rPr>
+        <w:t>. • melakukan perang Tuhan: Daud dikenal dan dicintai karena kemenangannya atas musuh-musuh Israel (</w:t>
+      </w:r>
+      <w:hyperlink r:id="rId578">
+        <w:r>
+          <w:rPr>
+            <w:lang w:val="id_ID" w:bidi="id_ID"/>
+          </w:rPr>
+          <w:rPr>
+            <w:color w:val="0000EE"/>
+            <w:u w:val="single"/>
+          </w:rPr>
+          <w:t>1Sam. 18:7</w:t>
+        </w:r>
+      </w:hyperlink>
+      <w:r>
+        <w:rPr>
+          <w:lang w:val="id_ID" w:bidi="id_ID"/>
+        </w:rPr>
+        <w:t xml:space="preserve">, </w:t>
+      </w:r>
+      <w:hyperlink r:id="rId707">
+        <w:r>
+          <w:rPr>
+            <w:lang w:val="id_ID" w:bidi="id_ID"/>
+          </w:rPr>
+          <w:rPr>
+            <w:color w:val="0000EE"/>
+            <w:u w:val="single"/>
+          </w:rPr>
+          <w:t>13</w:t>
+        </w:r>
+      </w:hyperlink>
+      <w:r>
+        <w:rPr>
+          <w:lang w:val="id_ID" w:bidi="id_ID"/>
+        </w:rPr>
+        <w:t xml:space="preserve">, </w:t>
+      </w:r>
+      <w:hyperlink r:id="rId567">
+        <w:r>
+          <w:rPr>
+            <w:lang w:val="id_ID" w:bidi="id_ID"/>
+          </w:rPr>
+          <w:rPr>
+            <w:color w:val="0000EE"/>
+            <w:u w:val="single"/>
+          </w:rPr>
+          <w:t>16</w:t>
+        </w:r>
+      </w:hyperlink>
+      <w:r>
+        <w:rPr>
+          <w:lang w:val="id_ID" w:bidi="id_ID"/>
+        </w:rPr>
+        <w:t xml:space="preserve">). • tidak ada yang jahat: Komentar ini tidak menunjukkan bahwa Daud tidak berdosa, tetapi bahwa ia tidak bersalah dalam usahanya untuk mendapatkan takhta (seperti yang dijelaskan dalam </w:t>
+      </w:r>
+      <w:hyperlink r:id="rId708">
+        <w:r>
+          <w:rPr>
+            <w:lang w:val="id_ID" w:bidi="id_ID"/>
+          </w:rPr>
+          <w:rPr>
+            <w:color w:val="0000EE"/>
+            <w:u w:val="single"/>
+          </w:rPr>
+          <w:t>1Sam. 25:29–31</w:t>
+        </w:r>
+      </w:hyperlink>
+      <w:r>
+        <w:rPr>
+          <w:lang w:val="id_ID" w:bidi="id_ID"/>
+        </w:rPr>
+        <w:t>).</w:t>
+      </w:r>
+      <w:r>
+        <w:rPr>
+          <w:lang w:val="id_ID" w:bidi="id_ID"/>
+        </w:rPr>
+      </w:r>
+      <w:r>
+        <w:rPr>
+          <w:lang w:val="id_ID" w:bidi="id_ID"/>
+        </w:rPr>
+      </w:r>
+    </w:p>
+    <w:p>
+      <w:pPr/>
+      <w:r>
+        <w:rPr>
+          <w:lang w:val="id_ID" w:bidi="id_ID"/>
+        </w:rPr>
+      </w:r>
+    </w:p>
+    <w:p>
+      <w:pPr>
+        <w:pStyle w:val="Heading2"/>
+      </w:pPr>
+      <w:r>
+        <w:rPr>
+          <w:lang w:val="id_ID" w:bidi="id_ID"/>
+        </w:rPr>
+        <w:t>1 Samuel 25:29</w:t>
+      </w:r>
+      <w:r>
+        <w:rPr>
+          <w:lang w:val="id_ID" w:bidi="id_ID"/>
+        </w:rPr>
+      </w:r>
+    </w:p>
+    <w:p>
+      <w:pPr/>
+      <w:r>
+        <w:rPr>
+          <w:lang w:val="id_ID" w:bidi="id_ID"/>
+        </w:rPr>
+      </w:r>
+      <w:r>
+        <w:rPr>
+          <w:lang w:val="id_ID" w:bidi="id_ID"/>
+        </w:rPr>
+        <w:t>Ungkapan "diumbankannya dari dalam salang umban" adalah metafora yang tepat untuk Daud, mengingat kemenangannya atas Goliat dengan umban (</w:t>
+      </w:r>
+      <w:hyperlink r:id="rId709">
+        <w:r>
+          <w:rPr>
+            <w:lang w:val="id_ID" w:bidi="id_ID"/>
+          </w:rPr>
+          <w:rPr>
+            <w:color w:val="0000EE"/>
+            <w:u w:val="single"/>
+          </w:rPr>
+          <w:t>1Sam. 17:32–51</w:t>
+        </w:r>
+      </w:hyperlink>
+      <w:r>
+        <w:rPr>
+          <w:lang w:val="id_ID" w:bidi="id_ID"/>
+        </w:rPr>
+        <w:t>).</w:t>
+      </w:r>
+      <w:r>
+        <w:rPr>
+          <w:lang w:val="id_ID" w:bidi="id_ID"/>
+        </w:rPr>
+      </w:r>
+      <w:r>
+        <w:rPr>
+          <w:lang w:val="id_ID" w:bidi="id_ID"/>
+        </w:rPr>
+      </w:r>
+    </w:p>
+    <w:p>
+      <w:pPr/>
+      <w:r>
+        <w:rPr>
+          <w:lang w:val="id_ID" w:bidi="id_ID"/>
+        </w:rPr>
+      </w:r>
+    </w:p>
+    <w:p>
+      <w:pPr>
+        <w:pStyle w:val="Heading2"/>
+      </w:pPr>
+      <w:r>
+        <w:rPr>
+          <w:lang w:val="id_ID" w:bidi="id_ID"/>
+        </w:rPr>
+        <w:t>1 Samuel 25:36</w:t>
+      </w:r>
+      <w:r>
+        <w:rPr>
+          <w:lang w:val="id_ID" w:bidi="id_ID"/>
+        </w:rPr>
+      </w:r>
+    </w:p>
+    <w:p>
+      <w:pPr/>
+      <w:r>
+        <w:rPr>
+          <w:lang w:val="id_ID" w:bidi="id_ID"/>
+        </w:rPr>
+      </w:r>
+      <w:r>
+        <w:rPr>
+          <w:lang w:val="id_ID" w:bidi="id_ID"/>
+        </w:rPr>
+        <w:t xml:space="preserve">seperti perjamuan raja-raja: Nabal mirip dengan Saul (lihat </w:t>
+      </w:r>
+      <w:r>
+        <w:rPr>
+          <w:lang w:val="id_ID" w:bidi="id_ID"/>
+        </w:rPr>
+        <w:t>catatan studi pada 1Sam. 25:1–44</w:t>
+      </w:r>
+      <w:r>
+        <w:rPr>
+          <w:lang w:val="id_ID" w:bidi="id_ID"/>
+        </w:rPr>
+        <w:t>).</w:t>
+      </w:r>
+      <w:r>
+        <w:rPr>
+          <w:lang w:val="id_ID" w:bidi="id_ID"/>
+        </w:rPr>
+      </w:r>
+      <w:r>
+        <w:rPr>
+          <w:lang w:val="id_ID" w:bidi="id_ID"/>
+        </w:rPr>
+      </w:r>
+    </w:p>
+    <w:p>
+      <w:pPr/>
+      <w:r>
+        <w:rPr>
+          <w:lang w:val="id_ID" w:bidi="id_ID"/>
+        </w:rPr>
+      </w:r>
+    </w:p>
+    <w:p>
+      <w:pPr>
+        <w:pStyle w:val="Heading2"/>
+      </w:pPr>
+      <w:r>
+        <w:rPr>
+          <w:lang w:val="id_ID" w:bidi="id_ID"/>
+        </w:rPr>
+        <w:t>1 Samuel 25:37</w:t>
+      </w:r>
+      <w:r>
+        <w:rPr>
+          <w:lang w:val="id_ID" w:bidi="id_ID"/>
+        </w:rPr>
+      </w:r>
+    </w:p>
+    <w:p>
+      <w:pPr/>
+      <w:r>
+        <w:rPr>
+          <w:lang w:val="id_ID" w:bidi="id_ID"/>
+        </w:rPr>
+      </w:r>
+      <w:r>
+        <w:rPr>
+          <w:lang w:val="id_ID" w:bidi="id_ID"/>
+        </w:rPr>
+        <w:t>Nabal begitu terkejut dengan kejadian itu sehingga ia mengalami stroke atau serangan jantung.</w:t>
       </w:r>
       <w:r>
         <w:rPr>

--- a/ind/docx/09.content.docx
+++ b/ind/docx/09.content.docx
@@ -33464,6 +33464,5942 @@
           <w:lang w:val="id_ID" w:bidi="id_ID"/>
         </w:rPr>
         <w:t>Nabal begitu terkejut dengan kejadian itu sehingga ia mengalami stroke atau serangan jantung.</w:t>
+      </w:r>
+      <w:r>
+        <w:rPr>
+          <w:lang w:val="id_ID" w:bidi="id_ID"/>
+        </w:rPr>
+      </w:r>
+      <w:r>
+        <w:rPr>
+          <w:lang w:val="id_ID" w:bidi="id_ID"/>
+        </w:rPr>
+      </w:r>
+    </w:p>
+    <w:p>
+      <w:pPr/>
+      <w:r>
+        <w:rPr>
+          <w:lang w:val="id_ID" w:bidi="id_ID"/>
+        </w:rPr>
+      </w:r>
+    </w:p>
+    <w:p>
+      <w:pPr>
+        <w:pStyle w:val="Heading2"/>
+      </w:pPr>
+      <w:r>
+        <w:rPr>
+          <w:lang w:val="id_ID" w:bidi="id_ID"/>
+        </w:rPr>
+        <w:t>1 Samuel 25:39</w:t>
+      </w:r>
+      <w:r>
+        <w:rPr>
+          <w:lang w:val="id_ID" w:bidi="id_ID"/>
+        </w:rPr>
+      </w:r>
+    </w:p>
+    <w:p>
+      <w:pPr/>
+      <w:r>
+        <w:rPr>
+          <w:lang w:val="id_ID" w:bidi="id_ID"/>
+        </w:rPr>
+      </w:r>
+      <w:r>
+        <w:rPr>
+          <w:lang w:val="id_ID" w:bidi="id_ID"/>
+        </w:rPr>
+        <w:t>Kematian Nabal adalah hukuman dari Allah atas dosanya. Daud tidak dapat dituduh melakukan pembunuhan karena dendam. • Daud segera meminta Abigail untuk menjadi isterinya. Abigail telah menunjukkan dirinya sebagai seorang perempuan yang bijaksana, dan ia juga cantik (</w:t>
+      </w:r>
+      <w:hyperlink r:id="rId710">
+        <w:r>
+          <w:rPr>
+            <w:lang w:val="id_ID" w:bidi="id_ID"/>
+          </w:rPr>
+          <w:rPr>
+            <w:color w:val="0000EE"/>
+            <w:u w:val="single"/>
+          </w:rPr>
+          <w:t>1Sam. 25:3</w:t>
+        </w:r>
+      </w:hyperlink>
+      <w:r>
+        <w:rPr>
+          <w:lang w:val="id_ID" w:bidi="id_ID"/>
+        </w:rPr>
+        <w:t>).</w:t>
+      </w:r>
+      <w:r>
+        <w:rPr>
+          <w:lang w:val="id_ID" w:bidi="id_ID"/>
+        </w:rPr>
+      </w:r>
+      <w:r>
+        <w:rPr>
+          <w:lang w:val="id_ID" w:bidi="id_ID"/>
+        </w:rPr>
+      </w:r>
+    </w:p>
+    <w:p>
+      <w:pPr/>
+      <w:r>
+        <w:rPr>
+          <w:lang w:val="id_ID" w:bidi="id_ID"/>
+        </w:rPr>
+      </w:r>
+    </w:p>
+    <w:p>
+      <w:pPr>
+        <w:pStyle w:val="Heading2"/>
+      </w:pPr>
+      <w:r>
+        <w:rPr>
+          <w:lang w:val="id_ID" w:bidi="id_ID"/>
+        </w:rPr>
+        <w:t>1 Samuel 25:43</w:t>
+      </w:r>
+      <w:r>
+        <w:rPr>
+          <w:lang w:val="id_ID" w:bidi="id_ID"/>
+        </w:rPr>
+      </w:r>
+    </w:p>
+    <w:p>
+      <w:pPr/>
+      <w:r>
+        <w:rPr>
+          <w:lang w:val="id_ID" w:bidi="id_ID"/>
+        </w:rPr>
+      </w:r>
+      <w:r>
+        <w:rPr>
+          <w:lang w:val="id_ID" w:bidi="id_ID"/>
+        </w:rPr>
+        <w:t>Ahinoam juga merupakan nama isteri Saul (</w:t>
+      </w:r>
+      <w:hyperlink r:id="rId621">
+        <w:r>
+          <w:rPr>
+            <w:lang w:val="id_ID" w:bidi="id_ID"/>
+          </w:rPr>
+          <w:rPr>
+            <w:color w:val="0000EE"/>
+            <w:u w:val="single"/>
+          </w:rPr>
+          <w:t>1Sam. 14:50</w:t>
+        </w:r>
+      </w:hyperlink>
+      <w:r>
+        <w:rPr>
+          <w:lang w:val="id_ID" w:bidi="id_ID"/>
+        </w:rPr>
+        <w:t>). Jika ia adalah perempuan yang sama, maka Daud menikahi janda Saul setelah kematiannya (</w:t>
+      </w:r>
+      <w:hyperlink r:id="rId439">
+        <w:r>
+          <w:rPr>
+            <w:lang w:val="id_ID" w:bidi="id_ID"/>
+          </w:rPr>
+          <w:rPr>
+            <w:color w:val="0000EE"/>
+            <w:u w:val="single"/>
+          </w:rPr>
+          <w:t>1Sam. 31:1–13</w:t>
+        </w:r>
+      </w:hyperlink>
+      <w:r>
+        <w:rPr>
+          <w:lang w:val="id_ID" w:bidi="id_ID"/>
+        </w:rPr>
+        <w:t xml:space="preserve">), yang akan menjadi paralel lain antara Nabal dan Saul. Namun, lihat </w:t>
+      </w:r>
+      <w:hyperlink r:id="rId711">
+        <w:r>
+          <w:rPr>
+            <w:lang w:val="id_ID" w:bidi="id_ID"/>
+          </w:rPr>
+          <w:rPr>
+            <w:color w:val="0000EE"/>
+            <w:u w:val="single"/>
+          </w:rPr>
+          <w:t>1Sam. 27:3</w:t>
+        </w:r>
+      </w:hyperlink>
+      <w:r>
+        <w:rPr>
+          <w:lang w:val="id_ID" w:bidi="id_ID"/>
+        </w:rPr>
+        <w:t xml:space="preserve">; </w:t>
+      </w:r>
+      <w:hyperlink r:id="rId712">
+        <w:r>
+          <w:rPr>
+            <w:lang w:val="id_ID" w:bidi="id_ID"/>
+          </w:rPr>
+          <w:rPr>
+            <w:color w:val="0000EE"/>
+            <w:u w:val="single"/>
+          </w:rPr>
+          <w:t>30:5</w:t>
+        </w:r>
+      </w:hyperlink>
+      <w:r>
+        <w:rPr>
+          <w:lang w:val="id_ID" w:bidi="id_ID"/>
+        </w:rPr>
+        <w:t>. • Yizreel ini adalah sebuah desa di sekitar Maon, Zif, dan Karmel di Yehuda (</w:t>
+      </w:r>
+      <w:hyperlink r:id="rId713">
+        <w:r>
+          <w:rPr>
+            <w:lang w:val="id_ID" w:bidi="id_ID"/>
+          </w:rPr>
+          <w:rPr>
+            <w:color w:val="0000EE"/>
+            <w:u w:val="single"/>
+          </w:rPr>
+          <w:t>Yos. 15:55–56</w:t>
+        </w:r>
+      </w:hyperlink>
+      <w:r>
+        <w:rPr>
+          <w:lang w:val="id_ID" w:bidi="id_ID"/>
+        </w:rPr>
+        <w:t>) dan bukan kota Yizreel di utara yang lebih dikenal.</w:t>
+      </w:r>
+      <w:r>
+        <w:rPr>
+          <w:lang w:val="id_ID" w:bidi="id_ID"/>
+        </w:rPr>
+      </w:r>
+      <w:r>
+        <w:rPr>
+          <w:lang w:val="id_ID" w:bidi="id_ID"/>
+        </w:rPr>
+      </w:r>
+    </w:p>
+    <w:p>
+      <w:pPr/>
+      <w:r>
+        <w:rPr>
+          <w:lang w:val="id_ID" w:bidi="id_ID"/>
+        </w:rPr>
+      </w:r>
+    </w:p>
+    <w:p>
+      <w:pPr>
+        <w:pStyle w:val="Heading2"/>
+      </w:pPr>
+      <w:r>
+        <w:rPr>
+          <w:lang w:val="id_ID" w:bidi="id_ID"/>
+        </w:rPr>
+        <w:t>1 Samuel 25:44</w:t>
+      </w:r>
+      <w:r>
+        <w:rPr>
+          <w:lang w:val="id_ID" w:bidi="id_ID"/>
+        </w:rPr>
+      </w:r>
+    </w:p>
+    <w:p>
+      <w:pPr/>
+      <w:r>
+        <w:rPr>
+          <w:lang w:val="id_ID" w:bidi="id_ID"/>
+        </w:rPr>
+      </w:r>
+      <w:r>
+        <w:rPr>
+          <w:lang w:val="id_ID" w:bidi="id_ID"/>
+        </w:rPr>
+        <w:t>Motif Saul memberikan Mikhal kepada orang lain mungkin bersifat politis, yaitu sebagai upaya untuk menghilangkan klaim Daud atas takhta dengan membubarkan pernikahan Daud dengan anggota keluarga kerajaan.</w:t>
+      </w:r>
+      <w:r>
+        <w:rPr>
+          <w:lang w:val="id_ID" w:bidi="id_ID"/>
+        </w:rPr>
+      </w:r>
+      <w:r>
+        <w:rPr>
+          <w:lang w:val="id_ID" w:bidi="id_ID"/>
+        </w:rPr>
+      </w:r>
+    </w:p>
+    <w:p>
+      <w:pPr/>
+      <w:r>
+        <w:rPr>
+          <w:lang w:val="id_ID" w:bidi="id_ID"/>
+        </w:rPr>
+      </w:r>
+    </w:p>
+    <w:p>
+      <w:pPr>
+        <w:pStyle w:val="Heading2"/>
+      </w:pPr>
+      <w:r>
+        <w:rPr>
+          <w:lang w:val="id_ID" w:bidi="id_ID"/>
+        </w:rPr>
+        <w:t>1 Samuel 26:1</w:t>
+      </w:r>
+      <w:r>
+        <w:rPr>
+          <w:lang w:val="id_ID" w:bidi="id_ID"/>
+        </w:rPr>
+      </w:r>
+    </w:p>
+    <w:p>
+      <w:pPr/>
+      <w:r>
+        <w:rPr>
+          <w:lang w:val="id_ID" w:bidi="id_ID"/>
+        </w:rPr>
+      </w:r>
+      <w:r>
+        <w:rPr>
+          <w:lang w:val="id_ID" w:bidi="id_ID"/>
+        </w:rPr>
+        <w:t>Orang-orang dari Zif sebelumnya telah menawarkan diri untuk menangkap Daud dan menyerahkannya kepada Saul (</w:t>
+      </w:r>
+      <w:hyperlink r:id="rId714">
+        <w:r>
+          <w:rPr>
+            <w:lang w:val="id_ID" w:bidi="id_ID"/>
+          </w:rPr>
+          <w:rPr>
+            <w:color w:val="0000EE"/>
+            <w:u w:val="single"/>
+          </w:rPr>
+          <w:t>1Sam. 23:19–20</w:t>
+        </w:r>
+      </w:hyperlink>
+      <w:r>
+        <w:rPr>
+          <w:lang w:val="id_ID" w:bidi="id_ID"/>
+        </w:rPr>
+        <w:t>). • Hakhila . . . padang belantara adalah lokasi geografis yang sama yang mereka sebutkan kepada Saul sebelumnya (</w:t>
+      </w:r>
+      <w:hyperlink r:id="rId715">
+        <w:r>
+          <w:rPr>
+            <w:lang w:val="id_ID" w:bidi="id_ID"/>
+          </w:rPr>
+          <w:rPr>
+            <w:color w:val="0000EE"/>
+            <w:u w:val="single"/>
+          </w:rPr>
+          <w:t>1Sam. 23:19</w:t>
+        </w:r>
+      </w:hyperlink>
+      <w:r>
+        <w:rPr>
+          <w:lang w:val="id_ID" w:bidi="id_ID"/>
+        </w:rPr>
+        <w:t>). Daud tidak bergerak jauh, mungkin karena medan berbukit yang dipenuhi dengan banyak gua, menyediakan banyak tempat persembunyian yang baik.</w:t>
+      </w:r>
+      <w:r>
+        <w:rPr>
+          <w:lang w:val="id_ID" w:bidi="id_ID"/>
+        </w:rPr>
+      </w:r>
+      <w:r>
+        <w:rPr>
+          <w:lang w:val="id_ID" w:bidi="id_ID"/>
+        </w:rPr>
+      </w:r>
+    </w:p>
+    <w:p>
+      <w:pPr/>
+      <w:r>
+        <w:rPr>
+          <w:lang w:val="id_ID" w:bidi="id_ID"/>
+        </w:rPr>
+      </w:r>
+    </w:p>
+    <w:p>
+      <w:pPr>
+        <w:pStyle w:val="Heading2"/>
+      </w:pPr>
+      <w:r>
+        <w:rPr>
+          <w:lang w:val="id_ID" w:bidi="id_ID"/>
+        </w:rPr>
+        <w:t>1 Samuel 26:1–25</w:t>
+      </w:r>
+      <w:r>
+        <w:rPr>
+          <w:lang w:val="id_ID" w:bidi="id_ID"/>
+        </w:rPr>
+      </w:r>
+    </w:p>
+    <w:p>
+      <w:pPr/>
+      <w:r>
+        <w:rPr>
+          <w:lang w:val="id_ID" w:bidi="id_ID"/>
+        </w:rPr>
+      </w:r>
+      <w:r>
+        <w:rPr>
+          <w:lang w:val="id_ID" w:bidi="id_ID"/>
+        </w:rPr>
+        <w:t xml:space="preserve">Ini adalah terakhir kalinya Saul dan Daud bertemu. Orang Zif memberitahu Saul untuk kedua kalinya di mana Daud bersembunyi (lihat </w:t>
+      </w:r>
+      <w:hyperlink r:id="rId714">
+        <w:r>
+          <w:rPr>
+            <w:lang w:val="id_ID" w:bidi="id_ID"/>
+          </w:rPr>
+          <w:rPr>
+            <w:color w:val="0000EE"/>
+            <w:u w:val="single"/>
+          </w:rPr>
+          <w:t>1Sam. 23:19–20</w:t>
+        </w:r>
+      </w:hyperlink>
+      <w:r>
+        <w:rPr>
+          <w:lang w:val="id_ID" w:bidi="id_ID"/>
+        </w:rPr>
+        <w:t xml:space="preserve">), dan Daud menyayangkan nyawa Saul untuk kedua kalinya seperti yang dia lakukan di gua En-Gedi (lihat psl. </w:t>
+      </w:r>
+      <w:hyperlink r:id="rId592">
+        <w:r>
+          <w:rPr>
+            <w:lang w:val="id_ID" w:bidi="id_ID"/>
+          </w:rPr>
+          <w:rPr>
+            <w:color w:val="0000EE"/>
+            <w:u w:val="single"/>
+          </w:rPr>
+          <w:t>24</w:t>
+        </w:r>
+      </w:hyperlink>
+      <w:r>
+        <w:rPr>
+          <w:lang w:val="id_ID" w:bidi="id_ID"/>
+        </w:rPr>
+        <w:t>).</w:t>
+      </w:r>
+      <w:r>
+        <w:rPr>
+          <w:lang w:val="id_ID" w:bidi="id_ID"/>
+        </w:rPr>
+      </w:r>
+      <w:r>
+        <w:rPr>
+          <w:lang w:val="id_ID" w:bidi="id_ID"/>
+        </w:rPr>
+      </w:r>
+    </w:p>
+    <w:p>
+      <w:pPr/>
+      <w:r>
+        <w:rPr>
+          <w:lang w:val="id_ID" w:bidi="id_ID"/>
+        </w:rPr>
+      </w:r>
+    </w:p>
+    <w:p>
+      <w:pPr>
+        <w:pStyle w:val="Heading2"/>
+      </w:pPr>
+      <w:r>
+        <w:rPr>
+          <w:lang w:val="id_ID" w:bidi="id_ID"/>
+        </w:rPr>
+        <w:t>1 Samuel 26:3</w:t>
+      </w:r>
+      <w:r>
+        <w:rPr>
+          <w:lang w:val="id_ID" w:bidi="id_ID"/>
+        </w:rPr>
+      </w:r>
+    </w:p>
+    <w:p>
+      <w:pPr/>
+      <w:r>
+        <w:rPr>
+          <w:lang w:val="id_ID" w:bidi="id_ID"/>
+        </w:rPr>
+      </w:r>
+      <w:r>
+        <w:rPr>
+          <w:lang w:val="id_ID" w:bidi="id_ID"/>
+        </w:rPr>
+        <w:t>Saul kembali mengejar Daud, meskipun sebelumnya ia merasa menyesal (</w:t>
+      </w:r>
+      <w:hyperlink r:id="rId716">
+        <w:r>
+          <w:rPr>
+            <w:lang w:val="id_ID" w:bidi="id_ID"/>
+          </w:rPr>
+          <w:rPr>
+            <w:color w:val="0000EE"/>
+            <w:u w:val="single"/>
+          </w:rPr>
+          <w:t>1Sam. 24:18–22</w:t>
+        </w:r>
+      </w:hyperlink>
+      <w:r>
+        <w:rPr>
+          <w:lang w:val="id_ID" w:bidi="id_ID"/>
+        </w:rPr>
+        <w:t>). Saul telah menjadi tidak mampu bertindak rasional atau berbicara dengan jujur.</w:t>
+      </w:r>
+      <w:r>
+        <w:rPr>
+          <w:lang w:val="id_ID" w:bidi="id_ID"/>
+        </w:rPr>
+      </w:r>
+      <w:r>
+        <w:rPr>
+          <w:lang w:val="id_ID" w:bidi="id_ID"/>
+        </w:rPr>
+      </w:r>
+    </w:p>
+    <w:p>
+      <w:pPr/>
+      <w:r>
+        <w:rPr>
+          <w:lang w:val="id_ID" w:bidi="id_ID"/>
+        </w:rPr>
+      </w:r>
+    </w:p>
+    <w:p>
+      <w:pPr>
+        <w:pStyle w:val="Heading2"/>
+      </w:pPr>
+      <w:r>
+        <w:rPr>
+          <w:lang w:val="id_ID" w:bidi="id_ID"/>
+        </w:rPr>
+        <w:t>1 Samuel 26:5</w:t>
+      </w:r>
+      <w:r>
+        <w:rPr>
+          <w:lang w:val="id_ID" w:bidi="id_ID"/>
+        </w:rPr>
+      </w:r>
+    </w:p>
+    <w:p>
+      <w:pPr/>
+      <w:r>
+        <w:rPr>
+          <w:lang w:val="id_ID" w:bidi="id_ID"/>
+        </w:rPr>
+      </w:r>
+      <w:r>
+        <w:rPr>
+          <w:lang w:val="id_ID" w:bidi="id_ID"/>
+        </w:rPr>
+        <w:t xml:space="preserve">Abner bin Ner: Lihat </w:t>
+      </w:r>
+      <w:r>
+        <w:rPr>
+          <w:lang w:val="id_ID" w:bidi="id_ID"/>
+        </w:rPr>
+        <w:t>catatan studi pada 1Sam. 20:25</w:t>
+      </w:r>
+      <w:r>
+        <w:rPr>
+          <w:lang w:val="id_ID" w:bidi="id_ID"/>
+        </w:rPr>
+        <w:t>.</w:t>
+      </w:r>
+      <w:r>
+        <w:rPr>
+          <w:lang w:val="id_ID" w:bidi="id_ID"/>
+        </w:rPr>
+      </w:r>
+      <w:r>
+        <w:rPr>
+          <w:lang w:val="id_ID" w:bidi="id_ID"/>
+        </w:rPr>
+      </w:r>
+    </w:p>
+    <w:p>
+      <w:pPr/>
+      <w:r>
+        <w:rPr>
+          <w:lang w:val="id_ID" w:bidi="id_ID"/>
+        </w:rPr>
+      </w:r>
+    </w:p>
+    <w:p>
+      <w:pPr>
+        <w:pStyle w:val="Heading2"/>
+      </w:pPr>
+      <w:r>
+        <w:rPr>
+          <w:lang w:val="id_ID" w:bidi="id_ID"/>
+        </w:rPr>
+        <w:t>1 Samuel 26:6</w:t>
+      </w:r>
+      <w:r>
+        <w:rPr>
+          <w:lang w:val="id_ID" w:bidi="id_ID"/>
+        </w:rPr>
+      </w:r>
+    </w:p>
+    <w:p>
+      <w:pPr/>
+      <w:r>
+        <w:rPr>
+          <w:lang w:val="id_ID" w:bidi="id_ID"/>
+        </w:rPr>
+      </w:r>
+      <w:r>
+        <w:rPr>
+          <w:lang w:val="id_ID" w:bidi="id_ID"/>
+        </w:rPr>
+        <w:t>Ini adalah satu-satunya referensi tentang Ahimelekh orang Het. • Zeruya adalah saudara perempuan Daud (</w:t>
+      </w:r>
+      <w:hyperlink r:id="rId717">
+        <w:r>
+          <w:rPr>
+            <w:lang w:val="id_ID" w:bidi="id_ID"/>
+          </w:rPr>
+          <w:rPr>
+            <w:color w:val="0000EE"/>
+            <w:u w:val="single"/>
+          </w:rPr>
+          <w:t>1Taw. 2:16</w:t>
+        </w:r>
+      </w:hyperlink>
+      <w:r>
+        <w:rPr>
+          <w:lang w:val="id_ID" w:bidi="id_ID"/>
+        </w:rPr>
+        <w:t xml:space="preserve">), sehingga Abisai adalah keponakan Daud. Anak-anak Zeruya (Abisai, Yoab, dan Asael) adalah tiga dari pengikut Daud yang paling setia (mis., </w:t>
+      </w:r>
+      <w:hyperlink r:id="rId718">
+        <w:r>
+          <w:rPr>
+            <w:lang w:val="id_ID" w:bidi="id_ID"/>
+          </w:rPr>
+          <w:rPr>
+            <w:color w:val="0000EE"/>
+            <w:u w:val="single"/>
+          </w:rPr>
+          <w:t>2Sam. 2:18</w:t>
+        </w:r>
+      </w:hyperlink>
+      <w:r>
+        <w:rPr>
+          <w:lang w:val="id_ID" w:bidi="id_ID"/>
+        </w:rPr>
+        <w:t xml:space="preserve">), meskipun kadang-kadang mereka menyebabkan kesulitan bagi Daud (lihat </w:t>
+      </w:r>
+      <w:hyperlink r:id="rId719">
+        <w:r>
+          <w:rPr>
+            <w:lang w:val="id_ID" w:bidi="id_ID"/>
+          </w:rPr>
+          <w:rPr>
+            <w:color w:val="0000EE"/>
+            <w:u w:val="single"/>
+          </w:rPr>
+          <w:t>2Sam. 3:39</w:t>
+        </w:r>
+      </w:hyperlink>
+      <w:r>
+        <w:rPr>
+          <w:lang w:val="id_ID" w:bidi="id_ID"/>
+        </w:rPr>
+        <w:t xml:space="preserve">; </w:t>
+      </w:r>
+      <w:hyperlink r:id="rId720">
+        <w:r>
+          <w:rPr>
+            <w:lang w:val="id_ID" w:bidi="id_ID"/>
+          </w:rPr>
+          <w:rPr>
+            <w:color w:val="0000EE"/>
+            <w:u w:val="single"/>
+          </w:rPr>
+          <w:t>16:10</w:t>
+        </w:r>
+      </w:hyperlink>
+      <w:r>
+        <w:rPr>
+          <w:lang w:val="id_ID" w:bidi="id_ID"/>
+        </w:rPr>
+        <w:t xml:space="preserve">; </w:t>
+      </w:r>
+      <w:hyperlink r:id="rId721">
+        <w:r>
+          <w:rPr>
+            <w:lang w:val="id_ID" w:bidi="id_ID"/>
+          </w:rPr>
+          <w:rPr>
+            <w:color w:val="0000EE"/>
+            <w:u w:val="single"/>
+          </w:rPr>
+          <w:t>19:22</w:t>
+        </w:r>
+      </w:hyperlink>
+      <w:r>
+        <w:rPr>
+          <w:lang w:val="id_ID" w:bidi="id_ID"/>
+        </w:rPr>
+        <w:t>).</w:t>
+      </w:r>
+      <w:r>
+        <w:rPr>
+          <w:lang w:val="id_ID" w:bidi="id_ID"/>
+        </w:rPr>
+      </w:r>
+      <w:r>
+        <w:rPr>
+          <w:lang w:val="id_ID" w:bidi="id_ID"/>
+        </w:rPr>
+      </w:r>
+    </w:p>
+    <w:p>
+      <w:pPr/>
+      <w:r>
+        <w:rPr>
+          <w:lang w:val="id_ID" w:bidi="id_ID"/>
+        </w:rPr>
+      </w:r>
+    </w:p>
+    <w:p>
+      <w:pPr>
+        <w:pStyle w:val="Heading2"/>
+      </w:pPr>
+      <w:r>
+        <w:rPr>
+          <w:lang w:val="id_ID" w:bidi="id_ID"/>
+        </w:rPr>
+        <w:t>1 Samuel 26:8</w:t>
+      </w:r>
+      <w:r>
+        <w:rPr>
+          <w:lang w:val="id_ID" w:bidi="id_ID"/>
+        </w:rPr>
+      </w:r>
+    </w:p>
+    <w:p>
+      <w:pPr/>
+      <w:r>
+        <w:rPr>
+          <w:lang w:val="id_ID" w:bidi="id_ID"/>
+        </w:rPr>
+      </w:r>
+      <w:r>
+        <w:rPr>
+          <w:lang w:val="id_ID" w:bidi="id_ID"/>
+        </w:rPr>
+        <w:t xml:space="preserve">Allah telah menyerahkan musuhmu ke dalam tanganmu: Bdk. </w:t>
+      </w:r>
+      <w:hyperlink r:id="rId722">
+        <w:r>
+          <w:rPr>
+            <w:lang w:val="id_ID" w:bidi="id_ID"/>
+          </w:rPr>
+          <w:rPr>
+            <w:color w:val="0000EE"/>
+            <w:u w:val="single"/>
+          </w:rPr>
+          <w:t>1Sam. 24:5</w:t>
+        </w:r>
+      </w:hyperlink>
+      <w:r>
+        <w:rPr>
+          <w:lang w:val="id_ID" w:bidi="id_ID"/>
+        </w:rPr>
+        <w:t>.</w:t>
+      </w:r>
+      <w:r>
+        <w:rPr>
+          <w:lang w:val="id_ID" w:bidi="id_ID"/>
+        </w:rPr>
+      </w:r>
+      <w:r>
+        <w:rPr>
+          <w:lang w:val="id_ID" w:bidi="id_ID"/>
+        </w:rPr>
+      </w:r>
+    </w:p>
+    <w:p>
+      <w:pPr/>
+      <w:r>
+        <w:rPr>
+          <w:lang w:val="id_ID" w:bidi="id_ID"/>
+        </w:rPr>
+      </w:r>
+    </w:p>
+    <w:p>
+      <w:pPr>
+        <w:pStyle w:val="Heading2"/>
+      </w:pPr>
+      <w:r>
+        <w:rPr>
+          <w:lang w:val="id_ID" w:bidi="id_ID"/>
+        </w:rPr>
+        <w:t>1 Samuel 26:9</w:t>
+      </w:r>
+      <w:r>
+        <w:rPr>
+          <w:lang w:val="id_ID" w:bidi="id_ID"/>
+        </w:rPr>
+      </w:r>
+    </w:p>
+    <w:p>
+      <w:pPr/>
+      <w:r>
+        <w:rPr>
+          <w:lang w:val="id_ID" w:bidi="id_ID"/>
+        </w:rPr>
+      </w:r>
+      <w:r>
+        <w:rPr>
+          <w:lang w:val="id_ID" w:bidi="id_ID"/>
+        </w:rPr>
+        <w:t xml:space="preserve">yang diurapi Tuhan: Lihat </w:t>
+      </w:r>
+      <w:r>
+        <w:rPr>
+          <w:lang w:val="id_ID" w:bidi="id_ID"/>
+        </w:rPr>
+        <w:t>catatan studi pada 1Sam. 24:6</w:t>
+      </w:r>
+      <w:r>
+        <w:rPr>
+          <w:lang w:val="id_ID" w:bidi="id_ID"/>
+        </w:rPr>
+        <w:t>.</w:t>
+      </w:r>
+      <w:r>
+        <w:rPr>
+          <w:lang w:val="id_ID" w:bidi="id_ID"/>
+        </w:rPr>
+      </w:r>
+      <w:r>
+        <w:rPr>
+          <w:lang w:val="id_ID" w:bidi="id_ID"/>
+        </w:rPr>
+      </w:r>
+    </w:p>
+    <w:p>
+      <w:pPr/>
+      <w:r>
+        <w:rPr>
+          <w:lang w:val="id_ID" w:bidi="id_ID"/>
+        </w:rPr>
+      </w:r>
+    </w:p>
+    <w:p>
+      <w:pPr>
+        <w:pStyle w:val="Heading2"/>
+      </w:pPr>
+      <w:r>
+        <w:rPr>
+          <w:lang w:val="id_ID" w:bidi="id_ID"/>
+        </w:rPr>
+        <w:t>1 Samuel 26:10</w:t>
+      </w:r>
+      <w:r>
+        <w:rPr>
+          <w:lang w:val="id_ID" w:bidi="id_ID"/>
+        </w:rPr>
+      </w:r>
+    </w:p>
+    <w:p>
+      <w:pPr/>
+      <w:r>
+        <w:rPr>
+          <w:lang w:val="id_ID" w:bidi="id_ID"/>
+        </w:rPr>
+      </w:r>
+      <w:r>
+        <w:rPr>
+          <w:lang w:val="id_ID" w:bidi="id_ID"/>
+        </w:rPr>
+        <w:t xml:space="preserve">Daud yakin bahwa Allah akan menjadi hakim antara dirinya dan Saul, seperti yang telah dilakukan antara dirinya dan Nabal (lihat </w:t>
+      </w:r>
+      <w:hyperlink r:id="rId723">
+        <w:r>
+          <w:rPr>
+            <w:lang w:val="id_ID" w:bidi="id_ID"/>
+          </w:rPr>
+          <w:rPr>
+            <w:color w:val="0000EE"/>
+            <w:u w:val="single"/>
+          </w:rPr>
+          <w:t>1Sam. 25:38</w:t>
+        </w:r>
+      </w:hyperlink>
+      <w:r>
+        <w:rPr>
+          <w:lang w:val="id_ID" w:bidi="id_ID"/>
+        </w:rPr>
+        <w:t>). Saul akhirnya mati dalam pertempuran melawan orang Filistin (</w:t>
+      </w:r>
+      <w:hyperlink r:id="rId724">
+        <w:r>
+          <w:rPr>
+            <w:lang w:val="id_ID" w:bidi="id_ID"/>
+          </w:rPr>
+          <w:rPr>
+            <w:color w:val="0000EE"/>
+            <w:u w:val="single"/>
+          </w:rPr>
+          <w:t>1Sam. 31:6</w:t>
+        </w:r>
+      </w:hyperlink>
+      <w:r>
+        <w:rPr>
+          <w:lang w:val="id_ID" w:bidi="id_ID"/>
+        </w:rPr>
+        <w:t>).</w:t>
+      </w:r>
+      <w:r>
+        <w:rPr>
+          <w:lang w:val="id_ID" w:bidi="id_ID"/>
+        </w:rPr>
+      </w:r>
+      <w:r>
+        <w:rPr>
+          <w:lang w:val="id_ID" w:bidi="id_ID"/>
+        </w:rPr>
+      </w:r>
+    </w:p>
+    <w:p>
+      <w:pPr/>
+      <w:r>
+        <w:rPr>
+          <w:lang w:val="id_ID" w:bidi="id_ID"/>
+        </w:rPr>
+      </w:r>
+    </w:p>
+    <w:p>
+      <w:pPr>
+        <w:pStyle w:val="Heading2"/>
+      </w:pPr>
+      <w:r>
+        <w:rPr>
+          <w:lang w:val="id_ID" w:bidi="id_ID"/>
+        </w:rPr>
+        <w:t>1 Samuel 26:14</w:t>
+      </w:r>
+      <w:r>
+        <w:rPr>
+          <w:lang w:val="id_ID" w:bidi="id_ID"/>
+        </w:rPr>
+      </w:r>
+    </w:p>
+    <w:p>
+      <w:pPr/>
+      <w:r>
+        <w:rPr>
+          <w:lang w:val="id_ID" w:bidi="id_ID"/>
+        </w:rPr>
+      </w:r>
+      <w:r>
+        <w:rPr>
+          <w:lang w:val="id_ID" w:bidi="id_ID"/>
+        </w:rPr>
+        <w:t xml:space="preserve">Abner: Lihat </w:t>
+      </w:r>
+      <w:r>
+        <w:rPr>
+          <w:lang w:val="id_ID" w:bidi="id_ID"/>
+        </w:rPr>
+        <w:t>catatan studi pada 1Sam. 20:25</w:t>
+      </w:r>
+      <w:r>
+        <w:rPr>
+          <w:lang w:val="id_ID" w:bidi="id_ID"/>
+        </w:rPr>
+        <w:t>.</w:t>
+      </w:r>
+      <w:r>
+        <w:rPr>
+          <w:lang w:val="id_ID" w:bidi="id_ID"/>
+        </w:rPr>
+      </w:r>
+      <w:r>
+        <w:rPr>
+          <w:lang w:val="id_ID" w:bidi="id_ID"/>
+        </w:rPr>
+      </w:r>
+    </w:p>
+    <w:p>
+      <w:pPr/>
+      <w:r>
+        <w:rPr>
+          <w:lang w:val="id_ID" w:bidi="id_ID"/>
+        </w:rPr>
+      </w:r>
+    </w:p>
+    <w:p>
+      <w:pPr>
+        <w:pStyle w:val="Heading2"/>
+      </w:pPr>
+      <w:r>
+        <w:rPr>
+          <w:lang w:val="id_ID" w:bidi="id_ID"/>
+        </w:rPr>
+        <w:t>1 Samuel 26:16</w:t>
+      </w:r>
+      <w:r>
+        <w:rPr>
+          <w:lang w:val="id_ID" w:bidi="id_ID"/>
+        </w:rPr>
+      </w:r>
+    </w:p>
+    <w:p>
+      <w:pPr/>
+      <w:r>
+        <w:rPr>
+          <w:lang w:val="id_ID" w:bidi="id_ID"/>
+        </w:rPr>
+      </w:r>
+      <w:r>
+        <w:rPr>
+          <w:lang w:val="id_ID" w:bidi="id_ID"/>
+        </w:rPr>
+        <w:t>harus mati: Kematian adalah hukuman untuk kelalaian tugas.</w:t>
+      </w:r>
+      <w:r>
+        <w:rPr>
+          <w:lang w:val="id_ID" w:bidi="id_ID"/>
+        </w:rPr>
+      </w:r>
+      <w:r>
+        <w:rPr>
+          <w:lang w:val="id_ID" w:bidi="id_ID"/>
+        </w:rPr>
+      </w:r>
+    </w:p>
+    <w:p>
+      <w:pPr/>
+      <w:r>
+        <w:rPr>
+          <w:lang w:val="id_ID" w:bidi="id_ID"/>
+        </w:rPr>
+      </w:r>
+    </w:p>
+    <w:p>
+      <w:pPr>
+        <w:pStyle w:val="Heading2"/>
+      </w:pPr>
+      <w:r>
+        <w:rPr>
+          <w:lang w:val="id_ID" w:bidi="id_ID"/>
+        </w:rPr>
+        <w:t>1 Samuel 26:17</w:t>
+      </w:r>
+      <w:r>
+        <w:rPr>
+          <w:lang w:val="id_ID" w:bidi="id_ID"/>
+        </w:rPr>
+      </w:r>
+    </w:p>
+    <w:p>
+      <w:pPr/>
+      <w:r>
+        <w:rPr>
+          <w:lang w:val="id_ID" w:bidi="id_ID"/>
+        </w:rPr>
+      </w:r>
+      <w:r>
+        <w:rPr>
+          <w:lang w:val="id_ID" w:bidi="id_ID"/>
+        </w:rPr>
+        <w:t xml:space="preserve">Suaramukah itu, anakku Daud? Bdk. </w:t>
+      </w:r>
+      <w:hyperlink r:id="rId725">
+        <w:r>
+          <w:rPr>
+            <w:lang w:val="id_ID" w:bidi="id_ID"/>
+          </w:rPr>
+          <w:rPr>
+            <w:color w:val="0000EE"/>
+            <w:u w:val="single"/>
+          </w:rPr>
+          <w:t>1Sam. 24:17</w:t>
+        </w:r>
+      </w:hyperlink>
+      <w:r>
+        <w:rPr>
+          <w:lang w:val="id_ID" w:bidi="id_ID"/>
+        </w:rPr>
+        <w:t>.</w:t>
+      </w:r>
+      <w:r>
+        <w:rPr>
+          <w:lang w:val="id_ID" w:bidi="id_ID"/>
+        </w:rPr>
+      </w:r>
+      <w:r>
+        <w:rPr>
+          <w:lang w:val="id_ID" w:bidi="id_ID"/>
+        </w:rPr>
+      </w:r>
+    </w:p>
+    <w:p>
+      <w:pPr/>
+      <w:r>
+        <w:rPr>
+          <w:lang w:val="id_ID" w:bidi="id_ID"/>
+        </w:rPr>
+      </w:r>
+    </w:p>
+    <w:p>
+      <w:pPr>
+        <w:pStyle w:val="Heading2"/>
+      </w:pPr>
+      <w:r>
+        <w:rPr>
+          <w:lang w:val="id_ID" w:bidi="id_ID"/>
+        </w:rPr>
+        <w:t>1 Samuel 26:19</w:t>
+      </w:r>
+      <w:r>
+        <w:rPr>
+          <w:lang w:val="id_ID" w:bidi="id_ID"/>
+        </w:rPr>
+      </w:r>
+    </w:p>
+    <w:p>
+      <w:pPr/>
+      <w:r>
+        <w:rPr>
+          <w:lang w:val="id_ID" w:bidi="id_ID"/>
+        </w:rPr>
+      </w:r>
+      <w:r>
+        <w:rPr>
+          <w:lang w:val="id_ID" w:bidi="id_ID"/>
+        </w:rPr>
+        <w:t>Jika Tuhan yang membujuk engkau melawan aku: Daud bingung dengan perilaku Saul dan khawatir tentang kemungkinan dosa yang tidak disengaja di pihaknya. • jika itu anak-anak manusia: Mungkin merujuk pada Do"eg (</w:t>
+      </w:r>
+      <w:hyperlink r:id="rId726">
+        <w:r>
+          <w:rPr>
+            <w:lang w:val="id_ID" w:bidi="id_ID"/>
+          </w:rPr>
+          <w:rPr>
+            <w:color w:val="0000EE"/>
+            <w:u w:val="single"/>
+          </w:rPr>
+          <w:t>1Sam. 22:9–10</w:t>
+        </w:r>
+      </w:hyperlink>
+      <w:r>
+        <w:rPr>
+          <w:lang w:val="id_ID" w:bidi="id_ID"/>
+        </w:rPr>
+        <w:t xml:space="preserve">). • beribadahlah kepada allah lain: Sentimen ini sejalan dengan </w:t>
+      </w:r>
+      <w:hyperlink r:id="rId727">
+        <w:r>
+          <w:rPr>
+            <w:lang w:val="id_ID" w:bidi="id_ID"/>
+          </w:rPr>
+          <w:rPr>
+            <w:color w:val="0000EE"/>
+            <w:u w:val="single"/>
+          </w:rPr>
+          <w:t>Mzm. 137:4</w:t>
+        </w:r>
+      </w:hyperlink>
+      <w:r>
+        <w:rPr>
+          <w:lang w:val="id_ID" w:bidi="id_ID"/>
+        </w:rPr>
+        <w:t>. Siapa pun yang diasingkan dari tanah suci tidak dapat menyembah Tuhan dengan berpartisipasi dalam pengorbanan di tempat kudus pusat.</w:t>
+      </w:r>
+      <w:r>
+        <w:rPr>
+          <w:lang w:val="id_ID" w:bidi="id_ID"/>
+        </w:rPr>
+      </w:r>
+      <w:r>
+        <w:rPr>
+          <w:lang w:val="id_ID" w:bidi="id_ID"/>
+        </w:rPr>
+      </w:r>
+    </w:p>
+    <w:p>
+      <w:pPr/>
+      <w:r>
+        <w:rPr>
+          <w:lang w:val="id_ID" w:bidi="id_ID"/>
+        </w:rPr>
+      </w:r>
+    </w:p>
+    <w:p>
+      <w:pPr>
+        <w:pStyle w:val="Heading2"/>
+      </w:pPr>
+      <w:r>
+        <w:rPr>
+          <w:lang w:val="id_ID" w:bidi="id_ID"/>
+        </w:rPr>
+        <w:t>1 Samuel 26:20</w:t>
+      </w:r>
+      <w:r>
+        <w:rPr>
+          <w:lang w:val="id_ID" w:bidi="id_ID"/>
+        </w:rPr>
+      </w:r>
+    </w:p>
+    <w:p>
+      <w:pPr/>
+      <w:r>
+        <w:rPr>
+          <w:lang w:val="id_ID" w:bidi="id_ID"/>
+        </w:rPr>
+      </w:r>
+      <w:r>
+        <w:rPr>
+          <w:lang w:val="id_ID" w:bidi="id_ID"/>
+        </w:rPr>
+        <w:t xml:space="preserve">mencabut nyawaku: Bdk. </w:t>
+      </w:r>
+      <w:hyperlink r:id="rId728">
+        <w:r>
+          <w:rPr>
+            <w:lang w:val="id_ID" w:bidi="id_ID"/>
+          </w:rPr>
+          <w:rPr>
+            <w:color w:val="0000EE"/>
+            <w:u w:val="single"/>
+          </w:rPr>
+          <w:t>1Sam. 24:15</w:t>
+        </w:r>
+      </w:hyperlink>
+      <w:r>
+        <w:rPr>
+          <w:lang w:val="id_ID" w:bidi="id_ID"/>
+        </w:rPr>
+        <w:t>.</w:t>
+      </w:r>
+      <w:r>
+        <w:rPr>
+          <w:lang w:val="id_ID" w:bidi="id_ID"/>
+        </w:rPr>
+      </w:r>
+      <w:r>
+        <w:rPr>
+          <w:lang w:val="id_ID" w:bidi="id_ID"/>
+        </w:rPr>
+      </w:r>
+    </w:p>
+    <w:p>
+      <w:pPr/>
+      <w:r>
+        <w:rPr>
+          <w:lang w:val="id_ID" w:bidi="id_ID"/>
+        </w:rPr>
+      </w:r>
+    </w:p>
+    <w:p>
+      <w:pPr>
+        <w:pStyle w:val="Heading2"/>
+      </w:pPr>
+      <w:r>
+        <w:rPr>
+          <w:lang w:val="id_ID" w:bidi="id_ID"/>
+        </w:rPr>
+        <w:t>1 Samuel 26:21</w:t>
+      </w:r>
+      <w:r>
+        <w:rPr>
+          <w:lang w:val="id_ID" w:bidi="id_ID"/>
+        </w:rPr>
+      </w:r>
+    </w:p>
+    <w:p>
+      <w:pPr/>
+      <w:r>
+        <w:rPr>
+          <w:lang w:val="id_ID" w:bidi="id_ID"/>
+        </w:rPr>
+      </w:r>
+      <w:r>
+        <w:rPr>
+          <w:lang w:val="id_ID" w:bidi="id_ID"/>
+        </w:rPr>
+        <w:t>Aku telah berbuat dosa: Saul telah menyadari kesalahannya sebelumnya (</w:t>
+      </w:r>
+      <w:hyperlink r:id="rId729">
+        <w:r>
+          <w:rPr>
+            <w:lang w:val="id_ID" w:bidi="id_ID"/>
+          </w:rPr>
+          <w:rPr>
+            <w:color w:val="0000EE"/>
+            <w:u w:val="single"/>
+          </w:rPr>
+          <w:t>1Sam. 24:17–20</w:t>
+        </w:r>
+      </w:hyperlink>
+      <w:r>
+        <w:rPr>
+          <w:lang w:val="id_ID" w:bidi="id_ID"/>
+        </w:rPr>
+        <w:t xml:space="preserve">). Daud tidak memiliki alasan yang kuat untuk mempercayainya kali ini (lihat </w:t>
+      </w:r>
+      <w:hyperlink r:id="rId396">
+        <w:r>
+          <w:rPr>
+            <w:lang w:val="id_ID" w:bidi="id_ID"/>
+          </w:rPr>
+          <w:rPr>
+            <w:color w:val="0000EE"/>
+            <w:u w:val="single"/>
+          </w:rPr>
+          <w:t>1Sam. 27:1</w:t>
+        </w:r>
+      </w:hyperlink>
+      <w:r>
+        <w:rPr>
+          <w:lang w:val="id_ID" w:bidi="id_ID"/>
+        </w:rPr>
+        <w:t>). • perbuatanku itu bodoh: Istilah Ibrani ini (sakal</w:t>
+      </w:r>
+      <w:r>
+        <w:rPr>
+          <w:i/>
+          <w:lang w:val="id_ID" w:bidi="id_ID"/>
+        </w:rPr>
+        <w:t>,</w:t>
+      </w:r>
+      <w:r>
+        <w:rPr>
+          <w:lang w:val="id_ID" w:bidi="id_ID"/>
+        </w:rPr>
+        <w:t xml:space="preserve"> “bertindak bodoh,” lihat juga </w:t>
+      </w:r>
+      <w:hyperlink r:id="rId730">
+        <w:r>
+          <w:rPr>
+            <w:lang w:val="id_ID" w:bidi="id_ID"/>
+          </w:rPr>
+          <w:rPr>
+            <w:color w:val="0000EE"/>
+            <w:u w:val="single"/>
+          </w:rPr>
+          <w:t>1Sam. 13:13</w:t>
+        </w:r>
+      </w:hyperlink>
+      <w:r>
+        <w:rPr>
+          <w:lang w:val="id_ID" w:bidi="id_ID"/>
+        </w:rPr>
+        <w:t xml:space="preserve">) berbeda dari kata yang berarti “bodoh” (Nabal) yang digunakan dalam pasal </w:t>
+      </w:r>
+      <w:hyperlink r:id="rId731">
+        <w:r>
+          <w:rPr>
+            <w:lang w:val="id_ID" w:bidi="id_ID"/>
+          </w:rPr>
+          <w:rPr>
+            <w:color w:val="0000EE"/>
+            <w:u w:val="single"/>
+          </w:rPr>
+          <w:t>25</w:t>
+        </w:r>
+      </w:hyperlink>
+      <w:r>
+        <w:rPr>
+          <w:lang w:val="id_ID" w:bidi="id_ID"/>
+        </w:rPr>
+        <w:t>. Namun, kedua kata tersebut memiliki makna yang serupa. Saul dan Nabal adalah tokoh yang sejajar.</w:t>
+      </w:r>
+      <w:r>
+        <w:rPr>
+          <w:lang w:val="id_ID" w:bidi="id_ID"/>
+        </w:rPr>
+      </w:r>
+      <w:r>
+        <w:rPr>
+          <w:lang w:val="id_ID" w:bidi="id_ID"/>
+        </w:rPr>
+      </w:r>
+    </w:p>
+    <w:p>
+      <w:pPr/>
+      <w:r>
+        <w:rPr>
+          <w:lang w:val="id_ID" w:bidi="id_ID"/>
+        </w:rPr>
+      </w:r>
+    </w:p>
+    <w:p>
+      <w:pPr>
+        <w:pStyle w:val="Heading2"/>
+      </w:pPr>
+      <w:r>
+        <w:rPr>
+          <w:lang w:val="id_ID" w:bidi="id_ID"/>
+        </w:rPr>
+        <w:t>1 Samuel 26:23</w:t>
+      </w:r>
+      <w:r>
+        <w:rPr>
+          <w:lang w:val="id_ID" w:bidi="id_ID"/>
+        </w:rPr>
+      </w:r>
+    </w:p>
+    <w:p>
+      <w:pPr/>
+      <w:r>
+        <w:rPr>
+          <w:lang w:val="id_ID" w:bidi="id_ID"/>
+        </w:rPr>
+      </w:r>
+      <w:r>
+        <w:rPr>
+          <w:lang w:val="id_ID" w:bidi="id_ID"/>
+        </w:rPr>
+        <w:t>Daud tidak menyakiti Saul (</w:t>
+      </w:r>
+      <w:hyperlink r:id="rId66">
+        <w:r>
+          <w:rPr>
+            <w:lang w:val="id_ID" w:bidi="id_ID"/>
+          </w:rPr>
+          <w:rPr>
+            <w:color w:val="0000EE"/>
+            <w:u w:val="single"/>
+          </w:rPr>
+          <w:t>1Sam. 24:7</w:t>
+        </w:r>
+      </w:hyperlink>
+      <w:r>
+        <w:rPr>
+          <w:lang w:val="id_ID" w:bidi="id_ID"/>
+        </w:rPr>
+        <w:t xml:space="preserve">; </w:t>
+      </w:r>
+      <w:hyperlink r:id="rId685">
+        <w:r>
+          <w:rPr>
+            <w:lang w:val="id_ID" w:bidi="id_ID"/>
+          </w:rPr>
+          <w:rPr>
+            <w:color w:val="0000EE"/>
+            <w:u w:val="single"/>
+          </w:rPr>
+          <w:t>26:9</w:t>
+        </w:r>
+      </w:hyperlink>
+      <w:r>
+        <w:rPr>
+          <w:lang w:val="id_ID" w:bidi="id_ID"/>
+        </w:rPr>
+        <w:t xml:space="preserve">) karena Saul adalah orang yang diurapi oleh Tuhan (lihat </w:t>
+      </w:r>
+      <w:r>
+        <w:rPr>
+          <w:lang w:val="id_ID" w:bidi="id_ID"/>
+        </w:rPr>
+        <w:t>catatan studi pada 1Sam. 24:6</w:t>
+      </w:r>
+      <w:r>
+        <w:rPr>
+          <w:lang w:val="id_ID" w:bidi="id_ID"/>
+        </w:rPr>
+        <w:t>).</w:t>
+      </w:r>
+      <w:r>
+        <w:rPr>
+          <w:lang w:val="id_ID" w:bidi="id_ID"/>
+        </w:rPr>
+      </w:r>
+      <w:r>
+        <w:rPr>
+          <w:lang w:val="id_ID" w:bidi="id_ID"/>
+        </w:rPr>
+      </w:r>
+    </w:p>
+    <w:p>
+      <w:pPr/>
+      <w:r>
+        <w:rPr>
+          <w:lang w:val="id_ID" w:bidi="id_ID"/>
+        </w:rPr>
+      </w:r>
+    </w:p>
+    <w:p>
+      <w:pPr>
+        <w:pStyle w:val="Heading2"/>
+      </w:pPr>
+      <w:r>
+        <w:rPr>
+          <w:lang w:val="id_ID" w:bidi="id_ID"/>
+        </w:rPr>
+        <w:t>1 Samuel 26:24</w:t>
+      </w:r>
+      <w:r>
+        <w:rPr>
+          <w:lang w:val="id_ID" w:bidi="id_ID"/>
+        </w:rPr>
+      </w:r>
+    </w:p>
+    <w:p>
+      <w:pPr/>
+      <w:r>
+        <w:rPr>
+          <w:lang w:val="id_ID" w:bidi="id_ID"/>
+        </w:rPr>
+      </w:r>
+      <w:r>
+        <w:rPr>
+          <w:lang w:val="id_ID" w:bidi="id_ID"/>
+        </w:rPr>
+        <w:t>seperti nyawamu pada hari ini berharga di mataku, demikianlah hendaknya nyawaku berharga di mata Tuhan: Daud tidak bisa mengandalkan Saul untuk membalas kebaikannya. Dengan demikian, nasibnya berada di tangan Allah.</w:t>
+      </w:r>
+      <w:r>
+        <w:rPr>
+          <w:lang w:val="id_ID" w:bidi="id_ID"/>
+        </w:rPr>
+      </w:r>
+      <w:r>
+        <w:rPr>
+          <w:lang w:val="id_ID" w:bidi="id_ID"/>
+        </w:rPr>
+      </w:r>
+    </w:p>
+    <w:p>
+      <w:pPr/>
+      <w:r>
+        <w:rPr>
+          <w:lang w:val="id_ID" w:bidi="id_ID"/>
+        </w:rPr>
+      </w:r>
+    </w:p>
+    <w:p>
+      <w:pPr>
+        <w:pStyle w:val="Heading2"/>
+      </w:pPr>
+      <w:r>
+        <w:rPr>
+          <w:lang w:val="id_ID" w:bidi="id_ID"/>
+        </w:rPr>
+        <w:t>1 Samuel 26:25</w:t>
+      </w:r>
+      <w:r>
+        <w:rPr>
+          <w:lang w:val="id_ID" w:bidi="id_ID"/>
+        </w:rPr>
+      </w:r>
+    </w:p>
+    <w:p>
+      <w:pPr/>
+      <w:r>
+        <w:rPr>
+          <w:lang w:val="id_ID" w:bidi="id_ID"/>
+        </w:rPr>
+      </w:r>
+      <w:r>
+        <w:rPr>
+          <w:lang w:val="id_ID" w:bidi="id_ID"/>
+        </w:rPr>
+        <w:t>Saul pulang ke tempatnya, dan ini mungkin merupakan pertemuan pribadi terakhir Daud dengannya.</w:t>
+      </w:r>
+      <w:r>
+        <w:rPr>
+          <w:lang w:val="id_ID" w:bidi="id_ID"/>
+        </w:rPr>
+      </w:r>
+      <w:r>
+        <w:rPr>
+          <w:lang w:val="id_ID" w:bidi="id_ID"/>
+        </w:rPr>
+      </w:r>
+    </w:p>
+    <w:p>
+      <w:pPr/>
+      <w:r>
+        <w:rPr>
+          <w:lang w:val="id_ID" w:bidi="id_ID"/>
+        </w:rPr>
+      </w:r>
+    </w:p>
+    <w:p>
+      <w:pPr>
+        <w:pStyle w:val="Heading2"/>
+      </w:pPr>
+      <w:r>
+        <w:rPr>
+          <w:lang w:val="id_ID" w:bidi="id_ID"/>
+        </w:rPr>
+        <w:t>1 Samuel 27:1–12</w:t>
+      </w:r>
+      <w:r>
+        <w:rPr>
+          <w:lang w:val="id_ID" w:bidi="id_ID"/>
+        </w:rPr>
+      </w:r>
+    </w:p>
+    <w:p>
+      <w:pPr/>
+      <w:r>
+        <w:rPr>
+          <w:lang w:val="id_ID" w:bidi="id_ID"/>
+        </w:rPr>
+      </w:r>
+      <w:r>
+        <w:rPr>
+          <w:lang w:val="id_ID" w:bidi="id_ID"/>
+        </w:rPr>
+        <w:t>Daud melarikan diri kepada orang Filistin untuk menghindari Saul selamanya. Alih-alih membunuh Saul, Daud memilih menjalani kehidupan berbahaya sebagai buronan.</w:t>
+      </w:r>
+      <w:r>
+        <w:rPr>
+          <w:lang w:val="id_ID" w:bidi="id_ID"/>
+        </w:rPr>
+      </w:r>
+      <w:r>
+        <w:rPr>
+          <w:lang w:val="id_ID" w:bidi="id_ID"/>
+        </w:rPr>
+      </w:r>
+    </w:p>
+    <w:p>
+      <w:pPr/>
+      <w:r>
+        <w:rPr>
+          <w:lang w:val="id_ID" w:bidi="id_ID"/>
+        </w:rPr>
+      </w:r>
+    </w:p>
+    <w:p>
+      <w:pPr>
+        <w:pStyle w:val="Heading2"/>
+      </w:pPr>
+      <w:r>
+        <w:rPr>
+          <w:lang w:val="id_ID" w:bidi="id_ID"/>
+        </w:rPr>
+        <w:t>1 Samuel 27:2</w:t>
+      </w:r>
+      <w:r>
+        <w:rPr>
+          <w:lang w:val="id_ID" w:bidi="id_ID"/>
+        </w:rPr>
+      </w:r>
+    </w:p>
+    <w:p>
+      <w:pPr/>
+      <w:r>
+        <w:rPr>
+          <w:lang w:val="id_ID" w:bidi="id_ID"/>
+        </w:rPr>
+      </w:r>
+      <w:r>
+        <w:rPr>
+          <w:lang w:val="id_ID" w:bidi="id_ID"/>
+        </w:rPr>
+        <w:t xml:space="preserve">Ini adalah kunjungan kedua Daud kepada Akhis, raja Filistin (lihat </w:t>
+      </w:r>
+      <w:hyperlink r:id="rId732">
+        <w:r>
+          <w:rPr>
+            <w:lang w:val="id_ID" w:bidi="id_ID"/>
+          </w:rPr>
+          <w:rPr>
+            <w:color w:val="0000EE"/>
+            <w:u w:val="single"/>
+          </w:rPr>
+          <w:t>1Sam. 21:10–15</w:t>
+        </w:r>
+      </w:hyperlink>
+      <w:r>
+        <w:rPr>
+          <w:lang w:val="id_ID" w:bidi="id_ID"/>
+        </w:rPr>
+        <w:t xml:space="preserve">). Pada kedua kesempatan tersebut, Daud berbohong kepadanya (lihat </w:t>
+      </w:r>
+      <w:hyperlink r:id="rId733">
+        <w:r>
+          <w:rPr>
+            <w:lang w:val="id_ID" w:bidi="id_ID"/>
+          </w:rPr>
+          <w:rPr>
+            <w:color w:val="0000EE"/>
+            <w:u w:val="single"/>
+          </w:rPr>
+          <w:t>1Sam. 27:10</w:t>
+        </w:r>
+      </w:hyperlink>
+      <w:r>
+        <w:rPr>
+          <w:lang w:val="id_ID" w:bidi="id_ID"/>
+        </w:rPr>
+        <w:t>).</w:t>
+      </w:r>
+      <w:r>
+        <w:rPr>
+          <w:lang w:val="id_ID" w:bidi="id_ID"/>
+        </w:rPr>
+      </w:r>
+      <w:r>
+        <w:rPr>
+          <w:lang w:val="id_ID" w:bidi="id_ID"/>
+        </w:rPr>
+      </w:r>
+    </w:p>
+    <w:p>
+      <w:pPr/>
+      <w:r>
+        <w:rPr>
+          <w:lang w:val="id_ID" w:bidi="id_ID"/>
+        </w:rPr>
+      </w:r>
+    </w:p>
+    <w:p>
+      <w:pPr>
+        <w:pStyle w:val="Heading2"/>
+      </w:pPr>
+      <w:r>
+        <w:rPr>
+          <w:lang w:val="id_ID" w:bidi="id_ID"/>
+        </w:rPr>
+        <w:t>1 Samuel 27:6</w:t>
+      </w:r>
+      <w:r>
+        <w:rPr>
+          <w:lang w:val="id_ID" w:bidi="id_ID"/>
+        </w:rPr>
+      </w:r>
+    </w:p>
+    <w:p>
+      <w:pPr/>
+      <w:r>
+        <w:rPr>
+          <w:lang w:val="id_ID" w:bidi="id_ID"/>
+        </w:rPr>
+      </w:r>
+      <w:r>
+        <w:rPr>
+          <w:lang w:val="id_ID" w:bidi="id_ID"/>
+        </w:rPr>
+        <w:t>Ziklag terletak sekitar dua puluh dua mil barat daya Gat. • menjadi kepunyaan raja-raja Yehuda sampai sekarang: Catatan ini ditulis antara kematian Salomo (931 SM) dan awal dimulainya pembuangan ke Babel (586 SM).</w:t>
+      </w:r>
+      <w:r>
+        <w:rPr>
+          <w:lang w:val="id_ID" w:bidi="id_ID"/>
+        </w:rPr>
+      </w:r>
+      <w:r>
+        <w:rPr>
+          <w:lang w:val="id_ID" w:bidi="id_ID"/>
+        </w:rPr>
+      </w:r>
+    </w:p>
+    <w:p>
+      <w:pPr/>
+      <w:r>
+        <w:rPr>
+          <w:lang w:val="id_ID" w:bidi="id_ID"/>
+        </w:rPr>
+      </w:r>
+    </w:p>
+    <w:p>
+      <w:pPr>
+        <w:pStyle w:val="Heading2"/>
+      </w:pPr>
+      <w:r>
+        <w:rPr>
+          <w:lang w:val="id_ID" w:bidi="id_ID"/>
+        </w:rPr>
+        <w:t>1 Samuel 27:8</w:t>
+      </w:r>
+      <w:r>
+        <w:rPr>
+          <w:lang w:val="id_ID" w:bidi="id_ID"/>
+        </w:rPr>
+      </w:r>
+    </w:p>
+    <w:p>
+      <w:pPr/>
+      <w:r>
+        <w:rPr>
+          <w:lang w:val="id_ID" w:bidi="id_ID"/>
+        </w:rPr>
+      </w:r>
+      <w:r>
+        <w:rPr>
+          <w:lang w:val="id_ID" w:bidi="id_ID"/>
+        </w:rPr>
+        <w:t xml:space="preserve">orang Gesur, orang Girzi . . . orang Amalek: Kelompok-kelompok ini, yang tinggal di tepi gurun selatan, telah menjadi masalah bagi orang Filistin dan bangsa Israel. (Tentang orang Amalek, lihat </w:t>
+      </w:r>
+      <w:hyperlink r:id="rId734">
+        <w:r>
+          <w:rPr>
+            <w:lang w:val="id_ID" w:bidi="id_ID"/>
+          </w:rPr>
+          <w:rPr>
+            <w:color w:val="0000EE"/>
+            <w:u w:val="single"/>
+          </w:rPr>
+          <w:t>1Sam. 14:48</w:t>
+        </w:r>
+      </w:hyperlink>
+      <w:r>
+        <w:rPr>
+          <w:lang w:val="id_ID" w:bidi="id_ID"/>
+        </w:rPr>
+        <w:t xml:space="preserve">; psl. </w:t>
+      </w:r>
+      <w:hyperlink r:id="rId402">
+        <w:r>
+          <w:rPr>
+            <w:lang w:val="id_ID" w:bidi="id_ID"/>
+          </w:rPr>
+          <w:rPr>
+            <w:color w:val="0000EE"/>
+            <w:u w:val="single"/>
+          </w:rPr>
+          <w:t>15</w:t>
+        </w:r>
+      </w:hyperlink>
+      <w:r>
+        <w:rPr>
+          <w:lang w:val="id_ID" w:bidi="id_ID"/>
+        </w:rPr>
+        <w:t xml:space="preserve">; tentang orang Gesur, lihat </w:t>
+      </w:r>
+      <w:hyperlink r:id="rId735">
+        <w:r>
+          <w:rPr>
+            <w:lang w:val="id_ID" w:bidi="id_ID"/>
+          </w:rPr>
+          <w:rPr>
+            <w:color w:val="0000EE"/>
+            <w:u w:val="single"/>
+          </w:rPr>
+          <w:t>Yos. 13:2</w:t>
+        </w:r>
+      </w:hyperlink>
+      <w:r>
+        <w:rPr>
+          <w:lang w:val="id_ID" w:bidi="id_ID"/>
+        </w:rPr>
+        <w:t xml:space="preserve">, </w:t>
+      </w:r>
+      <w:hyperlink r:id="rId736">
+        <w:r>
+          <w:rPr>
+            <w:lang w:val="id_ID" w:bidi="id_ID"/>
+          </w:rPr>
+          <w:rPr>
+            <w:color w:val="0000EE"/>
+            <w:u w:val="single"/>
+          </w:rPr>
+          <w:t>13</w:t>
+        </w:r>
+      </w:hyperlink>
+      <w:r>
+        <w:rPr>
+          <w:lang w:val="id_ID" w:bidi="id_ID"/>
+        </w:rPr>
+        <w:t xml:space="preserve">; </w:t>
+      </w:r>
+      <w:hyperlink r:id="rId737">
+        <w:r>
+          <w:rPr>
+            <w:lang w:val="id_ID" w:bidi="id_ID"/>
+          </w:rPr>
+          <w:rPr>
+            <w:color w:val="0000EE"/>
+            <w:u w:val="single"/>
+          </w:rPr>
+          <w:t>2Sam. 3:3</w:t>
+        </w:r>
+      </w:hyperlink>
+      <w:r>
+        <w:rPr>
+          <w:lang w:val="id_ID" w:bidi="id_ID"/>
+        </w:rPr>
+        <w:t>.) • Syur terletak di suatu tempat di timur Mesir (</w:t>
+      </w:r>
+      <w:hyperlink r:id="rId738">
+        <w:r>
+          <w:rPr>
+            <w:lang w:val="id_ID" w:bidi="id_ID"/>
+          </w:rPr>
+          <w:rPr>
+            <w:color w:val="0000EE"/>
+            <w:u w:val="single"/>
+          </w:rPr>
+          <w:t>1Sam. 15:7</w:t>
+        </w:r>
+      </w:hyperlink>
+      <w:r>
+        <w:rPr>
+          <w:lang w:val="id_ID" w:bidi="id_ID"/>
+        </w:rPr>
+        <w:t xml:space="preserve">; </w:t>
+      </w:r>
+      <w:hyperlink r:id="rId739">
+        <w:r>
+          <w:rPr>
+            <w:lang w:val="id_ID" w:bidi="id_ID"/>
+          </w:rPr>
+          <w:rPr>
+            <w:color w:val="0000EE"/>
+            <w:u w:val="single"/>
+          </w:rPr>
+          <w:t>Kej. 16:7</w:t>
+        </w:r>
+      </w:hyperlink>
+      <w:r>
+        <w:rPr>
+          <w:lang w:val="id_ID" w:bidi="id_ID"/>
+        </w:rPr>
+        <w:t xml:space="preserve">; </w:t>
+      </w:r>
+      <w:hyperlink r:id="rId740">
+        <w:r>
+          <w:rPr>
+            <w:lang w:val="id_ID" w:bidi="id_ID"/>
+          </w:rPr>
+          <w:rPr>
+            <w:color w:val="0000EE"/>
+            <w:u w:val="single"/>
+          </w:rPr>
+          <w:t>20:1</w:t>
+        </w:r>
+      </w:hyperlink>
+      <w:r>
+        <w:rPr>
+          <w:lang w:val="id_ID" w:bidi="id_ID"/>
+        </w:rPr>
+        <w:t xml:space="preserve">; </w:t>
+      </w:r>
+      <w:hyperlink r:id="rId741">
+        <w:r>
+          <w:rPr>
+            <w:lang w:val="id_ID" w:bidi="id_ID"/>
+          </w:rPr>
+          <w:rPr>
+            <w:color w:val="0000EE"/>
+            <w:u w:val="single"/>
+          </w:rPr>
+          <w:t>25:18</w:t>
+        </w:r>
+      </w:hyperlink>
+      <w:r>
+        <w:rPr>
+          <w:lang w:val="id_ID" w:bidi="id_ID"/>
+        </w:rPr>
+        <w:t>).</w:t>
+      </w:r>
+      <w:r>
+        <w:rPr>
+          <w:lang w:val="id_ID" w:bidi="id_ID"/>
+        </w:rPr>
+      </w:r>
+      <w:r>
+        <w:rPr>
+          <w:lang w:val="id_ID" w:bidi="id_ID"/>
+        </w:rPr>
+      </w:r>
+    </w:p>
+    <w:p>
+      <w:pPr/>
+      <w:r>
+        <w:rPr>
+          <w:lang w:val="id_ID" w:bidi="id_ID"/>
+        </w:rPr>
+      </w:r>
+    </w:p>
+    <w:p>
+      <w:pPr>
+        <w:pStyle w:val="Heading2"/>
+      </w:pPr>
+      <w:r>
+        <w:rPr>
+          <w:lang w:val="id_ID" w:bidi="id_ID"/>
+        </w:rPr>
+        <w:t>1 Samuel 27:9</w:t>
+      </w:r>
+      <w:r>
+        <w:rPr>
+          <w:lang w:val="id_ID" w:bidi="id_ID"/>
+        </w:rPr>
+      </w:r>
+    </w:p>
+    <w:p>
+      <w:pPr/>
+      <w:r>
+        <w:rPr>
+          <w:lang w:val="id_ID" w:bidi="id_ID"/>
+        </w:rPr>
+      </w:r>
+      <w:r>
+        <w:rPr>
+          <w:lang w:val="id_ID" w:bidi="id_ID"/>
+        </w:rPr>
+        <w:t xml:space="preserve">seorang pun tidak dibiarkannya hidup: Setidaknya beberapa dari mereka termasuk yang diperintahkan Allah kepada Israel untuk dimusnahkan (lihat </w:t>
+      </w:r>
+      <w:hyperlink r:id="rId488">
+        <w:r>
+          <w:rPr>
+            <w:lang w:val="id_ID" w:bidi="id_ID"/>
+          </w:rPr>
+          <w:rPr>
+            <w:color w:val="0000EE"/>
+            <w:u w:val="single"/>
+          </w:rPr>
+          <w:t>1Sam. 15:3</w:t>
+        </w:r>
+      </w:hyperlink>
+      <w:r>
+        <w:rPr>
+          <w:lang w:val="id_ID" w:bidi="id_ID"/>
+        </w:rPr>
+        <w:t xml:space="preserve">; </w:t>
+      </w:r>
+      <w:hyperlink r:id="rId742">
+        <w:r>
+          <w:rPr>
+            <w:lang w:val="id_ID" w:bidi="id_ID"/>
+          </w:rPr>
+          <w:rPr>
+            <w:color w:val="0000EE"/>
+            <w:u w:val="single"/>
+          </w:rPr>
+          <w:t>28:18</w:t>
+        </w:r>
+      </w:hyperlink>
+      <w:r>
+        <w:rPr>
+          <w:lang w:val="id_ID" w:bidi="id_ID"/>
+        </w:rPr>
+        <w:t xml:space="preserve">; </w:t>
+      </w:r>
+      <w:hyperlink r:id="rId481">
+        <w:r>
+          <w:rPr>
+            <w:lang w:val="id_ID" w:bidi="id_ID"/>
+          </w:rPr>
+          <w:rPr>
+            <w:color w:val="0000EE"/>
+            <w:u w:val="single"/>
+          </w:rPr>
+          <w:t>Ul. 25:17–19</w:t>
+        </w:r>
+      </w:hyperlink>
+      <w:r>
+        <w:rPr>
+          <w:lang w:val="id_ID" w:bidi="id_ID"/>
+        </w:rPr>
+        <w:t xml:space="preserve">; </w:t>
+      </w:r>
+      <w:hyperlink r:id="rId736">
+        <w:r>
+          <w:rPr>
+            <w:lang w:val="id_ID" w:bidi="id_ID"/>
+          </w:rPr>
+          <w:rPr>
+            <w:color w:val="0000EE"/>
+            <w:u w:val="single"/>
+          </w:rPr>
+          <w:t>Yos. 13:13</w:t>
+        </w:r>
+      </w:hyperlink>
+      <w:r>
+        <w:rPr>
+          <w:lang w:val="id_ID" w:bidi="id_ID"/>
+        </w:rPr>
+        <w:t>).</w:t>
+      </w:r>
+      <w:r>
+        <w:rPr>
+          <w:lang w:val="id_ID" w:bidi="id_ID"/>
+        </w:rPr>
+      </w:r>
+      <w:r>
+        <w:rPr>
+          <w:lang w:val="id_ID" w:bidi="id_ID"/>
+        </w:rPr>
+      </w:r>
+    </w:p>
+    <w:p>
+      <w:pPr/>
+      <w:r>
+        <w:rPr>
+          <w:lang w:val="id_ID" w:bidi="id_ID"/>
+        </w:rPr>
+      </w:r>
+    </w:p>
+    <w:p>
+      <w:pPr>
+        <w:pStyle w:val="Heading2"/>
+      </w:pPr>
+      <w:r>
+        <w:rPr>
+          <w:lang w:val="id_ID" w:bidi="id_ID"/>
+        </w:rPr>
+        <w:t>1 Samuel 27:10</w:t>
+      </w:r>
+      <w:r>
+        <w:rPr>
+          <w:lang w:val="id_ID" w:bidi="id_ID"/>
+        </w:rPr>
+      </w:r>
+    </w:p>
+    <w:p>
+      <w:pPr/>
+      <w:r>
+        <w:rPr>
+          <w:lang w:val="id_ID" w:bidi="id_ID"/>
+        </w:rPr>
+      </w:r>
+      <w:r>
+        <w:rPr>
+          <w:lang w:val="id_ID" w:bidi="id_ID"/>
+        </w:rPr>
+        <w:t>Daud mengelabui Akhis dengan mengklaim bahwa serangannya ditujukan kepada orang-orang Yehuda dan dua kelompok lain yang terkait. Teks ini tidak memuji Daud karena berbohong kepada raja asing, tetapi juga tidak mengutuknya. • Orang-orang Yerahmeel adalah suku Semitik di selatan Yehuda (</w:t>
+      </w:r>
+      <w:hyperlink r:id="rId743">
+        <w:r>
+          <w:rPr>
+            <w:lang w:val="id_ID" w:bidi="id_ID"/>
+          </w:rPr>
+          <w:rPr>
+            <w:color w:val="0000EE"/>
+            <w:u w:val="single"/>
+          </w:rPr>
+          <w:t>1Taw. 2:9</w:t>
+        </w:r>
+      </w:hyperlink>
+      <w:r>
+        <w:rPr>
+          <w:lang w:val="id_ID" w:bidi="id_ID"/>
+        </w:rPr>
+        <w:t xml:space="preserve">, </w:t>
+      </w:r>
+      <w:hyperlink r:id="rId744">
+        <w:r>
+          <w:rPr>
+            <w:lang w:val="id_ID" w:bidi="id_ID"/>
+          </w:rPr>
+          <w:rPr>
+            <w:color w:val="0000EE"/>
+            <w:u w:val="single"/>
+          </w:rPr>
+          <w:t>25–27</w:t>
+        </w:r>
+      </w:hyperlink>
+      <w:r>
+        <w:rPr>
+          <w:lang w:val="id_ID" w:bidi="id_ID"/>
+        </w:rPr>
+        <w:t xml:space="preserve">, </w:t>
+      </w:r>
+      <w:hyperlink r:id="rId745">
+        <w:r>
+          <w:rPr>
+            <w:lang w:val="id_ID" w:bidi="id_ID"/>
+          </w:rPr>
+          <w:rPr>
+            <w:color w:val="0000EE"/>
+            <w:u w:val="single"/>
+          </w:rPr>
+          <w:t>33</w:t>
+        </w:r>
+      </w:hyperlink>
+      <w:r>
+        <w:rPr>
+          <w:lang w:val="id_ID" w:bidi="id_ID"/>
+        </w:rPr>
+        <w:t xml:space="preserve">, </w:t>
+      </w:r>
+      <w:hyperlink r:id="rId746">
+        <w:r>
+          <w:rPr>
+            <w:lang w:val="id_ID" w:bidi="id_ID"/>
+          </w:rPr>
+          <w:rPr>
+            <w:color w:val="0000EE"/>
+            <w:u w:val="single"/>
+          </w:rPr>
+          <w:t>42</w:t>
+        </w:r>
+      </w:hyperlink>
+      <w:r>
+        <w:rPr>
+          <w:lang w:val="id_ID" w:bidi="id_ID"/>
+        </w:rPr>
+        <w:t>). • Orang Keni: Ayah mertua Musa adalah seorang Keni (</w:t>
+      </w:r>
+      <w:hyperlink r:id="rId483">
+        <w:r>
+          <w:rPr>
+            <w:lang w:val="id_ID" w:bidi="id_ID"/>
+          </w:rPr>
+          <w:rPr>
+            <w:color w:val="0000EE"/>
+            <w:u w:val="single"/>
+          </w:rPr>
+          <w:t>Hak. 1:16</w:t>
+        </w:r>
+      </w:hyperlink>
+      <w:r>
+        <w:rPr>
+          <w:lang w:val="id_ID" w:bidi="id_ID"/>
+        </w:rPr>
+        <w:t xml:space="preserve">; </w:t>
+      </w:r>
+      <w:hyperlink r:id="rId747">
+        <w:r>
+          <w:rPr>
+            <w:lang w:val="id_ID" w:bidi="id_ID"/>
+          </w:rPr>
+          <w:rPr>
+            <w:color w:val="0000EE"/>
+            <w:u w:val="single"/>
+          </w:rPr>
+          <w:t>4:11</w:t>
+        </w:r>
+      </w:hyperlink>
+      <w:r>
+        <w:rPr>
+          <w:lang w:val="id_ID" w:bidi="id_ID"/>
+        </w:rPr>
+        <w:t xml:space="preserve">; lihat juga </w:t>
+      </w:r>
+      <w:r>
+        <w:rPr>
+          <w:lang w:val="id_ID" w:bidi="id_ID"/>
+        </w:rPr>
+        <w:t>catatan studi pada 1Sam. 15:6</w:t>
+      </w:r>
+      <w:r>
+        <w:rPr>
+          <w:lang w:val="id_ID" w:bidi="id_ID"/>
+        </w:rPr>
+        <w:t>).</w:t>
+      </w:r>
+      <w:r>
+        <w:rPr>
+          <w:lang w:val="id_ID" w:bidi="id_ID"/>
+        </w:rPr>
+      </w:r>
+      <w:r>
+        <w:rPr>
+          <w:lang w:val="id_ID" w:bidi="id_ID"/>
+        </w:rPr>
+      </w:r>
+    </w:p>
+    <w:p>
+      <w:pPr/>
+      <w:r>
+        <w:rPr>
+          <w:lang w:val="id_ID" w:bidi="id_ID"/>
+        </w:rPr>
+      </w:r>
+    </w:p>
+    <w:p>
+      <w:pPr>
+        <w:pStyle w:val="Heading2"/>
+      </w:pPr>
+      <w:r>
+        <w:rPr>
+          <w:lang w:val="id_ID" w:bidi="id_ID"/>
+        </w:rPr>
+        <w:t>1 Samuel 28:1</w:t>
+      </w:r>
+      <w:r>
+        <w:rPr>
+          <w:lang w:val="id_ID" w:bidi="id_ID"/>
+        </w:rPr>
+      </w:r>
+    </w:p>
+    <w:p>
+      <w:pPr/>
+      <w:r>
+        <w:rPr>
+          <w:lang w:val="id_ID" w:bidi="id_ID"/>
+        </w:rPr>
+      </w:r>
+      <w:r>
+        <w:rPr>
+          <w:lang w:val="id_ID" w:bidi="id_ID"/>
+        </w:rPr>
+        <w:t>berperang: Permusuhan antara Israel dan orang Filistin kini telah menjadi rutinitas. Sebagai imbalan atas perlindungan yang diberikan, Akhis mengharapkan keterlibatan dan kerja sama militer dari Daud.</w:t>
+      </w:r>
+      <w:r>
+        <w:rPr>
+          <w:lang w:val="id_ID" w:bidi="id_ID"/>
+        </w:rPr>
+      </w:r>
+      <w:r>
+        <w:rPr>
+          <w:lang w:val="id_ID" w:bidi="id_ID"/>
+        </w:rPr>
+      </w:r>
+    </w:p>
+    <w:p>
+      <w:pPr/>
+      <w:r>
+        <w:rPr>
+          <w:lang w:val="id_ID" w:bidi="id_ID"/>
+        </w:rPr>
+      </w:r>
+    </w:p>
+    <w:p>
+      <w:pPr>
+        <w:pStyle w:val="Heading2"/>
+      </w:pPr>
+      <w:r>
+        <w:rPr>
+          <w:lang w:val="id_ID" w:bidi="id_ID"/>
+        </w:rPr>
+        <w:t>1 Samuel 28:3</w:t>
+      </w:r>
+      <w:r>
+        <w:rPr>
+          <w:lang w:val="id_ID" w:bidi="id_ID"/>
+        </w:rPr>
+      </w:r>
+    </w:p>
+    <w:p>
+      <w:pPr/>
+      <w:r>
+        <w:rPr>
+          <w:lang w:val="id_ID" w:bidi="id_ID"/>
+        </w:rPr>
+      </w:r>
+      <w:r>
+        <w:rPr>
+          <w:lang w:val="id_ID" w:bidi="id_ID"/>
+        </w:rPr>
+        <w:t xml:space="preserve">menyingkirkan dari dalam negeri: Saul telah mengusir atau membunuh sebagian besar peramal, atau ia hanya melarang praktik ilmu hitam (nekromansi) (lihat </w:t>
+      </w:r>
+      <w:r>
+        <w:rPr>
+          <w:lang w:val="id_ID" w:bidi="id_ID"/>
+        </w:rPr>
+        <w:t>catatan pelajaran pada 1Sam. 28:9</w:t>
+      </w:r>
+      <w:r>
+        <w:rPr>
+          <w:lang w:val="id_ID" w:bidi="id_ID"/>
+        </w:rPr>
+        <w:t>).</w:t>
+      </w:r>
+      <w:r>
+        <w:rPr>
+          <w:lang w:val="id_ID" w:bidi="id_ID"/>
+        </w:rPr>
+      </w:r>
+      <w:r>
+        <w:rPr>
+          <w:lang w:val="id_ID" w:bidi="id_ID"/>
+        </w:rPr>
+      </w:r>
+    </w:p>
+    <w:p>
+      <w:pPr/>
+      <w:r>
+        <w:rPr>
+          <w:lang w:val="id_ID" w:bidi="id_ID"/>
+        </w:rPr>
+      </w:r>
+    </w:p>
+    <w:p>
+      <w:pPr>
+        <w:pStyle w:val="Heading2"/>
+      </w:pPr>
+      <w:r>
+        <w:rPr>
+          <w:lang w:val="id_ID" w:bidi="id_ID"/>
+        </w:rPr>
+        <w:t>1 Samuel 28:3–14</w:t>
+      </w:r>
+      <w:r>
+        <w:rPr>
+          <w:lang w:val="id_ID" w:bidi="id_ID"/>
+        </w:rPr>
+      </w:r>
+    </w:p>
+    <w:p>
+      <w:pPr/>
+      <w:r>
+        <w:rPr>
+          <w:lang w:val="id_ID" w:bidi="id_ID"/>
+        </w:rPr>
+      </w:r>
+      <w:r>
+        <w:rPr>
+          <w:lang w:val="id_ID" w:bidi="id_ID"/>
+        </w:rPr>
+        <w:t xml:space="preserve">Saul berkonsultasi dengan orang mati, sebuah praktik yang dilarang oleh hukum Allah (lihat </w:t>
+      </w:r>
+      <w:hyperlink r:id="rId748">
+        <w:r>
+          <w:rPr>
+            <w:lang w:val="id_ID" w:bidi="id_ID"/>
+          </w:rPr>
+          <w:rPr>
+            <w:color w:val="0000EE"/>
+            <w:u w:val="single"/>
+          </w:rPr>
+          <w:t>Im. 20:27</w:t>
+        </w:r>
+      </w:hyperlink>
+      <w:r>
+        <w:rPr>
+          <w:lang w:val="id_ID" w:bidi="id_ID"/>
+        </w:rPr>
+        <w:t xml:space="preserve">; </w:t>
+      </w:r>
+      <w:hyperlink r:id="rId749">
+        <w:r>
+          <w:rPr>
+            <w:lang w:val="id_ID" w:bidi="id_ID"/>
+          </w:rPr>
+          <w:rPr>
+            <w:color w:val="0000EE"/>
+            <w:u w:val="single"/>
+          </w:rPr>
+          <w:t>Ul. 18:9–11</w:t>
+        </w:r>
+      </w:hyperlink>
+      <w:r>
+        <w:rPr>
+          <w:lang w:val="id_ID" w:bidi="id_ID"/>
+        </w:rPr>
+        <w:t>).</w:t>
+      </w:r>
+      <w:r>
+        <w:rPr>
+          <w:lang w:val="id_ID" w:bidi="id_ID"/>
+        </w:rPr>
+      </w:r>
+      <w:r>
+        <w:rPr>
+          <w:lang w:val="id_ID" w:bidi="id_ID"/>
+        </w:rPr>
+      </w:r>
+    </w:p>
+    <w:p>
+      <w:pPr/>
+      <w:r>
+        <w:rPr>
+          <w:lang w:val="id_ID" w:bidi="id_ID"/>
+        </w:rPr>
+      </w:r>
+    </w:p>
+    <w:p>
+      <w:pPr>
+        <w:pStyle w:val="Heading2"/>
+      </w:pPr>
+      <w:r>
+        <w:rPr>
+          <w:lang w:val="id_ID" w:bidi="id_ID"/>
+        </w:rPr>
+        <w:t>1 Samuel 28:4</w:t>
+      </w:r>
+      <w:r>
+        <w:rPr>
+          <w:lang w:val="id_ID" w:bidi="id_ID"/>
+        </w:rPr>
+      </w:r>
+    </w:p>
+    <w:p>
+      <w:pPr/>
+      <w:r>
+        <w:rPr>
+          <w:lang w:val="id_ID" w:bidi="id_ID"/>
+        </w:rPr>
+      </w:r>
+      <w:r>
+        <w:rPr>
+          <w:lang w:val="id_ID" w:bidi="id_ID"/>
+        </w:rPr>
+        <w:t>Sunem</w:t>
+      </w:r>
+      <w:r>
+        <w:rPr>
+          <w:i/>
+          <w:lang w:val="id_ID" w:bidi="id_ID"/>
+        </w:rPr>
+        <w:t>,</w:t>
+      </w:r>
+      <w:r>
+        <w:rPr>
+          <w:lang w:val="id_ID" w:bidi="id_ID"/>
+        </w:rPr>
+        <w:t xml:space="preserve"> sebuah kota perbatasan di wilayah Isakhar (</w:t>
+      </w:r>
+      <w:hyperlink r:id="rId750">
+        <w:r>
+          <w:rPr>
+            <w:lang w:val="id_ID" w:bidi="id_ID"/>
+          </w:rPr>
+          <w:rPr>
+            <w:color w:val="0000EE"/>
+            <w:u w:val="single"/>
+          </w:rPr>
+          <w:t>Yos. 19:18</w:t>
+        </w:r>
+      </w:hyperlink>
+      <w:r>
+        <w:rPr>
+          <w:lang w:val="id_ID" w:bidi="id_ID"/>
+        </w:rPr>
+        <w:t>), menghadap lembah Yizreel. • Gunung Gilboa terletak di ujung timur lembah Yizreel. Gunung ini mendapatkan namanya dari desa terdekat.</w:t>
+      </w:r>
+      <w:r>
+        <w:rPr>
+          <w:lang w:val="id_ID" w:bidi="id_ID"/>
+        </w:rPr>
+      </w:r>
+      <w:r>
+        <w:rPr>
+          <w:lang w:val="id_ID" w:bidi="id_ID"/>
+        </w:rPr>
+      </w:r>
+    </w:p>
+    <w:p>
+      <w:pPr/>
+      <w:r>
+        <w:rPr>
+          <w:lang w:val="id_ID" w:bidi="id_ID"/>
+        </w:rPr>
+      </w:r>
+    </w:p>
+    <w:p>
+      <w:pPr>
+        <w:pStyle w:val="Heading2"/>
+      </w:pPr>
+      <w:r>
+        <w:rPr>
+          <w:lang w:val="id_ID" w:bidi="id_ID"/>
+        </w:rPr>
+        <w:t>1 Samuel 28:6</w:t>
+      </w:r>
+      <w:r>
+        <w:rPr>
+          <w:lang w:val="id_ID" w:bidi="id_ID"/>
+        </w:rPr>
+      </w:r>
+    </w:p>
+    <w:p>
+      <w:pPr/>
+      <w:r>
+        <w:rPr>
+          <w:lang w:val="id_ID" w:bidi="id_ID"/>
+        </w:rPr>
+      </w:r>
+      <w:r>
+        <w:rPr>
+          <w:lang w:val="id_ID" w:bidi="id_ID"/>
+        </w:rPr>
+        <w:t>tidak menjawab: Sebelumnya, Saul telah berkonsultasi dengan Tuhan melalui undian suci dengan hasil yang bervariasi (</w:t>
+      </w:r>
+      <w:hyperlink r:id="rId751">
+        <w:r>
+          <w:rPr>
+            <w:lang w:val="id_ID" w:bidi="id_ID"/>
+          </w:rPr>
+          <w:rPr>
+            <w:color w:val="0000EE"/>
+            <w:u w:val="single"/>
+          </w:rPr>
+          <w:t>1Sam. 14:36–42</w:t>
+        </w:r>
+      </w:hyperlink>
+      <w:r>
+        <w:rPr>
+          <w:lang w:val="id_ID" w:bidi="id_ID"/>
+        </w:rPr>
+        <w:t>). Penolakan Allah untuk berbicara merupakan tanda penghakiman-Nya (</w:t>
+      </w:r>
+      <w:hyperlink r:id="rId752">
+        <w:r>
+          <w:rPr>
+            <w:lang w:val="id_ID" w:bidi="id_ID"/>
+          </w:rPr>
+          <w:rPr>
+            <w:color w:val="0000EE"/>
+            <w:u w:val="single"/>
+          </w:rPr>
+          <w:t>1Sam. 14:37</w:t>
+        </w:r>
+      </w:hyperlink>
+      <w:r>
+        <w:rPr>
+          <w:lang w:val="id_ID" w:bidi="id_ID"/>
+        </w:rPr>
+        <w:t xml:space="preserve">; </w:t>
+      </w:r>
+      <w:hyperlink r:id="rId753">
+        <w:r>
+          <w:rPr>
+            <w:lang w:val="id_ID" w:bidi="id_ID"/>
+          </w:rPr>
+          <w:rPr>
+            <w:color w:val="0000EE"/>
+            <w:u w:val="single"/>
+          </w:rPr>
+          <w:t>Rat. 2:9</w:t>
+        </w:r>
+      </w:hyperlink>
+      <w:r>
+        <w:rPr>
+          <w:lang w:val="id_ID" w:bidi="id_ID"/>
+        </w:rPr>
+        <w:t xml:space="preserve">; </w:t>
+      </w:r>
+      <w:hyperlink r:id="rId754">
+        <w:r>
+          <w:rPr>
+            <w:lang w:val="id_ID" w:bidi="id_ID"/>
+          </w:rPr>
+          <w:rPr>
+            <w:color w:val="0000EE"/>
+            <w:u w:val="single"/>
+          </w:rPr>
+          <w:t>Yeh. 7:26</w:t>
+        </w:r>
+      </w:hyperlink>
+      <w:r>
+        <w:rPr>
+          <w:lang w:val="id_ID" w:bidi="id_ID"/>
+        </w:rPr>
+        <w:t xml:space="preserve">; </w:t>
+      </w:r>
+      <w:hyperlink r:id="rId755">
+        <w:r>
+          <w:rPr>
+            <w:lang w:val="id_ID" w:bidi="id_ID"/>
+          </w:rPr>
+          <w:rPr>
+            <w:color w:val="0000EE"/>
+            <w:u w:val="single"/>
+          </w:rPr>
+          <w:t>Am. 8:11–12</w:t>
+        </w:r>
+      </w:hyperlink>
+      <w:r>
+        <w:rPr>
+          <w:lang w:val="id_ID" w:bidi="id_ID"/>
+        </w:rPr>
+        <w:t xml:space="preserve">; </w:t>
+      </w:r>
+      <w:hyperlink r:id="rId756">
+        <w:r>
+          <w:rPr>
+            <w:lang w:val="id_ID" w:bidi="id_ID"/>
+          </w:rPr>
+          <w:rPr>
+            <w:color w:val="0000EE"/>
+            <w:u w:val="single"/>
+          </w:rPr>
+          <w:t>Mi. 3:6–7</w:t>
+        </w:r>
+      </w:hyperlink>
+      <w:r>
+        <w:rPr>
+          <w:lang w:val="id_ID" w:bidi="id_ID"/>
+        </w:rPr>
+        <w:t>).</w:t>
+      </w:r>
+      <w:r>
+        <w:rPr>
+          <w:lang w:val="id_ID" w:bidi="id_ID"/>
+        </w:rPr>
+      </w:r>
+      <w:r>
+        <w:rPr>
+          <w:lang w:val="id_ID" w:bidi="id_ID"/>
+        </w:rPr>
+      </w:r>
+    </w:p>
+    <w:p>
+      <w:pPr/>
+      <w:r>
+        <w:rPr>
+          <w:lang w:val="id_ID" w:bidi="id_ID"/>
+        </w:rPr>
+      </w:r>
+    </w:p>
+    <w:p>
+      <w:pPr>
+        <w:pStyle w:val="Heading2"/>
+      </w:pPr>
+      <w:r>
+        <w:rPr>
+          <w:lang w:val="id_ID" w:bidi="id_ID"/>
+        </w:rPr>
+        <w:t>1 Samuel 28:7</w:t>
+      </w:r>
+      <w:r>
+        <w:rPr>
+          <w:lang w:val="id_ID" w:bidi="id_ID"/>
+        </w:rPr>
+      </w:r>
+    </w:p>
+    <w:p>
+      <w:pPr/>
+      <w:r>
+        <w:rPr>
+          <w:lang w:val="id_ID" w:bidi="id_ID"/>
+        </w:rPr>
+      </w:r>
+      <w:r>
+        <w:rPr>
+          <w:lang w:val="id_ID" w:bidi="id_ID"/>
+        </w:rPr>
+        <w:t>Mengabaikan nasihat Allah, Saul beralih ke metode yang tidak sah untuk mencari kehendak Allah. Sebelumnya, Saul telah melarang praktik okultisme yang kini justru ia lakukan sendiri (</w:t>
+      </w:r>
+      <w:hyperlink r:id="rId757">
+        <w:r>
+          <w:rPr>
+            <w:lang w:val="id_ID" w:bidi="id_ID"/>
+          </w:rPr>
+          <w:rPr>
+            <w:color w:val="0000EE"/>
+            <w:u w:val="single"/>
+          </w:rPr>
+          <w:t>1Sam. 28:3</w:t>
+        </w:r>
+      </w:hyperlink>
+      <w:r>
+        <w:rPr>
+          <w:lang w:val="id_ID" w:bidi="id_ID"/>
+        </w:rPr>
+        <w:t>). • En-Dor terletak di perbatasan antara Israel dan Filistea; daerah dekat perbatasan Israel mungkin merupakan lokasi yang lebih aman untuk praktik yang dilarang ini.</w:t>
+      </w:r>
+      <w:r>
+        <w:rPr>
+          <w:lang w:val="id_ID" w:bidi="id_ID"/>
+        </w:rPr>
+      </w:r>
+      <w:r>
+        <w:rPr>
+          <w:lang w:val="id_ID" w:bidi="id_ID"/>
+        </w:rPr>
+      </w:r>
+    </w:p>
+    <w:p>
+      <w:pPr/>
+      <w:r>
+        <w:rPr>
+          <w:lang w:val="id_ID" w:bidi="id_ID"/>
+        </w:rPr>
+      </w:r>
+    </w:p>
+    <w:p>
+      <w:pPr>
+        <w:pStyle w:val="Heading2"/>
+      </w:pPr>
+      <w:r>
+        <w:rPr>
+          <w:lang w:val="id_ID" w:bidi="id_ID"/>
+        </w:rPr>
+        <w:t>1 Samuel 28:9</w:t>
+      </w:r>
+      <w:r>
+        <w:rPr>
+          <w:lang w:val="id_ID" w:bidi="id_ID"/>
+        </w:rPr>
+      </w:r>
+    </w:p>
+    <w:p>
+      <w:pPr/>
+      <w:r>
+        <w:rPr>
+          <w:lang w:val="id_ID" w:bidi="id_ID"/>
+        </w:rPr>
+      </w:r>
+      <w:r>
+        <w:rPr>
+          <w:lang w:val="id_ID" w:bidi="id_ID"/>
+        </w:rPr>
+        <w:t xml:space="preserve">melenyapkan: Secara harfiah </w:t>
+      </w:r>
+      <w:r>
+        <w:rPr>
+          <w:i/>
+          <w:lang w:val="id_ID" w:bidi="id_ID"/>
+        </w:rPr>
+        <w:t>diputuskan,</w:t>
+      </w:r>
+      <w:r>
+        <w:rPr>
+          <w:lang w:val="id_ID" w:bidi="id_ID"/>
+        </w:rPr>
+        <w:t xml:space="preserve"> menunjukkan bahwa Saul mungkin telah mengeksekusi sebagian besar perantara tersebut.</w:t>
+      </w:r>
+      <w:r>
+        <w:rPr>
+          <w:lang w:val="id_ID" w:bidi="id_ID"/>
+        </w:rPr>
+      </w:r>
+      <w:r>
+        <w:rPr>
+          <w:lang w:val="id_ID" w:bidi="id_ID"/>
+        </w:rPr>
+      </w:r>
+    </w:p>
+    <w:p>
+      <w:pPr/>
+      <w:r>
+        <w:rPr>
+          <w:lang w:val="id_ID" w:bidi="id_ID"/>
+        </w:rPr>
+      </w:r>
+    </w:p>
+    <w:p>
+      <w:pPr>
+        <w:pStyle w:val="Heading2"/>
+      </w:pPr>
+      <w:r>
+        <w:rPr>
+          <w:lang w:val="id_ID" w:bidi="id_ID"/>
+        </w:rPr>
+        <w:t>1 Samuel 28:12</w:t>
+      </w:r>
+      <w:r>
+        <w:rPr>
+          <w:lang w:val="id_ID" w:bidi="id_ID"/>
+        </w:rPr>
+      </w:r>
+    </w:p>
+    <w:p>
+      <w:pPr/>
+      <w:r>
+        <w:rPr>
+          <w:lang w:val="id_ID" w:bidi="id_ID"/>
+        </w:rPr>
+      </w:r>
+      <w:r>
+        <w:rPr>
+          <w:lang w:val="id_ID" w:bidi="id_ID"/>
+        </w:rPr>
+        <w:t>Tidak jelas mengapa melihat Samuel membuat perempuan itu mengenali Saul.</w:t>
+      </w:r>
+      <w:r>
+        <w:rPr>
+          <w:lang w:val="id_ID" w:bidi="id_ID"/>
+        </w:rPr>
+      </w:r>
+      <w:r>
+        <w:rPr>
+          <w:lang w:val="id_ID" w:bidi="id_ID"/>
+        </w:rPr>
+      </w:r>
+    </w:p>
+    <w:p>
+      <w:pPr/>
+      <w:r>
+        <w:rPr>
+          <w:lang w:val="id_ID" w:bidi="id_ID"/>
+        </w:rPr>
+      </w:r>
+    </w:p>
+    <w:p>
+      <w:pPr>
+        <w:pStyle w:val="Heading2"/>
+      </w:pPr>
+      <w:r>
+        <w:rPr>
+          <w:lang w:val="id_ID" w:bidi="id_ID"/>
+        </w:rPr>
+        <w:t>1 Samuel 28:13</w:t>
+      </w:r>
+      <w:r>
+        <w:rPr>
+          <w:lang w:val="id_ID" w:bidi="id_ID"/>
+        </w:rPr>
+      </w:r>
+    </w:p>
+    <w:p>
+      <w:pPr/>
+      <w:r>
+        <w:rPr>
+          <w:lang w:val="id_ID" w:bidi="id_ID"/>
+        </w:rPr>
+      </w:r>
+      <w:r>
+        <w:rPr>
+          <w:lang w:val="id_ID" w:bidi="id_ID"/>
+        </w:rPr>
+        <w:t xml:space="preserve">Saul meminta peramal untuk menggambarkan apa yang dilihatnya yang membuatnya berteriak. Dia menggambarkan makhluk ilahi, seorang dewa (Ibrani: ’elohim) yang muncul. Mungkin ia melihat sosok manusia dengan penampilan seperti dewa atau malaikat, atau penggunaan istilah </w:t>
+      </w:r>
+      <w:r>
+        <w:rPr>
+          <w:i/>
+          <w:lang w:val="id_ID" w:bidi="id_ID"/>
+        </w:rPr>
+        <w:t>dewa</w:t>
+      </w:r>
+      <w:r>
+        <w:rPr>
+          <w:lang w:val="id_ID" w:bidi="id_ID"/>
+        </w:rPr>
+        <w:t xml:space="preserve"> olehnya mungkin mencerminkan kepercayaan pagan bahwa seseorang menjadi </w:t>
+      </w:r>
+      <w:r>
+        <w:rPr>
+          <w:i/>
+          <w:lang w:val="id_ID" w:bidi="id_ID"/>
+        </w:rPr>
+        <w:t>seorang dewa</w:t>
+      </w:r>
+      <w:r>
+        <w:rPr>
+          <w:lang w:val="id_ID" w:bidi="id_ID"/>
+        </w:rPr>
+        <w:t>—roh dengan kemampuan supranatural—setelah kematian.</w:t>
+      </w:r>
+      <w:r>
+        <w:rPr>
+          <w:lang w:val="id_ID" w:bidi="id_ID"/>
+        </w:rPr>
+      </w:r>
+      <w:r>
+        <w:rPr>
+          <w:lang w:val="id_ID" w:bidi="id_ID"/>
+        </w:rPr>
+      </w:r>
+    </w:p>
+    <w:p>
+      <w:pPr/>
+      <w:r>
+        <w:rPr>
+          <w:lang w:val="id_ID" w:bidi="id_ID"/>
+        </w:rPr>
+      </w:r>
+    </w:p>
+    <w:p>
+      <w:pPr>
+        <w:pStyle w:val="Heading2"/>
+      </w:pPr>
+      <w:r>
+        <w:rPr>
+          <w:lang w:val="id_ID" w:bidi="id_ID"/>
+        </w:rPr>
+        <w:t>1 Samuel 28:15</w:t>
+      </w:r>
+      <w:r>
+        <w:rPr>
+          <w:lang w:val="id_ID" w:bidi="id_ID"/>
+        </w:rPr>
+      </w:r>
+    </w:p>
+    <w:p>
+      <w:pPr/>
+      <w:r>
+        <w:rPr>
+          <w:lang w:val="id_ID" w:bidi="id_ID"/>
+        </w:rPr>
+      </w:r>
+      <w:r>
+        <w:rPr>
+          <w:lang w:val="id_ID" w:bidi="id_ID"/>
+        </w:rPr>
+        <w:t xml:space="preserve">Allah telah undur dari padaku: Istilah Ibrani yang sama digunakan dalam </w:t>
+      </w:r>
+      <w:hyperlink r:id="rId310">
+        <w:r>
+          <w:rPr>
+            <w:lang w:val="id_ID" w:bidi="id_ID"/>
+          </w:rPr>
+          <w:rPr>
+            <w:color w:val="0000EE"/>
+            <w:u w:val="single"/>
+          </w:rPr>
+          <w:t>1Sam. 16:14</w:t>
+        </w:r>
+      </w:hyperlink>
+      <w:r>
+        <w:rPr>
+          <w:lang w:val="id_ID" w:bidi="id_ID"/>
+        </w:rPr>
+        <w:t xml:space="preserve"> dan </w:t>
+      </w:r>
+      <w:hyperlink r:id="rId758">
+        <w:r>
+          <w:rPr>
+            <w:lang w:val="id_ID" w:bidi="id_ID"/>
+          </w:rPr>
+          <w:rPr>
+            <w:color w:val="0000EE"/>
+            <w:u w:val="single"/>
+          </w:rPr>
+          <w:t>Hak. 16:20</w:t>
+        </w:r>
+      </w:hyperlink>
+      <w:r>
+        <w:rPr>
+          <w:lang w:val="id_ID" w:bidi="id_ID"/>
+        </w:rPr>
+        <w:t xml:space="preserve">. • baik dengan perantaraan nabi maupun dengan mimpi: Bdk. </w:t>
+      </w:r>
+      <w:hyperlink r:id="rId677">
+        <w:r>
+          <w:rPr>
+            <w:lang w:val="id_ID" w:bidi="id_ID"/>
+          </w:rPr>
+          <w:rPr>
+            <w:color w:val="0000EE"/>
+            <w:u w:val="single"/>
+          </w:rPr>
+          <w:t>1Sam. 28:6</w:t>
+        </w:r>
+      </w:hyperlink>
+      <w:r>
+        <w:rPr>
+          <w:lang w:val="id_ID" w:bidi="id_ID"/>
+        </w:rPr>
+        <w:t>.</w:t>
+      </w:r>
+      <w:r>
+        <w:rPr>
+          <w:lang w:val="id_ID" w:bidi="id_ID"/>
+        </w:rPr>
+      </w:r>
+      <w:r>
+        <w:rPr>
+          <w:lang w:val="id_ID" w:bidi="id_ID"/>
+        </w:rPr>
+      </w:r>
+    </w:p>
+    <w:p>
+      <w:pPr/>
+      <w:r>
+        <w:rPr>
+          <w:lang w:val="id_ID" w:bidi="id_ID"/>
+        </w:rPr>
+      </w:r>
+    </w:p>
+    <w:p>
+      <w:pPr>
+        <w:pStyle w:val="Heading2"/>
+      </w:pPr>
+      <w:r>
+        <w:rPr>
+          <w:lang w:val="id_ID" w:bidi="id_ID"/>
+        </w:rPr>
+        <w:t>1 Samuel 28:16</w:t>
+      </w:r>
+      <w:r>
+        <w:rPr>
+          <w:lang w:val="id_ID" w:bidi="id_ID"/>
+        </w:rPr>
+      </w:r>
+    </w:p>
+    <w:p>
+      <w:pPr/>
+      <w:r>
+        <w:rPr>
+          <w:lang w:val="id_ID" w:bidi="id_ID"/>
+        </w:rPr>
+      </w:r>
+      <w:r>
+        <w:rPr>
+          <w:lang w:val="id_ID" w:bidi="id_ID"/>
+        </w:rPr>
+        <w:t>Musuh Saul sebenarnya bukan Daud, melainkan Tuhan itu sendiri.</w:t>
+      </w:r>
+      <w:r>
+        <w:rPr>
+          <w:lang w:val="id_ID" w:bidi="id_ID"/>
+        </w:rPr>
+      </w:r>
+      <w:r>
+        <w:rPr>
+          <w:lang w:val="id_ID" w:bidi="id_ID"/>
+        </w:rPr>
+      </w:r>
+    </w:p>
+    <w:p>
+      <w:pPr/>
+      <w:r>
+        <w:rPr>
+          <w:lang w:val="id_ID" w:bidi="id_ID"/>
+        </w:rPr>
+      </w:r>
+    </w:p>
+    <w:p>
+      <w:pPr>
+        <w:pStyle w:val="Heading2"/>
+      </w:pPr>
+      <w:r>
+        <w:rPr>
+          <w:lang w:val="id_ID" w:bidi="id_ID"/>
+        </w:rPr>
+        <w:t>1 Samuel 28:17</w:t>
+      </w:r>
+      <w:r>
+        <w:rPr>
+          <w:lang w:val="id_ID" w:bidi="id_ID"/>
+        </w:rPr>
+      </w:r>
+    </w:p>
+    <w:p>
+      <w:pPr/>
+      <w:r>
+        <w:rPr>
+          <w:lang w:val="id_ID" w:bidi="id_ID"/>
+        </w:rPr>
+      </w:r>
+      <w:r>
+        <w:rPr>
+          <w:lang w:val="id_ID" w:bidi="id_ID"/>
+        </w:rPr>
+        <w:t xml:space="preserve">mengoyakkan kerajaan dari tanganmu: Lihat </w:t>
+      </w:r>
+      <w:hyperlink r:id="rId759">
+        <w:r>
+          <w:rPr>
+            <w:lang w:val="id_ID" w:bidi="id_ID"/>
+          </w:rPr>
+          <w:rPr>
+            <w:color w:val="0000EE"/>
+            <w:u w:val="single"/>
+          </w:rPr>
+          <w:t>1Sam. 15:28</w:t>
+        </w:r>
+      </w:hyperlink>
+      <w:r>
+        <w:rPr>
+          <w:lang w:val="id_ID" w:bidi="id_ID"/>
+        </w:rPr>
+        <w:t>.</w:t>
+      </w:r>
+      <w:r>
+        <w:rPr>
+          <w:lang w:val="id_ID" w:bidi="id_ID"/>
+        </w:rPr>
+      </w:r>
+      <w:r>
+        <w:rPr>
+          <w:lang w:val="id_ID" w:bidi="id_ID"/>
+        </w:rPr>
+      </w:r>
+    </w:p>
+    <w:p>
+      <w:pPr/>
+      <w:r>
+        <w:rPr>
+          <w:lang w:val="id_ID" w:bidi="id_ID"/>
+        </w:rPr>
+      </w:r>
+    </w:p>
+    <w:p>
+      <w:pPr>
+        <w:pStyle w:val="Heading2"/>
+      </w:pPr>
+      <w:r>
+        <w:rPr>
+          <w:lang w:val="id_ID" w:bidi="id_ID"/>
+        </w:rPr>
+        <w:t>1 Samuel 28:18</w:t>
+      </w:r>
+      <w:r>
+        <w:rPr>
+          <w:lang w:val="id_ID" w:bidi="id_ID"/>
+        </w:rPr>
+      </w:r>
+    </w:p>
+    <w:p>
+      <w:pPr/>
+      <w:r>
+        <w:rPr>
+          <w:lang w:val="id_ID" w:bidi="id_ID"/>
+        </w:rPr>
+      </w:r>
+      <w:r>
+        <w:rPr>
+          <w:lang w:val="id_ID" w:bidi="id_ID"/>
+        </w:rPr>
+        <w:t xml:space="preserve">tidak mendengarkan: pesan Samuel kepada Saul tetap sama (bdk. </w:t>
+      </w:r>
+      <w:hyperlink r:id="rId760">
+        <w:r>
+          <w:rPr>
+            <w:lang w:val="id_ID" w:bidi="id_ID"/>
+          </w:rPr>
+          <w:rPr>
+            <w:color w:val="0000EE"/>
+            <w:u w:val="single"/>
+          </w:rPr>
+          <w:t>1Sam. 15:19</w:t>
+        </w:r>
+      </w:hyperlink>
+      <w:r>
+        <w:rPr>
+          <w:lang w:val="id_ID" w:bidi="id_ID"/>
+        </w:rPr>
+        <w:t>).</w:t>
+      </w:r>
+      <w:r>
+        <w:rPr>
+          <w:lang w:val="id_ID" w:bidi="id_ID"/>
+        </w:rPr>
+      </w:r>
+      <w:r>
+        <w:rPr>
+          <w:lang w:val="id_ID" w:bidi="id_ID"/>
+        </w:rPr>
+      </w:r>
+    </w:p>
+    <w:p>
+      <w:pPr/>
+      <w:r>
+        <w:rPr>
+          <w:lang w:val="id_ID" w:bidi="id_ID"/>
+        </w:rPr>
+      </w:r>
+    </w:p>
+    <w:p>
+      <w:pPr>
+        <w:pStyle w:val="Heading2"/>
+      </w:pPr>
+      <w:r>
+        <w:rPr>
+          <w:lang w:val="id_ID" w:bidi="id_ID"/>
+        </w:rPr>
+        <w:t>1 Samuel 28:19</w:t>
+      </w:r>
+      <w:r>
+        <w:rPr>
+          <w:lang w:val="id_ID" w:bidi="id_ID"/>
+        </w:rPr>
+      </w:r>
+    </w:p>
+    <w:p>
+      <w:pPr/>
+      <w:r>
+        <w:rPr>
+          <w:lang w:val="id_ID" w:bidi="id_ID"/>
+        </w:rPr>
+      </w:r>
+      <w:r>
+        <w:rPr>
+          <w:lang w:val="id_ID" w:bidi="id_ID"/>
+        </w:rPr>
+        <w:t xml:space="preserve">sudah ada bersama-sama dengan daku: Di </w:t>
+      </w:r>
+      <w:r>
+        <w:rPr>
+          <w:i/>
+          <w:lang w:val="id_ID" w:bidi="id_ID"/>
+        </w:rPr>
+        <w:t>Sheol,</w:t>
+      </w:r>
+      <w:r>
+        <w:rPr>
+          <w:lang w:val="id_ID" w:bidi="id_ID"/>
+        </w:rPr>
+        <w:t xml:space="preserve"> tempat tinggal orang mati (bdk. </w:t>
+      </w:r>
+      <w:hyperlink r:id="rId761">
+        <w:r>
+          <w:rPr>
+            <w:lang w:val="id_ID" w:bidi="id_ID"/>
+          </w:rPr>
+          <w:rPr>
+            <w:color w:val="0000EE"/>
+            <w:u w:val="single"/>
+          </w:rPr>
+          <w:t>1Sam. 2:6</w:t>
+        </w:r>
+      </w:hyperlink>
+      <w:r>
+        <w:rPr>
+          <w:lang w:val="id_ID" w:bidi="id_ID"/>
+        </w:rPr>
+        <w:t xml:space="preserve">, "kuburan"; lihat juga </w:t>
+      </w:r>
+      <w:hyperlink r:id="rId762">
+        <w:r>
+          <w:rPr>
+            <w:lang w:val="id_ID" w:bidi="id_ID"/>
+          </w:rPr>
+          <w:rPr>
+            <w:color w:val="0000EE"/>
+            <w:u w:val="single"/>
+          </w:rPr>
+          <w:t>Bil. 16:30–33</w:t>
+        </w:r>
+      </w:hyperlink>
+      <w:r>
+        <w:rPr>
+          <w:lang w:val="id_ID" w:bidi="id_ID"/>
+        </w:rPr>
+        <w:t xml:space="preserve">; </w:t>
+      </w:r>
+      <w:hyperlink r:id="rId763">
+        <w:r>
+          <w:rPr>
+            <w:lang w:val="id_ID" w:bidi="id_ID"/>
+          </w:rPr>
+          <w:rPr>
+            <w:color w:val="0000EE"/>
+            <w:u w:val="single"/>
+          </w:rPr>
+          <w:t>Ayub 17:1–16</w:t>
+        </w:r>
+      </w:hyperlink>
+      <w:r>
+        <w:rPr>
+          <w:lang w:val="id_ID" w:bidi="id_ID"/>
+        </w:rPr>
+        <w:t xml:space="preserve">; </w:t>
+      </w:r>
+      <w:hyperlink r:id="rId764">
+        <w:r>
+          <w:rPr>
+            <w:lang w:val="id_ID" w:bidi="id_ID"/>
+          </w:rPr>
+          <w:rPr>
+            <w:color w:val="0000EE"/>
+            <w:u w:val="single"/>
+          </w:rPr>
+          <w:t>Mzm. 49:12</w:t>
+        </w:r>
+      </w:hyperlink>
+      <w:r>
+        <w:rPr>
+          <w:lang w:val="id_ID" w:bidi="id_ID"/>
+        </w:rPr>
+        <w:t xml:space="preserve">; </w:t>
+      </w:r>
+      <w:hyperlink r:id="rId765">
+        <w:r>
+          <w:rPr>
+            <w:lang w:val="id_ID" w:bidi="id_ID"/>
+          </w:rPr>
+          <w:rPr>
+            <w:color w:val="0000EE"/>
+            <w:u w:val="single"/>
+          </w:rPr>
+          <w:t>Why. 1:18</w:t>
+        </w:r>
+      </w:hyperlink>
+      <w:r>
+        <w:rPr>
+          <w:lang w:val="id_ID" w:bidi="id_ID"/>
+        </w:rPr>
+        <w:t>).</w:t>
+      </w:r>
+      <w:r>
+        <w:rPr>
+          <w:lang w:val="id_ID" w:bidi="id_ID"/>
+        </w:rPr>
+      </w:r>
+      <w:r>
+        <w:rPr>
+          <w:lang w:val="id_ID" w:bidi="id_ID"/>
+        </w:rPr>
+      </w:r>
+    </w:p>
+    <w:p>
+      <w:pPr/>
+      <w:r>
+        <w:rPr>
+          <w:lang w:val="id_ID" w:bidi="id_ID"/>
+        </w:rPr>
+      </w:r>
+    </w:p>
+    <w:p>
+      <w:pPr>
+        <w:pStyle w:val="Heading2"/>
+      </w:pPr>
+      <w:r>
+        <w:rPr>
+          <w:lang w:val="id_ID" w:bidi="id_ID"/>
+        </w:rPr>
+        <w:t>1 Samuel 28:24</w:t>
+      </w:r>
+      <w:r>
+        <w:rPr>
+          <w:lang w:val="id_ID" w:bidi="id_ID"/>
+        </w:rPr>
+      </w:r>
+    </w:p>
+    <w:p>
+      <w:pPr/>
+      <w:r>
+        <w:rPr>
+          <w:lang w:val="id_ID" w:bidi="id_ID"/>
+        </w:rPr>
+      </w:r>
+      <w:r>
+        <w:rPr>
+          <w:lang w:val="id_ID" w:bidi="id_ID"/>
+        </w:rPr>
+        <w:t xml:space="preserve">seekor anak lembu tambun … tepung … roti: Acara makan malam ini adalah sebuah upaya besar, suatu bentuk keramahtamahan (bdk. </w:t>
+      </w:r>
+      <w:hyperlink r:id="rId766">
+        <w:r>
+          <w:rPr>
+            <w:lang w:val="id_ID" w:bidi="id_ID"/>
+          </w:rPr>
+          <w:rPr>
+            <w:color w:val="0000EE"/>
+            <w:u w:val="single"/>
+          </w:rPr>
+          <w:t>Kej 18:5–7</w:t>
+        </w:r>
+      </w:hyperlink>
+      <w:r>
+        <w:rPr>
+          <w:lang w:val="id_ID" w:bidi="id_ID"/>
+        </w:rPr>
+        <w:t>). Hidangan ini yang dibagikan kepada Saul mengingatkan pada hidangan lezat yang Samuel bagikan dengan Saul (</w:t>
+      </w:r>
+      <w:hyperlink r:id="rId767">
+        <w:r>
+          <w:rPr>
+            <w:lang w:val="id_ID" w:bidi="id_ID"/>
+          </w:rPr>
+          <w:rPr>
+            <w:color w:val="0000EE"/>
+            <w:u w:val="single"/>
+          </w:rPr>
+          <w:t>1Sam. 9:22–24</w:t>
+        </w:r>
+      </w:hyperlink>
+      <w:r>
+        <w:rPr>
+          <w:lang w:val="id_ID" w:bidi="id_ID"/>
+        </w:rPr>
+        <w:t>) sebelum ia mengurapi Saul sebagai raja. Hidangan dengan nabi Allah itu menandai awal pemerintahan Saul. Hidangan dengan seorang pemanggil arwah yang terkutuk ini terjadi sesaat sebelum kematiannya.</w:t>
+      </w:r>
+      <w:r>
+        <w:rPr>
+          <w:lang w:val="id_ID" w:bidi="id_ID"/>
+        </w:rPr>
+      </w:r>
+      <w:r>
+        <w:rPr>
+          <w:lang w:val="id_ID" w:bidi="id_ID"/>
+        </w:rPr>
+      </w:r>
+    </w:p>
+    <w:p>
+      <w:pPr/>
+      <w:r>
+        <w:rPr>
+          <w:lang w:val="id_ID" w:bidi="id_ID"/>
+        </w:rPr>
+      </w:r>
+    </w:p>
+    <w:p>
+      <w:pPr>
+        <w:pStyle w:val="Heading2"/>
+      </w:pPr>
+      <w:r>
+        <w:rPr>
+          <w:lang w:val="id_ID" w:bidi="id_ID"/>
+        </w:rPr>
+        <w:t>1 Samuel 29:1</w:t>
+      </w:r>
+      <w:r>
+        <w:rPr>
+          <w:lang w:val="id_ID" w:bidi="id_ID"/>
+        </w:rPr>
+      </w:r>
+    </w:p>
+    <w:p>
+      <w:pPr/>
+      <w:r>
+        <w:rPr>
+          <w:lang w:val="id_ID" w:bidi="id_ID"/>
+        </w:rPr>
+      </w:r>
+      <w:r>
+        <w:rPr>
+          <w:lang w:val="id_ID" w:bidi="id_ID"/>
+        </w:rPr>
+        <w:t>Afek adalah lokasi konfrontasi awal antara Israel dan orang Filistin (</w:t>
+      </w:r>
+      <w:hyperlink r:id="rId219">
+        <w:r>
+          <w:rPr>
+            <w:lang w:val="id_ID" w:bidi="id_ID"/>
+          </w:rPr>
+          <w:rPr>
+            <w:color w:val="0000EE"/>
+            <w:u w:val="single"/>
+          </w:rPr>
+          <w:t>1Sam. 4:1</w:t>
+        </w:r>
+      </w:hyperlink>
+      <w:r>
+        <w:rPr>
+          <w:lang w:val="id_ID" w:bidi="id_ID"/>
+        </w:rPr>
+        <w:t>). • Yizreel terletak sekitar empat puluh mil timur laut Afek.</w:t>
+      </w:r>
+      <w:r>
+        <w:rPr>
+          <w:lang w:val="id_ID" w:bidi="id_ID"/>
+        </w:rPr>
+      </w:r>
+      <w:r>
+        <w:rPr>
+          <w:lang w:val="id_ID" w:bidi="id_ID"/>
+        </w:rPr>
+      </w:r>
+    </w:p>
+    <w:p>
+      <w:pPr/>
+      <w:r>
+        <w:rPr>
+          <w:lang w:val="id_ID" w:bidi="id_ID"/>
+        </w:rPr>
+      </w:r>
+    </w:p>
+    <w:p>
+      <w:pPr>
+        <w:pStyle w:val="Heading2"/>
+      </w:pPr>
+      <w:r>
+        <w:rPr>
+          <w:lang w:val="id_ID" w:bidi="id_ID"/>
+        </w:rPr>
+        <w:t>1 Samuel 29:1–11</w:t>
+      </w:r>
+      <w:r>
+        <w:rPr>
+          <w:lang w:val="id_ID" w:bidi="id_ID"/>
+        </w:rPr>
+      </w:r>
+    </w:p>
+    <w:p>
+      <w:pPr/>
+      <w:r>
+        <w:rPr>
+          <w:lang w:val="id_ID" w:bidi="id_ID"/>
+        </w:rPr>
+      </w:r>
+      <w:r>
+        <w:rPr>
+          <w:lang w:val="id_ID" w:bidi="id_ID"/>
+        </w:rPr>
+        <w:t>Daud diselamatkan oleh penyediaan ilahi dari keharusan berperang melawan bangsanya sendiri.</w:t>
+      </w:r>
+      <w:r>
+        <w:rPr>
+          <w:lang w:val="id_ID" w:bidi="id_ID"/>
+        </w:rPr>
+      </w:r>
+      <w:r>
+        <w:rPr>
+          <w:lang w:val="id_ID" w:bidi="id_ID"/>
+        </w:rPr>
+      </w:r>
+    </w:p>
+    <w:p>
+      <w:pPr/>
+      <w:r>
+        <w:rPr>
+          <w:lang w:val="id_ID" w:bidi="id_ID"/>
+        </w:rPr>
+      </w:r>
+    </w:p>
+    <w:p>
+      <w:pPr>
+        <w:pStyle w:val="Heading2"/>
+      </w:pPr>
+      <w:r>
+        <w:rPr>
+          <w:lang w:val="id_ID" w:bidi="id_ID"/>
+        </w:rPr>
+        <w:t>1 Samuel 29:3</w:t>
+      </w:r>
+      <w:r>
+        <w:rPr>
+          <w:lang w:val="id_ID" w:bidi="id_ID"/>
+        </w:rPr>
+      </w:r>
+    </w:p>
+    <w:p>
+      <w:pPr/>
+      <w:r>
+        <w:rPr>
+          <w:lang w:val="id_ID" w:bidi="id_ID"/>
+        </w:rPr>
+      </w:r>
+      <w:r>
+        <w:rPr>
+          <w:lang w:val="id_ID" w:bidi="id_ID"/>
+        </w:rPr>
+        <w:t xml:space="preserve">hamba Saul: Bagi Akhis, Daud adalah pembelot yang berharga. Namun, para penguasa Filistin lainnya mencurigai bahwa Daud adalah penyusup yang merencanakan serangan dari dalam pertahanan Filistin. • tanpa kudapati sesuatu pun kesalahan: Ini adalah yang pertama dari tiga kali Akhis membela Daud (lihat juga </w:t>
+      </w:r>
+      <w:hyperlink r:id="rId768">
+        <w:r>
+          <w:rPr>
+            <w:lang w:val="id_ID" w:bidi="id_ID"/>
+          </w:rPr>
+          <w:rPr>
+            <w:color w:val="0000EE"/>
+            <w:u w:val="single"/>
+          </w:rPr>
+          <w:t>1Sam. 29:6</w:t>
+        </w:r>
+      </w:hyperlink>
+      <w:r>
+        <w:rPr>
+          <w:lang w:val="id_ID" w:bidi="id_ID"/>
+        </w:rPr>
+        <w:t xml:space="preserve">, </w:t>
+      </w:r>
+      <w:hyperlink r:id="rId769">
+        <w:r>
+          <w:rPr>
+            <w:lang w:val="id_ID" w:bidi="id_ID"/>
+          </w:rPr>
+          <w:rPr>
+            <w:color w:val="0000EE"/>
+            <w:u w:val="single"/>
+          </w:rPr>
+          <w:t>9</w:t>
+        </w:r>
+      </w:hyperlink>
+      <w:r>
+        <w:rPr>
+          <w:lang w:val="id_ID" w:bidi="id_ID"/>
+        </w:rPr>
+        <w:t xml:space="preserve">). Namun, Daud telah menipu Akhis sepanjang waktu (lihat </w:t>
+      </w:r>
+      <w:hyperlink r:id="rId770">
+        <w:r>
+          <w:rPr>
+            <w:lang w:val="id_ID" w:bidi="id_ID"/>
+          </w:rPr>
+          <w:rPr>
+            <w:color w:val="0000EE"/>
+            <w:u w:val="single"/>
+          </w:rPr>
+          <w:t>1Sam. 27:1–12</w:t>
+        </w:r>
+      </w:hyperlink>
+      <w:r>
+        <w:rPr>
+          <w:lang w:val="id_ID" w:bidi="id_ID"/>
+        </w:rPr>
+        <w:t>).</w:t>
+      </w:r>
+      <w:r>
+        <w:rPr>
+          <w:lang w:val="id_ID" w:bidi="id_ID"/>
+        </w:rPr>
+      </w:r>
+      <w:r>
+        <w:rPr>
+          <w:lang w:val="id_ID" w:bidi="id_ID"/>
+        </w:rPr>
+      </w:r>
+    </w:p>
+    <w:p>
+      <w:pPr/>
+      <w:r>
+        <w:rPr>
+          <w:lang w:val="id_ID" w:bidi="id_ID"/>
+        </w:rPr>
+      </w:r>
+    </w:p>
+    <w:p>
+      <w:pPr>
+        <w:pStyle w:val="Heading2"/>
+      </w:pPr>
+      <w:r>
+        <w:rPr>
+          <w:lang w:val="id_ID" w:bidi="id_ID"/>
+        </w:rPr>
+        <w:t>1 Samuel 29:4</w:t>
+      </w:r>
+      <w:r>
+        <w:rPr>
+          <w:lang w:val="id_ID" w:bidi="id_ID"/>
+        </w:rPr>
+      </w:r>
+    </w:p>
+    <w:p>
+      <w:pPr/>
+      <w:r>
+        <w:rPr>
+          <w:lang w:val="id_ID" w:bidi="id_ID"/>
+        </w:rPr>
+      </w:r>
+      <w:r>
+        <w:rPr>
+          <w:lang w:val="id_ID" w:bidi="id_ID"/>
+        </w:rPr>
+        <w:t xml:space="preserve">memberi kepala-kepala orang-orang ini: Ketakutan para komandan terbukti benar (lihat </w:t>
+      </w:r>
+      <w:hyperlink r:id="rId157">
+        <w:r>
+          <w:rPr>
+            <w:lang w:val="id_ID" w:bidi="id_ID"/>
+          </w:rPr>
+          <w:rPr>
+            <w:color w:val="0000EE"/>
+            <w:u w:val="single"/>
+          </w:rPr>
+          <w:t>1Sam. 17:51</w:t>
+        </w:r>
+      </w:hyperlink>
+      <w:r>
+        <w:rPr>
+          <w:lang w:val="id_ID" w:bidi="id_ID"/>
+        </w:rPr>
+        <w:t xml:space="preserve">; </w:t>
+      </w:r>
+      <w:hyperlink r:id="rId692">
+        <w:r>
+          <w:rPr>
+            <w:lang w:val="id_ID" w:bidi="id_ID"/>
+          </w:rPr>
+          <w:rPr>
+            <w:color w:val="0000EE"/>
+            <w:u w:val="single"/>
+          </w:rPr>
+          <w:t>18:27</w:t>
+        </w:r>
+      </w:hyperlink>
+      <w:r>
+        <w:rPr>
+          <w:lang w:val="id_ID" w:bidi="id_ID"/>
+        </w:rPr>
+        <w:t>).</w:t>
+      </w:r>
+      <w:r>
+        <w:rPr>
+          <w:lang w:val="id_ID" w:bidi="id_ID"/>
+        </w:rPr>
+      </w:r>
+      <w:r>
+        <w:rPr>
+          <w:lang w:val="id_ID" w:bidi="id_ID"/>
+        </w:rPr>
+      </w:r>
+    </w:p>
+    <w:p>
+      <w:pPr/>
+      <w:r>
+        <w:rPr>
+          <w:lang w:val="id_ID" w:bidi="id_ID"/>
+        </w:rPr>
+      </w:r>
+    </w:p>
+    <w:p>
+      <w:pPr>
+        <w:pStyle w:val="Heading2"/>
+      </w:pPr>
+      <w:r>
+        <w:rPr>
+          <w:lang w:val="id_ID" w:bidi="id_ID"/>
+        </w:rPr>
+        <w:t>1 Samuel 29:5</w:t>
+      </w:r>
+      <w:r>
+        <w:rPr>
+          <w:lang w:val="id_ID" w:bidi="id_ID"/>
+        </w:rPr>
+      </w:r>
+    </w:p>
+    <w:p>
+      <w:pPr/>
+      <w:r>
+        <w:rPr>
+          <w:lang w:val="id_ID" w:bidi="id_ID"/>
+        </w:rPr>
+      </w:r>
+      <w:r>
+        <w:rPr>
+          <w:lang w:val="id_ID" w:bidi="id_ID"/>
+        </w:rPr>
+        <w:t>Nyanyian ini merujuk kepada orang Filistin yang terbunuh (</w:t>
+      </w:r>
+      <w:hyperlink r:id="rId578">
+        <w:r>
+          <w:rPr>
+            <w:lang w:val="id_ID" w:bidi="id_ID"/>
+          </w:rPr>
+          <w:rPr>
+            <w:color w:val="0000EE"/>
+            <w:u w:val="single"/>
+          </w:rPr>
+          <w:t>1Sam. 18:7</w:t>
+        </w:r>
+      </w:hyperlink>
+      <w:r>
+        <w:rPr>
+          <w:lang w:val="id_ID" w:bidi="id_ID"/>
+        </w:rPr>
+        <w:t>). Sangat luar biasa bahwa Daud dapat menemukan perlindungan di antara mereka.</w:t>
+      </w:r>
+      <w:r>
+        <w:rPr>
+          <w:lang w:val="id_ID" w:bidi="id_ID"/>
+        </w:rPr>
+      </w:r>
+      <w:r>
+        <w:rPr>
+          <w:lang w:val="id_ID" w:bidi="id_ID"/>
+        </w:rPr>
+      </w:r>
+    </w:p>
+    <w:p>
+      <w:pPr/>
+      <w:r>
+        <w:rPr>
+          <w:lang w:val="id_ID" w:bidi="id_ID"/>
+        </w:rPr>
+      </w:r>
+    </w:p>
+    <w:p>
+      <w:pPr>
+        <w:pStyle w:val="Heading2"/>
+      </w:pPr>
+      <w:r>
+        <w:rPr>
+          <w:lang w:val="id_ID" w:bidi="id_ID"/>
+        </w:rPr>
+        <w:t>1 Samuel 29:6</w:t>
+      </w:r>
+      <w:r>
+        <w:rPr>
+          <w:lang w:val="id_ID" w:bidi="id_ID"/>
+        </w:rPr>
+      </w:r>
+    </w:p>
+    <w:p>
+      <w:pPr/>
+      <w:r>
+        <w:rPr>
+          <w:lang w:val="id_ID" w:bidi="id_ID"/>
+        </w:rPr>
+      </w:r>
+      <w:r>
+        <w:rPr>
+          <w:lang w:val="id_ID" w:bidi="id_ID"/>
+        </w:rPr>
+        <w:t>Demi Tuhan: Akhis menggunakan nama unik Allah Israel untuk membuktikan ketulusannya. • orang jujur: Pernyataan ini tidak sepenuhnya benar, meskipun Akhis tidak menyadarinya (</w:t>
+      </w:r>
+      <w:hyperlink r:id="rId771">
+        <w:r>
+          <w:rPr>
+            <w:lang w:val="id_ID" w:bidi="id_ID"/>
+          </w:rPr>
+          <w:rPr>
+            <w:color w:val="0000EE"/>
+            <w:u w:val="single"/>
+          </w:rPr>
+          <w:t>1Sam. 27:8–12</w:t>
+        </w:r>
+      </w:hyperlink>
+      <w:r>
+        <w:rPr>
+          <w:lang w:val="id_ID" w:bidi="id_ID"/>
+        </w:rPr>
+        <w:t>).</w:t>
+      </w:r>
+      <w:r>
+        <w:rPr>
+          <w:lang w:val="id_ID" w:bidi="id_ID"/>
+        </w:rPr>
+      </w:r>
+      <w:r>
+        <w:rPr>
+          <w:lang w:val="id_ID" w:bidi="id_ID"/>
+        </w:rPr>
+      </w:r>
+    </w:p>
+    <w:p>
+      <w:pPr/>
+      <w:r>
+        <w:rPr>
+          <w:lang w:val="id_ID" w:bidi="id_ID"/>
+        </w:rPr>
+      </w:r>
+    </w:p>
+    <w:p>
+      <w:pPr>
+        <w:pStyle w:val="Heading2"/>
+      </w:pPr>
+      <w:r>
+        <w:rPr>
+          <w:lang w:val="id_ID" w:bidi="id_ID"/>
+        </w:rPr>
+        <w:t>1 Samuel 30:1</w:t>
+      </w:r>
+      <w:r>
+        <w:rPr>
+          <w:lang w:val="id_ID" w:bidi="id_ID"/>
+        </w:rPr>
+      </w:r>
+    </w:p>
+    <w:p>
+      <w:pPr/>
+      <w:r>
+        <w:rPr>
+          <w:lang w:val="id_ID" w:bidi="id_ID"/>
+        </w:rPr>
+      </w:r>
+      <w:r>
+        <w:rPr>
+          <w:lang w:val="id_ID" w:bidi="id_ID"/>
+        </w:rPr>
+        <w:t xml:space="preserve">Ziklag: Lihat </w:t>
+      </w:r>
+      <w:r>
+        <w:rPr>
+          <w:lang w:val="id_ID" w:bidi="id_ID"/>
+        </w:rPr>
+        <w:t>catatan studi pada 1Sam. 27:6</w:t>
+      </w:r>
+      <w:r>
+        <w:rPr>
+          <w:lang w:val="id_ID" w:bidi="id_ID"/>
+        </w:rPr>
+        <w:t>. • Kemungkinan orang Amalek membalas serangan Daud terhadap mereka (</w:t>
+      </w:r>
+      <w:hyperlink r:id="rId772">
+        <w:r>
+          <w:rPr>
+            <w:lang w:val="id_ID" w:bidi="id_ID"/>
+          </w:rPr>
+          <w:rPr>
+            <w:color w:val="0000EE"/>
+            <w:u w:val="single"/>
+          </w:rPr>
+          <w:t>1Sam 27:8</w:t>
+        </w:r>
+      </w:hyperlink>
+      <w:r>
+        <w:rPr>
+          <w:lang w:val="id_ID" w:bidi="id_ID"/>
+        </w:rPr>
+        <w:t>).</w:t>
+      </w:r>
+      <w:r>
+        <w:rPr>
+          <w:lang w:val="id_ID" w:bidi="id_ID"/>
+        </w:rPr>
+      </w:r>
+      <w:r>
+        <w:rPr>
+          <w:lang w:val="id_ID" w:bidi="id_ID"/>
+        </w:rPr>
+      </w:r>
+    </w:p>
+    <w:p>
+      <w:pPr/>
+      <w:r>
+        <w:rPr>
+          <w:lang w:val="id_ID" w:bidi="id_ID"/>
+        </w:rPr>
+      </w:r>
+    </w:p>
+    <w:p>
+      <w:pPr>
+        <w:pStyle w:val="Heading2"/>
+      </w:pPr>
+      <w:r>
+        <w:rPr>
+          <w:lang w:val="id_ID" w:bidi="id_ID"/>
+        </w:rPr>
+        <w:t>1 Samuel 30:2</w:t>
+      </w:r>
+      <w:r>
+        <w:rPr>
+          <w:lang w:val="id_ID" w:bidi="id_ID"/>
+        </w:rPr>
+      </w:r>
+    </w:p>
+    <w:p>
+      <w:pPr/>
+      <w:r>
+        <w:rPr>
+          <w:lang w:val="id_ID" w:bidi="id_ID"/>
+        </w:rPr>
+      </w:r>
+      <w:r>
+        <w:rPr>
+          <w:lang w:val="id_ID" w:bidi="id_ID"/>
+        </w:rPr>
+        <w:t>Tidak ada lagi laki-laki yang berperang di Ziklag untuk melindungi para perempuan dan anak-anak. Orang Amalek dikenal suka memangsa yang lemah dan rentan (</w:t>
+      </w:r>
+      <w:hyperlink r:id="rId773">
+        <w:r>
+          <w:rPr>
+            <w:lang w:val="id_ID" w:bidi="id_ID"/>
+          </w:rPr>
+          <w:rPr>
+            <w:color w:val="0000EE"/>
+            <w:u w:val="single"/>
+          </w:rPr>
+          <w:t>Ul. 25:17–18</w:t>
+        </w:r>
+      </w:hyperlink>
+      <w:r>
+        <w:rPr>
+          <w:lang w:val="id_ID" w:bidi="id_ID"/>
+        </w:rPr>
+        <w:t>). • tidak membunuh seorang pun: Orang Amalek bukan sedang menunjukkan belas kasihan; perempuan dan anak-anak lebih berguna jika hidup daripada mati.</w:t>
+      </w:r>
+      <w:r>
+        <w:rPr>
+          <w:lang w:val="id_ID" w:bidi="id_ID"/>
+        </w:rPr>
+      </w:r>
+      <w:r>
+        <w:rPr>
+          <w:lang w:val="id_ID" w:bidi="id_ID"/>
+        </w:rPr>
+      </w:r>
+    </w:p>
+    <w:p>
+      <w:pPr/>
+      <w:r>
+        <w:rPr>
+          <w:lang w:val="id_ID" w:bidi="id_ID"/>
+        </w:rPr>
+      </w:r>
+    </w:p>
+    <w:p>
+      <w:pPr>
+        <w:pStyle w:val="Heading2"/>
+      </w:pPr>
+      <w:r>
+        <w:rPr>
+          <w:lang w:val="id_ID" w:bidi="id_ID"/>
+        </w:rPr>
+        <w:t>1 Samuel 30:5</w:t>
+      </w:r>
+      <w:r>
+        <w:rPr>
+          <w:lang w:val="id_ID" w:bidi="id_ID"/>
+        </w:rPr>
+      </w:r>
+    </w:p>
+    <w:p>
+      <w:pPr/>
+      <w:r>
+        <w:rPr>
+          <w:lang w:val="id_ID" w:bidi="id_ID"/>
+        </w:rPr>
+      </w:r>
+      <w:r>
+        <w:rPr>
+          <w:lang w:val="id_ID" w:bidi="id_ID"/>
+        </w:rPr>
+        <w:t xml:space="preserve">Ahinoam: Lihat </w:t>
+      </w:r>
+      <w:r>
+        <w:rPr>
+          <w:lang w:val="id_ID" w:bidi="id_ID"/>
+        </w:rPr>
+        <w:t>catatan studi pada 1Sam. 25:43</w:t>
+      </w:r>
+      <w:r>
+        <w:rPr>
+          <w:lang w:val="id_ID" w:bidi="id_ID"/>
+        </w:rPr>
+        <w:t xml:space="preserve">. • Abigail: Lihat </w:t>
+      </w:r>
+      <w:hyperlink r:id="rId774">
+        <w:r>
+          <w:rPr>
+            <w:lang w:val="id_ID" w:bidi="id_ID"/>
+          </w:rPr>
+          <w:rPr>
+            <w:color w:val="0000EE"/>
+            <w:u w:val="single"/>
+          </w:rPr>
+          <w:t>1Sam. 25:3–42</w:t>
+        </w:r>
+      </w:hyperlink>
+      <w:r>
+        <w:rPr>
+          <w:lang w:val="id_ID" w:bidi="id_ID"/>
+        </w:rPr>
+        <w:t>.</w:t>
+      </w:r>
+      <w:r>
+        <w:rPr>
+          <w:lang w:val="id_ID" w:bidi="id_ID"/>
+        </w:rPr>
+      </w:r>
+      <w:r>
+        <w:rPr>
+          <w:lang w:val="id_ID" w:bidi="id_ID"/>
+        </w:rPr>
+      </w:r>
+    </w:p>
+    <w:p>
+      <w:pPr/>
+      <w:r>
+        <w:rPr>
+          <w:lang w:val="id_ID" w:bidi="id_ID"/>
+        </w:rPr>
+      </w:r>
+    </w:p>
+    <w:p>
+      <w:pPr>
+        <w:pStyle w:val="Heading2"/>
+      </w:pPr>
+      <w:r>
+        <w:rPr>
+          <w:lang w:val="id_ID" w:bidi="id_ID"/>
+        </w:rPr>
+        <w:t>1 Samuel 30:6</w:t>
+      </w:r>
+      <w:r>
+        <w:rPr>
+          <w:lang w:val="id_ID" w:bidi="id_ID"/>
+        </w:rPr>
+      </w:r>
+    </w:p>
+    <w:p>
+      <w:pPr/>
+      <w:r>
+        <w:rPr>
+          <w:lang w:val="id_ID" w:bidi="id_ID"/>
+        </w:rPr>
+      </w:r>
+      <w:r>
+        <w:rPr>
+          <w:lang w:val="id_ID" w:bidi="id_ID"/>
+        </w:rPr>
+        <w:t>sangat terjepit: Saul telah menggunakan ungkapan yang sama tentang dirinya. Ketika berada "sangat dalam keadaan terjepit" (</w:t>
+      </w:r>
+      <w:hyperlink r:id="rId775">
+        <w:r>
+          <w:rPr>
+            <w:lang w:val="id_ID" w:bidi="id_ID"/>
+          </w:rPr>
+          <w:rPr>
+            <w:color w:val="0000EE"/>
+            <w:u w:val="single"/>
+          </w:rPr>
+          <w:t>1Sam. 28:15</w:t>
+        </w:r>
+      </w:hyperlink>
+      <w:r>
+        <w:rPr>
+          <w:lang w:val="id_ID" w:bidi="id_ID"/>
+        </w:rPr>
+        <w:t>), Saul beralih ke ilmu hitam, yang berakhir dengan buruk. Sebaliknya, Daud menemukan kekuatan dan kesuksesan dalam Tuhan Allahnya.</w:t>
+      </w:r>
+      <w:r>
+        <w:rPr>
+          <w:lang w:val="id_ID" w:bidi="id_ID"/>
+        </w:rPr>
+      </w:r>
+      <w:r>
+        <w:rPr>
+          <w:lang w:val="id_ID" w:bidi="id_ID"/>
+        </w:rPr>
+      </w:r>
+    </w:p>
+    <w:p>
+      <w:pPr/>
+      <w:r>
+        <w:rPr>
+          <w:lang w:val="id_ID" w:bidi="id_ID"/>
+        </w:rPr>
+      </w:r>
+    </w:p>
+    <w:p>
+      <w:pPr>
+        <w:pStyle w:val="Heading2"/>
+      </w:pPr>
+      <w:r>
+        <w:rPr>
+          <w:lang w:val="id_ID" w:bidi="id_ID"/>
+        </w:rPr>
+        <w:t>1 Samuel 30:7</w:t>
+      </w:r>
+      <w:r>
+        <w:rPr>
+          <w:lang w:val="id_ID" w:bidi="id_ID"/>
+        </w:rPr>
+      </w:r>
+    </w:p>
+    <w:p>
+      <w:pPr/>
+      <w:r>
+        <w:rPr>
+          <w:lang w:val="id_ID" w:bidi="id_ID"/>
+        </w:rPr>
+      </w:r>
+      <w:r>
+        <w:rPr>
+          <w:lang w:val="id_ID" w:bidi="id_ID"/>
+        </w:rPr>
+        <w:t xml:space="preserve">Efod: Lihat catatan studi pada </w:t>
+      </w:r>
+      <w:r>
+        <w:rPr>
+          <w:lang w:val="id_ID" w:bidi="id_ID"/>
+        </w:rPr>
+        <w:t>1Sam. 2:18</w:t>
+      </w:r>
+      <w:r>
+        <w:rPr>
+          <w:lang w:val="id_ID" w:bidi="id_ID"/>
+        </w:rPr>
+        <w:t xml:space="preserve">; </w:t>
+      </w:r>
+      <w:r>
+        <w:rPr>
+          <w:lang w:val="id_ID" w:bidi="id_ID"/>
+        </w:rPr>
+        <w:t>23:6</w:t>
+      </w:r>
+      <w:r>
+        <w:rPr>
+          <w:lang w:val="id_ID" w:bidi="id_ID"/>
+        </w:rPr>
+        <w:t>.</w:t>
+      </w:r>
+      <w:r>
+        <w:rPr>
+          <w:lang w:val="id_ID" w:bidi="id_ID"/>
+        </w:rPr>
+      </w:r>
+      <w:r>
+        <w:rPr>
+          <w:lang w:val="id_ID" w:bidi="id_ID"/>
+        </w:rPr>
+      </w:r>
+    </w:p>
+    <w:p>
+      <w:pPr/>
+      <w:r>
+        <w:rPr>
+          <w:lang w:val="id_ID" w:bidi="id_ID"/>
+        </w:rPr>
+      </w:r>
+    </w:p>
+    <w:p>
+      <w:pPr>
+        <w:pStyle w:val="Heading2"/>
+      </w:pPr>
+      <w:r>
+        <w:rPr>
+          <w:lang w:val="id_ID" w:bidi="id_ID"/>
+        </w:rPr>
+        <w:t>1 Samuel 30:8</w:t>
+      </w:r>
+      <w:r>
+        <w:rPr>
+          <w:lang w:val="id_ID" w:bidi="id_ID"/>
+        </w:rPr>
+      </w:r>
+    </w:p>
+    <w:p>
+      <w:pPr/>
+      <w:r>
+        <w:rPr>
+          <w:lang w:val="id_ID" w:bidi="id_ID"/>
+        </w:rPr>
+      </w:r>
+      <w:r>
+        <w:rPr>
+          <w:lang w:val="id_ID" w:bidi="id_ID"/>
+        </w:rPr>
+        <w:t>Tidak seperti Saul (</w:t>
+      </w:r>
+      <w:hyperlink r:id="rId677">
+        <w:r>
+          <w:rPr>
+            <w:lang w:val="id_ID" w:bidi="id_ID"/>
+          </w:rPr>
+          <w:rPr>
+            <w:color w:val="0000EE"/>
+            <w:u w:val="single"/>
+          </w:rPr>
+          <w:t>1Sam. 28:6</w:t>
+        </w:r>
+      </w:hyperlink>
+      <w:r>
+        <w:rPr>
+          <w:lang w:val="id_ID" w:bidi="id_ID"/>
+        </w:rPr>
+        <w:t xml:space="preserve">), Daud berhasil bertanya kepada Tuhan (lihat </w:t>
+      </w:r>
+      <w:hyperlink r:id="rId776">
+        <w:r>
+          <w:rPr>
+            <w:lang w:val="id_ID" w:bidi="id_ID"/>
+          </w:rPr>
+          <w:rPr>
+            <w:color w:val="0000EE"/>
+            <w:u w:val="single"/>
+          </w:rPr>
+          <w:t>1Sam. 23:9–12</w:t>
+        </w:r>
+      </w:hyperlink>
+      <w:r>
+        <w:rPr>
+          <w:lang w:val="id_ID" w:bidi="id_ID"/>
+        </w:rPr>
+        <w:t xml:space="preserve">; </w:t>
+      </w:r>
+      <w:hyperlink r:id="rId465">
+        <w:r>
+          <w:rPr>
+            <w:lang w:val="id_ID" w:bidi="id_ID"/>
+          </w:rPr>
+          <w:rPr>
+            <w:color w:val="0000EE"/>
+            <w:u w:val="single"/>
+          </w:rPr>
+          <w:t>2Sam. 2:1</w:t>
+        </w:r>
+      </w:hyperlink>
+      <w:r>
+        <w:rPr>
+          <w:lang w:val="id_ID" w:bidi="id_ID"/>
+        </w:rPr>
+        <w:t xml:space="preserve">; </w:t>
+      </w:r>
+      <w:hyperlink r:id="rId777">
+        <w:r>
+          <w:rPr>
+            <w:lang w:val="id_ID" w:bidi="id_ID"/>
+          </w:rPr>
+          <w:rPr>
+            <w:color w:val="0000EE"/>
+            <w:u w:val="single"/>
+          </w:rPr>
+          <w:t>5:19</w:t>
+        </w:r>
+      </w:hyperlink>
+      <w:r>
+        <w:rPr>
+          <w:lang w:val="id_ID" w:bidi="id_ID"/>
+        </w:rPr>
+        <w:t xml:space="preserve">, </w:t>
+      </w:r>
+      <w:hyperlink r:id="rId778">
+        <w:r>
+          <w:rPr>
+            <w:lang w:val="id_ID" w:bidi="id_ID"/>
+          </w:rPr>
+          <w:rPr>
+            <w:color w:val="0000EE"/>
+            <w:u w:val="single"/>
+          </w:rPr>
+          <w:t>23</w:t>
+        </w:r>
+      </w:hyperlink>
+      <w:r>
+        <w:rPr>
+          <w:lang w:val="id_ID" w:bidi="id_ID"/>
+        </w:rPr>
+        <w:t>).</w:t>
+      </w:r>
+      <w:r>
+        <w:rPr>
+          <w:lang w:val="id_ID" w:bidi="id_ID"/>
+        </w:rPr>
+      </w:r>
+      <w:r>
+        <w:rPr>
+          <w:lang w:val="id_ID" w:bidi="id_ID"/>
+        </w:rPr>
+      </w:r>
+    </w:p>
+    <w:p>
+      <w:pPr/>
+      <w:r>
+        <w:rPr>
+          <w:lang w:val="id_ID" w:bidi="id_ID"/>
+        </w:rPr>
+      </w:r>
+    </w:p>
+    <w:p>
+      <w:pPr>
+        <w:pStyle w:val="Heading2"/>
+      </w:pPr>
+      <w:r>
+        <w:rPr>
+          <w:lang w:val="id_ID" w:bidi="id_ID"/>
+        </w:rPr>
+        <w:t>1 Samuel 30:9</w:t>
+      </w:r>
+      <w:r>
+        <w:rPr>
+          <w:lang w:val="id_ID" w:bidi="id_ID"/>
+        </w:rPr>
+      </w:r>
+    </w:p>
+    <w:p>
+      <w:pPr/>
+      <w:r>
+        <w:rPr>
+          <w:lang w:val="id_ID" w:bidi="id_ID"/>
+        </w:rPr>
+      </w:r>
+      <w:r>
+        <w:rPr>
+          <w:lang w:val="id_ID" w:bidi="id_ID"/>
+        </w:rPr>
+        <w:t>Besor adalah sungai besar di wilayah Filistin yang mengalir ke Laut Tengah di barat daya Gaza.</w:t>
+      </w:r>
+      <w:r>
+        <w:rPr>
+          <w:lang w:val="id_ID" w:bidi="id_ID"/>
+        </w:rPr>
+      </w:r>
+      <w:r>
+        <w:rPr>
+          <w:lang w:val="id_ID" w:bidi="id_ID"/>
+        </w:rPr>
+      </w:r>
+    </w:p>
+    <w:p>
+      <w:pPr/>
+      <w:r>
+        <w:rPr>
+          <w:lang w:val="id_ID" w:bidi="id_ID"/>
+        </w:rPr>
+      </w:r>
+    </w:p>
+    <w:p>
+      <w:pPr>
+        <w:pStyle w:val="Heading2"/>
+      </w:pPr>
+      <w:r>
+        <w:rPr>
+          <w:lang w:val="id_ID" w:bidi="id_ID"/>
+        </w:rPr>
+        <w:t>1 Samuel 30:10</w:t>
+      </w:r>
+      <w:r>
+        <w:rPr>
+          <w:lang w:val="id_ID" w:bidi="id_ID"/>
+        </w:rPr>
+      </w:r>
+    </w:p>
+    <w:p>
+      <w:pPr/>
+      <w:r>
+        <w:rPr>
+          <w:lang w:val="id_ID" w:bidi="id_ID"/>
+        </w:rPr>
+      </w:r>
+      <w:r>
+        <w:rPr>
+          <w:lang w:val="id_ID" w:bidi="id_ID"/>
+        </w:rPr>
+        <w:t>terlalu lelah: Orang-orang Daud telah melakukan perjalanan selama tiga hari (</w:t>
+      </w:r>
+      <w:hyperlink r:id="rId779">
+        <w:r>
+          <w:rPr>
+            <w:lang w:val="id_ID" w:bidi="id_ID"/>
+          </w:rPr>
+          <w:rPr>
+            <w:color w:val="0000EE"/>
+            <w:u w:val="single"/>
+          </w:rPr>
+          <w:t>1Sam. 30:1</w:t>
+        </w:r>
+      </w:hyperlink>
+      <w:r>
+        <w:rPr>
+          <w:lang w:val="id_ID" w:bidi="id_ID"/>
+        </w:rPr>
+        <w:t xml:space="preserve">) dan sekarang sedang mengejar orang Amalek tanpa beristirahat. Daud tidak memarahi mereka atau memaksa mereka dengan kejam. Lihat </w:t>
+      </w:r>
+      <w:hyperlink r:id="rId780">
+        <w:r>
+          <w:rPr>
+            <w:lang w:val="id_ID" w:bidi="id_ID"/>
+          </w:rPr>
+          <w:rPr>
+            <w:color w:val="0000EE"/>
+            <w:u w:val="single"/>
+          </w:rPr>
+          <w:t>1Sam. 30:23–25</w:t>
+        </w:r>
+      </w:hyperlink>
+      <w:r>
+        <w:rPr>
+          <w:lang w:val="id_ID" w:bidi="id_ID"/>
+        </w:rPr>
+        <w:t>.</w:t>
+      </w:r>
+      <w:r>
+        <w:rPr>
+          <w:lang w:val="id_ID" w:bidi="id_ID"/>
+        </w:rPr>
+      </w:r>
+      <w:r>
+        <w:rPr>
+          <w:lang w:val="id_ID" w:bidi="id_ID"/>
+        </w:rPr>
+      </w:r>
+    </w:p>
+    <w:p>
+      <w:pPr/>
+      <w:r>
+        <w:rPr>
+          <w:lang w:val="id_ID" w:bidi="id_ID"/>
+        </w:rPr>
+      </w:r>
+    </w:p>
+    <w:p>
+      <w:pPr>
+        <w:pStyle w:val="Heading2"/>
+      </w:pPr>
+      <w:r>
+        <w:rPr>
+          <w:lang w:val="id_ID" w:bidi="id_ID"/>
+        </w:rPr>
+        <w:t>1 Samuel 30:11–12</w:t>
+      </w:r>
+      <w:r>
+        <w:rPr>
+          <w:lang w:val="id_ID" w:bidi="id_ID"/>
+        </w:rPr>
+      </w:r>
+    </w:p>
+    <w:p>
+      <w:pPr/>
+      <w:r>
+        <w:rPr>
+          <w:lang w:val="id_ID" w:bidi="id_ID"/>
+        </w:rPr>
+      </w:r>
+      <w:r>
+        <w:rPr>
+          <w:lang w:val="id_ID" w:bidi="id_ID"/>
+        </w:rPr>
+        <w:t>Daud pernah menerima roti ketika dia kelaparan (</w:t>
+      </w:r>
+      <w:hyperlink r:id="rId781">
+        <w:r>
+          <w:rPr>
+            <w:lang w:val="id_ID" w:bidi="id_ID"/>
+          </w:rPr>
+          <w:rPr>
+            <w:color w:val="0000EE"/>
+            <w:u w:val="single"/>
+          </w:rPr>
+          <w:t>1Sam. 21:3–7</w:t>
+        </w:r>
+      </w:hyperlink>
+      <w:r>
+        <w:rPr>
+          <w:lang w:val="id_ID" w:bidi="id_ID"/>
+        </w:rPr>
+        <w:t>). Ia dan orang-orangnya membantu orang Mesir ini sebelum mereka mengetahui identitas atau kemampuannya untuk mendukung tujuan mereka.</w:t>
+      </w:r>
+      <w:r>
+        <w:rPr>
+          <w:lang w:val="id_ID" w:bidi="id_ID"/>
+        </w:rPr>
+      </w:r>
+      <w:r>
+        <w:rPr>
+          <w:lang w:val="id_ID" w:bidi="id_ID"/>
+        </w:rPr>
+      </w:r>
+    </w:p>
+    <w:p>
+      <w:pPr/>
+      <w:r>
+        <w:rPr>
+          <w:lang w:val="id_ID" w:bidi="id_ID"/>
+        </w:rPr>
+      </w:r>
+    </w:p>
+    <w:p>
+      <w:pPr>
+        <w:pStyle w:val="Heading2"/>
+      </w:pPr>
+      <w:r>
+        <w:rPr>
+          <w:lang w:val="id_ID" w:bidi="id_ID"/>
+        </w:rPr>
+        <w:t>1 Samuel 30:13</w:t>
+      </w:r>
+      <w:r>
+        <w:rPr>
+          <w:lang w:val="id_ID" w:bidi="id_ID"/>
+        </w:rPr>
+      </w:r>
+    </w:p>
+    <w:p>
+      <w:pPr/>
+      <w:r>
+        <w:rPr>
+          <w:lang w:val="id_ID" w:bidi="id_ID"/>
+        </w:rPr>
+      </w:r>
+      <w:r>
+        <w:rPr>
+          <w:lang w:val="id_ID" w:bidi="id_ID"/>
+        </w:rPr>
+        <w:t>karena ... aku jatuh sakit: Hanya budak yang sehat dan kuat yang bernilai bagi orang Amalek; sisanya dapat dibuang.</w:t>
+      </w:r>
+      <w:r>
+        <w:rPr>
+          <w:lang w:val="id_ID" w:bidi="id_ID"/>
+        </w:rPr>
+      </w:r>
+      <w:r>
+        <w:rPr>
+          <w:lang w:val="id_ID" w:bidi="id_ID"/>
+        </w:rPr>
+      </w:r>
+    </w:p>
+    <w:p>
+      <w:pPr/>
+      <w:r>
+        <w:rPr>
+          <w:lang w:val="id_ID" w:bidi="id_ID"/>
+        </w:rPr>
+      </w:r>
+    </w:p>
+    <w:p>
+      <w:pPr>
+        <w:pStyle w:val="Heading2"/>
+      </w:pPr>
+      <w:r>
+        <w:rPr>
+          <w:lang w:val="id_ID" w:bidi="id_ID"/>
+        </w:rPr>
+        <w:t>1 Samuel 30:14</w:t>
+      </w:r>
+      <w:r>
+        <w:rPr>
+          <w:lang w:val="id_ID" w:bidi="id_ID"/>
+        </w:rPr>
+      </w:r>
+    </w:p>
+    <w:p>
+      <w:pPr/>
+      <w:r>
+        <w:rPr>
+          <w:lang w:val="id_ID" w:bidi="id_ID"/>
+        </w:rPr>
+      </w:r>
+      <w:r>
+        <w:rPr>
+          <w:lang w:val="id_ID" w:bidi="id_ID"/>
+        </w:rPr>
+        <w:t xml:space="preserve">Tanah Negeb Kaleb terletak di padang gurun Yehuda, di sebelah selatan Hebron (lihat </w:t>
+      </w:r>
+      <w:hyperlink r:id="rId782">
+        <w:r>
+          <w:rPr>
+            <w:lang w:val="id_ID" w:bidi="id_ID"/>
+          </w:rPr>
+          <w:rPr>
+            <w:color w:val="0000EE"/>
+            <w:u w:val="single"/>
+          </w:rPr>
+          <w:t>Yos. 14:6–15</w:t>
+        </w:r>
+      </w:hyperlink>
+      <w:r>
+        <w:rPr>
+          <w:lang w:val="id_ID" w:bidi="id_ID"/>
+        </w:rPr>
+        <w:t>).</w:t>
+      </w:r>
+      <w:r>
+        <w:rPr>
+          <w:lang w:val="id_ID" w:bidi="id_ID"/>
+        </w:rPr>
+      </w:r>
+      <w:r>
+        <w:rPr>
+          <w:lang w:val="id_ID" w:bidi="id_ID"/>
+        </w:rPr>
+      </w:r>
+    </w:p>
+    <w:p>
+      <w:pPr/>
+      <w:r>
+        <w:rPr>
+          <w:lang w:val="id_ID" w:bidi="id_ID"/>
+        </w:rPr>
+      </w:r>
+    </w:p>
+    <w:p>
+      <w:pPr>
+        <w:pStyle w:val="Heading2"/>
+      </w:pPr>
+      <w:r>
+        <w:rPr>
+          <w:lang w:val="id_ID" w:bidi="id_ID"/>
+        </w:rPr>
+        <w:t>1 Samuel 30:17</w:t>
+      </w:r>
+      <w:r>
+        <w:rPr>
+          <w:lang w:val="id_ID" w:bidi="id_ID"/>
+        </w:rPr>
+      </w:r>
+    </w:p>
+    <w:p>
+      <w:pPr/>
+      <w:r>
+        <w:rPr>
+          <w:lang w:val="id_ID" w:bidi="id_ID"/>
+        </w:rPr>
+      </w:r>
+      <w:r>
+        <w:rPr>
+          <w:lang w:val="id_ID" w:bidi="id_ID"/>
+        </w:rPr>
+        <w:t>Jumlah total penyerbu Amalek pasti sangat besar mengingat 400 pemuda berhasil melarikan diri.</w:t>
+      </w:r>
+      <w:r>
+        <w:rPr>
+          <w:lang w:val="id_ID" w:bidi="id_ID"/>
+        </w:rPr>
+      </w:r>
+      <w:r>
+        <w:rPr>
+          <w:lang w:val="id_ID" w:bidi="id_ID"/>
+        </w:rPr>
+      </w:r>
+    </w:p>
+    <w:p>
+      <w:pPr/>
+      <w:r>
+        <w:rPr>
+          <w:lang w:val="id_ID" w:bidi="id_ID"/>
+        </w:rPr>
+      </w:r>
+    </w:p>
+    <w:p>
+      <w:pPr>
+        <w:pStyle w:val="Heading2"/>
+      </w:pPr>
+      <w:r>
+        <w:rPr>
+          <w:lang w:val="id_ID" w:bidi="id_ID"/>
+        </w:rPr>
+        <w:t>1 Samuel 30:21</w:t>
+      </w:r>
+      <w:r>
+        <w:rPr>
+          <w:lang w:val="id_ID" w:bidi="id_ID"/>
+        </w:rPr>
+      </w:r>
+    </w:p>
+    <w:p>
+      <w:pPr/>
+      <w:r>
+        <w:rPr>
+          <w:lang w:val="id_ID" w:bidi="id_ID"/>
+        </w:rPr>
+      </w:r>
+      <w:r>
+        <w:rPr>
+          <w:lang w:val="id_ID" w:bidi="id_ID"/>
+        </w:rPr>
+        <w:t>memberi salam kepada mereka: Daud tidak menegur mereka meskipun mereka tidak ikut serta dalam pertempuran.</w:t>
+      </w:r>
+      <w:r>
+        <w:rPr>
+          <w:lang w:val="id_ID" w:bidi="id_ID"/>
+        </w:rPr>
+      </w:r>
+      <w:r>
+        <w:rPr>
+          <w:lang w:val="id_ID" w:bidi="id_ID"/>
+        </w:rPr>
+      </w:r>
+    </w:p>
+    <w:p>
+      <w:pPr/>
+      <w:r>
+        <w:rPr>
+          <w:lang w:val="id_ID" w:bidi="id_ID"/>
+        </w:rPr>
+      </w:r>
+    </w:p>
+    <w:p>
+      <w:pPr>
+        <w:pStyle w:val="Heading2"/>
+      </w:pPr>
+      <w:r>
+        <w:rPr>
+          <w:lang w:val="id_ID" w:bidi="id_ID"/>
+        </w:rPr>
+        <w:t>1 Samuel 30:21–31:21</w:t>
+      </w:r>
+      <w:r>
+        <w:rPr>
+          <w:lang w:val="id_ID" w:bidi="id_ID"/>
+        </w:rPr>
+      </w:r>
+    </w:p>
+    <w:p>
+      <w:pPr/>
+      <w:r>
+        <w:rPr>
+          <w:lang w:val="id_ID" w:bidi="id_ID"/>
+        </w:rPr>
+      </w:r>
+      <w:r>
+        <w:rPr>
+          <w:lang w:val="id_ID" w:bidi="id_ID"/>
+        </w:rPr>
+        <w:t>Daud dengan murah hati membagikan rampasan kepada mereka yang berpartisipasi dalam pertempuran dan kepada mereka yang terlalu lelah untuk ikut serta.</w:t>
+      </w:r>
+      <w:r>
+        <w:rPr>
+          <w:lang w:val="id_ID" w:bidi="id_ID"/>
+        </w:rPr>
+      </w:r>
+      <w:r>
+        <w:rPr>
+          <w:lang w:val="id_ID" w:bidi="id_ID"/>
+        </w:rPr>
+      </w:r>
+    </w:p>
+    <w:p>
+      <w:pPr/>
+      <w:r>
+        <w:rPr>
+          <w:lang w:val="id_ID" w:bidi="id_ID"/>
+        </w:rPr>
+      </w:r>
+    </w:p>
+    <w:p>
+      <w:pPr>
+        <w:pStyle w:val="Heading2"/>
+      </w:pPr>
+      <w:r>
+        <w:rPr>
+          <w:lang w:val="id_ID" w:bidi="id_ID"/>
+        </w:rPr>
+        <w:t>1 Samuel 30:22</w:t>
+      </w:r>
+      <w:r>
+        <w:rPr>
+          <w:lang w:val="id_ID" w:bidi="id_ID"/>
+        </w:rPr>
+      </w:r>
+    </w:p>
+    <w:p>
+      <w:pPr/>
+      <w:r>
+        <w:rPr>
+          <w:lang w:val="id_ID" w:bidi="id_ID"/>
+        </w:rPr>
+      </w:r>
+      <w:r>
+        <w:rPr>
+          <w:lang w:val="id_ID" w:bidi="id_ID"/>
+        </w:rPr>
+        <w:t>biarlah mereka pergi: Kelompok yang tidak berperasaan ini ingin mengusir orang-orang yang tidak berpartisipasi tanpa mendapatkan imbalan.</w:t>
+      </w:r>
+      <w:r>
+        <w:rPr>
+          <w:lang w:val="id_ID" w:bidi="id_ID"/>
+        </w:rPr>
+      </w:r>
+      <w:r>
+        <w:rPr>
+          <w:lang w:val="id_ID" w:bidi="id_ID"/>
+        </w:rPr>
+      </w:r>
+    </w:p>
+    <w:p>
+      <w:pPr/>
+      <w:r>
+        <w:rPr>
+          <w:lang w:val="id_ID" w:bidi="id_ID"/>
+        </w:rPr>
+      </w:r>
+    </w:p>
+    <w:p>
+      <w:pPr>
+        <w:pStyle w:val="Heading2"/>
+      </w:pPr>
+      <w:r>
+        <w:rPr>
+          <w:lang w:val="id_ID" w:bidi="id_ID"/>
+        </w:rPr>
+        <w:t>1 Samuel 30:23</w:t>
+      </w:r>
+      <w:r>
+        <w:rPr>
+          <w:lang w:val="id_ID" w:bidi="id_ID"/>
+        </w:rPr>
+      </w:r>
+    </w:p>
+    <w:p>
+      <w:pPr/>
+      <w:r>
+        <w:rPr>
+          <w:lang w:val="id_ID" w:bidi="id_ID"/>
+        </w:rPr>
+      </w:r>
+      <w:r>
+        <w:rPr>
+          <w:lang w:val="id_ID" w:bidi="id_ID"/>
+        </w:rPr>
+        <w:t>apa yang diberikan Tuhan: Beberapa anggota pasukan Daud mengaitkan kesuksesan dengan kehebatan militer mereka sendiri, sedangkan Daud mengaitkan kemenangan kepada Allah dan memuliakan Dia.</w:t>
+      </w:r>
+      <w:r>
+        <w:rPr>
+          <w:lang w:val="id_ID" w:bidi="id_ID"/>
+        </w:rPr>
+      </w:r>
+      <w:r>
+        <w:rPr>
+          <w:lang w:val="id_ID" w:bidi="id_ID"/>
+        </w:rPr>
+      </w:r>
+    </w:p>
+    <w:p>
+      <w:pPr/>
+      <w:r>
+        <w:rPr>
+          <w:lang w:val="id_ID" w:bidi="id_ID"/>
+        </w:rPr>
+      </w:r>
+    </w:p>
+    <w:p>
+      <w:pPr>
+        <w:pStyle w:val="Heading2"/>
+      </w:pPr>
+      <w:r>
+        <w:rPr>
+          <w:lang w:val="id_ID" w:bidi="id_ID"/>
+        </w:rPr>
+        <w:t>1 Samuel 30:24</w:t>
+      </w:r>
+      <w:r>
+        <w:rPr>
+          <w:lang w:val="id_ID" w:bidi="id_ID"/>
+        </w:rPr>
+      </w:r>
+    </w:p>
+    <w:p>
+      <w:pPr/>
+      <w:r>
+        <w:rPr>
+          <w:lang w:val="id_ID" w:bidi="id_ID"/>
+        </w:rPr>
+      </w:r>
+      <w:r>
+        <w:rPr>
+          <w:lang w:val="id_ID" w:bidi="id_ID"/>
+        </w:rPr>
+        <w:t xml:space="preserve">dibagi sama-sama: Bdk. </w:t>
+      </w:r>
+      <w:hyperlink r:id="rId783">
+        <w:r>
+          <w:rPr>
+            <w:lang w:val="id_ID" w:bidi="id_ID"/>
+          </w:rPr>
+          <w:rPr>
+            <w:color w:val="0000EE"/>
+            <w:u w:val="single"/>
+          </w:rPr>
+          <w:t>Bil. 31:25–47</w:t>
+        </w:r>
+      </w:hyperlink>
+      <w:r>
+        <w:rPr>
+          <w:lang w:val="id_ID" w:bidi="id_ID"/>
+        </w:rPr>
+        <w:t>, di mana Musa membagi rampasan perang antara mereka yang berperang dan umat lainnya.</w:t>
+      </w:r>
+      <w:r>
+        <w:rPr>
+          <w:lang w:val="id_ID" w:bidi="id_ID"/>
+        </w:rPr>
+      </w:r>
+      <w:r>
+        <w:rPr>
+          <w:lang w:val="id_ID" w:bidi="id_ID"/>
+        </w:rPr>
+      </w:r>
+    </w:p>
+    <w:p>
+      <w:pPr/>
+      <w:r>
+        <w:rPr>
+          <w:lang w:val="id_ID" w:bidi="id_ID"/>
+        </w:rPr>
+      </w:r>
+    </w:p>
+    <w:p>
+      <w:pPr>
+        <w:pStyle w:val="Heading2"/>
+      </w:pPr>
+      <w:r>
+        <w:rPr>
+          <w:lang w:val="id_ID" w:bidi="id_ID"/>
+        </w:rPr>
+        <w:t>1 Samuel 30:26</w:t>
+      </w:r>
+      <w:r>
+        <w:rPr>
+          <w:lang w:val="id_ID" w:bidi="id_ID"/>
+        </w:rPr>
+      </w:r>
+    </w:p>
+    <w:p>
+      <w:pPr/>
+      <w:r>
+        <w:rPr>
+          <w:lang w:val="id_ID" w:bidi="id_ID"/>
+        </w:rPr>
+      </w:r>
+      <w:r>
+        <w:rPr>
+          <w:lang w:val="id_ID" w:bidi="id_ID"/>
+        </w:rPr>
+        <w:t>para tua-tua di Yehuda … kepada teman-temannya: Daud menunjukkan kemurahan hatinya kepada orang-orang berpengaruh di seluruh wilayah sukunya, mungkin untuk mendapatkan dukungan mereka sebagai raja.</w:t>
+      </w:r>
+      <w:r>
+        <w:rPr>
+          <w:lang w:val="id_ID" w:bidi="id_ID"/>
+        </w:rPr>
+      </w:r>
+      <w:r>
+        <w:rPr>
+          <w:lang w:val="id_ID" w:bidi="id_ID"/>
+        </w:rPr>
+      </w:r>
+    </w:p>
+    <w:p>
+      <w:pPr/>
+      <w:r>
+        <w:rPr>
+          <w:lang w:val="id_ID" w:bidi="id_ID"/>
+        </w:rPr>
+      </w:r>
+    </w:p>
+    <w:p>
+      <w:pPr>
+        <w:pStyle w:val="Heading2"/>
+      </w:pPr>
+      <w:r>
+        <w:rPr>
+          <w:lang w:val="id_ID" w:bidi="id_ID"/>
+        </w:rPr>
+        <w:t>1 Samuel 30:27–30</w:t>
+      </w:r>
+      <w:r>
+        <w:rPr>
+          <w:lang w:val="id_ID" w:bidi="id_ID"/>
+        </w:rPr>
+      </w:r>
+    </w:p>
+    <w:p>
+      <w:pPr/>
+      <w:r>
+        <w:rPr>
+          <w:lang w:val="id_ID" w:bidi="id_ID"/>
+        </w:rPr>
+      </w:r>
+      <w:r>
+        <w:rPr>
+          <w:lang w:val="id_ID" w:bidi="id_ID"/>
+        </w:rPr>
+        <w:t xml:space="preserve">Semua tempat yang disebutkan di sini terletak di sebelah selatan Yehuda. Daud akhirnya muncul dari wilayah ini sebagai raja (lihat </w:t>
+      </w:r>
+      <w:hyperlink r:id="rId784">
+        <w:r>
+          <w:rPr>
+            <w:lang w:val="id_ID" w:bidi="id_ID"/>
+          </w:rPr>
+          <w:rPr>
+            <w:color w:val="0000EE"/>
+            <w:u w:val="single"/>
+          </w:rPr>
+          <w:t>2Sam. 2:1–4</w:t>
+        </w:r>
+      </w:hyperlink>
+      <w:r>
+        <w:rPr>
+          <w:lang w:val="id_ID" w:bidi="id_ID"/>
+        </w:rPr>
+        <w:t>).</w:t>
+      </w:r>
+      <w:r>
+        <w:rPr>
+          <w:lang w:val="id_ID" w:bidi="id_ID"/>
+        </w:rPr>
+      </w:r>
+      <w:r>
+        <w:rPr>
+          <w:lang w:val="id_ID" w:bidi="id_ID"/>
+        </w:rPr>
+      </w:r>
+    </w:p>
+    <w:p>
+      <w:pPr/>
+      <w:r>
+        <w:rPr>
+          <w:lang w:val="id_ID" w:bidi="id_ID"/>
+        </w:rPr>
+      </w:r>
+    </w:p>
+    <w:p>
+      <w:pPr>
+        <w:pStyle w:val="Heading2"/>
+      </w:pPr>
+      <w:r>
+        <w:rPr>
+          <w:lang w:val="id_ID" w:bidi="id_ID"/>
+        </w:rPr>
+        <w:t>1 Samuel 30:31</w:t>
+      </w:r>
+      <w:r>
+        <w:rPr>
+          <w:lang w:val="id_ID" w:bidi="id_ID"/>
+        </w:rPr>
+      </w:r>
+    </w:p>
+    <w:p>
+      <w:pPr/>
+      <w:r>
+        <w:rPr>
+          <w:lang w:val="id_ID" w:bidi="id_ID"/>
+        </w:rPr>
+      </w:r>
+      <w:r>
+        <w:rPr>
+          <w:lang w:val="id_ID" w:bidi="id_ID"/>
+        </w:rPr>
+        <w:t>Dari Hebron</w:t>
+      </w:r>
+      <w:r>
+        <w:rPr>
+          <w:i/>
+          <w:lang w:val="id_ID" w:bidi="id_ID"/>
+        </w:rPr>
+        <w:t>,</w:t>
+      </w:r>
+      <w:r>
+        <w:rPr>
+          <w:lang w:val="id_ID" w:bidi="id_ID"/>
+        </w:rPr>
+        <w:t xml:space="preserve"> Daud memerintah sebagai raja atas Yehuda selama 7 setengah tahun (</w:t>
+      </w:r>
+      <w:hyperlink r:id="rId785">
+        <w:r>
+          <w:rPr>
+            <w:lang w:val="id_ID" w:bidi="id_ID"/>
+          </w:rPr>
+          <w:rPr>
+            <w:color w:val="0000EE"/>
+            <w:u w:val="single"/>
+          </w:rPr>
+          <w:t>2Sam. 2:1–7</w:t>
+        </w:r>
+      </w:hyperlink>
+      <w:r>
+        <w:rPr>
+          <w:lang w:val="id_ID" w:bidi="id_ID"/>
+        </w:rPr>
+        <w:t xml:space="preserve">; </w:t>
+      </w:r>
+      <w:hyperlink r:id="rId786">
+        <w:r>
+          <w:rPr>
+            <w:lang w:val="id_ID" w:bidi="id_ID"/>
+          </w:rPr>
+          <w:rPr>
+            <w:color w:val="0000EE"/>
+            <w:u w:val="single"/>
+          </w:rPr>
+          <w:t>5:5</w:t>
+        </w:r>
+      </w:hyperlink>
+      <w:r>
+        <w:rPr>
+          <w:lang w:val="id_ID" w:bidi="id_ID"/>
+        </w:rPr>
+        <w:t>).</w:t>
+      </w:r>
+      <w:r>
+        <w:rPr>
+          <w:lang w:val="id_ID" w:bidi="id_ID"/>
+        </w:rPr>
+      </w:r>
+      <w:r>
+        <w:rPr>
+          <w:lang w:val="id_ID" w:bidi="id_ID"/>
+        </w:rPr>
+      </w:r>
+    </w:p>
+    <w:p>
+      <w:pPr/>
+      <w:r>
+        <w:rPr>
+          <w:lang w:val="id_ID" w:bidi="id_ID"/>
+        </w:rPr>
+      </w:r>
+    </w:p>
+    <w:p>
+      <w:pPr>
+        <w:pStyle w:val="Heading2"/>
+      </w:pPr>
+      <w:r>
+        <w:rPr>
+          <w:lang w:val="id_ID" w:bidi="id_ID"/>
+        </w:rPr>
+        <w:t>1 Samuel 31:1</w:t>
+      </w:r>
+      <w:r>
+        <w:rPr>
+          <w:lang w:val="id_ID" w:bidi="id_ID"/>
+        </w:rPr>
+      </w:r>
+    </w:p>
+    <w:p>
+      <w:pPr/>
+      <w:r>
+        <w:rPr>
+          <w:lang w:val="id_ID" w:bidi="id_ID"/>
+        </w:rPr>
+      </w:r>
+      <w:r>
+        <w:rPr>
+          <w:lang w:val="id_ID" w:bidi="id_ID"/>
+        </w:rPr>
+        <w:t>Bangsa Israel melarikan diri ke sebelah tenggara dari Lembah Yizreel (</w:t>
+      </w:r>
+      <w:hyperlink r:id="rId787">
+        <w:r>
+          <w:rPr>
+            <w:lang w:val="id_ID" w:bidi="id_ID"/>
+          </w:rPr>
+          <w:rPr>
+            <w:color w:val="0000EE"/>
+            <w:u w:val="single"/>
+          </w:rPr>
+          <w:t>1Sam. 29:1</w:t>
+        </w:r>
+      </w:hyperlink>
+      <w:r>
+        <w:rPr>
+          <w:lang w:val="id_ID" w:bidi="id_ID"/>
+        </w:rPr>
+        <w:t>) menuju daerah yang lebih tinggi dan berbukit. Dengan kereta perang mereka, bangsa Filistin memiliki keuntungan di lembah yang lebih datar. • Gunung Gilboa terletak di barat daya danau Galilea, jauh dari wilayah bangsa Filistin.</w:t>
+      </w:r>
+      <w:r>
+        <w:rPr>
+          <w:lang w:val="id_ID" w:bidi="id_ID"/>
+        </w:rPr>
+      </w:r>
+      <w:r>
+        <w:rPr>
+          <w:lang w:val="id_ID" w:bidi="id_ID"/>
+        </w:rPr>
+      </w:r>
+    </w:p>
+    <w:p>
+      <w:pPr/>
+      <w:r>
+        <w:rPr>
+          <w:lang w:val="id_ID" w:bidi="id_ID"/>
+        </w:rPr>
+      </w:r>
+    </w:p>
+    <w:p>
+      <w:pPr>
+        <w:pStyle w:val="Heading2"/>
+      </w:pPr>
+      <w:r>
+        <w:rPr>
+          <w:lang w:val="id_ID" w:bidi="id_ID"/>
+        </w:rPr>
+        <w:t>1 Samuel 31:1–13</w:t>
+      </w:r>
+      <w:r>
+        <w:rPr>
+          <w:lang w:val="id_ID" w:bidi="id_ID"/>
+        </w:rPr>
+      </w:r>
+    </w:p>
+    <w:p>
+      <w:pPr/>
+      <w:r>
+        <w:rPr>
+          <w:lang w:val="id_ID" w:bidi="id_ID"/>
+        </w:rPr>
+      </w:r>
+      <w:r>
+        <w:rPr>
+          <w:lang w:val="id_ID" w:bidi="id_ID"/>
+        </w:rPr>
+        <w:t xml:space="preserve">Sementara Daud berada di selatan dan berhasil melawan orang Amalek (psl. </w:t>
+      </w:r>
+      <w:hyperlink r:id="rId788">
+        <w:r>
+          <w:rPr>
+            <w:lang w:val="id_ID" w:bidi="id_ID"/>
+          </w:rPr>
+          <w:rPr>
+            <w:color w:val="0000EE"/>
+            <w:u w:val="single"/>
+          </w:rPr>
+          <w:t>30</w:t>
+        </w:r>
+      </w:hyperlink>
+      <w:r>
+        <w:rPr>
+          <w:lang w:val="id_ID" w:bidi="id_ID"/>
+        </w:rPr>
+        <w:t>), Saul berada di utara dan tidak berhasil melawan orang Filistin.</w:t>
+      </w:r>
+      <w:r>
+        <w:rPr>
+          <w:lang w:val="id_ID" w:bidi="id_ID"/>
+        </w:rPr>
+      </w:r>
+      <w:r>
+        <w:rPr>
+          <w:lang w:val="id_ID" w:bidi="id_ID"/>
+        </w:rPr>
+      </w:r>
+    </w:p>
+    <w:p>
+      <w:pPr/>
+      <w:r>
+        <w:rPr>
+          <w:lang w:val="id_ID" w:bidi="id_ID"/>
+        </w:rPr>
+      </w:r>
+    </w:p>
+    <w:p>
+      <w:pPr>
+        <w:pStyle w:val="Heading2"/>
+      </w:pPr>
+      <w:r>
+        <w:rPr>
+          <w:lang w:val="id_ID" w:bidi="id_ID"/>
+        </w:rPr>
+        <w:t>1 Samuel 31:2</w:t>
+      </w:r>
+      <w:r>
+        <w:rPr>
+          <w:lang w:val="id_ID" w:bidi="id_ID"/>
+        </w:rPr>
+      </w:r>
+    </w:p>
+    <w:p>
+      <w:pPr/>
+      <w:r>
+        <w:rPr>
+          <w:lang w:val="id_ID" w:bidi="id_ID"/>
+        </w:rPr>
+      </w:r>
+      <w:r>
+        <w:rPr>
+          <w:lang w:val="id_ID" w:bidi="id_ID"/>
+        </w:rPr>
+        <w:t xml:space="preserve">Yonatan … Malkisua: Lihat </w:t>
+      </w:r>
+      <w:hyperlink r:id="rId789">
+        <w:r>
+          <w:rPr>
+            <w:lang w:val="id_ID" w:bidi="id_ID"/>
+          </w:rPr>
+          <w:rPr>
+            <w:color w:val="0000EE"/>
+            <w:u w:val="single"/>
+          </w:rPr>
+          <w:t>1Sam. 14:49</w:t>
+        </w:r>
+      </w:hyperlink>
+      <w:r>
+        <w:rPr>
+          <w:lang w:val="id_ID" w:bidi="id_ID"/>
+        </w:rPr>
+        <w:t xml:space="preserve">. Ini adalah penyebutan pertama putra Saul, Abinadab (bdk. </w:t>
+      </w:r>
+      <w:hyperlink r:id="rId790">
+        <w:r>
+          <w:rPr>
+            <w:lang w:val="id_ID" w:bidi="id_ID"/>
+          </w:rPr>
+          <w:rPr>
+            <w:color w:val="0000EE"/>
+            <w:u w:val="single"/>
+          </w:rPr>
+          <w:t>1Taw. 8:33</w:t>
+        </w:r>
+      </w:hyperlink>
+      <w:r>
+        <w:rPr>
+          <w:lang w:val="id_ID" w:bidi="id_ID"/>
+        </w:rPr>
+        <w:t xml:space="preserve">; </w:t>
+      </w:r>
+      <w:hyperlink r:id="rId791">
+        <w:r>
+          <w:rPr>
+            <w:lang w:val="id_ID" w:bidi="id_ID"/>
+          </w:rPr>
+          <w:rPr>
+            <w:color w:val="0000EE"/>
+            <w:u w:val="single"/>
+          </w:rPr>
+          <w:t>9:39</w:t>
+        </w:r>
+      </w:hyperlink>
+      <w:r>
+        <w:rPr>
+          <w:lang w:val="id_ID" w:bidi="id_ID"/>
+        </w:rPr>
+        <w:t>).</w:t>
+      </w:r>
+      <w:r>
+        <w:rPr>
+          <w:lang w:val="id_ID" w:bidi="id_ID"/>
+        </w:rPr>
+      </w:r>
+      <w:r>
+        <w:rPr>
+          <w:lang w:val="id_ID" w:bidi="id_ID"/>
+        </w:rPr>
+      </w:r>
+    </w:p>
+    <w:p>
+      <w:pPr/>
+      <w:r>
+        <w:rPr>
+          <w:lang w:val="id_ID" w:bidi="id_ID"/>
+        </w:rPr>
+      </w:r>
+    </w:p>
+    <w:p>
+      <w:pPr>
+        <w:pStyle w:val="Heading2"/>
+      </w:pPr>
+      <w:r>
+        <w:rPr>
+          <w:lang w:val="id_ID" w:bidi="id_ID"/>
+        </w:rPr>
+        <w:t>1 Samuel 31:4</w:t>
+      </w:r>
+      <w:r>
+        <w:rPr>
+          <w:lang w:val="id_ID" w:bidi="id_ID"/>
+        </w:rPr>
+      </w:r>
+    </w:p>
+    <w:p>
+      <w:pPr/>
+      <w:r>
+        <w:rPr>
+          <w:lang w:val="id_ID" w:bidi="id_ID"/>
+        </w:rPr>
+      </w:r>
+      <w:r>
+        <w:rPr>
+          <w:lang w:val="id_ID" w:bidi="id_ID"/>
+        </w:rPr>
+        <w:t>Daud pernah memegang posisi sebagai pembawa senjata (</w:t>
+      </w:r>
+      <w:hyperlink r:id="rId792">
+        <w:r>
+          <w:rPr>
+            <w:lang w:val="id_ID" w:bidi="id_ID"/>
+          </w:rPr>
+          <w:rPr>
+            <w:color w:val="0000EE"/>
+            <w:u w:val="single"/>
+          </w:rPr>
+          <w:t>1Sam. 16:21</w:t>
+        </w:r>
+      </w:hyperlink>
+      <w:r>
+        <w:rPr>
+          <w:lang w:val="id_ID" w:bidi="id_ID"/>
+        </w:rPr>
+        <w:t>). • tikamlah aku: Ini adalah salah satu dari banyak kesamaan antara kematian Abimelekh pada zaman hakim-hakim (</w:t>
+      </w:r>
+      <w:hyperlink r:id="rId793">
+        <w:r>
+          <w:rPr>
+            <w:lang w:val="id_ID" w:bidi="id_ID"/>
+          </w:rPr>
+          <w:rPr>
+            <w:color w:val="0000EE"/>
+            <w:u w:val="single"/>
+          </w:rPr>
+          <w:t>Hak. 9</w:t>
+        </w:r>
+      </w:hyperlink>
+      <w:r>
+        <w:rPr>
+          <w:lang w:val="id_ID" w:bidi="id_ID"/>
+        </w:rPr>
+        <w:t xml:space="preserve">) dan Saul, raja nasional pertama Israel (bdk. </w:t>
+      </w:r>
+      <w:hyperlink r:id="rId532">
+        <w:r>
+          <w:rPr>
+            <w:lang w:val="id_ID" w:bidi="id_ID"/>
+          </w:rPr>
+          <w:rPr>
+            <w:color w:val="0000EE"/>
+            <w:u w:val="single"/>
+          </w:rPr>
+          <w:t>Hak. 9:54</w:t>
+        </w:r>
+      </w:hyperlink>
+      <w:r>
+        <w:rPr>
+          <w:lang w:val="id_ID" w:bidi="id_ID"/>
+        </w:rPr>
+        <w:t>).</w:t>
+      </w:r>
+      <w:r>
+        <w:rPr>
+          <w:lang w:val="id_ID" w:bidi="id_ID"/>
+        </w:rPr>
+      </w:r>
+      <w:r>
+        <w:rPr>
+          <w:lang w:val="id_ID" w:bidi="id_ID"/>
+        </w:rPr>
+      </w:r>
+    </w:p>
+    <w:p>
+      <w:pPr/>
+      <w:r>
+        <w:rPr>
+          <w:lang w:val="id_ID" w:bidi="id_ID"/>
+        </w:rPr>
+      </w:r>
+    </w:p>
+    <w:p>
+      <w:pPr>
+        <w:pStyle w:val="Heading2"/>
+      </w:pPr>
+      <w:r>
+        <w:rPr>
+          <w:lang w:val="id_ID" w:bidi="id_ID"/>
+        </w:rPr>
+        <w:t>1 Samuel 31:8</w:t>
+      </w:r>
+      <w:r>
+        <w:rPr>
+          <w:lang w:val="id_ID" w:bidi="id_ID"/>
+        </w:rPr>
+      </w:r>
+    </w:p>
+    <w:p>
+      <w:pPr/>
+      <w:r>
+        <w:rPr>
+          <w:lang w:val="id_ID" w:bidi="id_ID"/>
+        </w:rPr>
+      </w:r>
+      <w:r>
+        <w:rPr>
+          <w:lang w:val="id_ID" w:bidi="id_ID"/>
+        </w:rPr>
+        <w:t>Tentara yang menang akan memeriksa jenazah mereka yang gugur untuk mencari barang berharga seperti pakaian, senjata, atau perhiasan.</w:t>
+      </w:r>
+      <w:r>
+        <w:rPr>
+          <w:lang w:val="id_ID" w:bidi="id_ID"/>
+        </w:rPr>
+      </w:r>
+      <w:r>
+        <w:rPr>
+          <w:lang w:val="id_ID" w:bidi="id_ID"/>
+        </w:rPr>
+      </w:r>
+    </w:p>
+    <w:p>
+      <w:pPr/>
+      <w:r>
+        <w:rPr>
+          <w:lang w:val="id_ID" w:bidi="id_ID"/>
+        </w:rPr>
+      </w:r>
+    </w:p>
+    <w:p>
+      <w:pPr>
+        <w:pStyle w:val="Heading2"/>
+      </w:pPr>
+      <w:r>
+        <w:rPr>
+          <w:lang w:val="id_ID" w:bidi="id_ID"/>
+        </w:rPr>
+        <w:t>1 Samuel 31:9</w:t>
+      </w:r>
+      <w:r>
+        <w:rPr>
+          <w:lang w:val="id_ID" w:bidi="id_ID"/>
+        </w:rPr>
+      </w:r>
+    </w:p>
+    <w:p>
+      <w:pPr/>
+      <w:r>
+        <w:rPr>
+          <w:lang w:val="id_ID" w:bidi="id_ID"/>
+        </w:rPr>
+      </w:r>
+      <w:r>
+        <w:rPr>
+          <w:lang w:val="id_ID" w:bidi="id_ID"/>
+        </w:rPr>
+        <w:t>Di dunia kuno, kematian seorang raja musuh dianggap kabar baik</w:t>
+      </w:r>
+      <w:r>
+        <w:rPr>
+          <w:i/>
+          <w:lang w:val="id_ID" w:bidi="id_ID"/>
+        </w:rPr>
+        <w:t>,</w:t>
+      </w:r>
+      <w:r>
+        <w:rPr>
+          <w:lang w:val="id_ID" w:bidi="id_ID"/>
+        </w:rPr>
+        <w:t xml:space="preserve"> karena itu berarti dewa musuh telah dikalahkan. Namun, orang Filistin tidak menyadari bahwa kemenangan mereka akan bersifat sementara dan tidak berarti. Daud, raja yang diurapi oleh Tuhan yang sejati, akan segera berkuasa dan membalas orang Filistin dengan hebat. Alih-alih mengalahkan Allah Israel, orang Filistin justru sedang menggenapi rencana-Nya.</w:t>
+      </w:r>
+      <w:r>
+        <w:rPr>
+          <w:lang w:val="id_ID" w:bidi="id_ID"/>
+        </w:rPr>
+      </w:r>
+      <w:r>
+        <w:rPr>
+          <w:lang w:val="id_ID" w:bidi="id_ID"/>
+        </w:rPr>
+      </w:r>
+    </w:p>
+    <w:p>
+      <w:pPr/>
+      <w:r>
+        <w:rPr>
+          <w:lang w:val="id_ID" w:bidi="id_ID"/>
+        </w:rPr>
+      </w:r>
+    </w:p>
+    <w:p>
+      <w:pPr>
+        <w:pStyle w:val="Heading2"/>
+      </w:pPr>
+      <w:r>
+        <w:rPr>
+          <w:lang w:val="id_ID" w:bidi="id_ID"/>
+        </w:rPr>
+        <w:t>1 Samuel 31:10</w:t>
+      </w:r>
+      <w:r>
+        <w:rPr>
+          <w:lang w:val="id_ID" w:bidi="id_ID"/>
+        </w:rPr>
+      </w:r>
+    </w:p>
+    <w:p>
+      <w:pPr/>
+      <w:r>
+        <w:rPr>
+          <w:lang w:val="id_ID" w:bidi="id_ID"/>
+        </w:rPr>
+      </w:r>
+      <w:r>
+        <w:rPr>
+          <w:lang w:val="id_ID" w:bidi="id_ID"/>
+        </w:rPr>
+        <w:t xml:space="preserve">Asytoret: Lihat </w:t>
+      </w:r>
+      <w:hyperlink r:id="rId369">
+        <w:r>
+          <w:rPr>
+            <w:lang w:val="id_ID" w:bidi="id_ID"/>
+          </w:rPr>
+          <w:rPr>
+            <w:color w:val="0000EE"/>
+            <w:u w:val="single"/>
+          </w:rPr>
+          <w:t>1Sam. 7:3</w:t>
+        </w:r>
+      </w:hyperlink>
+      <w:r>
+        <w:rPr>
+          <w:lang w:val="id_ID" w:bidi="id_ID"/>
+        </w:rPr>
+        <w:t xml:space="preserve">. • mayatnya dipakukan: Praktik ini semakin merendahkan orang yang dieksekusi dengan menghalangi mereka mendapatkan pemakaman yang layak. Praktik ini juga berfungsi sebagai pencegah bagi musuh potensial lainnya (lihat juga </w:t>
+      </w:r>
+      <w:hyperlink r:id="rId794">
+        <w:r>
+          <w:rPr>
+            <w:lang w:val="id_ID" w:bidi="id_ID"/>
+          </w:rPr>
+          <w:rPr>
+            <w:color w:val="0000EE"/>
+            <w:u w:val="single"/>
+          </w:rPr>
+          <w:t>Kej. 40:19</w:t>
+        </w:r>
+      </w:hyperlink>
+      <w:r>
+        <w:rPr>
+          <w:lang w:val="id_ID" w:bidi="id_ID"/>
+        </w:rPr>
+        <w:t xml:space="preserve">; </w:t>
+      </w:r>
+      <w:hyperlink r:id="rId795">
+        <w:r>
+          <w:rPr>
+            <w:lang w:val="id_ID" w:bidi="id_ID"/>
+          </w:rPr>
+          <w:rPr>
+            <w:color w:val="0000EE"/>
+            <w:u w:val="single"/>
+          </w:rPr>
+          <w:t>Ul. 21:21–22</w:t>
+        </w:r>
+      </w:hyperlink>
+      <w:r>
+        <w:rPr>
+          <w:lang w:val="id_ID" w:bidi="id_ID"/>
+        </w:rPr>
+        <w:t xml:space="preserve">; </w:t>
+      </w:r>
+      <w:hyperlink r:id="rId796">
+        <w:r>
+          <w:rPr>
+            <w:lang w:val="id_ID" w:bidi="id_ID"/>
+          </w:rPr>
+          <w:rPr>
+            <w:color w:val="0000EE"/>
+            <w:u w:val="single"/>
+          </w:rPr>
+          <w:t>Yos. 10:26</w:t>
+        </w:r>
+      </w:hyperlink>
+      <w:r>
+        <w:rPr>
+          <w:lang w:val="id_ID" w:bidi="id_ID"/>
+        </w:rPr>
+        <w:t xml:space="preserve">; </w:t>
+      </w:r>
+      <w:hyperlink r:id="rId797">
+        <w:r>
+          <w:rPr>
+            <w:lang w:val="id_ID" w:bidi="id_ID"/>
+          </w:rPr>
+          <w:rPr>
+            <w:color w:val="0000EE"/>
+            <w:u w:val="single"/>
+          </w:rPr>
+          <w:t>Est. 9:6–14</w:t>
+        </w:r>
+      </w:hyperlink>
+      <w:r>
+        <w:rPr>
+          <w:lang w:val="id_ID" w:bidi="id_ID"/>
+        </w:rPr>
+        <w:t>). • Bet-Sean terletak tidak jauh di sebelah timur Gunung Gilboa.</w:t>
+      </w:r>
+      <w:r>
+        <w:rPr>
+          <w:lang w:val="id_ID" w:bidi="id_ID"/>
+        </w:rPr>
+      </w:r>
+      <w:r>
+        <w:rPr>
+          <w:lang w:val="id_ID" w:bidi="id_ID"/>
+        </w:rPr>
+      </w:r>
+    </w:p>
+    <w:p>
+      <w:pPr/>
+      <w:r>
+        <w:rPr>
+          <w:lang w:val="id_ID" w:bidi="id_ID"/>
+        </w:rPr>
+      </w:r>
+    </w:p>
+    <w:p>
+      <w:pPr>
+        <w:pStyle w:val="Heading2"/>
+      </w:pPr>
+      <w:r>
+        <w:rPr>
+          <w:lang w:val="id_ID" w:bidi="id_ID"/>
+        </w:rPr>
+        <w:t>1 Samuel 31:11</w:t>
+      </w:r>
+      <w:r>
+        <w:rPr>
+          <w:lang w:val="id_ID" w:bidi="id_ID"/>
+        </w:rPr>
+      </w:r>
+    </w:p>
+    <w:p>
+      <w:pPr/>
+      <w:r>
+        <w:rPr>
+          <w:lang w:val="id_ID" w:bidi="id_ID"/>
+        </w:rPr>
+      </w:r>
+      <w:r>
+        <w:rPr>
+          <w:lang w:val="id_ID" w:bidi="id_ID"/>
+        </w:rPr>
+        <w:t>Penduduk Yabesh-Gilead membalas budi kepada Saul atas jasanya menyelamatkan mereka dari orang Amon dan raja mereka, Nahas (</w:t>
+      </w:r>
+      <w:hyperlink r:id="rId798">
+        <w:r>
+          <w:rPr>
+            <w:lang w:val="id_ID" w:bidi="id_ID"/>
+          </w:rPr>
+          <w:rPr>
+            <w:color w:val="0000EE"/>
+            <w:u w:val="single"/>
+          </w:rPr>
+          <w:t>1Sam. 11:1–13</w:t>
+        </w:r>
+      </w:hyperlink>
+      <w:r>
+        <w:rPr>
+          <w:lang w:val="id_ID" w:bidi="id_ID"/>
+        </w:rPr>
+        <w:t>). Yabesh-Gilead terletak sekitar dua belas mil tenggara Bet-Sean dan melintasi Sungai Yordan.</w:t>
+      </w:r>
+      <w:r>
+        <w:rPr>
+          <w:lang w:val="id_ID" w:bidi="id_ID"/>
+        </w:rPr>
+      </w:r>
+      <w:r>
+        <w:rPr>
+          <w:lang w:val="id_ID" w:bidi="id_ID"/>
+        </w:rPr>
+      </w:r>
+    </w:p>
+    <w:p>
+      <w:pPr/>
+      <w:r>
+        <w:rPr>
+          <w:lang w:val="id_ID" w:bidi="id_ID"/>
+        </w:rPr>
+      </w:r>
+    </w:p>
+    <w:p>
+      <w:pPr>
+        <w:pStyle w:val="Heading2"/>
+      </w:pPr>
+      <w:r>
+        <w:rPr>
+          <w:lang w:val="id_ID" w:bidi="id_ID"/>
+        </w:rPr>
+        <w:t>1 Samuel 31:12</w:t>
+      </w:r>
+      <w:r>
+        <w:rPr>
+          <w:lang w:val="id_ID" w:bidi="id_ID"/>
+        </w:rPr>
+      </w:r>
+    </w:p>
+    <w:p>
+      <w:pPr/>
+      <w:r>
+        <w:rPr>
+          <w:lang w:val="id_ID" w:bidi="id_ID"/>
+        </w:rPr>
+      </w:r>
+      <w:r>
+        <w:rPr>
+          <w:lang w:val="id_ID" w:bidi="id_ID"/>
+        </w:rPr>
+        <w:t>membakar mayat-mayat itu: Kremasi jarang dilakukan. Ada kemungkinan mayat dibakar karena pembusukan sudah mulai terjadi.</w:t>
+      </w:r>
+      <w:r>
+        <w:rPr>
+          <w:lang w:val="id_ID" w:bidi="id_ID"/>
+        </w:rPr>
+      </w:r>
+      <w:r>
+        <w:rPr>
+          <w:lang w:val="id_ID" w:bidi="id_ID"/>
+        </w:rPr>
+      </w:r>
+    </w:p>
+    <w:p>
+      <w:pPr/>
+      <w:r>
+        <w:rPr>
+          <w:lang w:val="id_ID" w:bidi="id_ID"/>
+        </w:rPr>
+      </w:r>
+    </w:p>
+    <w:p>
+      <w:pPr>
+        <w:pStyle w:val="Heading2"/>
+      </w:pPr>
+      <w:r>
+        <w:rPr>
+          <w:lang w:val="id_ID" w:bidi="id_ID"/>
+        </w:rPr>
+        <w:t>1 Samuel 31:13</w:t>
+      </w:r>
+      <w:r>
+        <w:rPr>
+          <w:lang w:val="id_ID" w:bidi="id_ID"/>
+        </w:rPr>
+      </w:r>
+    </w:p>
+    <w:p>
+      <w:pPr/>
+      <w:r>
+        <w:rPr>
+          <w:lang w:val="id_ID" w:bidi="id_ID"/>
+        </w:rPr>
+      </w:r>
+      <w:r>
+        <w:rPr>
+          <w:lang w:val="id_ID" w:bidi="id_ID"/>
+        </w:rPr>
+        <w:t xml:space="preserve">tulang-tulangnya … Yabesh: Ini bukan tempat peristirahatan terakhir dari jenazah Saul (lihat </w:t>
+      </w:r>
+      <w:hyperlink r:id="rId799">
+        <w:r>
+          <w:rPr>
+            <w:lang w:val="id_ID" w:bidi="id_ID"/>
+          </w:rPr>
+          <w:rPr>
+            <w:color w:val="0000EE"/>
+            <w:u w:val="single"/>
+          </w:rPr>
+          <w:t>2Sam. 21:12–14</w:t>
+        </w:r>
+      </w:hyperlink>
+      <w:r>
+        <w:rPr>
+          <w:lang w:val="id_ID" w:bidi="id_ID"/>
+        </w:rPr>
+        <w:t>). • Akhir dari Kitab 1 Samuel membawa sejarah Israel kembali ke situasi di akhir masa hakim-hakim, ketika "Israel tidak memiliki raja." Sekali lagi, orang Filistin menguasai. Daud memiliki pengurapan Allah tetapi belum memiliki mahkota. Dia memiliki istri tetapi belum memiliki anak laki-laki. Hubungannya dengan orang Filistin yang dibenci mungkin membahayakan posisinya di antara bangsanya sendiri. Jalan masa depan Daud akan menantang, tetapi Allah jelas bersamanya.</w:t>
       </w:r>
       <w:r>
         <w:rPr>

--- a/ind/docx/09.content.docx
+++ b/ind/docx/09.content.docx
@@ -19,7 +19,7 @@
         <w:rPr>
           <w:lang w:val="id_ID" w:bidi="id_ID"/>
         </w:rPr>
-        <w:t>Resource: Tyndale Open Study Notes</w:t>
+        <w:t>Resource: Aquifer Open Study Notes</w:t>
       </w:r>
       <w:r>
         <w:rPr>
@@ -112,7 +112,7 @@
         <w:rPr>
           <w:lang w:val="id_ID" w:bidi="id_ID"/>
         </w:rPr>
-        <w:t>Tyndale Open Study Notes</w:t>
+        <w:t>Aquifer Open Study Notes</w:t>
       </w:r>
     </w:p>
     <w:p>
